--- a/manuscript/kodama_cpp_jmlr_manuscript.docx
+++ b/manuscript/kodama_cpp_jmlr_manuscript.docx
@@ -13,7 +13,7 @@
           <w:color w:val="0B2545"/>
           <w:sz w:val="44"/>
         </w:rPr>
-        <w:t>kodama-cpp: A C++/CUDA Library for KODAMA Cross-Validated Accuracy Maximization</w:t>
+        <w:t>kodama-cpp: A Portable C++ Library for KODAMA Cross-Validated Accuracy Maximization</w:t>
       </w:r>
     </w:p>
     <w:p>
@@ -53,7 +53,7 @@
     </w:p>
     <w:p>
       <w:r>
-        <w:t>KODAMA searches for latent structure by maximizing the cross-validated predictability of an evolving label vector. We present kodama-cpp, a standalone C++17/CUDA library that moves this accuracy-maximization core out of the R package layer while preserving the methodological contract established by the original KODAMA literature. The library exposes typed KNN and PLS-LDA optimization paths, KNN and PLS-LDA cross-validation kernels, KODAMA matrix construction from either data matrices or supplied KNN graphs, graph construction, embedding helpers, and clustering utilities. Its implementation uses float32 internal storage, FAISS/cuVS nearest-neighbor infrastructure, high-recall CPU HNSW search, CUDA KNN search, label-aware SIMPLS PLS-LDA, reusable fold buffers, and independent M-cycle execution. The result is a wrapper-independent numerical backend intended to support reproducible R and Python interfaces, with validation reported separately for the internal cross-validation objective, external label agreement, runtime, and visualization quality.</w:t>
+        <w:t>KODAMA searches for latent structure by maximizing the cross-validated predictability of an evolving label vector. We present kodama-cpp, a standalone C++17 library with CPU, CUDA, and Apple Metal backends that moves this accuracy-maximization core out of the R package layer while preserving the methodological contract established by the original KODAMA literature. The library exposes typed KNN and PLS-LDA optimization paths, KNN and PLS-LDA cross-validation kernels, KODAMA matrix construction from either data matrices or supplied KNN graphs, graph construction, embedding helpers, and clustering utilities. Its implementation uses float32 numerical matrices and workspaces, a package-owned CPU HNSW search, optional FAISS/cuVS CUDA search, native Metal exact and IVF search, label-aware SIMPLS PLS-LDA, reusable fold buffers, and independent M-cycle execution. The result is a wrapper-independent numerical backend intended to support reproducible R and Python interfaces, with validation reported separately for the internal cross-validation objective, external label agreement, runtime, and visualization quality. We also document the current validation boundary: the graph-input interface is release-validated as an optional entry point, while performance and quality claims are restricted to measurements reported explicitly in the benchmark tables.</w:t>
       </w:r>
     </w:p>
     <w:p>
@@ -76,7 +76,7 @@
     </w:p>
     <w:p>
       <w:r>
-        <w:t>kodama-cpp addresses this problem by moving the KODAMA numerical core into a standalone C++/CUDA library. The library currently focuses on two classifier families for the KODAMA optimization layer, KNN and PLS-LDA, because they provide complementary inductive biases: local neighborhood consistency and low-rank linear discrimination in a latent component space. The implementation is designed so R and Python wrappers can call the same backend without reimplementing the mathematics.</w:t>
+        <w:t>kodama-cpp addresses this problem by moving the KODAMA numerical core into a standalone C++17 library with CPU, CUDA, and Apple Metal backends. The library currently focuses on two classifier families for the KODAMA optimization layer, KNN and PLS-LDA, because they provide complementary inductive biases: local neighborhood consistency and low-rank linear discrimination in a latent component space. The implementation is designed so R and Python wrappers can call the same backend without reimplementing the mathematics.</w:t>
       </w:r>
     </w:p>
     <w:p>
@@ -235,7 +235,7 @@
                 <w:rFonts w:ascii="Calibri" w:hAnsi="Calibri"/>
                 <w:sz w:val="17"/>
               </w:rPr>
-              <w:t>Moves the numerical core into C++17/CUDA so R and Python wrappers can share one backend.</w:t>
+              <w:t>Moves the numerical core into a C++17 library so R and Python wrappers share CPU, CUDA, and Metal implementations.</w:t>
             </w:r>
           </w:p>
         </w:tc>
@@ -307,7 +307,7 @@
                 <w:rFonts w:ascii="Calibri" w:hAnsi="Calibri"/>
                 <w:sz w:val="17"/>
               </w:rPr>
-              <w:t>Uses float32 internal buffers, CUDA nearest-neighbor search, and label-aware SIMPLS PLS-LDA.</w:t>
+              <w:t>Uses float32 numerical workspaces, CUDA and Metal nearest-neighbor search, and label-aware SIMPLS PLS-LDA.</w:t>
             </w:r>
           </w:p>
         </w:tc>
@@ -369,7 +369,7 @@
     </w:p>
     <w:p>
       <w:r>
-        <w:t>The M runs are independent. This independence is important both statistically, because it averages over random initialization and proposal order, and computationally, because CPU workers or CUDA streams can process runs without changing the objective. The final KODAMA representation is obtained from the ensemble of optimized label vectors: pairs of samples that repeatedly receive compatible labels are pulled closer in the derived graph or dissimilarity, while unstable pairs are weakened.</w:t>
+        <w:t>The M runs are independent. This independence is important both statistically, because it averages over random initialization and proposal order, and computationally, because backend schedulers can process runs without changing the objective. The final KODAMA representation is obtained from the ensemble of optimized label vectors: pairs of samples that repeatedly receive compatible labels are pulled closer in the derived graph or dissimilarity, while unstable pairs are weakened.</w:t>
       </w:r>
     </w:p>
     <w:tbl>
@@ -460,7 +460,17 @@
     </w:p>
     <w:p>
       <w:r>
-        <w:t>After these proposal moves, the proposed vector is evaluated by exactly one new CV pass. The resulting raw accuracy is stored for the best accepted vector, while the acceptance score may include generic guards against degenerate labelings. In the current implementation, guarded diversity multiplies accuracy by sqrt(1 - sum_k p_k^2), where p_k is the class proportion. Optional coarsening subtracts a parsimony term when fragmentation remains high. These score terms steer the search away from trivial or excessively fragmented vectors without changing the underlying CV classifier.</w:t>
+        <w:t>The many-to-one transition proposal uses the same matrix N. For a source class a and a destination b, the expected count under independence is n_a n_b / n. A candidate absorption is considered only when N_ab exceeds this expectation and also exceeds the number of samples that remain in class a. Candidate destinations are sampled with probability proportional to their positive surplus, and the selected source classes are mapped to the destination only if the move reduces the number of active classes without collapsing all labels into one class.</w:t>
+      </w:r>
+    </w:p>
+    <w:p>
+      <w:r>
+        <w:t>For the PLS-LDA path, an additional automatic coarsening proposal may be applied before the CV evaluation. It computes the class entropy H = -sum_k p_k log p_k and the effective number of classes K_eff = exp(H). Fragmentation is measured as max(0, log(K / max(1, K_eff))). Classes with high transition instability and small movable size are proposed for merging into their strongest predicted destination; the merge budget is ceil(T_frag max(0, K - K_eff)), where T_frag = fragmentation / (fragmentation + weighted_transition_entropy + 1). This keeps the proposal rule tied to CV confusion rather than to external labels.</w:t>
+      </w:r>
+    </w:p>
+    <w:p>
+      <w:r>
+        <w:t>After these proposal moves, the proposed vector is evaluated by exactly one new CV pass. The resulting raw accuracy is stored for the best accepted vector, while the acceptance score may include generic guards against degenerate labelings. With guarded diversity, S starts as A sqrt(1 - sum_k p_k^2), where A is raw CV accuracy and p_k is the class proportion. With automatic coarsening, S is reduced by (1 - A) max(H / log n, fragmentation / (1 + fragmentation)). These score terms steer the search away from trivial or excessively fragmented vectors without changing the underlying CV classifier.</w:t>
       </w:r>
     </w:p>
     <w:p>
@@ -478,12 +488,12 @@
     </w:p>
     <w:p>
       <w:r>
-        <w:t>It is useful to distinguish three quantities that appear in the implementation. The first is the raw held-out CV accuracy A(y), which is the KODAMA objective reported for a label vector. The second is the proposal acceptance score S(y), which may multiply or penalize A(y) to avoid degenerate label vectors during stochastic search. The third is an external diagnostic, such as ARI or embedding compactness, which is never optimized by KODAMA but is reported when reference labels are available.</w:t>
+        <w:t>It is useful to distinguish three quantities that appear in the implementation. The first is the raw held-out CV accuracy A(y), which is the classifier reproducibility score reported for a label vector. The second is the proposal acceptance score S(y), which is the stochastic-search objective actually used to choose moves when degeneracy guards are enabled. The third is an external diagnostic, such as ARI or embedding compactness, which is never optimized by KODAMA but is reported when reference labels are available.</w:t>
       </w:r>
     </w:p>
     <w:p>
       <w:r>
-        <w:t>This distinction is necessary because a high raw CV accuracy alone can be achieved by a collapsed or overly coarse label vector. Such a vector may be easy for the classifier to reproduce but poor as a representation of latent structure. The guarded diversity factor and class-coarsening penalties are therefore search guards: they change which proposals are accepted, not the definition of the held-out classifier or the reported raw CV accuracy.</w:t>
+        <w:t>This distinction is necessary because a high raw CV accuracy alone can be achieved by a collapsed or overly coarse label vector. Such a vector may be easy for the classifier to reproduce but poor as a representation of latent structure. The guarded diversity factor and class-coarsening penalties are therefore part of the current standard KODAMA search score in kodama-cpp: they change which proposals are accepted, while the reported accuracy remains the raw held-out classifier accuracy.</w:t>
       </w:r>
     </w:p>
     <w:p>
@@ -1021,7 +1031,7 @@
     </w:p>
     <w:p>
       <w:r>
-        <w:t>A dense dissimilarity can be derived from the same agreement statistic by evaluating the formula for all sample pairs. The library keeps the sparse graph form because downstream UMAP, openTSNE, and graph clustering only need local neighborhoods, and the sparse form is the scalable object for CPU and CUDA backends.</w:t>
+        <w:t>A dense dissimilarity can be derived from the same agreement statistic by evaluating the formula for all sample pairs. The library keeps the sparse graph form because downstream UMAP, openTSNE, and graph clustering only need local neighborhoods, and the sparse form is the scalable object shared by the available backends.</w:t>
       </w:r>
     </w:p>
     <w:p>
@@ -1039,17 +1049,22 @@
     </w:p>
     <w:p>
       <w:r>
-        <w:t>KNN kernels use FAISS/cuVS infrastructure. The CPU path uses FAISS HNSW with a high-recall target, while the CUDA path uses GPU nearest-neighbor search for the same voting objective. In the KODAMA optimizer, neighbor work is organized so the search structure can be reused where the mathematics permits. This is the main difference from repeatedly launching wrapper-level nearest-neighbor searches.</w:t>
+        <w:t>KNN kernels have strict backend-specific implementations. The dependency-free CPU path uses a package-owned float32 HNSW implementation adapted from the MIT-licensed FAISS organization. CUDA remains opt-in and links installed FAISS GPU and RAPIDS cuVS libraries; its label-aware SIMPLS adapter is native float32 code and does not depend on Armadillo. Apple Metal uses only system frameworks and provides exact and recall-tuned IVF-Flat search. All paths implement the same voting objective. In the KODAMA optimizer, neighbor work is organized so the search structure can be reused where the mathematics permits. This is the main difference from repeatedly launching wrapper-level nearest-neighbor searches.</w:t>
       </w:r>
     </w:p>
     <w:p>
       <w:r>
-        <w:t>PLS-LDA uses a SIMPLS strategy following the fastPLS implementation rather than a simplified SVD approximation. CUDA PLS-LDA avoids dense one-hot response matrices by computing class-label cross-products directly when possible. The requested component count is treated as the evaluated component count whenever mathematically feasible, rather than being replaced by an internal model-selection shortcut.</w:t>
+        <w:t>PLS-LDA uses a SIMPLS strategy following the fastPLS implementation rather than a simplified SVD approximation. CPU, CUDA, and Metal paths operate on float32 matrices and compute class-label cross-products directly instead of constructing dense one-hot response matrices where possible. The requested component count is treated as the evaluated component count whenever mathematically feasible, rather than being replaced by an internal model-selection shortcut. The library exposes no PLS-cKNN classifier; KODAMA optimization is limited to KNN and PLS-LDA.</w:t>
       </w:r>
     </w:p>
     <w:p>
       <w:r>
         <w:t>For graph inputs, where neighbor indices and distances are supplied by the caller, KODAMA keeps the KNN optimizer directly on the supplied graph and avoids rebuilding the neighbor search. If the PLS-LDA optimizer is requested without the original feature matrix, the graph is converted into a PLS-compatible float32 representation with the standard self-tuning normalized Laplacian transform: local row-wise distance scales define edge weights, the graph is symmetrized and degree-normalized, and randomized power iterations produce features for the same PLS-LDA core. This is the only supported graph-to-feature path in the public API.</w:t>
+      </w:r>
+    </w:p>
+    <w:p>
+      <w:r>
+        <w:t>The graph-only PLS-LDA transform is deterministic conditional on the supplied seed. For row i, sigma_i is the median finite neighbor distance, falling back to the row mean and then to 1e-6 when needed. Each directed edge has weight w_ij = exp(-d_ij^2 / max(1e-12, sigma_i sigma_j)); reciprocal edges are added by taking the larger weight, and the operator is symmetrically normalized as D^{-1/2} W D^{-1/2}. Random Gaussian feature columns are repeatedly multiplied by this sparse operator, orthonormalized for at least eight iterations, and finally standardized before entering the ordinary PLS-LDA core.</w:t>
       </w:r>
     </w:p>
     <w:p>
@@ -1109,7 +1124,7 @@
           <w:color w:val="555555"/>
           <w:sz w:val="18"/>
         </w:rPr>
-        <w:t>Figure 1. Architecture of kodama-cpp. The C++17 core owns the numerical kernels, CPU/CUDA backends, graph utilities, and typed outputs; R and Python remain thin wrappers.</w:t>
+        <w:t>Figure 1. Architecture of kodama-cpp. The C++17 core owns the numerical kernels, CPU, CUDA, and Apple Metal backends, graph utilities, and typed outputs; R and Python remain thin wrappers.</w:t>
       </w:r>
     </w:p>
     <w:p>
@@ -1537,6 +1552,707 @@
                 <w:sz w:val="17"/>
               </w:rPr>
               <w:t>Neighbor graph construction and clustering by resolution or target cluster count.</w:t>
+            </w:r>
+          </w:p>
+        </w:tc>
+      </w:tr>
+    </w:tbl>
+    <w:p>
+      <w:pPr>
+        <w:pStyle w:val="Heading2"/>
+      </w:pPr>
+      <w:r>
+        <w:t>Computational scaling</w:t>
+      </w:r>
+    </w:p>
+    <w:tbl>
+      <w:tblPr>
+        <w:tblW w:type="auto" w:w="0"/>
+        <w:tblLayout w:type="fixed"/>
+        <w:tblLook w:firstColumn="1" w:firstRow="1" w:lastColumn="0" w:lastRow="0" w:noHBand="0" w:noVBand="1" w:val="04A0"/>
+        <w:jc w:val="center"/>
+        <w:tblBorders>
+          <w:top w:val="single" w:sz="4" w:space="0" w:color="D0D7DE"/>
+          <w:left w:val="single" w:sz="4" w:space="0" w:color="D0D7DE"/>
+          <w:bottom w:val="single" w:sz="4" w:space="0" w:color="D0D7DE"/>
+          <w:right w:val="single" w:sz="4" w:space="0" w:color="D0D7DE"/>
+          <w:insideH w:val="single" w:sz="4" w:space="0" w:color="D0D7DE"/>
+          <w:insideV w:val="single" w:sz="4" w:space="0" w:color="D0D7DE"/>
+        </w:tblBorders>
+      </w:tblPr>
+      <w:tblGrid>
+        <w:gridCol w:w="3120"/>
+        <w:gridCol w:w="3120"/>
+        <w:gridCol w:w="3120"/>
+      </w:tblGrid>
+      <w:tr>
+        <w:trPr>
+          <w:cantSplit/>
+        </w:trPr>
+        <w:tc>
+          <w:tcPr>
+            <w:tcW w:type="dxa" w:w="1800"/>
+            <w:vAlign w:val="center"/>
+            <w:tcMar>
+              <w:top w:w="80" w:type="dxa"/>
+              <w:bottom w:w="80" w:type="dxa"/>
+              <w:start w:w="120" w:type="dxa"/>
+              <w:end w:w="120" w:type="dxa"/>
+            </w:tcMar>
+            <w:shd w:fill="E8EEF5"/>
+          </w:tcPr>
+          <w:p>
+            <w:pPr>
+              <w:spacing w:after="40" w:line="264" w:lineRule="auto"/>
+            </w:pPr>
+            <w:r>
+              <w:rPr>
+                <w:rFonts w:ascii="Calibri" w:hAnsi="Calibri"/>
+                <w:b/>
+                <w:sz w:val="15"/>
+              </w:rPr>
+              <w:t>Component</w:t>
+            </w:r>
+          </w:p>
+        </w:tc>
+        <w:tc>
+          <w:tcPr>
+            <w:tcW w:type="dxa" w:w="3888"/>
+            <w:vAlign w:val="center"/>
+            <w:tcMar>
+              <w:top w:w="80" w:type="dxa"/>
+              <w:bottom w:w="80" w:type="dxa"/>
+              <w:start w:w="120" w:type="dxa"/>
+              <w:end w:w="120" w:type="dxa"/>
+            </w:tcMar>
+            <w:shd w:fill="E8EEF5"/>
+          </w:tcPr>
+          <w:p>
+            <w:pPr>
+              <w:spacing w:after="40" w:line="264" w:lineRule="auto"/>
+            </w:pPr>
+            <w:r>
+              <w:rPr>
+                <w:rFonts w:ascii="Calibri" w:hAnsi="Calibri"/>
+                <w:b/>
+                <w:sz w:val="15"/>
+              </w:rPr>
+              <w:t>Dominant work</w:t>
+            </w:r>
+          </w:p>
+        </w:tc>
+        <w:tc>
+          <w:tcPr>
+            <w:tcW w:type="dxa" w:w="3600"/>
+            <w:vAlign w:val="center"/>
+            <w:tcMar>
+              <w:top w:w="80" w:type="dxa"/>
+              <w:bottom w:w="80" w:type="dxa"/>
+              <w:start w:w="120" w:type="dxa"/>
+              <w:end w:w="120" w:type="dxa"/>
+            </w:tcMar>
+            <w:shd w:fill="E8EEF5"/>
+          </w:tcPr>
+          <w:p>
+            <w:pPr>
+              <w:spacing w:after="40" w:line="264" w:lineRule="auto"/>
+            </w:pPr>
+            <w:r>
+              <w:rPr>
+                <w:rFonts w:ascii="Calibri" w:hAnsi="Calibri"/>
+                <w:b/>
+                <w:sz w:val="15"/>
+              </w:rPr>
+              <w:t>Implementation implication</w:t>
+            </w:r>
+          </w:p>
+        </w:tc>
+      </w:tr>
+      <w:tr>
+        <w:tc>
+          <w:tcPr>
+            <w:tcW w:type="dxa" w:w="3120"/>
+          </w:tcPr>
+          <w:p>
+            <w:pPr>
+              <w:spacing w:after="40" w:line="264" w:lineRule="auto"/>
+            </w:pPr>
+            <w:r>
+              <w:rPr>
+                <w:rFonts w:ascii="Calibri" w:hAnsi="Calibri"/>
+                <w:sz w:val="15"/>
+              </w:rPr>
+              <w:t>KODAMA runs</w:t>
+            </w:r>
+          </w:p>
+        </w:tc>
+        <w:tc>
+          <w:tcPr>
+            <w:tcW w:type="dxa" w:w="3120"/>
+          </w:tcPr>
+          <w:p>
+            <w:pPr>
+              <w:spacing w:after="40" w:line="264" w:lineRule="auto"/>
+            </w:pPr>
+            <w:r>
+              <w:rPr>
+                <w:rFonts w:ascii="Calibri" w:hAnsi="Calibri"/>
+                <w:sz w:val="15"/>
+              </w:rPr>
+              <w:t>M independent runs, each with Tcycle proposal cycles plus one initial CV pass.</w:t>
+            </w:r>
+          </w:p>
+        </w:tc>
+        <w:tc>
+          <w:tcPr>
+            <w:tcW w:type="dxa" w:w="3120"/>
+          </w:tcPr>
+          <w:p>
+            <w:pPr>
+              <w:spacing w:after="40" w:line="264" w:lineRule="auto"/>
+            </w:pPr>
+            <w:r>
+              <w:rPr>
+                <w:rFonts w:ascii="Calibri" w:hAnsi="Calibri"/>
+                <w:sz w:val="15"/>
+              </w:rPr>
+              <w:t>Embarrassingly parallel over M; each cycle performs exactly one CV evaluation.</w:t>
+            </w:r>
+          </w:p>
+        </w:tc>
+      </w:tr>
+      <w:tr>
+        <w:tc>
+          <w:tcPr>
+            <w:tcW w:type="dxa" w:w="3120"/>
+          </w:tcPr>
+          <w:p>
+            <w:pPr>
+              <w:spacing w:after="40" w:line="264" w:lineRule="auto"/>
+            </w:pPr>
+            <w:r>
+              <w:rPr>
+                <w:rFonts w:ascii="Calibri" w:hAnsi="Calibri"/>
+                <w:sz w:val="15"/>
+              </w:rPr>
+              <w:t>KNN core</w:t>
+            </w:r>
+          </w:p>
+        </w:tc>
+        <w:tc>
+          <w:tcPr>
+            <w:tcW w:type="dxa" w:w="3120"/>
+          </w:tcPr>
+          <w:p>
+            <w:pPr>
+              <w:spacing w:after="40" w:line="264" w:lineRule="auto"/>
+            </w:pPr>
+            <w:r>
+              <w:rPr>
+                <w:rFonts w:ascii="Calibri" w:hAnsi="Calibri"/>
+                <w:sz w:val="15"/>
+              </w:rPr>
+              <w:t>Neighbor search/build plus O(M Tcycle n_L k) voting on landmarks, where n_L is the landmark count and k is the KNN predictor size.</w:t>
+            </w:r>
+          </w:p>
+        </w:tc>
+        <w:tc>
+          <w:tcPr>
+            <w:tcW w:type="dxa" w:w="3120"/>
+          </w:tcPr>
+          <w:p>
+            <w:pPr>
+              <w:spacing w:after="40" w:line="264" w:lineRule="auto"/>
+            </w:pPr>
+            <w:r>
+              <w:rPr>
+                <w:rFonts w:ascii="Calibri" w:hAnsi="Calibri"/>
+                <w:sz w:val="15"/>
+              </w:rPr>
+              <w:t>Graph-input KNN removes the search/build term and reuses supplied indices and distances.</w:t>
+            </w:r>
+          </w:p>
+        </w:tc>
+      </w:tr>
+      <w:tr>
+        <w:tc>
+          <w:tcPr>
+            <w:tcW w:type="dxa" w:w="3120"/>
+          </w:tcPr>
+          <w:p>
+            <w:pPr>
+              <w:spacing w:after="40" w:line="264" w:lineRule="auto"/>
+            </w:pPr>
+            <w:r>
+              <w:rPr>
+                <w:rFonts w:ascii="Calibri" w:hAnsi="Calibri"/>
+                <w:sz w:val="15"/>
+              </w:rPr>
+              <w:t>PLS-LDA core</w:t>
+            </w:r>
+          </w:p>
+        </w:tc>
+        <w:tc>
+          <w:tcPr>
+            <w:tcW w:type="dxa" w:w="3120"/>
+          </w:tcPr>
+          <w:p>
+            <w:pPr>
+              <w:spacing w:after="40" w:line="264" w:lineRule="auto"/>
+            </w:pPr>
+            <w:r>
+              <w:rPr>
+                <w:rFonts w:ascii="Calibri" w:hAnsi="Calibri"/>
+                <w:sz w:val="15"/>
+              </w:rPr>
+              <w:t>O(M Tcycle folds C_PLS(n_train, p, h)) for h requested components, plus latent-space LDA scoring.</w:t>
+            </w:r>
+          </w:p>
+        </w:tc>
+        <w:tc>
+          <w:tcPr>
+            <w:tcW w:type="dxa" w:w="3120"/>
+          </w:tcPr>
+          <w:p>
+            <w:pPr>
+              <w:spacing w:after="40" w:line="264" w:lineRule="auto"/>
+            </w:pPr>
+            <w:r>
+              <w:rPr>
+                <w:rFonts w:ascii="Calibri" w:hAnsi="Calibri"/>
+                <w:sz w:val="15"/>
+              </w:rPr>
+              <w:t>Float32 label-aware SIMPLS and fold buffers reduce constants but do not change the repeated-CV structure.</w:t>
+            </w:r>
+          </w:p>
+        </w:tc>
+      </w:tr>
+      <w:tr>
+        <w:tc>
+          <w:tcPr>
+            <w:tcW w:type="dxa" w:w="3120"/>
+          </w:tcPr>
+          <w:p>
+            <w:pPr>
+              <w:spacing w:after="40" w:line="264" w:lineRule="auto"/>
+            </w:pPr>
+            <w:r>
+              <w:rPr>
+                <w:rFonts w:ascii="Calibri" w:hAnsi="Calibri"/>
+                <w:sz w:val="15"/>
+              </w:rPr>
+              <w:t>Graph correction</w:t>
+            </w:r>
+          </w:p>
+        </w:tc>
+        <w:tc>
+          <w:tcPr>
+            <w:tcW w:type="dxa" w:w="3120"/>
+          </w:tcPr>
+          <w:p>
+            <w:pPr>
+              <w:spacing w:after="40" w:line="264" w:lineRule="auto"/>
+            </w:pPr>
+            <w:r>
+              <w:rPr>
+                <w:rFonts w:ascii="Calibri" w:hAnsi="Calibri"/>
+                <w:sz w:val="15"/>
+              </w:rPr>
+              <w:t>O(M E) agreement counting for E retained graph edges, followed by row-wise neighbor sorting.</w:t>
+            </w:r>
+          </w:p>
+        </w:tc>
+        <w:tc>
+          <w:tcPr>
+            <w:tcW w:type="dxa" w:w="3120"/>
+          </w:tcPr>
+          <w:p>
+            <w:pPr>
+              <w:spacing w:after="40" w:line="264" w:lineRule="auto"/>
+            </w:pPr>
+            <w:r>
+              <w:rPr>
+                <w:rFonts w:ascii="Calibri" w:hAnsi="Calibri"/>
+                <w:sz w:val="15"/>
+              </w:rPr>
+              <w:t>Sparse by default; dense n by n dissimilarities are avoided for scalability.</w:t>
+            </w:r>
+          </w:p>
+        </w:tc>
+      </w:tr>
+      <w:tr>
+        <w:tc>
+          <w:tcPr>
+            <w:tcW w:type="dxa" w:w="3120"/>
+          </w:tcPr>
+          <w:p>
+            <w:pPr>
+              <w:spacing w:after="40" w:line="264" w:lineRule="auto"/>
+            </w:pPr>
+            <w:r>
+              <w:rPr>
+                <w:rFonts w:ascii="Calibri" w:hAnsi="Calibri"/>
+                <w:sz w:val="15"/>
+              </w:rPr>
+              <w:t>Visualization</w:t>
+            </w:r>
+          </w:p>
+        </w:tc>
+        <w:tc>
+          <w:tcPr>
+            <w:tcW w:type="dxa" w:w="3120"/>
+          </w:tcPr>
+          <w:p>
+            <w:pPr>
+              <w:spacing w:after="40" w:line="264" w:lineRule="auto"/>
+            </w:pPr>
+            <w:r>
+              <w:rPr>
+                <w:rFonts w:ascii="Calibri" w:hAnsi="Calibri"/>
+                <w:sz w:val="15"/>
+              </w:rPr>
+              <w:t>Runs on the base or KODAMA-corrected sparse graph using UMAP/openTSNE helpers.</w:t>
+            </w:r>
+          </w:p>
+        </w:tc>
+        <w:tc>
+          <w:tcPr>
+            <w:tcW w:type="dxa" w:w="3120"/>
+          </w:tcPr>
+          <w:p>
+            <w:pPr>
+              <w:spacing w:after="40" w:line="264" w:lineRule="auto"/>
+            </w:pPr>
+            <w:r>
+              <w:rPr>
+                <w:rFonts w:ascii="Calibri" w:hAnsi="Calibri"/>
+                <w:sz w:val="15"/>
+              </w:rPr>
+              <w:t>Visualization time is reported separately because it is not part of the CV optimization objective.</w:t>
+            </w:r>
+          </w:p>
+        </w:tc>
+      </w:tr>
+    </w:tbl>
+    <w:p>
+      <w:pPr>
+        <w:pStyle w:val="Heading2"/>
+      </w:pPr>
+      <w:r>
+        <w:t>Graph-input KODAMA validation boundary</w:t>
+      </w:r>
+    </w:p>
+    <w:tbl>
+      <w:tblPr>
+        <w:tblW w:type="auto" w:w="0"/>
+        <w:tblLayout w:type="fixed"/>
+        <w:tblLook w:firstColumn="1" w:firstRow="1" w:lastColumn="0" w:lastRow="0" w:noHBand="0" w:noVBand="1" w:val="04A0"/>
+        <w:jc w:val="center"/>
+        <w:tblBorders>
+          <w:top w:val="single" w:sz="4" w:space="0" w:color="D0D7DE"/>
+          <w:left w:val="single" w:sz="4" w:space="0" w:color="D0D7DE"/>
+          <w:bottom w:val="single" w:sz="4" w:space="0" w:color="D0D7DE"/>
+          <w:right w:val="single" w:sz="4" w:space="0" w:color="D0D7DE"/>
+          <w:insideH w:val="single" w:sz="4" w:space="0" w:color="D0D7DE"/>
+          <w:insideV w:val="single" w:sz="4" w:space="0" w:color="D0D7DE"/>
+        </w:tblBorders>
+      </w:tblPr>
+      <w:tblGrid>
+        <w:gridCol w:w="3120"/>
+        <w:gridCol w:w="3120"/>
+        <w:gridCol w:w="3120"/>
+      </w:tblGrid>
+      <w:tr>
+        <w:trPr>
+          <w:cantSplit/>
+        </w:trPr>
+        <w:tc>
+          <w:tcPr>
+            <w:tcW w:type="dxa" w:w="1800"/>
+            <w:vAlign w:val="center"/>
+            <w:tcMar>
+              <w:top w:w="80" w:type="dxa"/>
+              <w:bottom w:w="80" w:type="dxa"/>
+              <w:start w:w="120" w:type="dxa"/>
+              <w:end w:w="120" w:type="dxa"/>
+            </w:tcMar>
+            <w:shd w:fill="E8EEF5"/>
+          </w:tcPr>
+          <w:p>
+            <w:pPr>
+              <w:spacing w:after="40" w:line="264" w:lineRule="auto"/>
+            </w:pPr>
+            <w:r>
+              <w:rPr>
+                <w:rFonts w:ascii="Calibri" w:hAnsi="Calibri"/>
+                <w:b/>
+                <w:sz w:val="14"/>
+              </w:rPr>
+              <w:t>Path</w:t>
+            </w:r>
+          </w:p>
+        </w:tc>
+        <w:tc>
+          <w:tcPr>
+            <w:tcW w:type="dxa" w:w="3960"/>
+            <w:vAlign w:val="center"/>
+            <w:tcMar>
+              <w:top w:w="80" w:type="dxa"/>
+              <w:bottom w:w="80" w:type="dxa"/>
+              <w:start w:w="120" w:type="dxa"/>
+              <w:end w:w="120" w:type="dxa"/>
+            </w:tcMar>
+            <w:shd w:fill="E8EEF5"/>
+          </w:tcPr>
+          <w:p>
+            <w:pPr>
+              <w:spacing w:after="40" w:line="264" w:lineRule="auto"/>
+            </w:pPr>
+            <w:r>
+              <w:rPr>
+                <w:rFonts w:ascii="Calibri" w:hAnsi="Calibri"/>
+                <w:b/>
+                <w:sz w:val="14"/>
+              </w:rPr>
+              <w:t>Implementation</w:t>
+            </w:r>
+          </w:p>
+        </w:tc>
+        <w:tc>
+          <w:tcPr>
+            <w:tcW w:type="dxa" w:w="3528"/>
+            <w:vAlign w:val="center"/>
+            <w:tcMar>
+              <w:top w:w="80" w:type="dxa"/>
+              <w:bottom w:w="80" w:type="dxa"/>
+              <w:start w:w="120" w:type="dxa"/>
+              <w:end w:w="120" w:type="dxa"/>
+            </w:tcMar>
+            <w:shd w:fill="E8EEF5"/>
+          </w:tcPr>
+          <w:p>
+            <w:pPr>
+              <w:spacing w:after="40" w:line="264" w:lineRule="auto"/>
+            </w:pPr>
+            <w:r>
+              <w:rPr>
+                <w:rFonts w:ascii="Calibri" w:hAnsi="Calibri"/>
+                <w:b/>
+                <w:sz w:val="14"/>
+              </w:rPr>
+              <w:t>Interpretation</w:t>
+            </w:r>
+          </w:p>
+        </w:tc>
+      </w:tr>
+      <w:tr>
+        <w:tc>
+          <w:tcPr>
+            <w:tcW w:type="dxa" w:w="3120"/>
+          </w:tcPr>
+          <w:p>
+            <w:pPr>
+              <w:spacing w:after="40" w:line="264" w:lineRule="auto"/>
+            </w:pPr>
+            <w:r>
+              <w:rPr>
+                <w:rFonts w:ascii="Calibri" w:hAnsi="Calibri"/>
+                <w:sz w:val="14"/>
+              </w:rPr>
+              <w:t>KNN graph input</w:t>
+            </w:r>
+          </w:p>
+        </w:tc>
+        <w:tc>
+          <w:tcPr>
+            <w:tcW w:type="dxa" w:w="3120"/>
+          </w:tcPr>
+          <w:p>
+            <w:pPr>
+              <w:spacing w:after="40" w:line="264" w:lineRule="auto"/>
+            </w:pPr>
+            <w:r>
+              <w:rPr>
+                <w:rFonts w:ascii="Calibri" w:hAnsi="Calibri"/>
+                <w:sz w:val="14"/>
+              </w:rPr>
+              <w:t>Uses supplied neighbor indices/distances directly in CoreKNNGraph and KODAMAMatrixFromGraph.</w:t>
+            </w:r>
+          </w:p>
+        </w:tc>
+        <w:tc>
+          <w:tcPr>
+            <w:tcW w:type="dxa" w:w="3120"/>
+          </w:tcPr>
+          <w:p>
+            <w:pPr>
+              <w:spacing w:after="40" w:line="264" w:lineRule="auto"/>
+            </w:pPr>
+            <w:r>
+              <w:rPr>
+                <w:rFonts w:ascii="Calibri" w:hAnsi="Calibri"/>
+                <w:sz w:val="14"/>
+              </w:rPr>
+              <w:t>Accepted as the graph-input path because it preserves the KNN voting mathematics and removes repeated search work.</w:t>
+            </w:r>
+          </w:p>
+        </w:tc>
+      </w:tr>
+      <w:tr>
+        <w:tc>
+          <w:tcPr>
+            <w:tcW w:type="dxa" w:w="3120"/>
+          </w:tcPr>
+          <w:p>
+            <w:pPr>
+              <w:spacing w:after="40" w:line="264" w:lineRule="auto"/>
+            </w:pPr>
+            <w:r>
+              <w:rPr>
+                <w:rFonts w:ascii="Calibri" w:hAnsi="Calibri"/>
+                <w:sz w:val="14"/>
+              </w:rPr>
+              <w:t>PLS-LDA graph input with X</w:t>
+            </w:r>
+          </w:p>
+        </w:tc>
+        <w:tc>
+          <w:tcPr>
+            <w:tcW w:type="dxa" w:w="3120"/>
+          </w:tcPr>
+          <w:p>
+            <w:pPr>
+              <w:spacing w:after="40" w:line="264" w:lineRule="auto"/>
+            </w:pPr>
+            <w:r>
+              <w:rPr>
+                <w:rFonts w:ascii="Calibri" w:hAnsi="Calibri"/>
+                <w:sz w:val="14"/>
+              </w:rPr>
+              <w:t>When the original data matrix is supplied with the graph, PLS-LDA uses float32 X and the graph supplies initialization/projection support.</w:t>
+            </w:r>
+          </w:p>
+        </w:tc>
+        <w:tc>
+          <w:tcPr>
+            <w:tcW w:type="dxa" w:w="3120"/>
+          </w:tcPr>
+          <w:p>
+            <w:pPr>
+              <w:spacing w:after="40" w:line="264" w:lineRule="auto"/>
+            </w:pPr>
+            <w:r>
+              <w:rPr>
+                <w:rFonts w:ascii="Calibri" w:hAnsi="Calibri"/>
+                <w:sz w:val="14"/>
+              </w:rPr>
+              <w:t>Equivalent classifier path to data-input PLS-LDA; graph handling is an input-format extension.</w:t>
+            </w:r>
+          </w:p>
+        </w:tc>
+      </w:tr>
+      <w:tr>
+        <w:tc>
+          <w:tcPr>
+            <w:tcW w:type="dxa" w:w="3120"/>
+          </w:tcPr>
+          <w:p>
+            <w:pPr>
+              <w:spacing w:after="40" w:line="264" w:lineRule="auto"/>
+            </w:pPr>
+            <w:r>
+              <w:rPr>
+                <w:rFonts w:ascii="Calibri" w:hAnsi="Calibri"/>
+                <w:sz w:val="14"/>
+              </w:rPr>
+              <w:t>PLS-LDA graph-only input</w:t>
+            </w:r>
+          </w:p>
+        </w:tc>
+        <w:tc>
+          <w:tcPr>
+            <w:tcW w:type="dxa" w:w="3120"/>
+          </w:tcPr>
+          <w:p>
+            <w:pPr>
+              <w:spacing w:after="40" w:line="264" w:lineRule="auto"/>
+            </w:pPr>
+            <w:r>
+              <w:rPr>
+                <w:rFonts w:ascii="Calibri" w:hAnsi="Calibri"/>
+                <w:sz w:val="14"/>
+              </w:rPr>
+              <w:t>When X is unavailable, the graph is transformed into self-tuning normalized Laplacian features before CorePLSLDA.</w:t>
+            </w:r>
+          </w:p>
+        </w:tc>
+        <w:tc>
+          <w:tcPr>
+            <w:tcW w:type="dxa" w:w="3120"/>
+          </w:tcPr>
+          <w:p>
+            <w:pPr>
+              <w:spacing w:after="40" w:line="264" w:lineRule="auto"/>
+            </w:pPr>
+            <w:r>
+              <w:rPr>
+                <w:rFonts w:ascii="Calibri" w:hAnsi="Calibri"/>
+                <w:sz w:val="14"/>
+              </w:rPr>
+              <w:t>Exposed as an optional fallback, not as evidence that graph-only PLS-LDA matches data-input PLS-LDA in all datasets.</w:t>
+            </w:r>
+          </w:p>
+        </w:tc>
+      </w:tr>
+      <w:tr>
+        <w:tc>
+          <w:tcPr>
+            <w:tcW w:type="dxa" w:w="3120"/>
+          </w:tcPr>
+          <w:p>
+            <w:pPr>
+              <w:spacing w:after="40" w:line="264" w:lineRule="auto"/>
+            </w:pPr>
+            <w:r>
+              <w:rPr>
+                <w:rFonts w:ascii="Calibri" w:hAnsi="Calibri"/>
+                <w:sz w:val="14"/>
+              </w:rPr>
+              <w:t>Validation boundary</w:t>
+            </w:r>
+          </w:p>
+        </w:tc>
+        <w:tc>
+          <w:tcPr>
+            <w:tcW w:type="dxa" w:w="3120"/>
+          </w:tcPr>
+          <w:p>
+            <w:pPr>
+              <w:spacing w:after="40" w:line="264" w:lineRule="auto"/>
+            </w:pPr>
+            <w:r>
+              <w:rPr>
+                <w:rFonts w:ascii="Calibri" w:hAnsi="Calibri"/>
+                <w:sz w:val="14"/>
+              </w:rPr>
+              <w:t>Wrapper tests exercise both KNN and PLS-LDA graph-input calls; benchmark comparisons must use the same M, Tcycle, seed, and supplied graph.</w:t>
+            </w:r>
+          </w:p>
+        </w:tc>
+        <w:tc>
+          <w:tcPr>
+            <w:tcW w:type="dxa" w:w="3120"/>
+          </w:tcPr>
+          <w:p>
+            <w:pPr>
+              <w:spacing w:after="40" w:line="264" w:lineRule="auto"/>
+            </w:pPr>
+            <w:r>
+              <w:rPr>
+                <w:rFonts w:ascii="Calibri" w:hAnsi="Calibri"/>
+                <w:sz w:val="14"/>
+              </w:rPr>
+              <w:t>The manuscript does not use graph-only PLS-LDA results to support data-input KODAMA performance claims.</w:t>
             </w:r>
           </w:p>
         </w:tc>
@@ -1772,7 +2488,7 @@
                 <w:rFonts w:ascii="Calibri" w:hAnsi="Calibri"/>
                 <w:sz w:val="17"/>
               </w:rPr>
-              <w:t>KODAMAMatrixOptions exposes runs and cycles; runs are independent for CPU/CUDA scheduling.</w:t>
+              <w:t>KODAMAMatrixOptions exposes runs and cycles; runs remain independent across CPU, CUDA, and Metal backends.</w:t>
             </w:r>
           </w:p>
         </w:tc>
@@ -2392,7 +3108,7 @@
     </w:p>
     <w:p>
       <w:r>
-        <w:t>We evaluate kodama-cpp at three levels. First, kernel benchmarks isolate KNNCV and PLSLDACV from the full KODAMA matrix pipeline so that nearest-neighbor search and PLS-LDA fitting can be interpreted separately. Second, core optimizer benchmarks measure repeated label-vector evolution over multiple seeds. Third, a matrix-level smoke benchmark measures an end-to-end KODAMA.matrix call and reports both cross-validated accuracy and external-label diagnostics.</w:t>
+        <w:t>We evaluate kodama-cpp at three levels. First, kernel benchmarks isolate KNNCV and PLSLDACV from the full KODAMA matrix pipeline so that nearest-neighbor search and PLS-LDA fitting can be interpreted separately. Second, core optimizer benchmarks measure repeated label-vector evolution over multiple seeds. Third, matrix-level validation measures end-to-end KODAMA.matrix calls and reports both cross-validated accuracy and external-label diagnostics where reference labels are available.</w:t>
       </w:r>
     </w:p>
     <w:p>
@@ -2407,7 +3123,7 @@
     </w:p>
     <w:p>
       <w:r>
-        <w:t>All timings in this section are wall-clock seconds from the benchmark drivers, and all accuracy values are computed on held-out cross-validation folds. CPU kernel measurements use the configured single-thread CPU path unless explicitly labeled otherwise; CUDA measurements use the same CUDA/FAISS runtime used by the test suite. The same protocol defines the larger wrapper-level comparison run, and the measurements below are directly produced by the current code and are not placeholders.</w:t>
+        <w:t>All timings in this section are wall-clock seconds from the benchmark drivers, and all accuracy values are computed on held-out cross-validation folds. CPU kernel measurements use the configured single-thread CPU path unless explicitly labeled otherwise; CUDA measurements use the same CUDA/FAISS runtime used by the test suite. Tables are intentionally separated by scope: kernel-level rows do not claim end-to-end speedups, and graph-input rows are treated as API validation unless paired with data-input KODAMA results under the same M, Tcycle, seed, and graph settings.</w:t>
       </w:r>
     </w:p>
     <w:p>
@@ -2633,7 +3349,7 @@
                 <w:rFonts w:ascii="Calibri" w:hAnsi="Calibri"/>
                 <w:sz w:val="16"/>
               </w:rPr>
-              <w:t>CUDA/FAISS/cuVS conda runtime used by the benchmark and test suite</w:t>
+              <w:t>CUDA/FAISS/cuVS conda environment used by the benchmark and test suite; Armadillo is not required</w:t>
             </w:r>
           </w:p>
         </w:tc>
@@ -3831,7 +4547,7 @@
                 <w:b/>
                 <w:sz w:val="15"/>
               </w:rPr>
-              <w:t>Required evidence</w:t>
+              <w:t>Evidence reported or controlled</w:t>
             </w:r>
           </w:p>
         </w:tc>
@@ -4554,7 +5270,7 @@
                 <w:rFonts w:ascii="Calibri" w:hAnsi="Calibri"/>
                 <w:sz w:val="15"/>
               </w:rPr>
-              <w:t>Single-core CPU, 4-core MultiCPU, and CUDA where available</w:t>
+              <w:t>Single-core CPU, 4-core MultiCPU, CUDA, and Apple Metal where available</w:t>
             </w:r>
           </w:p>
         </w:tc>
@@ -4635,12 +5351,631 @@
         <w:pStyle w:val="Heading2"/>
       </w:pPr>
       <w:r>
-        <w:t>Pilot experiments on the CUDA workstation</w:t>
+        <w:t>Dependency-free CPU and Apple Metal validation</w:t>
       </w:r>
     </w:p>
     <w:p>
       <w:r>
-        <w:t>The benchmark run used copied float32 RData datasets spanning n = 873 to 5,220,347 samples and p = 11 to 16,384 variables. The CUDA machine first rebuilt the project and reran the CTest suite; both configured tests passed. The current table is deliberately kernel-focused: it is meant to validate implementation claims and identify scaling regimes before the wrapper-level release benchmark is frozen.</w:t>
+        <w:t>The dependency-light backend experiment was run on macOS with FAISS, CUDA, and OpenMP disabled. The CPU build therefore measures the package-owned HNSW and float32 SIMPLS/LDA implementations, while the Metal build links only Apple system frameworks. Exact CPU/Metal equality of the reported classification metrics is the primary acceptance criterion; timings are secondary evidence.</w:t>
+      </w:r>
+    </w:p>
+    <w:p>
+      <w:r>
+        <w:t>Metal IVF-Flat remains an explicit option rather than an automatic replacement for exact search. On MNIST10k, exact and recall-tuned IVF KNNCV both produced accuracy 0.9490, while elapsed time changed from 2.054 to 1.662 s. A 0.99 pilot-recall target was rejected because accuracy decreased to 0.9482; the accepted automatic pilot target is 0.999. End-to-end KODAMA can still favor exact search when repeated IVF training costs more than the saved query time.</w:t>
+      </w:r>
+    </w:p>
+    <w:tbl>
+      <w:tblPr>
+        <w:tblW w:type="auto" w:w="0"/>
+        <w:tblLayout w:type="fixed"/>
+        <w:tblLook w:firstColumn="1" w:firstRow="1" w:lastColumn="0" w:lastRow="0" w:noHBand="0" w:noVBand="1" w:val="04A0"/>
+        <w:jc w:val="center"/>
+        <w:tblBorders>
+          <w:top w:val="single" w:sz="4" w:space="0" w:color="D0D7DE"/>
+          <w:left w:val="single" w:sz="4" w:space="0" w:color="D0D7DE"/>
+          <w:bottom w:val="single" w:sz="4" w:space="0" w:color="D0D7DE"/>
+          <w:right w:val="single" w:sz="4" w:space="0" w:color="D0D7DE"/>
+          <w:insideH w:val="single" w:sz="4" w:space="0" w:color="D0D7DE"/>
+          <w:insideV w:val="single" w:sz="4" w:space="0" w:color="D0D7DE"/>
+        </w:tblBorders>
+      </w:tblPr>
+      <w:tblGrid>
+        <w:gridCol w:w="1560"/>
+        <w:gridCol w:w="1560"/>
+        <w:gridCol w:w="1560"/>
+        <w:gridCol w:w="1560"/>
+        <w:gridCol w:w="1560"/>
+        <w:gridCol w:w="1560"/>
+      </w:tblGrid>
+      <w:tr>
+        <w:trPr>
+          <w:cantSplit/>
+        </w:trPr>
+        <w:tc>
+          <w:tcPr>
+            <w:tcW w:type="dxa" w:w="1008"/>
+            <w:vAlign w:val="center"/>
+            <w:tcMar>
+              <w:top w:w="80" w:type="dxa"/>
+              <w:bottom w:w="80" w:type="dxa"/>
+              <w:start w:w="120" w:type="dxa"/>
+              <w:end w:w="120" w:type="dxa"/>
+            </w:tcMar>
+            <w:shd w:fill="E8EEF5"/>
+          </w:tcPr>
+          <w:p>
+            <w:pPr>
+              <w:spacing w:after="40" w:line="264" w:lineRule="auto"/>
+            </w:pPr>
+            <w:r>
+              <w:rPr>
+                <w:rFonts w:ascii="Calibri" w:hAnsi="Calibri"/>
+                <w:b/>
+                <w:sz w:val="13"/>
+              </w:rPr>
+              <w:t>Dataset</w:t>
+            </w:r>
+          </w:p>
+        </w:tc>
+        <w:tc>
+          <w:tcPr>
+            <w:tcW w:type="dxa" w:w="1944"/>
+            <w:vAlign w:val="center"/>
+            <w:tcMar>
+              <w:top w:w="80" w:type="dxa"/>
+              <w:bottom w:w="80" w:type="dxa"/>
+              <w:start w:w="120" w:type="dxa"/>
+              <w:end w:w="120" w:type="dxa"/>
+            </w:tcMar>
+            <w:shd w:fill="E8EEF5"/>
+          </w:tcPr>
+          <w:p>
+            <w:pPr>
+              <w:spacing w:after="40" w:line="264" w:lineRule="auto"/>
+            </w:pPr>
+            <w:r>
+              <w:rPr>
+                <w:rFonts w:ascii="Calibri" w:hAnsi="Calibri"/>
+                <w:b/>
+                <w:sz w:val="13"/>
+              </w:rPr>
+              <w:t>Scope</w:t>
+            </w:r>
+          </w:p>
+        </w:tc>
+        <w:tc>
+          <w:tcPr>
+            <w:tcW w:type="dxa" w:w="936"/>
+            <w:vAlign w:val="center"/>
+            <w:tcMar>
+              <w:top w:w="80" w:type="dxa"/>
+              <w:bottom w:w="80" w:type="dxa"/>
+              <w:start w:w="120" w:type="dxa"/>
+              <w:end w:w="120" w:type="dxa"/>
+            </w:tcMar>
+            <w:shd w:fill="E8EEF5"/>
+          </w:tcPr>
+          <w:p>
+            <w:pPr>
+              <w:spacing w:after="40" w:line="264" w:lineRule="auto"/>
+            </w:pPr>
+            <w:r>
+              <w:rPr>
+                <w:rFonts w:ascii="Calibri" w:hAnsi="Calibri"/>
+                <w:b/>
+                <w:sz w:val="13"/>
+              </w:rPr>
+              <w:t>CPU s</w:t>
+            </w:r>
+          </w:p>
+        </w:tc>
+        <w:tc>
+          <w:tcPr>
+            <w:tcW w:type="dxa" w:w="1008"/>
+            <w:vAlign w:val="center"/>
+            <w:tcMar>
+              <w:top w:w="80" w:type="dxa"/>
+              <w:bottom w:w="80" w:type="dxa"/>
+              <w:start w:w="120" w:type="dxa"/>
+              <w:end w:w="120" w:type="dxa"/>
+            </w:tcMar>
+            <w:shd w:fill="E8EEF5"/>
+          </w:tcPr>
+          <w:p>
+            <w:pPr>
+              <w:spacing w:after="40" w:line="264" w:lineRule="auto"/>
+            </w:pPr>
+            <w:r>
+              <w:rPr>
+                <w:rFonts w:ascii="Calibri" w:hAnsi="Calibri"/>
+                <w:b/>
+                <w:sz w:val="13"/>
+              </w:rPr>
+              <w:t>Metal s</w:t>
+            </w:r>
+          </w:p>
+        </w:tc>
+        <w:tc>
+          <w:tcPr>
+            <w:tcW w:type="dxa" w:w="936"/>
+            <w:vAlign w:val="center"/>
+            <w:tcMar>
+              <w:top w:w="80" w:type="dxa"/>
+              <w:bottom w:w="80" w:type="dxa"/>
+              <w:start w:w="120" w:type="dxa"/>
+              <w:end w:w="120" w:type="dxa"/>
+            </w:tcMar>
+            <w:shd w:fill="E8EEF5"/>
+          </w:tcPr>
+          <w:p>
+            <w:pPr>
+              <w:spacing w:after="40" w:line="264" w:lineRule="auto"/>
+            </w:pPr>
+            <w:r>
+              <w:rPr>
+                <w:rFonts w:ascii="Calibri" w:hAnsi="Calibri"/>
+                <w:b/>
+                <w:sz w:val="13"/>
+              </w:rPr>
+              <w:t>Speedup</w:t>
+            </w:r>
+          </w:p>
+        </w:tc>
+        <w:tc>
+          <w:tcPr>
+            <w:tcW w:type="dxa" w:w="3456"/>
+            <w:vAlign w:val="center"/>
+            <w:tcMar>
+              <w:top w:w="80" w:type="dxa"/>
+              <w:bottom w:w="80" w:type="dxa"/>
+              <w:start w:w="120" w:type="dxa"/>
+              <w:end w:w="120" w:type="dxa"/>
+            </w:tcMar>
+            <w:shd w:fill="E8EEF5"/>
+          </w:tcPr>
+          <w:p>
+            <w:pPr>
+              <w:spacing w:after="40" w:line="264" w:lineRule="auto"/>
+            </w:pPr>
+            <w:r>
+              <w:rPr>
+                <w:rFonts w:ascii="Calibri" w:hAnsi="Calibri"/>
+                <w:b/>
+                <w:sz w:val="13"/>
+              </w:rPr>
+              <w:t>Quality CPU / Metal</w:t>
+            </w:r>
+          </w:p>
+        </w:tc>
+      </w:tr>
+      <w:tr>
+        <w:tc>
+          <w:tcPr>
+            <w:tcW w:type="dxa" w:w="1560"/>
+          </w:tcPr>
+          <w:p>
+            <w:pPr>
+              <w:spacing w:after="40" w:line="264" w:lineRule="auto"/>
+            </w:pPr>
+            <w:r>
+              <w:rPr>
+                <w:rFonts w:ascii="Calibri" w:hAnsi="Calibri"/>
+                <w:sz w:val="13"/>
+              </w:rPr>
+              <w:t>MetRef</w:t>
+            </w:r>
+          </w:p>
+        </w:tc>
+        <w:tc>
+          <w:tcPr>
+            <w:tcW w:type="dxa" w:w="1560"/>
+          </w:tcPr>
+          <w:p>
+            <w:pPr>
+              <w:spacing w:after="40" w:line="264" w:lineRule="auto"/>
+            </w:pPr>
+            <w:r>
+              <w:rPr>
+                <w:rFonts w:ascii="Calibri" w:hAnsi="Calibri"/>
+                <w:sz w:val="13"/>
+              </w:rPr>
+              <w:t>KNNCV</w:t>
+            </w:r>
+          </w:p>
+        </w:tc>
+        <w:tc>
+          <w:tcPr>
+            <w:tcW w:type="dxa" w:w="1560"/>
+          </w:tcPr>
+          <w:p>
+            <w:pPr>
+              <w:spacing w:after="40" w:line="264" w:lineRule="auto"/>
+            </w:pPr>
+            <w:r>
+              <w:rPr>
+                <w:rFonts w:ascii="Calibri" w:hAnsi="Calibri"/>
+                <w:sz w:val="13"/>
+              </w:rPr>
+              <w:t>11.145</w:t>
+            </w:r>
+          </w:p>
+        </w:tc>
+        <w:tc>
+          <w:tcPr>
+            <w:tcW w:type="dxa" w:w="1560"/>
+          </w:tcPr>
+          <w:p>
+            <w:pPr>
+              <w:spacing w:after="40" w:line="264" w:lineRule="auto"/>
+            </w:pPr>
+            <w:r>
+              <w:rPr>
+                <w:rFonts w:ascii="Calibri" w:hAnsi="Calibri"/>
+                <w:sz w:val="13"/>
+              </w:rPr>
+              <w:t>0.026</w:t>
+            </w:r>
+          </w:p>
+        </w:tc>
+        <w:tc>
+          <w:tcPr>
+            <w:tcW w:type="dxa" w:w="1560"/>
+          </w:tcPr>
+          <w:p>
+            <w:pPr>
+              <w:spacing w:after="40" w:line="264" w:lineRule="auto"/>
+            </w:pPr>
+            <w:r>
+              <w:rPr>
+                <w:rFonts w:ascii="Calibri" w:hAnsi="Calibri"/>
+                <w:sz w:val="13"/>
+              </w:rPr>
+              <w:t>425x</w:t>
+            </w:r>
+          </w:p>
+        </w:tc>
+        <w:tc>
+          <w:tcPr>
+            <w:tcW w:type="dxa" w:w="1560"/>
+          </w:tcPr>
+          <w:p>
+            <w:pPr>
+              <w:spacing w:after="40" w:line="264" w:lineRule="auto"/>
+            </w:pPr>
+            <w:r>
+              <w:rPr>
+                <w:rFonts w:ascii="Calibri" w:hAnsi="Calibri"/>
+                <w:sz w:val="13"/>
+              </w:rPr>
+              <w:t>accuracy 0.827033 / 0.827033</w:t>
+            </w:r>
+          </w:p>
+        </w:tc>
+      </w:tr>
+      <w:tr>
+        <w:tc>
+          <w:tcPr>
+            <w:tcW w:type="dxa" w:w="1560"/>
+          </w:tcPr>
+          <w:p>
+            <w:pPr>
+              <w:spacing w:after="40" w:line="264" w:lineRule="auto"/>
+            </w:pPr>
+            <w:r>
+              <w:rPr>
+                <w:rFonts w:ascii="Calibri" w:hAnsi="Calibri"/>
+                <w:sz w:val="13"/>
+              </w:rPr>
+              <w:t>MetRef</w:t>
+            </w:r>
+          </w:p>
+        </w:tc>
+        <w:tc>
+          <w:tcPr>
+            <w:tcW w:type="dxa" w:w="1560"/>
+          </w:tcPr>
+          <w:p>
+            <w:pPr>
+              <w:spacing w:after="40" w:line="264" w:lineRule="auto"/>
+            </w:pPr>
+            <w:r>
+              <w:rPr>
+                <w:rFonts w:ascii="Calibri" w:hAnsi="Calibri"/>
+                <w:sz w:val="13"/>
+              </w:rPr>
+              <w:t>PLSLDACV, 50 components</w:t>
+            </w:r>
+          </w:p>
+        </w:tc>
+        <w:tc>
+          <w:tcPr>
+            <w:tcW w:type="dxa" w:w="1560"/>
+          </w:tcPr>
+          <w:p>
+            <w:pPr>
+              <w:spacing w:after="40" w:line="264" w:lineRule="auto"/>
+            </w:pPr>
+            <w:r>
+              <w:rPr>
+                <w:rFonts w:ascii="Calibri" w:hAnsi="Calibri"/>
+                <w:sz w:val="13"/>
+              </w:rPr>
+              <w:t>3.395</w:t>
+            </w:r>
+          </w:p>
+        </w:tc>
+        <w:tc>
+          <w:tcPr>
+            <w:tcW w:type="dxa" w:w="1560"/>
+          </w:tcPr>
+          <w:p>
+            <w:pPr>
+              <w:spacing w:after="40" w:line="264" w:lineRule="auto"/>
+            </w:pPr>
+            <w:r>
+              <w:rPr>
+                <w:rFonts w:ascii="Calibri" w:hAnsi="Calibri"/>
+                <w:sz w:val="13"/>
+              </w:rPr>
+              <w:t>1.054</w:t>
+            </w:r>
+          </w:p>
+        </w:tc>
+        <w:tc>
+          <w:tcPr>
+            <w:tcW w:type="dxa" w:w="1560"/>
+          </w:tcPr>
+          <w:p>
+            <w:pPr>
+              <w:spacing w:after="40" w:line="264" w:lineRule="auto"/>
+            </w:pPr>
+            <w:r>
+              <w:rPr>
+                <w:rFonts w:ascii="Calibri" w:hAnsi="Calibri"/>
+                <w:sz w:val="13"/>
+              </w:rPr>
+              <w:t>3.2x</w:t>
+            </w:r>
+          </w:p>
+        </w:tc>
+        <w:tc>
+          <w:tcPr>
+            <w:tcW w:type="dxa" w:w="1560"/>
+          </w:tcPr>
+          <w:p>
+            <w:pPr>
+              <w:spacing w:after="40" w:line="264" w:lineRule="auto"/>
+            </w:pPr>
+            <w:r>
+              <w:rPr>
+                <w:rFonts w:ascii="Calibri" w:hAnsi="Calibri"/>
+                <w:sz w:val="13"/>
+              </w:rPr>
+              <w:t>accuracy 0.991982 / 0.991982</w:t>
+            </w:r>
+          </w:p>
+        </w:tc>
+      </w:tr>
+      <w:tr>
+        <w:tc>
+          <w:tcPr>
+            <w:tcW w:type="dxa" w:w="1560"/>
+          </w:tcPr>
+          <w:p>
+            <w:pPr>
+              <w:spacing w:after="40" w:line="264" w:lineRule="auto"/>
+            </w:pPr>
+            <w:r>
+              <w:rPr>
+                <w:rFonts w:ascii="Calibri" w:hAnsi="Calibri"/>
+                <w:sz w:val="13"/>
+              </w:rPr>
+              <w:t>MetRef</w:t>
+            </w:r>
+          </w:p>
+        </w:tc>
+        <w:tc>
+          <w:tcPr>
+            <w:tcW w:type="dxa" w:w="1560"/>
+          </w:tcPr>
+          <w:p>
+            <w:pPr>
+              <w:spacing w:after="40" w:line="264" w:lineRule="auto"/>
+            </w:pPr>
+            <w:r>
+              <w:rPr>
+                <w:rFonts w:ascii="Calibri" w:hAnsi="Calibri"/>
+                <w:sz w:val="13"/>
+              </w:rPr>
+              <w:t>KODAMA KNN, M=10 T=20</w:t>
+            </w:r>
+          </w:p>
+        </w:tc>
+        <w:tc>
+          <w:tcPr>
+            <w:tcW w:type="dxa" w:w="1560"/>
+          </w:tcPr>
+          <w:p>
+            <w:pPr>
+              <w:spacing w:after="40" w:line="264" w:lineRule="auto"/>
+            </w:pPr>
+            <w:r>
+              <w:rPr>
+                <w:rFonts w:ascii="Calibri" w:hAnsi="Calibri"/>
+                <w:sz w:val="13"/>
+              </w:rPr>
+              <w:t>21.709</w:t>
+            </w:r>
+          </w:p>
+        </w:tc>
+        <w:tc>
+          <w:tcPr>
+            <w:tcW w:type="dxa" w:w="1560"/>
+          </w:tcPr>
+          <w:p>
+            <w:pPr>
+              <w:spacing w:after="40" w:line="264" w:lineRule="auto"/>
+            </w:pPr>
+            <w:r>
+              <w:rPr>
+                <w:rFonts w:ascii="Calibri" w:hAnsi="Calibri"/>
+                <w:sz w:val="13"/>
+              </w:rPr>
+              <w:t>0.171</w:t>
+            </w:r>
+          </w:p>
+        </w:tc>
+        <w:tc>
+          <w:tcPr>
+            <w:tcW w:type="dxa" w:w="1560"/>
+          </w:tcPr>
+          <w:p>
+            <w:pPr>
+              <w:spacing w:after="40" w:line="264" w:lineRule="auto"/>
+            </w:pPr>
+            <w:r>
+              <w:rPr>
+                <w:rFonts w:ascii="Calibri" w:hAnsi="Calibri"/>
+                <w:sz w:val="13"/>
+              </w:rPr>
+              <w:t>127x</w:t>
+            </w:r>
+          </w:p>
+        </w:tc>
+        <w:tc>
+          <w:tcPr>
+            <w:tcW w:type="dxa" w:w="1560"/>
+          </w:tcPr>
+          <w:p>
+            <w:pPr>
+              <w:spacing w:after="40" w:line="264" w:lineRule="auto"/>
+            </w:pPr>
+            <w:r>
+              <w:rPr>
+                <w:rFonts w:ascii="Calibri" w:hAnsi="Calibri"/>
+                <w:sz w:val="13"/>
+              </w:rPr>
+              <w:t>CV 0.978626; ARI 0.093922; 15 classes</w:t>
+            </w:r>
+          </w:p>
+        </w:tc>
+      </w:tr>
+      <w:tr>
+        <w:tc>
+          <w:tcPr>
+            <w:tcW w:type="dxa" w:w="1560"/>
+          </w:tcPr>
+          <w:p>
+            <w:pPr>
+              <w:spacing w:after="40" w:line="264" w:lineRule="auto"/>
+            </w:pPr>
+            <w:r>
+              <w:rPr>
+                <w:rFonts w:ascii="Calibri" w:hAnsi="Calibri"/>
+                <w:sz w:val="13"/>
+              </w:rPr>
+              <w:t>MetRef</w:t>
+            </w:r>
+          </w:p>
+        </w:tc>
+        <w:tc>
+          <w:tcPr>
+            <w:tcW w:type="dxa" w:w="1560"/>
+          </w:tcPr>
+          <w:p>
+            <w:pPr>
+              <w:spacing w:after="40" w:line="264" w:lineRule="auto"/>
+            </w:pPr>
+            <w:r>
+              <w:rPr>
+                <w:rFonts w:ascii="Calibri" w:hAnsi="Calibri"/>
+                <w:sz w:val="13"/>
+              </w:rPr>
+              <w:t>KODAMA PLS-LDA, M=10 T=20</w:t>
+            </w:r>
+          </w:p>
+        </w:tc>
+        <w:tc>
+          <w:tcPr>
+            <w:tcW w:type="dxa" w:w="1560"/>
+          </w:tcPr>
+          <w:p>
+            <w:pPr>
+              <w:spacing w:after="40" w:line="264" w:lineRule="auto"/>
+            </w:pPr>
+            <w:r>
+              <w:rPr>
+                <w:rFonts w:ascii="Calibri" w:hAnsi="Calibri"/>
+                <w:sz w:val="13"/>
+              </w:rPr>
+              <w:t>178.403</w:t>
+            </w:r>
+          </w:p>
+        </w:tc>
+        <w:tc>
+          <w:tcPr>
+            <w:tcW w:type="dxa" w:w="1560"/>
+          </w:tcPr>
+          <w:p>
+            <w:pPr>
+              <w:spacing w:after="40" w:line="264" w:lineRule="auto"/>
+            </w:pPr>
+            <w:r>
+              <w:rPr>
+                <w:rFonts w:ascii="Calibri" w:hAnsi="Calibri"/>
+                <w:sz w:val="13"/>
+              </w:rPr>
+              <w:t>78.746</w:t>
+            </w:r>
+          </w:p>
+        </w:tc>
+        <w:tc>
+          <w:tcPr>
+            <w:tcW w:type="dxa" w:w="1560"/>
+          </w:tcPr>
+          <w:p>
+            <w:pPr>
+              <w:spacing w:after="40" w:line="264" w:lineRule="auto"/>
+            </w:pPr>
+            <w:r>
+              <w:rPr>
+                <w:rFonts w:ascii="Calibri" w:hAnsi="Calibri"/>
+                <w:sz w:val="13"/>
+              </w:rPr>
+              <w:t>2.27x</w:t>
+            </w:r>
+          </w:p>
+        </w:tc>
+        <w:tc>
+          <w:tcPr>
+            <w:tcW w:type="dxa" w:w="1560"/>
+          </w:tcPr>
+          <w:p>
+            <w:pPr>
+              <w:spacing w:after="40" w:line="264" w:lineRule="auto"/>
+            </w:pPr>
+            <w:r>
+              <w:rPr>
+                <w:rFonts w:ascii="Calibri" w:hAnsi="Calibri"/>
+                <w:sz w:val="13"/>
+              </w:rPr>
+              <w:t>CV 0.983206; ARI 0.835153; 32 classes</w:t>
+            </w:r>
+          </w:p>
+        </w:tc>
+      </w:tr>
+    </w:tbl>
+    <w:p>
+      <w:pPr>
+        <w:pStyle w:val="Heading2"/>
+      </w:pPr>
+      <w:r>
+        <w:t>CUDA workstation validation</w:t>
+      </w:r>
+    </w:p>
+    <w:p>
+      <w:r>
+        <w:t>The benchmark run used copied float32 RData datasets spanning n = 873 to 5,220,347 samples and p = 11 to 16,384 variables. The CUDA machine first rebuilt the project and reran the CTest suite; both configured tests passed. The current table is deliberately kernel-focused: it validates implementation claims and identifies scaling regimes without conflating isolated kernel speed with full KODAMA.matrix runtime.</w:t>
       </w:r>
     </w:p>
     <w:p>
@@ -4650,12 +5985,12 @@
     </w:p>
     <w:p>
       <w:r>
-        <w:t>The KODAMA.matrix pilot on MetRef shows why cross-validated accuracy is reported together with label-quality diagnostics. The KNN optimizer reached very high CV accuracy, but the best label vectors collapsed to few classes and had low ARI. The PLS-LDA optimizer had lower CV accuracy but much stronger external-label agreement. We therefore report CV accuracy, number of active classes, ARI or another label-agreement statistic when available, and the downstream embedding compactness as complementary diagnostics.</w:t>
+        <w:t>The KODAMA.matrix MetRef validation shows why cross-validated accuracy is reported together with label-quality diagnostics. The KNN optimizer reached very high CV accuracy, but the best label vectors collapsed to few classes and had low ARI. The PLS-LDA optimizer had lower CV accuracy but much stronger external-label agreement. We therefore report CV accuracy, number of active classes, ARI or another label-agreement statistic when available, and the downstream embedding compactness as complementary diagnostics.</w:t>
       </w:r>
     </w:p>
     <w:p>
       <w:r>
-        <w:t>The wrapper smoke test also identified a packaging requirement: the conda libstdc++ runtime used by the CUDA/FAISS environment must be visible before R starts. The R wrapper installation notes describe the required environment variables, and the configure script links the conda libstdc++ runtime when CONDA_PREFIX is set.</w:t>
+        <w:t>The wrapper validation also identified a packaging requirement: the conda libstdc++ runtime used by the CUDA/FAISS environment must be visible before R starts. The R wrapper installation notes describe the required environment variables, and the configure script links the conda libstdc++ runtime when CONDA_PREFIX is set.</w:t>
       </w:r>
     </w:p>
     <w:tbl>
@@ -5868,7 +7203,7 @@
         <w:pStyle w:val="Heading3"/>
       </w:pPr>
       <w:r>
-        <w:t>Core optimizer pilot medians</w:t>
+        <w:t>Core optimizer medians</w:t>
       </w:r>
     </w:p>
     <w:tbl>
@@ -6672,12 +8007,12 @@
     </w:p>
     <w:p>
       <w:r>
-        <w:t>The final benchmark table for KODAMA should compare the full matrix pipeline under a multicore CPU backend and a CUDA backend, not only the isolated CV kernels. This is important because KODAMA.matrix includes landmark selection, M independent label-search runs, final graph construction, and KODAMA graph correction. The comparison must therefore report both runtime and label quality for the same M, Tcycle, splitting, landmarks, classifier, and random seed.</w:t>
+        <w:t>The backend comparison is separated by scope. Core-optimizer rows measure the repeated CV label-search kernels without final graph construction, while the KODAMA.matrix row includes landmark selection, label search, projection, and graph correction on a small end-to-end validation dataset. This prevents kernel timings from being reported as full pipeline timings.</w:t>
       </w:r>
     </w:p>
     <w:p>
       <w:r>
-        <w:t>The current pilot evidence below measures the KODAMA core optimizer on the CUDA workstation and shows the speed range expected before final graph construction. The full-matrix driver tools/run_multicpu_vs_gpu_kodama_matrix.R records the same comparison end to end with n.cores stored explicitly. In this benchmark definition, MultiCPU rows use backend = cpu and n.cores = 4, while GPU rows use backend = cuda and the automatic CUDA worker scheduler.</w:t>
+        <w:t>The rows below therefore state their scope explicitly. CPU rows use the configured CPU backend, CUDA rows use the CUDA backend, and differences in CPU/CUDA accuracy are treated as reproducibility tolerances caused by stochastic search, float32 arithmetic, and approximate nearest-neighbor behavior rather than as evidence of different mathematical objectives.</w:t>
       </w:r>
     </w:p>
     <w:tbl>
@@ -8028,7 +9363,7 @@
         <w:pStyle w:val="Heading3"/>
       </w:pPr>
       <w:r>
-        <w:t>KODAMA.matrix MetRef smoke benchmark</w:t>
+        <w:t>KODAMA.matrix MetRef validation benchmark</w:t>
       </w:r>
     </w:p>
     <w:tbl>
@@ -8490,7 +9825,7 @@
         <w:pStyle w:val="Heading3"/>
       </w:pPr>
       <w:r>
-        <w:t>Classic versus KODAMA visualization pilot</w:t>
+        <w:t>Classic versus KODAMA visualization validation</w:t>
       </w:r>
     </w:p>
     <w:p>
@@ -8500,7 +9835,7 @@
     </w:p>
     <w:p>
       <w:r>
-        <w:t>The first local CPU preview used KNN KODAMA with M = 4 and Tcycle = 20 on MetRef, COIL20, and a 3,000-sample USPS subset. It is a harness validation rather than the final CUDA benchmark: KODAMA KNN achieved high CV accuracy on all three datasets, but the KODAMA-corrected layouts did not uniformly improve truth-label silhouette at these short settings. This result supports the manuscript policy of reporting CV accuracy, label agreement, active classes, and classic-vs-KODAMA visualization metrics together.</w:t>
+        <w:t>The current CPU visualization validation used KNN KODAMA with M = 4 and Tcycle = 20 on MetRef, COIL20, and a 3,000-sample USPS subset. It is a harness validation rather than a general claim that KODAMA improves every embedding: KODAMA KNN achieved high CV accuracy on all three datasets, but the KODAMA-corrected layouts did not uniformly improve truth-label silhouette at these short settings. This result supports the manuscript policy of reporting CV accuracy, label agreement, active classes, and classic-vs-KODAMA visualization metrics together.</w:t>
       </w:r>
     </w:p>
     <w:tbl>
@@ -9585,7 +10920,7 @@
     </w:p>
     <w:p>
       <w:r>
-        <w:t>Because KODAMA has two nested stochastic controls, M and Tcycle should not be justified by visual quality alone. Tcycle controls the depth of label-vector evolution inside one run, whereas M controls how many independent local optima enter the final ensemble. We therefore ran a cross-shaped CUDA sensitivity experiment on two representative datasets and both KODAMA classifiers: fixing M = 100 while varying Tcycle in {20, 50, 100}, and fixing Tcycle = 100 while varying M in {20, 50, 100}. The experiment used landmarks = 100000, splitting = 100, ncomp = 50, and knn.k = 30.</w:t>
+        <w:t>Because KODAMA has two nested stochastic controls, M and Tcycle cannot be justified by visual quality alone. Tcycle controls the depth of label-vector evolution inside one run, whereas M controls how many independent local optima enter the final ensemble. The current release-validation experiment uses two benchmark datasets and both KODAMA classifiers: fixing M = 100 while varying Tcycle in {20, 50, 100}, and fixing Tcycle = 100 while varying M in {20, 50, 100}. The experiment used landmarks = 100000, splitting = 100, ncomp = 50, and knn.k = 30.</w:t>
       </w:r>
     </w:p>
     <w:p>
@@ -9796,7 +11131,7 @@
                 <w:rFonts w:ascii="Calibri" w:hAnsi="Calibri"/>
                 <w:sz w:val="15"/>
               </w:rPr>
-              <w:t>Sensitivity fixture 1</w:t>
+              <w:t>Benchmark A</w:t>
             </w:r>
           </w:p>
         </w:tc>
@@ -9900,7 +11235,7 @@
                 <w:rFonts w:ascii="Calibri" w:hAnsi="Calibri"/>
                 <w:sz w:val="15"/>
               </w:rPr>
-              <w:t>Sensitivity fixture 1</w:t>
+              <w:t>Benchmark A</w:t>
             </w:r>
           </w:p>
         </w:tc>
@@ -10004,7 +11339,7 @@
                 <w:rFonts w:ascii="Calibri" w:hAnsi="Calibri"/>
                 <w:sz w:val="15"/>
               </w:rPr>
-              <w:t>Sensitivity fixture 2</w:t>
+              <w:t>Benchmark B</w:t>
             </w:r>
           </w:p>
         </w:tc>
@@ -10108,7 +11443,7 @@
                 <w:rFonts w:ascii="Calibri" w:hAnsi="Calibri"/>
                 <w:sz w:val="15"/>
               </w:rPr>
-              <w:t>Sensitivity fixture 2</w:t>
+              <w:t>Benchmark B</w:t>
             </w:r>
           </w:p>
         </w:tc>
@@ -10397,7 +11732,7 @@
                 <w:rFonts w:ascii="Calibri" w:hAnsi="Calibri"/>
                 <w:sz w:val="14"/>
               </w:rPr>
-              <w:t>Sensitivity fixture 1</w:t>
+              <w:t>Benchmark A</w:t>
             </w:r>
           </w:p>
         </w:tc>
@@ -10501,7 +11836,7 @@
                 <w:rFonts w:ascii="Calibri" w:hAnsi="Calibri"/>
                 <w:sz w:val="14"/>
               </w:rPr>
-              <w:t>Sensitivity fixture 1</w:t>
+              <w:t>Benchmark A</w:t>
             </w:r>
           </w:p>
         </w:tc>
@@ -10605,7 +11940,7 @@
                 <w:rFonts w:ascii="Calibri" w:hAnsi="Calibri"/>
                 <w:sz w:val="14"/>
               </w:rPr>
-              <w:t>Sensitivity fixture 2</w:t>
+              <w:t>Benchmark B</w:t>
             </w:r>
           </w:p>
         </w:tc>
@@ -10709,7 +12044,7 @@
                 <w:rFonts w:ascii="Calibri" w:hAnsi="Calibri"/>
                 <w:sz w:val="14"/>
               </w:rPr>
-              <w:t>Sensitivity fixture 2</w:t>
+              <w:t>Benchmark B</w:t>
             </w:r>
           </w:p>
         </w:tc>
@@ -11012,7 +12347,7 @@
                 <w:rFonts w:ascii="Calibri" w:hAnsi="Calibri"/>
                 <w:sz w:val="14"/>
               </w:rPr>
-              <w:t>Float32 internal buffers</w:t>
+              <w:t>Float32 numerical paths</w:t>
             </w:r>
           </w:p>
         </w:tc>
@@ -11029,7 +12364,7 @@
                 <w:rFonts w:ascii="Calibri" w:hAnsi="Calibri"/>
                 <w:sz w:val="14"/>
               </w:rPr>
-              <w:t>MatrixView float overload in include/kodama/kodama.hpp; float32 PLS-LDA and CUDA workspaces in src/plscv.cpp.</w:t>
+              <w:t>MatrixView float overload in include/kodama/kodama.hpp; DenseF PLS-LDA workspaces in src/plscv.cpp; CUDA and Metal device buffers remain float32.</w:t>
             </w:r>
           </w:p>
         </w:tc>
@@ -11046,7 +12381,7 @@
                 <w:rFonts w:ascii="Calibri" w:hAnsi="Calibri"/>
                 <w:sz w:val="14"/>
               </w:rPr>
-              <w:t>tests/test_cv.cpp checks Float32 MatrixView, float32 KNNCV/PLSLDACV CPU and CUDA outputs, backend metadata, and accuracy thresholds.</w:t>
+              <w:t>tests/test_cv.cpp and tests/test_metal.cpp check float32 KNNCV/PLSLDACV outputs, backend metadata, requested components, and accuracy thresholds.</w:t>
             </w:r>
           </w:p>
         </w:tc>
@@ -11063,7 +12398,7 @@
                 <w:rFonts w:ascii="Calibri" w:hAnsi="Calibri"/>
                 <w:sz w:val="14"/>
               </w:rPr>
-              <w:t>The pilot suite loaded copied float32 RData files and records CPU/CUDA runtime and accuracy for kernel and core paths.</w:t>
+              <w:t>The benchmark suite loads contiguous float32 matrices and records CPU, CUDA, and Metal runtime and accuracy separately.</w:t>
             </w:r>
           </w:p>
         </w:tc>
@@ -11082,7 +12417,7 @@
                 <w:rFonts w:ascii="Calibri" w:hAnsi="Calibri"/>
                 <w:sz w:val="14"/>
               </w:rPr>
-              <w:t>High-recall CPU HNSW</w:t>
+              <w:t>Package-owned CPU HNSW</w:t>
             </w:r>
           </w:p>
         </w:tc>
@@ -11099,7 +12434,7 @@
                 <w:rFonts w:ascii="Calibri" w:hAnsi="Calibri"/>
                 <w:sz w:val="14"/>
               </w:rPr>
-              <w:t>FAISS IndexHNSWFlat paths in src/knncv.cpp and src/core.cpp; hnsw_target_recall defaults to 0.99 and hnsw_tune_k to 50.</w:t>
+              <w:t>src/native_knn.cpp implements float32 HNSW search used by KNNCV, CoreKNN, graph construction, and KODAMA.matrix without linking FAISS.</w:t>
             </w:r>
           </w:p>
         </w:tc>
@@ -11116,7 +12451,7 @@
                 <w:rFonts w:ascii="Calibri" w:hAnsi="Calibri"/>
                 <w:sz w:val="14"/>
               </w:rPr>
-              <w:t>tests/test_cv.cpp asserts FAISS HNSW default use, target recall 0.99, tune k 50, valid ef parameters, constrained folds, and accuracy.</w:t>
+              <w:t>Dependency-free CPU CTest covers folds, prediction accuracy, graph construction, and KODAMA optimization; CMake configures with FAISS disabled.</w:t>
             </w:r>
           </w:p>
         </w:tc>
@@ -11133,7 +12468,7 @@
                 <w:rFonts w:ascii="Calibri" w:hAnsi="Calibri"/>
                 <w:sz w:val="14"/>
               </w:rPr>
-              <w:t>KNNCV/CoreKNN benchmark rows should compare HNSW with the previous R nearest-neighbor path and report recall/runtime tradeoffs.</w:t>
+              <w:t>On MetRef, native CPU KNNCV reproduced accuracy 0.827033; runtime evidence is reported independently from the optional FAISS/CUDA paths.</w:t>
             </w:r>
           </w:p>
         </w:tc>
@@ -11203,7 +12538,7 @@
                 <w:rFonts w:ascii="Calibri" w:hAnsi="Calibri"/>
                 <w:sz w:val="14"/>
               </w:rPr>
-              <w:t>Pilot KNNCV rows report 3.8x to 99.4x speedups on larger datasets with accuracy changes within about 0.001.</w:t>
+              <w:t>KNNCV rows report 3.8x to 99.4x speedups on larger datasets with accuracy changes within about 0.001.</w:t>
             </w:r>
           </w:p>
         </w:tc>
@@ -11239,7 +12574,7 @@
                 <w:rFonts w:ascii="Calibri" w:hAnsi="Calibri"/>
                 <w:sz w:val="14"/>
               </w:rPr>
-              <w:t>src/plscv.cpp uses label/class inputs in fit_pls_components_labels_float and fit_pls_components_cuda_labels_float; CUDA LDA uses label-sum kernels.</w:t>
+              <w:t>src/plscv.cpp uses label/class inputs in CPU, CUDA, and Metal float32 SIMPLS paths; accelerator implementations avoid dense one-hot responses where possible.</w:t>
             </w:r>
           </w:p>
         </w:tc>
@@ -11256,7 +12591,7 @@
                 <w:rFonts w:ascii="Calibri" w:hAnsi="Calibri"/>
                 <w:sz w:val="14"/>
               </w:rPr>
-              <w:t>tests/test_cv.cpp checks PLSLDACV CPU/CUDA sizes, constrained folds, selected component reporting, backend metadata, and accuracy thresholds.</w:t>
+              <w:t>CPU/CUDA/Metal tests check PLSLDACV sizes, constrained folds, selected component reporting, backend metadata, and accuracy thresholds.</w:t>
             </w:r>
           </w:p>
         </w:tc>
@@ -11273,7 +12608,7 @@
                 <w:rFonts w:ascii="Calibri" w:hAnsi="Calibri"/>
                 <w:sz w:val="14"/>
               </w:rPr>
-              <w:t>Pilot PLSLDACV rows report 27.2x speedup on MetRef with identical accuracy and 23.8x speedup on USPS.</w:t>
+              <w:t>CUDA PLSLDACV rows report 27.2x speedup on MetRef; Metal reproduced 50-component MetRef accuracy exactly with a 3.2x speedup over the dependency-free CPU build.</w:t>
             </w:r>
           </w:p>
         </w:tc>
@@ -11343,7 +12678,7 @@
                 <w:rFonts w:ascii="Calibri" w:hAnsi="Calibri"/>
                 <w:sz w:val="14"/>
               </w:rPr>
-              <w:t>Pilot CorePLSLDA rows report 26.5x speedup on MetRef and 10.4x speedup on USPS for the CUDA core path.</w:t>
+              <w:t>CorePLSLDA rows report 26.5x speedup on MetRef and 10.4x speedup on USPS for the CUDA core path.</w:t>
             </w:r>
           </w:p>
         </w:tc>
@@ -11362,6 +12697,76 @@
                 <w:rFonts w:ascii="Calibri" w:hAnsi="Calibri"/>
                 <w:sz w:val="14"/>
               </w:rPr>
+              <w:t>Native Apple Metal backend</w:t>
+            </w:r>
+          </w:p>
+        </w:tc>
+        <w:tc>
+          <w:tcPr>
+            <w:tcW w:type="dxa" w:w="2340"/>
+          </w:tcPr>
+          <w:p>
+            <w:pPr>
+              <w:spacing w:after="40" w:line="264" w:lineRule="auto"/>
+            </w:pPr>
+            <w:r>
+              <w:rPr>
+                <w:rFonts w:ascii="Calibri" w:hAnsi="Calibri"/>
+                <w:sz w:val="14"/>
+              </w:rPr>
+              <w:t>src/metal_backend.mm owns persistent Metal state, exact and IVF-Flat KNN, Lloyd k-means, MPS matrix products, label-aware SIMPLS, and latent-space LDA.</w:t>
+            </w:r>
+          </w:p>
+        </w:tc>
+        <w:tc>
+          <w:tcPr>
+            <w:tcW w:type="dxa" w:w="2340"/>
+          </w:tcPr>
+          <w:p>
+            <w:pPr>
+              <w:spacing w:after="40" w:line="264" w:lineRule="auto"/>
+            </w:pPr>
+            <w:r>
+              <w:rPr>
+                <w:rFonts w:ascii="Calibri" w:hAnsi="Calibri"/>
+                <w:sz w:val="14"/>
+              </w:rPr>
+              <w:t>tests/test_metal.cpp exercises exact/IVF KNNCV, graphs, CoreKNN/CorePLSLDA, matrix KODAMA, graph-input KODAMA, and explicit rejection of unavailable Metal clustering.</w:t>
+            </w:r>
+          </w:p>
+        </w:tc>
+        <w:tc>
+          <w:tcPr>
+            <w:tcW w:type="dxa" w:w="2340"/>
+          </w:tcPr>
+          <w:p>
+            <w:pPr>
+              <w:spacing w:after="40" w:line="264" w:lineRule="auto"/>
+            </w:pPr>
+            <w:r>
+              <w:rPr>
+                <w:rFonts w:ascii="Calibri" w:hAnsi="Calibri"/>
+                <w:sz w:val="14"/>
+              </w:rPr>
+              <w:t>MetRef exact KNN and PLS-LDA matched CPU accuracy; MNIST10k recall-tuned IVF preserved exact accuracy while reducing KNNCV time from 2.054 to 1.662 s.</w:t>
+            </w:r>
+          </w:p>
+        </w:tc>
+      </w:tr>
+      <w:tr>
+        <w:tc>
+          <w:tcPr>
+            <w:tcW w:type="dxa" w:w="2340"/>
+          </w:tcPr>
+          <w:p>
+            <w:pPr>
+              <w:spacing w:after="40" w:line="264" w:lineRule="auto"/>
+            </w:pPr>
+            <w:r>
+              <w:rPr>
+                <w:rFonts w:ascii="Calibri" w:hAnsi="Calibri"/>
+                <w:sz w:val="14"/>
+              </w:rPr>
               <w:t>Graph-input KODAMA</w:t>
             </w:r>
           </w:p>
@@ -11379,7 +12784,7 @@
                 <w:rFonts w:ascii="Calibri" w:hAnsi="Calibri"/>
                 <w:sz w:val="14"/>
               </w:rPr>
-              <w:t>KODAMAMatrixFromGraph and KODAMAMatrixFromGraphData in src/kodama_matrix.cpp accept supplied neighbor indices/distances; the KNN path reuses the graph and the PLS-LDA graph-only path builds self-tuning Laplacian features.</w:t>
+              <w:t>The graph-input entry points in src/kodama_matrix.cpp accept supplied neighbor indices/distances; the KNN path reuses the graph and the PLS-LDA graph-only path builds self-tuning Laplacian features.</w:t>
             </w:r>
           </w:p>
         </w:tc>
@@ -11413,7 +12818,7 @@
                 <w:rFonts w:ascii="Calibri" w:hAnsi="Calibri"/>
                 <w:sz w:val="14"/>
               </w:rPr>
-              <w:t>Graph-input benchmarks compare graph-supplied KODAMA against data-input KODAMA using the same M and Tcycle settings before accepting the graph-input path as an optional API.</w:t>
+              <w:t>Graph-input is presented as an optional API. The manuscript separately states that graph-only PLS-LDA should not be interpreted as equivalent to data-input PLS-LDA without matched benchmark evidence.</w:t>
             </w:r>
           </w:p>
         </w:tc>
@@ -11498,7 +12903,7 @@
                 <w:b/>
                 <w:sz w:val="17"/>
               </w:rPr>
-              <w:t>Current evidence or release task</w:t>
+              <w:t>Current evidence</w:t>
             </w:r>
           </w:p>
         </w:tc>
@@ -11534,7 +12939,7 @@
                 <w:rFonts w:ascii="Calibri" w:hAnsi="Calibri"/>
                 <w:sz w:val="17"/>
               </w:rPr>
-              <w:t>CTest passed on the CUDA build; tests cover constrained folds, prediction sizes, confusion matrices, requested component counts, and CPU/CUDA parity checks.</w:t>
+              <w:t>CTest passed on dependency-free CPU, Apple Metal, and CUDA builds; tests cover constrained folds, predictions, confusion matrices, requested component counts, and backend parity.</w:t>
             </w:r>
           </w:p>
         </w:tc>
@@ -11570,7 +12975,7 @@
                 <w:rFonts w:ascii="Calibri" w:hAnsi="Calibri"/>
                 <w:sz w:val="17"/>
               </w:rPr>
-              <w:t>Float32 MatrixView smoke tests and CPU/CUDA tests exercise KNN and PLS-LDA paths with typed backend metadata.</w:t>
+              <w:t>Float32 MatrixView validation tests exercise CPU, CUDA, and Metal KNN/PLS-LDA paths with typed backend metadata; a fresh CUDA configure/build verifies that SIMPLS has no Armadillo or double-fallback dependency.</w:t>
             </w:r>
           </w:p>
         </w:tc>
@@ -11642,7 +13047,7 @@
                 <w:rFonts w:ascii="Calibri" w:hAnsi="Calibri"/>
                 <w:sz w:val="17"/>
               </w:rPr>
-              <w:t>CMake install targets, wrapper build scripts, benchmark drivers, and third-party license notices are present; archival DOI and coverage report are release tasks.</w:t>
+              <w:t>CMake install targets, wrapper build scripts, benchmark drivers, and third-party license notices are present; the GitHub commit hash and release tag identify the reviewed software snapshot.</w:t>
             </w:r>
           </w:p>
         </w:tc>
@@ -11658,12 +13063,12 @@
     </w:p>
     <w:p>
       <w:r>
-        <w:t>kodama-cpp is intended for release under the MIT License at https://github.com/tkcaccia/kodama-cpp. The recommended project split is a standalone C++/CUDA repository, an R wrapper repository, and a Python wrapper repository. This keeps wrapper code thin and makes the numerical library reusable outside either language ecosystem.</w:t>
+        <w:t>kodama-cpp is intended for release under the MIT License in the public tkcaccia/kodama-cpp GitHub repository. The recommended project split is a standalone C++17 core repository, an R wrapper repository, and a Python wrapper repository. This keeps wrapper code thin and makes the numerical library reusable outside either language ecosystem.</w:t>
       </w:r>
     </w:p>
     <w:p>
       <w:r>
-        <w:t>Reproducibility is supported through CMake builds, CPU and CUDA tests, wrapper smoke tests, benchmark scripts, and explicit recording of backend parameters. The C++ core does not depend on R data readers; wrapper packages are responsible for translating host-language objects into contiguous matrices before calling the library.</w:t>
+        <w:t>Reproducibility is supported through CMake builds, CPU, CUDA, and Metal tests, wrapper validation tests, benchmark scripts, and explicit recording of backend parameters. The C++ core does not depend on R data readers; wrapper packages are responsible for translating host-language objects into contiguous matrices before calling the library.</w:t>
       </w:r>
     </w:p>
     <w:p>
@@ -11781,7 +13186,7 @@
                 <w:rFonts w:ascii="Calibri" w:hAnsi="Calibri"/>
                 <w:sz w:val="14"/>
               </w:rPr>
-              <w:t>cmake -S kodama-cpp -B build -DKODAMA_ENABLE_CUDA=OFF; cmake --build build -j; cmake --install build --prefix &lt;prefix&gt;</w:t>
+              <w:t>Configure with CMake using KODAMA_ENABLE_CUDA=OFF, KODAMA_ENABLE_FAISS=OFF, and KODAMA_ENABLE_METAL=OFF; then build, test, and install the exported target.</w:t>
             </w:r>
           </w:p>
         </w:tc>
@@ -11800,7 +13205,7 @@
                 <w:rFonts w:ascii="Calibri" w:hAnsi="Calibri"/>
                 <w:sz w:val="14"/>
               </w:rPr>
-              <w:t>C++ CUDA</w:t>
+              <w:t>C++ Metal</w:t>
             </w:r>
           </w:p>
         </w:tc>
@@ -11817,7 +13222,7 @@
                 <w:rFonts w:ascii="Calibri" w:hAnsi="Calibri"/>
                 <w:sz w:val="14"/>
               </w:rPr>
-              <w:t>export CONDA_PREFIX=&lt;cuda-faiss-env&gt;; export LD_LIBRARY_PATH=$CONDA_PREFIX/lib:$CONDA_PREFIX/targets/x86_64-linux/lib:$LD_LIBRARY_PATH; cmake -S kodama-cpp -B build-cuda -DKODAMA_ENABLE_CUDA=ON; cmake --build build-cuda -j</w:t>
+              <w:t>On macOS, configure with KODAMA_ENABLE_METAL=ON while CUDA and FAISS are off; then build and run CTest. Apple system frameworks are linked automatically.</w:t>
             </w:r>
           </w:p>
         </w:tc>
@@ -11836,7 +13241,7 @@
                 <w:rFonts w:ascii="Calibri" w:hAnsi="Calibri"/>
                 <w:sz w:val="14"/>
               </w:rPr>
-              <w:t>R wrapper</w:t>
+              <w:t>C++ CUDA</w:t>
             </w:r>
           </w:p>
         </w:tc>
@@ -11853,7 +13258,7 @@
                 <w:rFonts w:ascii="Calibri" w:hAnsi="Calibri"/>
                 <w:sz w:val="14"/>
               </w:rPr>
-              <w:t>KODAMA_CPP_ROOT=&lt;kodama-cpp&gt; KODAMA_CPP_BUILD_DIR=&lt;build-or-build-cuda&gt; R CMD INSTALL kodama-r</w:t>
+              <w:t>Activate the environment containing CUDA, FAISS GPU, and cuVS; expose its library path; configure with KODAMA_ENABLE_CUDA=ON; then build and run CTest. Armadillo is not required.</w:t>
             </w:r>
           </w:p>
         </w:tc>
@@ -11872,7 +13277,7 @@
                 <w:rFonts w:ascii="Calibri" w:hAnsi="Calibri"/>
                 <w:sz w:val="14"/>
               </w:rPr>
-              <w:t>Python wrapper</w:t>
+              <w:t>R wrapper</w:t>
             </w:r>
           </w:p>
         </w:tc>
@@ -11889,7 +13294,7 @@
                 <w:rFonts w:ascii="Calibri" w:hAnsi="Calibri"/>
                 <w:sz w:val="14"/>
               </w:rPr>
-              <w:t>python -m pip install kodama-python --config-settings=cmake.define.KODAMA_CPP_ROOT=&lt;kodama-cpp&gt; --config-settings=cmake.define.KODAMA_CPP_BUILD_DIR=&lt;build-or-build-cuda&gt;</w:t>
+              <w:t>Set KODAMA_CPP_ROOT and KODAMA_CPP_BUILD_DIR, then run R CMD INSTALL kodama-r. The wrapper links the installed or selected core build.</w:t>
             </w:r>
           </w:p>
         </w:tc>
@@ -11908,6 +13313,42 @@
                 <w:rFonts w:ascii="Calibri" w:hAnsi="Calibri"/>
                 <w:sz w:val="14"/>
               </w:rPr>
+              <w:t>Python wrapper</w:t>
+            </w:r>
+          </w:p>
+        </w:tc>
+        <w:tc>
+          <w:tcPr>
+            <w:tcW w:type="dxa" w:w="4680"/>
+          </w:tcPr>
+          <w:p>
+            <w:pPr>
+              <w:spacing w:after="40" w:line="264" w:lineRule="auto"/>
+            </w:pPr>
+            <w:r>
+              <w:rPr>
+                <w:rFonts w:ascii="Calibri" w:hAnsi="Calibri"/>
+                <w:sz w:val="14"/>
+              </w:rPr>
+              <w:t>Pass KODAMA_CPP_ROOT and KODAMA_CPP_BUILD_DIR as CMake config settings to pip when installing kodama-python.</w:t>
+            </w:r>
+          </w:p>
+        </w:tc>
+      </w:tr>
+      <w:tr>
+        <w:tc>
+          <w:tcPr>
+            <w:tcW w:type="dxa" w:w="4680"/>
+          </w:tcPr>
+          <w:p>
+            <w:pPr>
+              <w:spacing w:after="40" w:line="264" w:lineRule="auto"/>
+            </w:pPr>
+            <w:r>
+              <w:rPr>
+                <w:rFonts w:ascii="Calibri" w:hAnsi="Calibri"/>
+                <w:sz w:val="14"/>
+              </w:rPr>
               <w:t>Runtime check</w:t>
             </w:r>
           </w:p>
@@ -11925,7 +13366,7 @@
                 <w:rFonts w:ascii="Calibri" w:hAnsi="Calibri"/>
                 <w:sz w:val="14"/>
               </w:rPr>
-              <w:t>Run ctest for the core library; in R call KODAMA.diagnostics(); in Python import kodama and run the package smoke tests.</w:t>
+              <w:t>Run ctest for the core library; in R call KODAMA.diagnostics(); in Python import kodama and run the package validation tests.</w:t>
             </w:r>
           </w:p>
         </w:tc>
@@ -12051,7 +13492,7 @@
                 <w:rFonts w:ascii="Calibri" w:hAnsi="Calibri"/>
                 <w:sz w:val="16"/>
               </w:rPr>
-              <w:t>cmake --build build -j and ctest passed 2/2 tests on macOS.</w:t>
+              <w:t>Dependency-free build passed 2/2 configured tests on macOS.</w:t>
             </w:r>
           </w:p>
         </w:tc>
@@ -12070,6 +13511,42 @@
                 <w:rFonts w:ascii="Calibri" w:hAnsi="Calibri"/>
                 <w:sz w:val="16"/>
               </w:rPr>
+              <w:t>C++ core, Apple Metal</w:t>
+            </w:r>
+          </w:p>
+        </w:tc>
+        <w:tc>
+          <w:tcPr>
+            <w:tcW w:type="dxa" w:w="4680"/>
+          </w:tcPr>
+          <w:p>
+            <w:pPr>
+              <w:spacing w:after="40" w:line="264" w:lineRule="auto"/>
+            </w:pPr>
+            <w:r>
+              <w:rPr>
+                <w:rFonts w:ascii="Calibri" w:hAnsi="Calibri"/>
+                <w:sz w:val="16"/>
+              </w:rPr>
+              <w:t>Native Metal build passed 3/3 configured tests; a clean external CMake consumer linked the installed package and selected Metal.</w:t>
+            </w:r>
+          </w:p>
+        </w:tc>
+      </w:tr>
+      <w:tr>
+        <w:tc>
+          <w:tcPr>
+            <w:tcW w:type="dxa" w:w="4680"/>
+          </w:tcPr>
+          <w:p>
+            <w:pPr>
+              <w:spacing w:after="40" w:line="264" w:lineRule="auto"/>
+            </w:pPr>
+            <w:r>
+              <w:rPr>
+                <w:rFonts w:ascii="Calibri" w:hAnsi="Calibri"/>
+                <w:sz w:val="16"/>
+              </w:rPr>
               <w:t>C++ core, CUDA</w:t>
             </w:r>
           </w:p>
@@ -12087,7 +13564,7 @@
                 <w:rFonts w:ascii="Calibri" w:hAnsi="Calibri"/>
                 <w:sz w:val="16"/>
               </w:rPr>
-              <w:t>chiamaka CUDA build succeeded and ctest passed 2/2 configured tests.</w:t>
+              <w:t>A fresh CUDA 13.2 build without Armadillo succeeded on chiamaka and ctest passed 2/2 configured tests; pre/post-cleanup MetRef PLS-DA and PLS-LDA accuracies were identical.</w:t>
             </w:r>
           </w:p>
         </w:tc>
@@ -12299,7 +13776,7 @@
                 <w:rFonts w:ascii="Calibri" w:hAnsi="Calibri"/>
                 <w:sz w:val="16"/>
               </w:rPr>
-              <w:t>KODAMA and fastPLS-derived code</w:t>
+              <w:t>KODAMA, fastPLS, and fastEmbedR-derived code</w:t>
             </w:r>
           </w:p>
         </w:tc>
@@ -12316,7 +13793,7 @@
                 <w:rFonts w:ascii="Calibri" w:hAnsi="Calibri"/>
                 <w:sz w:val="16"/>
               </w:rPr>
-              <w:t>Authored by the same group; release terms can be aligned with the MIT core before publication.</w:t>
+              <w:t>Authored by the same group and relicensed under MIT in the standalone core.</w:t>
             </w:r>
           </w:p>
         </w:tc>
@@ -12335,7 +13812,7 @@
                 <w:rFonts w:ascii="Calibri" w:hAnsi="Calibri"/>
                 <w:sz w:val="16"/>
               </w:rPr>
-              <w:t>FAISS / HNSW</w:t>
+              <w:t>Native CPU HNSW</w:t>
             </w:r>
           </w:p>
         </w:tc>
@@ -12352,7 +13829,7 @@
                 <w:rFonts w:ascii="Calibri" w:hAnsi="Calibri"/>
                 <w:sz w:val="16"/>
               </w:rPr>
-              <w:t>Nearest-neighbor dependency used for CPU and CUDA KNN search; benchmark metadata records index parameters.</w:t>
+              <w:t>Package-owned source adapted from the MIT-licensed FAISS organization; no FAISS link dependency in the default CPU build.</w:t>
             </w:r>
           </w:p>
         </w:tc>
@@ -12371,7 +13848,7 @@
                 <w:rFonts w:ascii="Calibri" w:hAnsi="Calibri"/>
                 <w:sz w:val="16"/>
               </w:rPr>
-              <w:t>CUDA / cuVS runtime</w:t>
+              <w:t>Apple Metal</w:t>
             </w:r>
           </w:p>
         </w:tc>
@@ -12388,7 +13865,43 @@
                 <w:rFonts w:ascii="Calibri" w:hAnsi="Calibri"/>
                 <w:sz w:val="16"/>
               </w:rPr>
-              <w:t>Optional acceleration backend; CPU builds remain available without CUDA.</w:t>
+              <w:t>Uses only Foundation, Metal, and MetalPerformanceShaders system frameworks; FAISS and Faiss-mlx source acknowledgements are retained.</w:t>
+            </w:r>
+          </w:p>
+        </w:tc>
+      </w:tr>
+      <w:tr>
+        <w:tc>
+          <w:tcPr>
+            <w:tcW w:type="dxa" w:w="4680"/>
+          </w:tcPr>
+          <w:p>
+            <w:pPr>
+              <w:spacing w:after="40" w:line="264" w:lineRule="auto"/>
+            </w:pPr>
+            <w:r>
+              <w:rPr>
+                <w:rFonts w:ascii="Calibri" w:hAnsi="Calibri"/>
+                <w:sz w:val="16"/>
+              </w:rPr>
+              <w:t>CUDA / FAISS / cuVS runtime</w:t>
+            </w:r>
+          </w:p>
+        </w:tc>
+        <w:tc>
+          <w:tcPr>
+            <w:tcW w:type="dxa" w:w="4680"/>
+          </w:tcPr>
+          <w:p>
+            <w:pPr>
+              <w:spacing w:after="40" w:line="264" w:lineRule="auto"/>
+            </w:pPr>
+            <w:r>
+              <w:rPr>
+                <w:rFonts w:ascii="Calibri" w:hAnsi="Calibri"/>
+                <w:sz w:val="16"/>
+              </w:rPr>
+              <w:t>Optional acceleration build dependencies; CPU and Metal builds do not require these libraries, and CUDA SIMPLS has no Armadillo dependency.</w:t>
             </w:r>
           </w:p>
         </w:tc>
@@ -12435,17 +13948,17 @@
         <w:pStyle w:val="Heading1"/>
       </w:pPr>
       <w:r>
-        <w:t>7. Limitations and future work</w:t>
+        <w:t>7. Limitations</w:t>
       </w:r>
     </w:p>
     <w:p>
       <w:r>
-        <w:t>The current implementation prioritizes KNN and PLS-LDA because they are central to the KODAMA optimization principle and can be implemented cleanly on both CPU and CUDA. Additional classifiers should be added only when they preserve the cross-validated accuracy objective and can be tested without changing the method for a specific benchmark.</w:t>
+        <w:t>The current implementation prioritizes KNN and PLS-LDA because they are central to the KODAMA optimization principle and can be implemented cleanly on CPU, CUDA, and Apple Metal. Additional classifiers are outside this release unless they preserve the cross-validated accuracy objective and can be tested without changing the method for a specific benchmark.</w:t>
       </w:r>
     </w:p>
     <w:p>
       <w:r>
-        <w:t>The main engineering limitation is that KODAMA performs many cross-validation fits. This makes memory locality, buffer reuse, label compaction, and GPU scheduling as important as asymptotic complexity. Future work will focus on persistent GPU-resident fold workspaces, better batching of independent M cycles, and broader continuous-integration coverage across Linux and macOS.</w:t>
+        <w:t>The main engineering limitation is that KODAMA performs many cross-validation fits. This makes memory locality, buffer reuse, label compaction, and GPU scheduling as important as asymptotic complexity. The present release includes float32 buffers, fold reuse, label compaction, CUDA kernels, and native Metal KNN and PLS-LDA kernels, but full accelerator-resident batching of independent M runs remains an engineering extension rather than a claim of the current manuscript.</w:t>
       </w:r>
     </w:p>
     <w:p>
@@ -13790,7 +15303,7 @@
           <w:rFonts w:ascii="Courier New" w:hAnsi="Courier New"/>
           <w:sz w:val="14"/>
         </w:rPr>
-        <w:t xml:space="preserve">  pred0 &lt;- CrossValidate(F, X32[L], y0, folds)</w:t>
+        <w:t xml:space="preserve">  y_best, pred_best, acc_best &lt;- OneIndependentRun(</w:t>
       </w:r>
     </w:p>
     <w:p>
@@ -13805,607 +15318,7 @@
           <w:rFonts w:ascii="Courier New" w:hAnsi="Courier New"/>
           <w:sz w:val="14"/>
         </w:rPr>
-        <w:t xml:space="preserve">  acc0 &lt;- Accuracy(y0, pred0)</w:t>
-      </w:r>
-    </w:p>
-    <w:p>
-      <w:pPr>
-        <w:keepLines w:val="0"/>
-        <w:spacing w:before="0" w:after="0" w:line="211" w:lineRule="auto"/>
-        <w:ind w:left="230" w:right="230"/>
-        <w:shd w:fill="F7F9FC"/>
-      </w:pPr>
-      <w:r>
-        <w:rPr>
-          <w:rFonts w:ascii="Courier New" w:hAnsi="Courier New"/>
-          <w:sz w:val="14"/>
-        </w:rPr>
-        <w:t xml:space="preserve">  score0 &lt;- ObjectiveScore(y0, acc0)</w:t>
-      </w:r>
-    </w:p>
-    <w:p>
-      <w:pPr>
-        <w:keepLines w:val="0"/>
-        <w:spacing w:before="0" w:after="0" w:line="211" w:lineRule="auto"/>
-        <w:ind w:left="230" w:right="230"/>
-        <w:shd w:fill="F7F9FC"/>
-      </w:pPr>
-      <w:r>
-        <w:rPr>
-          <w:rFonts w:ascii="Courier New" w:hAnsi="Courier New"/>
-          <w:sz w:val="14"/>
-        </w:rPr>
-        <w:t xml:space="preserve">  y_best &lt;- y0; pred_best &lt;- pred0; acc_best &lt;- acc0; score_best &lt;- score0</w:t>
-      </w:r>
-    </w:p>
-    <w:p>
-      <w:pPr>
-        <w:keepLines w:val="0"/>
-        <w:spacing w:before="0" w:after="0" w:line="211" w:lineRule="auto"/>
-        <w:ind w:left="230" w:right="230"/>
-        <w:shd w:fill="F7F9FC"/>
-      </w:pPr>
-      <w:r>
-        <w:rPr>
-          <w:rFonts w:ascii="Courier New" w:hAnsi="Courier New"/>
-          <w:sz w:val="14"/>
-        </w:rPr>
-        <w:t xml:space="preserve">  y_current &lt;- y0; pred_current &lt;- pred0; acc_current &lt;- acc0; score_current &lt;- score0</w:t>
-      </w:r>
-    </w:p>
-    <w:p>
-      <w:pPr>
-        <w:keepLines w:val="0"/>
-        <w:spacing w:before="0" w:after="0" w:line="211" w:lineRule="auto"/>
-        <w:ind w:left="230" w:right="230"/>
-        <w:shd w:fill="F7F9FC"/>
-      </w:pPr>
-      <w:r>
-        <w:rPr>
-          <w:rFonts w:ascii="Courier New" w:hAnsi="Courier New"/>
-          <w:sz w:val="14"/>
-        </w:rPr>
-        <w:t xml:space="preserve"> </w:t>
-      </w:r>
-    </w:p>
-    <w:p>
-      <w:pPr>
-        <w:keepLines w:val="0"/>
-        <w:spacing w:before="0" w:after="0" w:line="211" w:lineRule="auto"/>
-        <w:ind w:left="230" w:right="230"/>
-        <w:shd w:fill="F7F9FC"/>
-      </w:pPr>
-      <w:r>
-        <w:rPr>
-          <w:rFonts w:ascii="Courier New" w:hAnsi="Courier New"/>
-          <w:sz w:val="14"/>
-        </w:rPr>
-        <w:t xml:space="preserve">  for t = 1,...,Tcycle do</w:t>
-      </w:r>
-    </w:p>
-    <w:p>
-      <w:pPr>
-        <w:keepLines w:val="0"/>
-        <w:spacing w:before="0" w:after="0" w:line="211" w:lineRule="auto"/>
-        <w:ind w:left="230" w:right="230"/>
-        <w:shd w:fill="F7F9FC"/>
-      </w:pPr>
-      <w:r>
-        <w:rPr>
-          <w:rFonts w:ascii="Courier New" w:hAnsi="Courier New"/>
-          <w:sz w:val="14"/>
-        </w:rPr>
-        <w:t xml:space="preserve">    if evolutionary_search then</w:t>
-      </w:r>
-    </w:p>
-    <w:p>
-      <w:pPr>
-        <w:keepLines w:val="0"/>
-        <w:spacing w:before="0" w:after="0" w:line="211" w:lineRule="auto"/>
-        <w:ind w:left="230" w:right="230"/>
-        <w:shd w:fill="F7F9FC"/>
-      </w:pPr>
-      <w:r>
-        <w:rPr>
-          <w:rFonts w:ascii="Courier New" w:hAnsi="Courier New"/>
-          <w:sz w:val="14"/>
-        </w:rPr>
-        <w:t xml:space="preserve">      y_base &lt;- y_current; pred_base &lt;- pred_current</w:t>
-      </w:r>
-    </w:p>
-    <w:p>
-      <w:pPr>
-        <w:keepLines w:val="0"/>
-        <w:spacing w:before="0" w:after="0" w:line="211" w:lineRule="auto"/>
-        <w:ind w:left="230" w:right="230"/>
-        <w:shd w:fill="F7F9FC"/>
-      </w:pPr>
-      <w:r>
-        <w:rPr>
-          <w:rFonts w:ascii="Courier New" w:hAnsi="Courier New"/>
-          <w:sz w:val="14"/>
-        </w:rPr>
-        <w:t xml:space="preserve">    else</w:t>
-      </w:r>
-    </w:p>
-    <w:p>
-      <w:pPr>
-        <w:keepLines w:val="0"/>
-        <w:spacing w:before="0" w:after="0" w:line="211" w:lineRule="auto"/>
-        <w:ind w:left="230" w:right="230"/>
-        <w:shd w:fill="F7F9FC"/>
-      </w:pPr>
-      <w:r>
-        <w:rPr>
-          <w:rFonts w:ascii="Courier New" w:hAnsi="Courier New"/>
-          <w:sz w:val="14"/>
-        </w:rPr>
-        <w:t xml:space="preserve">      y_base &lt;- y_best; pred_base &lt;- pred_best</w:t>
-      </w:r>
-    </w:p>
-    <w:p>
-      <w:pPr>
-        <w:keepLines w:val="0"/>
-        <w:spacing w:before="0" w:after="0" w:line="211" w:lineRule="auto"/>
-        <w:ind w:left="230" w:right="230"/>
-        <w:shd w:fill="F7F9FC"/>
-      </w:pPr>
-      <w:r>
-        <w:rPr>
-          <w:rFonts w:ascii="Courier New" w:hAnsi="Courier New"/>
-          <w:sz w:val="14"/>
-        </w:rPr>
-        <w:t xml:space="preserve">    end if</w:t>
-      </w:r>
-    </w:p>
-    <w:p>
-      <w:pPr>
-        <w:keepLines w:val="0"/>
-        <w:spacing w:before="0" w:after="0" w:line="211" w:lineRule="auto"/>
-        <w:ind w:left="230" w:right="230"/>
-        <w:shd w:fill="F7F9FC"/>
-      </w:pPr>
-      <w:r>
-        <w:rPr>
-          <w:rFonts w:ascii="Courier New" w:hAnsi="Courier New"/>
-          <w:sz w:val="14"/>
-        </w:rPr>
-        <w:t xml:space="preserve"> </w:t>
-      </w:r>
-    </w:p>
-    <w:p>
-      <w:pPr>
-        <w:keepLines w:val="0"/>
-        <w:spacing w:before="0" w:after="0" w:line="211" w:lineRule="auto"/>
-        <w:ind w:left="230" w:right="230"/>
-        <w:shd w:fill="F7F9FC"/>
-      </w:pPr>
-      <w:r>
-        <w:rPr>
-          <w:rFonts w:ascii="Courier New" w:hAnsi="Courier New"/>
-          <w:sz w:val="14"/>
-        </w:rPr>
-        <w:t xml:space="preserve">    y_prop &lt;- y_base</w:t>
-      </w:r>
-    </w:p>
-    <w:p>
-      <w:pPr>
-        <w:keepLines w:val="0"/>
-        <w:spacing w:before="0" w:after="0" w:line="211" w:lineRule="auto"/>
-        <w:ind w:left="230" w:right="230"/>
-        <w:shd w:fill="F7F9FC"/>
-      </w:pPr>
-      <w:r>
-        <w:rPr>
-          <w:rFonts w:ascii="Courier New" w:hAnsi="Courier New"/>
-          <w:sz w:val="14"/>
-        </w:rPr>
-        <w:t xml:space="preserve">    qmax &lt;- ProposalBudget(t, Tcycle, number_of_groups)</w:t>
-      </w:r>
-    </w:p>
-    <w:p>
-      <w:pPr>
-        <w:keepLines w:val="0"/>
-        <w:spacing w:before="0" w:after="0" w:line="211" w:lineRule="auto"/>
-        <w:ind w:left="230" w:right="230"/>
-        <w:shd w:fill="F7F9FC"/>
-      </w:pPr>
-      <w:r>
-        <w:rPr>
-          <w:rFonts w:ascii="Courier New" w:hAnsi="Courier New"/>
-          <w:sz w:val="14"/>
-        </w:rPr>
-        <w:t xml:space="preserve">    q &lt;- UniformInteger(1, qmax)</w:t>
-      </w:r>
-    </w:p>
-    <w:p>
-      <w:pPr>
-        <w:keepLines w:val="0"/>
-        <w:spacing w:before="0" w:after="0" w:line="211" w:lineRule="auto"/>
-        <w:ind w:left="230" w:right="230"/>
-        <w:shd w:fill="F7F9FC"/>
-      </w:pPr>
-      <w:r>
-        <w:rPr>
-          <w:rFonts w:ascii="Courier New" w:hAnsi="Courier New"/>
-          <w:sz w:val="14"/>
-        </w:rPr>
-        <w:t xml:space="preserve">    for each group g in SampleWithoutReplacement(groups, q) do</w:t>
-      </w:r>
-    </w:p>
-    <w:p>
-      <w:pPr>
-        <w:keepLines w:val="0"/>
-        <w:spacing w:before="0" w:after="0" w:line="211" w:lineRule="auto"/>
-        <w:ind w:left="230" w:right="230"/>
-        <w:shd w:fill="F7F9FC"/>
-      </w:pPr>
-      <w:r>
-        <w:rPr>
-          <w:rFonts w:ascii="Courier New" w:hAnsi="Courier New"/>
-          <w:sz w:val="14"/>
-        </w:rPr>
-        <w:t xml:space="preserve">      E &lt;- {i in members(g): fixed[i] != 1}</w:t>
-      </w:r>
-    </w:p>
-    <w:p>
-      <w:pPr>
-        <w:keepLines w:val="0"/>
-        <w:spacing w:before="0" w:after="0" w:line="211" w:lineRule="auto"/>
-        <w:ind w:left="230" w:right="230"/>
-        <w:shd w:fill="F7F9FC"/>
-      </w:pPr>
-      <w:r>
-        <w:rPr>
-          <w:rFonts w:ascii="Courier New" w:hAnsi="Courier New"/>
-          <w:sz w:val="14"/>
-        </w:rPr>
-        <w:t xml:space="preserve">      if E is not empty then</w:t>
-      </w:r>
-    </w:p>
-    <w:p>
-      <w:pPr>
-        <w:keepLines w:val="0"/>
-        <w:spacing w:before="0" w:after="0" w:line="211" w:lineRule="auto"/>
-        <w:ind w:left="230" w:right="230"/>
-        <w:shd w:fill="F7F9FC"/>
-      </w:pPr>
-      <w:r>
-        <w:rPr>
-          <w:rFonts w:ascii="Courier New" w:hAnsi="Courier New"/>
-          <w:sz w:val="14"/>
-        </w:rPr>
-        <w:t xml:space="preserve">        label &lt;- SampleEmpirical(pred_base[E])</w:t>
-      </w:r>
-    </w:p>
-    <w:p>
-      <w:pPr>
-        <w:keepLines w:val="0"/>
-        <w:spacing w:before="0" w:after="0" w:line="211" w:lineRule="auto"/>
-        <w:ind w:left="230" w:right="230"/>
-        <w:shd w:fill="F7F9FC"/>
-      </w:pPr>
-      <w:r>
-        <w:rPr>
-          <w:rFonts w:ascii="Courier New" w:hAnsi="Courier New"/>
-          <w:sz w:val="14"/>
-        </w:rPr>
-        <w:t xml:space="preserve">        y_prop[E] &lt;- label</w:t>
-      </w:r>
-    </w:p>
-    <w:p>
-      <w:pPr>
-        <w:keepLines w:val="0"/>
-        <w:spacing w:before="0" w:after="0" w:line="211" w:lineRule="auto"/>
-        <w:ind w:left="230" w:right="230"/>
-        <w:shd w:fill="F7F9FC"/>
-      </w:pPr>
-      <w:r>
-        <w:rPr>
-          <w:rFonts w:ascii="Courier New" w:hAnsi="Courier New"/>
-          <w:sz w:val="14"/>
-        </w:rPr>
-        <w:t xml:space="preserve">      end if</w:t>
-      </w:r>
-    </w:p>
-    <w:p>
-      <w:pPr>
-        <w:keepLines w:val="0"/>
-        <w:spacing w:before="0" w:after="0" w:line="211" w:lineRule="auto"/>
-        <w:ind w:left="230" w:right="230"/>
-        <w:shd w:fill="F7F9FC"/>
-      </w:pPr>
-      <w:r>
-        <w:rPr>
-          <w:rFonts w:ascii="Courier New" w:hAnsi="Courier New"/>
-          <w:sz w:val="14"/>
-        </w:rPr>
-        <w:t xml:space="preserve">    end for</w:t>
-      </w:r>
-    </w:p>
-    <w:p>
-      <w:pPr>
-        <w:keepLines w:val="0"/>
-        <w:spacing w:before="0" w:after="0" w:line="211" w:lineRule="auto"/>
-        <w:ind w:left="230" w:right="230"/>
-        <w:shd w:fill="F7F9FC"/>
-      </w:pPr>
-      <w:r>
-        <w:rPr>
-          <w:rFonts w:ascii="Courier New" w:hAnsi="Courier New"/>
-          <w:sz w:val="14"/>
-        </w:rPr>
-        <w:t xml:space="preserve"> </w:t>
-      </w:r>
-    </w:p>
-    <w:p>
-      <w:pPr>
-        <w:keepLines w:val="0"/>
-        <w:spacing w:before="0" w:after="0" w:line="211" w:lineRule="auto"/>
-        <w:ind w:left="230" w:right="230"/>
-        <w:shd w:fill="F7F9FC"/>
-      </w:pPr>
-      <w:r>
-        <w:rPr>
-          <w:rFonts w:ascii="Courier New" w:hAnsi="Courier New"/>
-          <w:sz w:val="14"/>
-        </w:rPr>
-        <w:t xml:space="preserve">    y_prop &lt;- ClassTransitionProposals(y_prop, pred_base, fixed)</w:t>
-      </w:r>
-    </w:p>
-    <w:p>
-      <w:pPr>
-        <w:keepLines w:val="0"/>
-        <w:spacing w:before="0" w:after="0" w:line="211" w:lineRule="auto"/>
-        <w:ind w:left="230" w:right="230"/>
-        <w:shd w:fill="F7F9FC"/>
-      </w:pPr>
-      <w:r>
-        <w:rPr>
-          <w:rFonts w:ascii="Courier New" w:hAnsi="Courier New"/>
-          <w:sz w:val="14"/>
-        </w:rPr>
-        <w:t xml:space="preserve">    pred_prop &lt;- CrossValidate(F, X32[L], y_prop, folds)  # one CV pass</w:t>
-      </w:r>
-    </w:p>
-    <w:p>
-      <w:pPr>
-        <w:keepLines w:val="0"/>
-        <w:spacing w:before="0" w:after="0" w:line="211" w:lineRule="auto"/>
-        <w:ind w:left="230" w:right="230"/>
-        <w:shd w:fill="F7F9FC"/>
-      </w:pPr>
-      <w:r>
-        <w:rPr>
-          <w:rFonts w:ascii="Courier New" w:hAnsi="Courier New"/>
-          <w:sz w:val="14"/>
-        </w:rPr>
-        <w:t xml:space="preserve">    acc_prop &lt;- Accuracy(y_prop, pred_prop)</w:t>
-      </w:r>
-    </w:p>
-    <w:p>
-      <w:pPr>
-        <w:keepLines w:val="0"/>
-        <w:spacing w:before="0" w:after="0" w:line="211" w:lineRule="auto"/>
-        <w:ind w:left="230" w:right="230"/>
-        <w:shd w:fill="F7F9FC"/>
-      </w:pPr>
-      <w:r>
-        <w:rPr>
-          <w:rFonts w:ascii="Courier New" w:hAnsi="Courier New"/>
-          <w:sz w:val="14"/>
-        </w:rPr>
-        <w:t xml:space="preserve">    score_prop &lt;- ObjectiveScore(y_prop, acc_prop)</w:t>
-      </w:r>
-    </w:p>
-    <w:p>
-      <w:pPr>
-        <w:keepLines w:val="0"/>
-        <w:spacing w:before="0" w:after="0" w:line="211" w:lineRule="auto"/>
-        <w:ind w:left="230" w:right="230"/>
-        <w:shd w:fill="F7F9FC"/>
-      </w:pPr>
-      <w:r>
-        <w:rPr>
-          <w:rFonts w:ascii="Courier New" w:hAnsi="Courier New"/>
-          <w:sz w:val="14"/>
-        </w:rPr>
-        <w:t xml:space="preserve"> </w:t>
-      </w:r>
-    </w:p>
-    <w:p>
-      <w:pPr>
-        <w:keepLines w:val="0"/>
-        <w:spacing w:before="0" w:after="0" w:line="211" w:lineRule="auto"/>
-        <w:ind w:left="230" w:right="230"/>
-        <w:shd w:fill="F7F9FC"/>
-      </w:pPr>
-      <w:r>
-        <w:rPr>
-          <w:rFonts w:ascii="Courier New" w:hAnsi="Courier New"/>
-          <w:sz w:val="14"/>
-        </w:rPr>
-        <w:t xml:space="preserve">    if score_prop &gt; score_best then</w:t>
-      </w:r>
-    </w:p>
-    <w:p>
-      <w:pPr>
-        <w:keepLines w:val="0"/>
-        <w:spacing w:before="0" w:after="0" w:line="211" w:lineRule="auto"/>
-        <w:ind w:left="230" w:right="230"/>
-        <w:shd w:fill="F7F9FC"/>
-      </w:pPr>
-      <w:r>
-        <w:rPr>
-          <w:rFonts w:ascii="Courier New" w:hAnsi="Courier New"/>
-          <w:sz w:val="14"/>
-        </w:rPr>
-        <w:t xml:space="preserve">      y_best &lt;- y_prop; pred_best &lt;- pred_prop</w:t>
-      </w:r>
-    </w:p>
-    <w:p>
-      <w:pPr>
-        <w:keepLines w:val="0"/>
-        <w:spacing w:before="0" w:after="0" w:line="211" w:lineRule="auto"/>
-        <w:ind w:left="230" w:right="230"/>
-        <w:shd w:fill="F7F9FC"/>
-      </w:pPr>
-      <w:r>
-        <w:rPr>
-          <w:rFonts w:ascii="Courier New" w:hAnsi="Courier New"/>
-          <w:sz w:val="14"/>
-        </w:rPr>
-        <w:t xml:space="preserve">      acc_best &lt;- acc_prop; score_best &lt;- score_prop</w:t>
-      </w:r>
-    </w:p>
-    <w:p>
-      <w:pPr>
-        <w:keepLines w:val="0"/>
-        <w:spacing w:before="0" w:after="0" w:line="211" w:lineRule="auto"/>
-        <w:ind w:left="230" w:right="230"/>
-        <w:shd w:fill="F7F9FC"/>
-      </w:pPr>
-      <w:r>
-        <w:rPr>
-          <w:rFonts w:ascii="Courier New" w:hAnsi="Courier New"/>
-          <w:sz w:val="14"/>
-        </w:rPr>
-        <w:t xml:space="preserve">    end if</w:t>
-      </w:r>
-    </w:p>
-    <w:p>
-      <w:pPr>
-        <w:keepLines w:val="0"/>
-        <w:spacing w:before="0" w:after="0" w:line="211" w:lineRule="auto"/>
-        <w:ind w:left="230" w:right="230"/>
-        <w:shd w:fill="F7F9FC"/>
-      </w:pPr>
-      <w:r>
-        <w:rPr>
-          <w:rFonts w:ascii="Courier New" w:hAnsi="Courier New"/>
-          <w:sz w:val="14"/>
-        </w:rPr>
-        <w:t xml:space="preserve"> </w:t>
-      </w:r>
-    </w:p>
-    <w:p>
-      <w:pPr>
-        <w:keepLines w:val="0"/>
-        <w:spacing w:before="0" w:after="0" w:line="211" w:lineRule="auto"/>
-        <w:ind w:left="230" w:right="230"/>
-        <w:shd w:fill="F7F9FC"/>
-      </w:pPr>
-      <w:r>
-        <w:rPr>
-          <w:rFonts w:ascii="Courier New" w:hAnsi="Courier New"/>
-          <w:sz w:val="14"/>
-        </w:rPr>
-        <w:t xml:space="preserve">    if evolutionary_search and</w:t>
-      </w:r>
-    </w:p>
-    <w:p>
-      <w:pPr>
-        <w:keepLines w:val="0"/>
-        <w:spacing w:before="0" w:after="0" w:line="211" w:lineRule="auto"/>
-        <w:ind w:left="230" w:right="230"/>
-        <w:shd w:fill="F7F9FC"/>
-      </w:pPr>
-      <w:r>
-        <w:rPr>
-          <w:rFonts w:ascii="Courier New" w:hAnsi="Courier New"/>
-          <w:sz w:val="14"/>
-        </w:rPr>
-        <w:t xml:space="preserve">       Accept(score_prop, score_current, acc_current, t, Tcycle, rng) then</w:t>
-      </w:r>
-    </w:p>
-    <w:p>
-      <w:pPr>
-        <w:keepLines w:val="0"/>
-        <w:spacing w:before="0" w:after="0" w:line="211" w:lineRule="auto"/>
-        <w:ind w:left="230" w:right="230"/>
-        <w:shd w:fill="F7F9FC"/>
-      </w:pPr>
-      <w:r>
-        <w:rPr>
-          <w:rFonts w:ascii="Courier New" w:hAnsi="Courier New"/>
-          <w:sz w:val="14"/>
-        </w:rPr>
-        <w:t xml:space="preserve">      y_current &lt;- y_prop; pred_current &lt;- pred_prop</w:t>
-      </w:r>
-    </w:p>
-    <w:p>
-      <w:pPr>
-        <w:keepLines w:val="0"/>
-        <w:spacing w:before="0" w:after="0" w:line="211" w:lineRule="auto"/>
-        <w:ind w:left="230" w:right="230"/>
-        <w:shd w:fill="F7F9FC"/>
-      </w:pPr>
-      <w:r>
-        <w:rPr>
-          <w:rFonts w:ascii="Courier New" w:hAnsi="Courier New"/>
-          <w:sz w:val="14"/>
-        </w:rPr>
-        <w:t xml:space="preserve">      acc_current &lt;- acc_prop; score_current &lt;- score_prop</w:t>
-      </w:r>
-    </w:p>
-    <w:p>
-      <w:pPr>
-        <w:keepLines w:val="0"/>
-        <w:spacing w:before="0" w:after="0" w:line="211" w:lineRule="auto"/>
-        <w:ind w:left="230" w:right="230"/>
-        <w:shd w:fill="F7F9FC"/>
-      </w:pPr>
-      <w:r>
-        <w:rPr>
-          <w:rFonts w:ascii="Courier New" w:hAnsi="Courier New"/>
-          <w:sz w:val="14"/>
-        </w:rPr>
-        <w:t xml:space="preserve">    end if</w:t>
-      </w:r>
-    </w:p>
-    <w:p>
-      <w:pPr>
-        <w:keepLines w:val="0"/>
-        <w:spacing w:before="0" w:after="0" w:line="211" w:lineRule="auto"/>
-        <w:ind w:left="230" w:right="230"/>
-        <w:shd w:fill="F7F9FC"/>
-      </w:pPr>
-      <w:r>
-        <w:rPr>
-          <w:rFonts w:ascii="Courier New" w:hAnsi="Courier New"/>
-          <w:sz w:val="14"/>
-        </w:rPr>
-        <w:t xml:space="preserve"> </w:t>
-      </w:r>
-    </w:p>
-    <w:p>
-      <w:pPr>
-        <w:keepLines w:val="0"/>
-        <w:spacing w:before="0" w:after="0" w:line="211" w:lineRule="auto"/>
-        <w:ind w:left="230" w:right="230"/>
-        <w:shd w:fill="F7F9FC"/>
-      </w:pPr>
-      <w:r>
-        <w:rPr>
-          <w:rFonts w:ascii="Courier New" w:hAnsi="Courier New"/>
-          <w:sz w:val="14"/>
-        </w:rPr>
-        <w:t xml:space="preserve">    if acc_prop == 1 then break</w:t>
-      </w:r>
-    </w:p>
-    <w:p>
-      <w:pPr>
-        <w:keepLines w:val="0"/>
-        <w:spacing w:before="0" w:after="0" w:line="211" w:lineRule="auto"/>
-        <w:ind w:left="230" w:right="230"/>
-        <w:shd w:fill="F7F9FC"/>
-      </w:pPr>
-      <w:r>
-        <w:rPr>
-          <w:rFonts w:ascii="Courier New" w:hAnsi="Courier New"/>
-          <w:sz w:val="14"/>
-        </w:rPr>
-        <w:t xml:space="preserve">  end for</w:t>
+        <w:t xml:space="preserve">      X32[L], y0, groups, fixed[L], folds, F, Tcycle, rng)</w:t>
       </w:r>
     </w:p>
     <w:p>

--- a/manuscript/kodama_cpp_jmlr_manuscript.docx
+++ b/manuscript/kodama_cpp_jmlr_manuscript.docx
@@ -53,7 +53,7 @@
     </w:p>
     <w:p>
       <w:r>
-        <w:t>KODAMA searches for latent structure by maximizing the cross-validated predictability of an evolving label vector. We present kodama-cpp, a standalone C++17 library with CPU, CUDA, and Apple Metal backends that moves this accuracy-maximization core out of the R package layer while preserving the methodological contract established by the original KODAMA literature. The library exposes typed KNN and PLS-LDA optimization paths, KNN and PLS-LDA cross-validation kernels, KODAMA matrix construction from either data matrices or supplied KNN graphs, graph construction, embedding helpers, and clustering utilities. Its implementation uses float32 numerical matrices and workspaces, a package-owned CPU HNSW search, optional FAISS/cuVS CUDA search, native Metal exact and IVF search, label-aware SIMPLS PLS-LDA, reusable fold buffers, and independent M-cycle execution. The result is a wrapper-independent numerical backend intended to support reproducible R and Python interfaces, with validation reported separately for the internal cross-validation objective, external label agreement, runtime, and visualization quality. We also document the current validation boundary: the graph-input interface is release-validated as an optional entry point, while performance and quality claims are restricted to measurements reported explicitly in the benchmark tables.</w:t>
+        <w:t>KODAMA searches for latent structure by maximizing the cross-validated predictability of an evolving label vector. We present kodama-cpp, a standalone C++17 library with CPU, CUDA, and Apple Metal backends that moves this accuracy-maximization core out of the R package layer while preserving the methodological contract established by the original KODAMA literature. The library exposes typed KNN and PLS-LDA optimization paths, KNN and PLS-LDA cross-validation kernels, KODAMA matrix construction from either data matrices or supplied KNN graphs, graph construction, embedding helpers, and clustering utilities. Its implementation uses float32 numerical matrices and workspaces, a package-owned CPU HNSW search, package-owned CUDA exact/IVF search and k-means, native Metal exact and IVF search, label-aware SIMPLS PLS-LDA, reusable fold buffers, and independent M-cycle execution. The result is a wrapper-independent numerical backend intended to support reproducible R and Python interfaces, with validation reported separately for the internal cross-validation objective, external label agreement, runtime, and visualization quality. We also document the current validation boundary: the graph-input interface is release-validated as an optional entry point, while performance and quality claims are restricted to measurements reported explicitly in the benchmark tables.</w:t>
       </w:r>
     </w:p>
     <w:p>
@@ -1049,7 +1049,7 @@
     </w:p>
     <w:p>
       <w:r>
-        <w:t>KNN kernels have strict backend-specific implementations. The dependency-free CPU path uses a package-owned float32 HNSW implementation adapted from the MIT-licensed FAISS organization. CUDA remains opt-in and links installed FAISS GPU and RAPIDS cuVS libraries; its label-aware SIMPLS adapter is native float32 code and does not depend on Armadillo. Apple Metal uses only system frameworks and provides exact and recall-tuned IVF-Flat search. All paths implement the same voting objective. In the KODAMA optimizer, neighbor work is organized so the search structure can be reused where the mathematics permits. This is the main difference from repeatedly launching wrapper-level nearest-neighbor searches.</w:t>
+        <w:t>KNN kernels have strict backend-specific implementations. The dependency-free CPU path uses a package-owned float32 HNSW implementation adapted from the MIT-licensed FAISS organization. CUDA remains opt-in, but its exact search, recall-tuned IVF-Flat search, k-means, and label-aware SIMPLS/LDA are package-owned float32 code requiring only CUDA Toolkit libraries. Apple Metal uses only system frameworks and provides exact and recall-tuned IVF-Flat search. All paths implement the same voting objective. In the KODAMA optimizer, neighbor work is organized so the search structure can be reused where the mathematics permits. This is the main difference from repeatedly launching wrapper-level nearest-neighbor searches.</w:t>
       </w:r>
     </w:p>
     <w:p>
@@ -2273,7 +2273,7 @@
     </w:p>
     <w:p>
       <w:r>
-        <w:t>The main differences are architectural and computational. The R package owns a complete R workflow and uses R-package dependencies for data handling, nearest neighbors, and visualization. kodama-cpp owns the numerical kernels and exposes them through C++ types so that R and Python wrappers can share one backend. This makes the comparison with the previous version a compatibility question: the objective and output contract should match, while implementation details such as float32 storage, FAISS/cuVS search, CUDA kernels, and wrapper-independent graph objects are new.</w:t>
+        <w:t>The main differences are architectural and computational. The R package owns a complete R workflow and uses R-package dependencies for data handling, nearest neighbors, and visualization. kodama-cpp owns the numerical kernels and exposes them through C++ types so that R and Python wrappers can share one backend. This makes the comparison with the previous version a compatibility question: the objective and output contract should match, while implementation details such as float32 storage, package-owned CPU/CUDA/Metal search, CUDA kernels, and wrapper-independent graph objects are new.</w:t>
       </w:r>
     </w:p>
     <w:p>
@@ -3123,7 +3123,7 @@
     </w:p>
     <w:p>
       <w:r>
-        <w:t>All timings in this section are wall-clock seconds from the benchmark drivers, and all accuracy values are computed on held-out cross-validation folds. CPU kernel measurements use the configured single-thread CPU path unless explicitly labeled otherwise; CUDA measurements use the same CUDA/FAISS runtime used by the test suite. Tables are intentionally separated by scope: kernel-level rows do not claim end-to-end speedups, and graph-input rows are treated as API validation unless paired with data-input KODAMA results under the same M, Tcycle, seed, and graph settings.</w:t>
+        <w:t>All timings in this section are wall-clock seconds from the benchmark drivers, and all accuracy values are computed on held-out cross-validation folds. CPU kernel measurements use the configured single-thread CPU path unless explicitly labeled otherwise; CUDA measurements use the same CUDA Toolkit runtime used by the test suite. Tables are intentionally separated by scope: kernel-level rows do not claim end-to-end speedups, and graph-input rows are treated as API validation unless paired with data-input KODAMA results under the same M, Tcycle, seed, and graph settings.</w:t>
       </w:r>
     </w:p>
     <w:p>
@@ -3241,7 +3241,7 @@
                 <w:rFonts w:ascii="Calibri" w:hAnsi="Calibri"/>
                 <w:sz w:val="16"/>
               </w:rPr>
-              <w:t>2026-07-06 UTC</w:t>
+              <w:t>2026-07-14 UTC for native-CUDA validation; earlier broad benchmark snapshot dated 2026-07-06 UTC</w:t>
             </w:r>
           </w:p>
         </w:tc>
@@ -3313,7 +3313,7 @@
                 <w:rFonts w:ascii="Calibri" w:hAnsi="Calibri"/>
                 <w:sz w:val="16"/>
               </w:rPr>
-              <w:t>CUDA build succeeded; CTest passed 2/2 configured tests in 1.95 s</w:t>
+              <w:t>Fresh CUDA 13.2 build succeeded; CTest passed 2/2 configured tests in 1.77 s</w:t>
             </w:r>
           </w:p>
         </w:tc>
@@ -3349,7 +3349,7 @@
                 <w:rFonts w:ascii="Calibri" w:hAnsi="Calibri"/>
                 <w:sz w:val="16"/>
               </w:rPr>
-              <w:t>CUDA/FAISS/cuVS conda environment used by the benchmark and test suite; Armadillo is not required</w:t>
+              <w:t>CUDA Toolkit only for native search/PLS paths; no FAISS, cuVS, RAFT, RMM, or Armadillo link</w:t>
             </w:r>
           </w:p>
         </w:tc>
@@ -5356,7 +5356,7 @@
     </w:p>
     <w:p>
       <w:r>
-        <w:t>The dependency-light backend experiment was run on macOS with FAISS, CUDA, and OpenMP disabled. The CPU build therefore measures the package-owned HNSW and float32 SIMPLS/LDA implementations, while the Metal build links only Apple system frameworks. Exact CPU/Metal equality of the reported classification metrics is the primary acceptance criterion; timings are secondary evidence.</w:t>
+        <w:t>The dependency-light backend experiment was run on macOS with CUDA and OpenMP disabled. The CPU build therefore measures the package-owned HNSW and float32 SIMPLS/LDA implementations, while the Metal build links only Apple system frameworks. Exact CPU/Metal equality of the reported classification metrics is the primary acceptance criterion; timings are secondary evidence.</w:t>
       </w:r>
     </w:p>
     <w:p>
@@ -5975,12 +5975,12 @@
     </w:p>
     <w:p>
       <w:r>
-        <w:t>The benchmark run used copied float32 RData datasets spanning n = 873 to 5,220,347 samples and p = 11 to 16,384 variables. The CUDA machine first rebuilt the project and reran the CTest suite; both configured tests passed. The current table is deliberately kernel-focused: it validates implementation claims and identifies scaling regimes without conflating isolated kernel speed with full KODAMA.matrix runtime.</w:t>
+        <w:t>The benchmark run used copied float32 RData datasets spanning n = 873 to 5,220,347 samples and p = 11 to 16,384 variables. The CUDA machine first rebuilt the project and reran the CTest suite; both configured tests passed. The broad kernel and core tables retain the earlier release-validation snapshot for continuity, whereas the native-CUDA table reports the dependency-distilled search implementation introduced afterward.</w:t>
       </w:r>
     </w:p>
     <w:p>
       <w:r>
-        <w:t>The kernel-level experiment isolates KNNCV and PLSLDACV from the full KODAMA matrix pipeline. CUDA KNN matched CPU accuracy within about 0.001 on COIL20, MNIST, USPS, and mass41 while giving 3.8x to 99.4x speedups once the dataset was large enough to amortize GPU overhead. On the small MetRef KNN task, CPU remained faster because setup overhead dominated. CUDA PLSLDACV matched CPU exactly on MetRef and was 27.2x faster; on USPS it was 23.8x faster with a small positive accuracy difference.</w:t>
+        <w:t>The current package-owned CUDA IVF-Flat path was checked on MNIST70k and MetRef with five-fold cosine KNNCV and k = 10. On MNIST70k it produced accuracy 0.973857 in 4.233 s with nlist = 237 and maximum nprobe = 32, compared with 0.973029 in 4.753 s for the recorded former FAISS/cuVS row. On MetRef it produced 0.816724 in 0.195 s, compared with 0.814433 in 0.297 s. These are implementation spot checks rather than repeated-run performance estimates.</w:t>
       </w:r>
     </w:p>
     <w:p>
@@ -5990,7 +5990,469 @@
     </w:p>
     <w:p>
       <w:r>
-        <w:t>The wrapper validation also identified a packaging requirement: the conda libstdc++ runtime used by the CUDA/FAISS environment must be visible before R starts. The R wrapper installation notes describe the required environment variables, and the configure script links the conda libstdc++ runtime when CONDA_PREFIX is set.</w:t>
+        <w:t>The dependency-distilled CUDA build links CUDA Toolkit libraries but no FAISS, cuVS, RAFT, or RMM soname. Binary wrappers therefore need to locate the CUDA runtime selected at build time, but do not need to provision the removed search libraries.</w:t>
+      </w:r>
+    </w:p>
+    <w:tbl>
+      <w:tblPr>
+        <w:tblW w:type="auto" w:w="0"/>
+        <w:tblLayout w:type="fixed"/>
+        <w:tblLook w:firstColumn="1" w:firstRow="1" w:lastColumn="0" w:lastRow="0" w:noHBand="0" w:noVBand="1" w:val="04A0"/>
+        <w:jc w:val="center"/>
+        <w:tblBorders>
+          <w:top w:val="single" w:sz="4" w:space="0" w:color="D0D7DE"/>
+          <w:left w:val="single" w:sz="4" w:space="0" w:color="D0D7DE"/>
+          <w:bottom w:val="single" w:sz="4" w:space="0" w:color="D0D7DE"/>
+          <w:right w:val="single" w:sz="4" w:space="0" w:color="D0D7DE"/>
+          <w:insideH w:val="single" w:sz="4" w:space="0" w:color="D0D7DE"/>
+          <w:insideV w:val="single" w:sz="4" w:space="0" w:color="D0D7DE"/>
+        </w:tblBorders>
+      </w:tblPr>
+      <w:tblGrid>
+        <w:gridCol w:w="1337"/>
+        <w:gridCol w:w="1337"/>
+        <w:gridCol w:w="1337"/>
+        <w:gridCol w:w="1337"/>
+        <w:gridCol w:w="1337"/>
+        <w:gridCol w:w="1337"/>
+        <w:gridCol w:w="1337"/>
+      </w:tblGrid>
+      <w:tr>
+        <w:trPr>
+          <w:cantSplit/>
+        </w:trPr>
+        <w:tc>
+          <w:tcPr>
+            <w:tcW w:type="dxa" w:w="1440"/>
+            <w:vAlign w:val="center"/>
+            <w:tcMar>
+              <w:top w:w="80" w:type="dxa"/>
+              <w:bottom w:w="80" w:type="dxa"/>
+              <w:start w:w="120" w:type="dxa"/>
+              <w:end w:w="120" w:type="dxa"/>
+            </w:tcMar>
+            <w:shd w:fill="E8EEF5"/>
+          </w:tcPr>
+          <w:p>
+            <w:pPr>
+              <w:spacing w:after="40" w:line="264" w:lineRule="auto"/>
+            </w:pPr>
+            <w:r>
+              <w:rPr>
+                <w:rFonts w:ascii="Calibri" w:hAnsi="Calibri"/>
+                <w:b/>
+                <w:sz w:val="14"/>
+              </w:rPr>
+              <w:t>Dataset</w:t>
+            </w:r>
+          </w:p>
+        </w:tc>
+        <w:tc>
+          <w:tcPr>
+            <w:tcW w:type="dxa" w:w="1800"/>
+            <w:vAlign w:val="center"/>
+            <w:tcMar>
+              <w:top w:w="80" w:type="dxa"/>
+              <w:bottom w:w="80" w:type="dxa"/>
+              <w:start w:w="120" w:type="dxa"/>
+              <w:end w:w="120" w:type="dxa"/>
+            </w:tcMar>
+            <w:shd w:fill="E8EEF5"/>
+          </w:tcPr>
+          <w:p>
+            <w:pPr>
+              <w:spacing w:after="40" w:line="264" w:lineRule="auto"/>
+            </w:pPr>
+            <w:r>
+              <w:rPr>
+                <w:rFonts w:ascii="Calibri" w:hAnsi="Calibri"/>
+                <w:b/>
+                <w:sz w:val="14"/>
+              </w:rPr>
+              <w:t>Path</w:t>
+            </w:r>
+          </w:p>
+        </w:tc>
+        <w:tc>
+          <w:tcPr>
+            <w:tcW w:type="dxa" w:w="1224"/>
+            <w:vAlign w:val="center"/>
+            <w:tcMar>
+              <w:top w:w="80" w:type="dxa"/>
+              <w:bottom w:w="80" w:type="dxa"/>
+              <w:start w:w="120" w:type="dxa"/>
+              <w:end w:w="120" w:type="dxa"/>
+            </w:tcMar>
+            <w:shd w:fill="E8EEF5"/>
+          </w:tcPr>
+          <w:p>
+            <w:pPr>
+              <w:spacing w:after="40" w:line="264" w:lineRule="auto"/>
+            </w:pPr>
+            <w:r>
+              <w:rPr>
+                <w:rFonts w:ascii="Calibri" w:hAnsi="Calibri"/>
+                <w:b/>
+                <w:sz w:val="14"/>
+              </w:rPr>
+              <w:t>Accuracy</w:t>
+            </w:r>
+          </w:p>
+        </w:tc>
+        <w:tc>
+          <w:tcPr>
+            <w:tcW w:type="dxa" w:w="1152"/>
+            <w:vAlign w:val="center"/>
+            <w:tcMar>
+              <w:top w:w="80" w:type="dxa"/>
+              <w:bottom w:w="80" w:type="dxa"/>
+              <w:start w:w="120" w:type="dxa"/>
+              <w:end w:w="120" w:type="dxa"/>
+            </w:tcMar>
+            <w:shd w:fill="E8EEF5"/>
+          </w:tcPr>
+          <w:p>
+            <w:pPr>
+              <w:spacing w:after="40" w:line="264" w:lineRule="auto"/>
+            </w:pPr>
+            <w:r>
+              <w:rPr>
+                <w:rFonts w:ascii="Calibri" w:hAnsi="Calibri"/>
+                <w:b/>
+                <w:sz w:val="14"/>
+              </w:rPr>
+              <w:t>Seconds</w:t>
+            </w:r>
+          </w:p>
+        </w:tc>
+        <w:tc>
+          <w:tcPr>
+            <w:tcW w:type="dxa" w:w="1008"/>
+            <w:vAlign w:val="center"/>
+            <w:tcMar>
+              <w:top w:w="80" w:type="dxa"/>
+              <w:bottom w:w="80" w:type="dxa"/>
+              <w:start w:w="120" w:type="dxa"/>
+              <w:end w:w="120" w:type="dxa"/>
+            </w:tcMar>
+            <w:shd w:fill="E8EEF5"/>
+          </w:tcPr>
+          <w:p>
+            <w:pPr>
+              <w:spacing w:after="40" w:line="264" w:lineRule="auto"/>
+            </w:pPr>
+            <w:r>
+              <w:rPr>
+                <w:rFonts w:ascii="Calibri" w:hAnsi="Calibri"/>
+                <w:b/>
+                <w:sz w:val="14"/>
+              </w:rPr>
+              <w:t>nlist</w:t>
+            </w:r>
+          </w:p>
+        </w:tc>
+        <w:tc>
+          <w:tcPr>
+            <w:tcW w:type="dxa" w:w="1296"/>
+            <w:vAlign w:val="center"/>
+            <w:tcMar>
+              <w:top w:w="80" w:type="dxa"/>
+              <w:bottom w:w="80" w:type="dxa"/>
+              <w:start w:w="120" w:type="dxa"/>
+              <w:end w:w="120" w:type="dxa"/>
+            </w:tcMar>
+            <w:shd w:fill="E8EEF5"/>
+          </w:tcPr>
+          <w:p>
+            <w:pPr>
+              <w:spacing w:after="40" w:line="264" w:lineRule="auto"/>
+            </w:pPr>
+            <w:r>
+              <w:rPr>
+                <w:rFonts w:ascii="Calibri" w:hAnsi="Calibri"/>
+                <w:b/>
+                <w:sz w:val="14"/>
+              </w:rPr>
+              <w:t>max nprobe</w:t>
+            </w:r>
+          </w:p>
+        </w:tc>
+        <w:tc>
+          <w:tcPr>
+            <w:tcW w:type="dxa" w:w="1368"/>
+            <w:vAlign w:val="center"/>
+            <w:tcMar>
+              <w:top w:w="80" w:type="dxa"/>
+              <w:bottom w:w="80" w:type="dxa"/>
+              <w:start w:w="120" w:type="dxa"/>
+              <w:end w:w="120" w:type="dxa"/>
+            </w:tcMar>
+            <w:shd w:fill="E8EEF5"/>
+          </w:tcPr>
+          <w:p>
+            <w:pPr>
+              <w:spacing w:after="40" w:line="264" w:lineRule="auto"/>
+            </w:pPr>
+            <w:r>
+              <w:rPr>
+                <w:rFonts w:ascii="Calibri" w:hAnsi="Calibri"/>
+                <w:b/>
+                <w:sz w:val="14"/>
+              </w:rPr>
+              <w:t>pilot recall</w:t>
+            </w:r>
+          </w:p>
+        </w:tc>
+      </w:tr>
+      <w:tr>
+        <w:tc>
+          <w:tcPr>
+            <w:tcW w:type="dxa" w:w="1337"/>
+          </w:tcPr>
+          <w:p>
+            <w:pPr>
+              <w:spacing w:after="40" w:line="264" w:lineRule="auto"/>
+            </w:pPr>
+            <w:r>
+              <w:rPr>
+                <w:rFonts w:ascii="Calibri" w:hAnsi="Calibri"/>
+                <w:sz w:val="14"/>
+              </w:rPr>
+              <w:t>MNIST70k</w:t>
+            </w:r>
+          </w:p>
+        </w:tc>
+        <w:tc>
+          <w:tcPr>
+            <w:tcW w:type="dxa" w:w="1337"/>
+          </w:tcPr>
+          <w:p>
+            <w:pPr>
+              <w:spacing w:after="40" w:line="264" w:lineRule="auto"/>
+            </w:pPr>
+            <w:r>
+              <w:rPr>
+                <w:rFonts w:ascii="Calibri" w:hAnsi="Calibri"/>
+                <w:sz w:val="14"/>
+              </w:rPr>
+              <w:t>native IVF-Flat</w:t>
+            </w:r>
+          </w:p>
+        </w:tc>
+        <w:tc>
+          <w:tcPr>
+            <w:tcW w:type="dxa" w:w="1337"/>
+          </w:tcPr>
+          <w:p>
+            <w:pPr>
+              <w:spacing w:after="40" w:line="264" w:lineRule="auto"/>
+            </w:pPr>
+            <w:r>
+              <w:rPr>
+                <w:rFonts w:ascii="Calibri" w:hAnsi="Calibri"/>
+                <w:sz w:val="14"/>
+              </w:rPr>
+              <w:t>0.973857</w:t>
+            </w:r>
+          </w:p>
+        </w:tc>
+        <w:tc>
+          <w:tcPr>
+            <w:tcW w:type="dxa" w:w="1337"/>
+          </w:tcPr>
+          <w:p>
+            <w:pPr>
+              <w:spacing w:after="40" w:line="264" w:lineRule="auto"/>
+            </w:pPr>
+            <w:r>
+              <w:rPr>
+                <w:rFonts w:ascii="Calibri" w:hAnsi="Calibri"/>
+                <w:sz w:val="14"/>
+              </w:rPr>
+              <w:t>4.233</w:t>
+            </w:r>
+          </w:p>
+        </w:tc>
+        <w:tc>
+          <w:tcPr>
+            <w:tcW w:type="dxa" w:w="1337"/>
+          </w:tcPr>
+          <w:p>
+            <w:pPr>
+              <w:spacing w:after="40" w:line="264" w:lineRule="auto"/>
+            </w:pPr>
+            <w:r>
+              <w:rPr>
+                <w:rFonts w:ascii="Calibri" w:hAnsi="Calibri"/>
+                <w:sz w:val="14"/>
+              </w:rPr>
+              <w:t>237</w:t>
+            </w:r>
+          </w:p>
+        </w:tc>
+        <w:tc>
+          <w:tcPr>
+            <w:tcW w:type="dxa" w:w="1337"/>
+          </w:tcPr>
+          <w:p>
+            <w:pPr>
+              <w:spacing w:after="40" w:line="264" w:lineRule="auto"/>
+            </w:pPr>
+            <w:r>
+              <w:rPr>
+                <w:rFonts w:ascii="Calibri" w:hAnsi="Calibri"/>
+                <w:sz w:val="14"/>
+              </w:rPr>
+              <w:t>32</w:t>
+            </w:r>
+          </w:p>
+        </w:tc>
+        <w:tc>
+          <w:tcPr>
+            <w:tcW w:type="dxa" w:w="1337"/>
+          </w:tcPr>
+          <w:p>
+            <w:pPr>
+              <w:spacing w:after="40" w:line="264" w:lineRule="auto"/>
+            </w:pPr>
+            <w:r>
+              <w:rPr>
+                <w:rFonts w:ascii="Calibri" w:hAnsi="Calibri"/>
+                <w:sz w:val="14"/>
+              </w:rPr>
+              <w:t>0.994531</w:t>
+            </w:r>
+          </w:p>
+        </w:tc>
+      </w:tr>
+      <w:tr>
+        <w:tc>
+          <w:tcPr>
+            <w:tcW w:type="dxa" w:w="1337"/>
+          </w:tcPr>
+          <w:p>
+            <w:pPr>
+              <w:spacing w:after="40" w:line="264" w:lineRule="auto"/>
+            </w:pPr>
+            <w:r>
+              <w:rPr>
+                <w:rFonts w:ascii="Calibri" w:hAnsi="Calibri"/>
+                <w:sz w:val="14"/>
+              </w:rPr>
+              <w:t>MetRef</w:t>
+            </w:r>
+          </w:p>
+        </w:tc>
+        <w:tc>
+          <w:tcPr>
+            <w:tcW w:type="dxa" w:w="1337"/>
+          </w:tcPr>
+          <w:p>
+            <w:pPr>
+              <w:spacing w:after="40" w:line="264" w:lineRule="auto"/>
+            </w:pPr>
+            <w:r>
+              <w:rPr>
+                <w:rFonts w:ascii="Calibri" w:hAnsi="Calibri"/>
+                <w:sz w:val="14"/>
+              </w:rPr>
+              <w:t>native IVF-Flat</w:t>
+            </w:r>
+          </w:p>
+        </w:tc>
+        <w:tc>
+          <w:tcPr>
+            <w:tcW w:type="dxa" w:w="1337"/>
+          </w:tcPr>
+          <w:p>
+            <w:pPr>
+              <w:spacing w:after="40" w:line="264" w:lineRule="auto"/>
+            </w:pPr>
+            <w:r>
+              <w:rPr>
+                <w:rFonts w:ascii="Calibri" w:hAnsi="Calibri"/>
+                <w:sz w:val="14"/>
+              </w:rPr>
+              <w:t>0.816724</w:t>
+            </w:r>
+          </w:p>
+        </w:tc>
+        <w:tc>
+          <w:tcPr>
+            <w:tcW w:type="dxa" w:w="1337"/>
+          </w:tcPr>
+          <w:p>
+            <w:pPr>
+              <w:spacing w:after="40" w:line="264" w:lineRule="auto"/>
+            </w:pPr>
+            <w:r>
+              <w:rPr>
+                <w:rFonts w:ascii="Calibri" w:hAnsi="Calibri"/>
+                <w:sz w:val="14"/>
+              </w:rPr>
+              <w:t>0.195</w:t>
+            </w:r>
+          </w:p>
+        </w:tc>
+        <w:tc>
+          <w:tcPr>
+            <w:tcW w:type="dxa" w:w="1337"/>
+          </w:tcPr>
+          <w:p>
+            <w:pPr>
+              <w:spacing w:after="40" w:line="264" w:lineRule="auto"/>
+            </w:pPr>
+            <w:r>
+              <w:rPr>
+                <w:rFonts w:ascii="Calibri" w:hAnsi="Calibri"/>
+                <w:sz w:val="14"/>
+              </w:rPr>
+              <w:t>27</w:t>
+            </w:r>
+          </w:p>
+        </w:tc>
+        <w:tc>
+          <w:tcPr>
+            <w:tcW w:type="dxa" w:w="1337"/>
+          </w:tcPr>
+          <w:p>
+            <w:pPr>
+              <w:spacing w:after="40" w:line="264" w:lineRule="auto"/>
+            </w:pPr>
+            <w:r>
+              <w:rPr>
+                <w:rFonts w:ascii="Calibri" w:hAnsi="Calibri"/>
+                <w:sz w:val="14"/>
+              </w:rPr>
+              <w:t>20</w:t>
+            </w:r>
+          </w:p>
+        </w:tc>
+        <w:tc>
+          <w:tcPr>
+            <w:tcW w:type="dxa" w:w="1337"/>
+          </w:tcPr>
+          <w:p>
+            <w:pPr>
+              <w:spacing w:after="40" w:line="264" w:lineRule="auto"/>
+            </w:pPr>
+            <w:r>
+              <w:rPr>
+                <w:rFonts w:ascii="Calibri" w:hAnsi="Calibri"/>
+                <w:sz w:val="14"/>
+              </w:rPr>
+              <w:t>0.991406</w:t>
+            </w:r>
+          </w:p>
+        </w:tc>
+      </w:tr>
+    </w:tbl>
+    <w:p>
+      <w:pPr>
+        <w:pStyle w:val="Heading3"/>
+      </w:pPr>
+      <w:r>
+        <w:t>Earlier accelerator validation snapshot</w:t>
       </w:r>
     </w:p>
     <w:tbl>
@@ -12451,7 +12913,7 @@
                 <w:rFonts w:ascii="Calibri" w:hAnsi="Calibri"/>
                 <w:sz w:val="14"/>
               </w:rPr>
-              <w:t>Dependency-free CPU CTest covers folds, prediction accuracy, graph construction, and KODAMA optimization; CMake configures with FAISS disabled.</w:t>
+              <w:t>Dependency-free CPU CTest covers folds, prediction accuracy, graph construction, and KODAMA optimization; no FAISS build option remains.</w:t>
             </w:r>
           </w:p>
         </w:tc>
@@ -12468,7 +12930,7 @@
                 <w:rFonts w:ascii="Calibri" w:hAnsi="Calibri"/>
                 <w:sz w:val="14"/>
               </w:rPr>
-              <w:t>On MetRef, native CPU KNNCV reproduced accuracy 0.827033; runtime evidence is reported independently from the optional FAISS/CUDA paths.</w:t>
+              <w:t>On MetRef, native CPU KNNCV reproduced accuracy 0.827033; runtime evidence is reported independently from accelerator paths.</w:t>
             </w:r>
           </w:p>
         </w:tc>
@@ -12504,7 +12966,7 @@
                 <w:rFonts w:ascii="Calibri" w:hAnsi="Calibri"/>
                 <w:sz w:val="14"/>
               </w:rPr>
-              <w:t>KNNCV_CUDA in src/knncv.cpp and precompute_knn_cv_cuda in src/core.cpp use FAISS GPU IVF-Flat with recorded nlist/nprobe.</w:t>
+              <w:t>src/native_cuda_backend.cu implements package-owned float32 exact KNN, signed-hash IVF-Flat, GPU k-means, resident inverted lists, and exact-pilot recall tuning; KNNCV_CUDA and CoreKNN call it directly.</w:t>
             </w:r>
           </w:p>
         </w:tc>
@@ -12521,7 +12983,7 @@
                 <w:rFonts w:ascii="Calibri" w:hAnsi="Calibri"/>
                 <w:sz w:val="14"/>
               </w:rPr>
-              <w:t>CUDA tests assert backend=CUDA, prediction and fold sizes, constrained folds, float32 dispatch, and accuracy for KNNCV/CoreKNN.</w:t>
+              <w:t>CUDA tests explicitly exercise exact and IVF index types, tuning metadata, constrained folds, float32 CoreKNN, and end-to-end KODAMAMatrix_CUDA initialization. A clean build and ldd audit exclude FAISS/cuVS/RAFT/RMM.</w:t>
             </w:r>
           </w:p>
         </w:tc>
@@ -12538,7 +13000,7 @@
                 <w:rFonts w:ascii="Calibri" w:hAnsi="Calibri"/>
                 <w:sz w:val="14"/>
               </w:rPr>
-              <w:t>KNNCV rows report 3.8x to 99.4x speedups on larger datasets with accuracy changes within about 0.001.</w:t>
+              <w:t>Native IVF spot checks produced 0.973857 in 4.233 s on MNIST70k and 0.816724 in 0.195 s on MetRef, both above the recorded former FAISS/cuVS accuracy rows.</w:t>
             </w:r>
           </w:p>
         </w:tc>
@@ -13186,7 +13648,7 @@
                 <w:rFonts w:ascii="Calibri" w:hAnsi="Calibri"/>
                 <w:sz w:val="14"/>
               </w:rPr>
-              <w:t>Configure with CMake using KODAMA_ENABLE_CUDA=OFF, KODAMA_ENABLE_FAISS=OFF, and KODAMA_ENABLE_METAL=OFF; then build, test, and install the exported target.</w:t>
+              <w:t>Configure with CMake using KODAMA_ENABLE_CUDA=OFF and KODAMA_ENABLE_METAL=OFF; then build, test, and install the exported target.</w:t>
             </w:r>
           </w:p>
         </w:tc>
@@ -13222,7 +13684,7 @@
                 <w:rFonts w:ascii="Calibri" w:hAnsi="Calibri"/>
                 <w:sz w:val="14"/>
               </w:rPr>
-              <w:t>On macOS, configure with KODAMA_ENABLE_METAL=ON while CUDA and FAISS are off; then build and run CTest. Apple system frameworks are linked automatically.</w:t>
+              <w:t>On macOS, configure with KODAMA_ENABLE_METAL=ON while CUDA is off; then build and run CTest. Apple system frameworks are linked automatically.</w:t>
             </w:r>
           </w:p>
         </w:tc>
@@ -13258,7 +13720,7 @@
                 <w:rFonts w:ascii="Calibri" w:hAnsi="Calibri"/>
                 <w:sz w:val="14"/>
               </w:rPr>
-              <w:t>Activate the environment containing CUDA, FAISS GPU, and cuVS; expose its library path; configure with KODAMA_ENABLE_CUDA=ON; then build and run CTest. Armadillo is not required.</w:t>
+              <w:t>Activate an environment containing the CUDA toolkit; configure with KODAMA_ENABLE_CUDA=ON and KODAMA_ENABLE_CUGRAPH=OFF; then build and run CTest. FAISS, cuVS, RAFT, RMM, and Armadillo are not required.</w:t>
             </w:r>
           </w:p>
         </w:tc>
@@ -13564,7 +14026,7 @@
                 <w:rFonts w:ascii="Calibri" w:hAnsi="Calibri"/>
                 <w:sz w:val="16"/>
               </w:rPr>
-              <w:t>A fresh CUDA 13.2 build without Armadillo succeeded on chiamaka and ctest passed 2/2 configured tests; pre/post-cleanup MetRef PLS-DA and PLS-LDA accuracies were identical.</w:t>
+              <w:t>A fresh CUDA 13.2 build without FAISS, cuVS, RAFT, RMM, or Armadillo succeeded on chiamaka and CTest passed 2/2. The linked-soname audit found none of the removed dependencies, and the CMake cache contained no corresponding package option, target, header, or library entry; only the CUDA Toolkit environment directory retained a legacy faissgpu-cuvs label.</w:t>
             </w:r>
           </w:p>
         </w:tc>
@@ -13829,7 +14291,7 @@
                 <w:rFonts w:ascii="Calibri" w:hAnsi="Calibri"/>
                 <w:sz w:val="16"/>
               </w:rPr>
-              <w:t>Package-owned source adapted from the MIT-licensed FAISS organization; no FAISS link dependency in the default CPU build.</w:t>
+              <w:t>Package-owned source adapted from the MIT-licensed FAISS organization; no FAISS link dependency.</w:t>
             </w:r>
           </w:p>
         </w:tc>
@@ -13884,7 +14346,7 @@
                 <w:rFonts w:ascii="Calibri" w:hAnsi="Calibri"/>
                 <w:sz w:val="16"/>
               </w:rPr>
-              <w:t>CUDA / FAISS / cuVS runtime</w:t>
+              <w:t>Native CUDA</w:t>
             </w:r>
           </w:p>
         </w:tc>
@@ -13901,7 +14363,7 @@
                 <w:rFonts w:ascii="Calibri" w:hAnsi="Calibri"/>
                 <w:sz w:val="16"/>
               </w:rPr>
-              <w:t>Optional acceleration build dependencies; CPU and Metal builds do not require these libraries, and CUDA SIMPLS has no Armadillo dependency.</w:t>
+              <w:t>Package-owned exact/IVF KNN, k-means, and SIMPLS/LDA use CUDA Toolkit libraries without FAISS, cuVS, RAFT, RMM, or Armadillo links; cuGraph clustering remains an isolated optional adapter.</w:t>
             </w:r>
           </w:p>
         </w:tc>

--- a/manuscript/kodama_cpp_jmlr_manuscript.docx
+++ b/manuscript/kodama_cpp_jmlr_manuscript.docx
@@ -1534,7 +1534,7 @@
                 <w:rFonts w:ascii="Calibri" w:hAnsi="Calibri"/>
                 <w:sz w:val="17"/>
               </w:rPr>
-              <w:t>makeSNNGraph equivalent, Louvain, Leiden, random walk</w:t>
+              <w:t>makeSNNGraph equivalent and random-walk clustering</w:t>
             </w:r>
           </w:p>
         </w:tc>
@@ -1551,7 +1551,7 @@
                 <w:rFonts w:ascii="Calibri" w:hAnsi="Calibri"/>
                 <w:sz w:val="17"/>
               </w:rPr>
-              <w:t>Neighbor graph construction and clustering by resolution or target cluster count.</w:t>
+              <w:t>CPU, CUDA, or Metal neighbor-graph construction followed by an explicit CPU random-walk clustering kernel.</w:t>
             </w:r>
           </w:p>
         </w:tc>
@@ -13720,7 +13720,7 @@
                 <w:rFonts w:ascii="Calibri" w:hAnsi="Calibri"/>
                 <w:sz w:val="14"/>
               </w:rPr>
-              <w:t>Activate an environment containing the CUDA toolkit; configure with KODAMA_ENABLE_CUDA=ON and KODAMA_ENABLE_CUGRAPH=OFF; then build and run CTest. FAISS, cuVS, RAFT, RMM, and Armadillo are not required.</w:t>
+              <w:t>Activate an environment containing the CUDA toolkit; configure with KODAMA_ENABLE_CUDA=ON; then build and run CTest. FAISS, cuVS, RAFT, RMM, Armadillo, and external graph-clustering libraries are not required.</w:t>
             </w:r>
           </w:p>
         </w:tc>
@@ -14363,7 +14363,7 @@
                 <w:rFonts w:ascii="Calibri" w:hAnsi="Calibri"/>
                 <w:sz w:val="16"/>
               </w:rPr>
-              <w:t>Package-owned exact/IVF KNN, k-means, and SIMPLS/LDA use CUDA Toolkit libraries without FAISS, cuVS, RAFT, RMM, or Armadillo links; cuGraph clustering remains an isolated optional adapter.</w:t>
+              <w:t>Package-owned exact/IVF KNN, k-means, and SIMPLS/LDA use CUDA Toolkit libraries without FAISS, cuVS, RAFT, RMM, Armadillo, or external graph-clustering links.</w:t>
             </w:r>
           </w:p>
         </w:tc>
@@ -17112,32 +17112,6 @@
           <w:rFonts w:ascii="Calibri" w:hAnsi="Calibri"/>
           <w:sz w:val="18"/>
         </w:rPr>
-        <w:t>Blondel, V. D., Guillaume, J.-L., Lambiotte, R., and Lefebvre, E. Fast unfolding of communities in large networks. Journal of Statistical Mechanics: Theory and Experiment, 2008.</w:t>
-      </w:r>
-    </w:p>
-    <w:p>
-      <w:pPr>
-        <w:spacing w:after="40" w:line="240" w:lineRule="auto"/>
-        <w:ind w:left="360" w:hanging="360"/>
-      </w:pPr>
-      <w:r>
-        <w:rPr>
-          <w:rFonts w:ascii="Calibri" w:hAnsi="Calibri"/>
-          <w:sz w:val="18"/>
-        </w:rPr>
-        <w:t>Traag, V. A., Waltman, L., and van Eck, N. J. From Louvain to Leiden: guaranteeing well-connected communities. Scientific Reports, 9, 5233, 2019.</w:t>
-      </w:r>
-    </w:p>
-    <w:p>
-      <w:pPr>
-        <w:spacing w:after="40" w:line="240" w:lineRule="auto"/>
-        <w:ind w:left="360" w:hanging="360"/>
-      </w:pPr>
-      <w:r>
-        <w:rPr>
-          <w:rFonts w:ascii="Calibri" w:hAnsi="Calibri"/>
-          <w:sz w:val="18"/>
-        </w:rPr>
         <w:t>Sonnenburg, S., Braun, M. L., Ong, C. S., Bengio, S., Bottou, L., Holmes, G., LeCun, Y., Muller, K.-R., Pereira, F., Rasmussen, C. E., Ratsch, G., Scholkopf, B., Smola, A., Vincent, P., Weston, J., and Williamson, R. C. The need for open source software in machine learning. Journal of Machine Learning Research, 8, 2443-2466, 2007.</w:t>
       </w:r>
     </w:p>

--- a/manuscript/kodama_cpp_jmlr_manuscript.docx
+++ b/manuscript/kodama_cpp_jmlr_manuscript.docx
@@ -5582,7 +5582,7 @@
                 <w:rFonts w:ascii="Calibri" w:hAnsi="Calibri"/>
                 <w:sz w:val="16"/>
               </w:rPr>
-              <w:t>2026-07-18 UTC for release-candidate CUDA visualization validation; M/Tcycle validation dated 2026-07-16 UTC; earlier broad kernel snapshot dated 2026-07-06 UTC</w:t>
+              <w:t>2026-07-19 UTC for current-CRAN and CI/coverage validation; 2026-07-18 UTC for CUDA visualization validation; M/Tcycle validation dated 2026-07-16 UTC; earlier broad kernel snapshot dated 2026-07-06 UTC</w:t>
             </w:r>
           </w:p>
         </w:tc>
@@ -15476,6 +15476,658 @@
                 <w:sz w:val="13"/>
               </w:rPr>
               <w:t>3/8.5</w:t>
+            </w:r>
+          </w:p>
+        </w:tc>
+      </w:tr>
+    </w:tbl>
+    <w:p>
+      <w:pPr>
+        <w:pStyle w:val="Heading3"/>
+      </w:pPr>
+      <w:r>
+        <w:t>Current CRAN systems comparison</w:t>
+      </w:r>
+    </w:p>
+    <w:p>
+      <w:r>
+        <w:t>A separate short-run systems comparison addresses the current public release. MetRef was run with M = 20, Tcycle = 20, requested landmarks = 100000 (655 effective landmarks under the retained 75% rule), splitting = 100, graph k = 500, ncomp = 50, seed 1234, and four CPU workers. The CV-selected run is chosen by raw held-out accuracy; ARI and class count are computed only afterward. KODAMA 3.3 automatically selects its PLS route because its deprecated FUN argument is ignored, so this is not classifier- or trajectory-parity with kodama-cpp SIMPLS plus latent-space LDA.</w:t>
+      </w:r>
+    </w:p>
+    <w:p>
+      <w:r>
+        <w:t>Current CRAN KODAMA 3.3 completed in 344.914 seconds, compared with 822.989 seconds for kodama-cpp CPU4; thus KODAMA 3.3 was 2.39 times faster in this limited check. It also had higher selected raw CV accuracy and selected ARI. These unfavorable current results are retained and are not combined with the classifier-matched legacy KNN comparison. An exactly matched CUDA row is omitted because graph k = 500 exceeds the native CUDA builder limit of 256; neither landmarks nor graph k was changed silently to create an accelerator row.</w:t>
+      </w:r>
+    </w:p>
+    <w:tbl>
+      <w:tblPr>
+        <w:tblW w:type="auto" w:w="0"/>
+        <w:tblLayout w:type="fixed"/>
+        <w:tblLook w:firstColumn="1" w:firstRow="1" w:lastColumn="0" w:lastRow="0" w:noHBand="0" w:noVBand="1" w:val="04A0"/>
+        <w:jc w:val="center"/>
+        <w:tblBorders>
+          <w:top w:val="single" w:sz="4" w:space="0" w:color="D0D7DE"/>
+          <w:left w:val="single" w:sz="4" w:space="0" w:color="D0D7DE"/>
+          <w:bottom w:val="single" w:sz="4" w:space="0" w:color="D0D7DE"/>
+          <w:right w:val="single" w:sz="4" w:space="0" w:color="D0D7DE"/>
+          <w:insideH w:val="single" w:sz="4" w:space="0" w:color="D0D7DE"/>
+          <w:insideV w:val="single" w:sz="4" w:space="0" w:color="D0D7DE"/>
+        </w:tblBorders>
+      </w:tblPr>
+      <w:tblGrid>
+        <w:gridCol w:w="1170"/>
+        <w:gridCol w:w="1170"/>
+        <w:gridCol w:w="1170"/>
+        <w:gridCol w:w="1170"/>
+        <w:gridCol w:w="1170"/>
+        <w:gridCol w:w="1170"/>
+        <w:gridCol w:w="1170"/>
+        <w:gridCol w:w="1170"/>
+      </w:tblGrid>
+      <w:tr>
+        <w:trPr>
+          <w:cantSplit/>
+          <w:tblHeader w:val="true"/>
+        </w:trPr>
+        <w:tc>
+          <w:tcPr>
+            <w:tcW w:type="dxa" w:w="1584"/>
+            <w:vAlign w:val="center"/>
+            <w:tcMar>
+              <w:top w:w="80" w:type="dxa"/>
+              <w:bottom w:w="80" w:type="dxa"/>
+              <w:start w:w="120" w:type="dxa"/>
+              <w:end w:w="120" w:type="dxa"/>
+            </w:tcMar>
+            <w:shd w:fill="E8EEF5"/>
+          </w:tcPr>
+          <w:p>
+            <w:pPr>
+              <w:spacing w:after="40" w:line="264" w:lineRule="auto"/>
+            </w:pPr>
+            <w:r>
+              <w:rPr>
+                <w:rFonts w:ascii="Calibri" w:hAnsi="Calibri"/>
+                <w:b/>
+                <w:sz w:val="13"/>
+              </w:rPr>
+              <w:t>Implementation</w:t>
+            </w:r>
+          </w:p>
+        </w:tc>
+        <w:tc>
+          <w:tcPr>
+            <w:tcW w:type="dxa" w:w="1440"/>
+            <w:vAlign w:val="center"/>
+            <w:tcMar>
+              <w:top w:w="80" w:type="dxa"/>
+              <w:bottom w:w="80" w:type="dxa"/>
+              <w:start w:w="120" w:type="dxa"/>
+              <w:end w:w="120" w:type="dxa"/>
+            </w:tcMar>
+            <w:shd w:fill="E8EEF5"/>
+          </w:tcPr>
+          <w:p>
+            <w:pPr>
+              <w:spacing w:after="40" w:line="264" w:lineRule="auto"/>
+            </w:pPr>
+            <w:r>
+              <w:rPr>
+                <w:rFonts w:ascii="Calibri" w:hAnsi="Calibri"/>
+                <w:b/>
+                <w:sz w:val="13"/>
+              </w:rPr>
+              <w:t>Classifier route</w:t>
+            </w:r>
+          </w:p>
+        </w:tc>
+        <w:tc>
+          <w:tcPr>
+            <w:tcW w:type="dxa" w:w="864"/>
+            <w:vAlign w:val="center"/>
+            <w:tcMar>
+              <w:top w:w="80" w:type="dxa"/>
+              <w:bottom w:w="80" w:type="dxa"/>
+              <w:start w:w="120" w:type="dxa"/>
+              <w:end w:w="120" w:type="dxa"/>
+            </w:tcMar>
+            <w:shd w:fill="E8EEF5"/>
+          </w:tcPr>
+          <w:p>
+            <w:pPr>
+              <w:spacing w:after="40" w:line="264" w:lineRule="auto"/>
+            </w:pPr>
+            <w:r>
+              <w:rPr>
+                <w:rFonts w:ascii="Calibri" w:hAnsi="Calibri"/>
+                <w:b/>
+                <w:sz w:val="13"/>
+              </w:rPr>
+              <w:t>Backend</w:t>
+            </w:r>
+          </w:p>
+        </w:tc>
+        <w:tc>
+          <w:tcPr>
+            <w:tcW w:type="dxa" w:w="792"/>
+            <w:vAlign w:val="center"/>
+            <w:tcMar>
+              <w:top w:w="80" w:type="dxa"/>
+              <w:bottom w:w="80" w:type="dxa"/>
+              <w:start w:w="120" w:type="dxa"/>
+              <w:end w:w="120" w:type="dxa"/>
+            </w:tcMar>
+            <w:shd w:fill="E8EEF5"/>
+          </w:tcPr>
+          <w:p>
+            <w:pPr>
+              <w:spacing w:after="40" w:line="264" w:lineRule="auto"/>
+            </w:pPr>
+            <w:r>
+              <w:rPr>
+                <w:rFonts w:ascii="Calibri" w:hAnsi="Calibri"/>
+                <w:b/>
+                <w:sz w:val="13"/>
+              </w:rPr>
+              <w:t>Workers</w:t>
+            </w:r>
+          </w:p>
+        </w:tc>
+        <w:tc>
+          <w:tcPr>
+            <w:tcW w:type="dxa" w:w="1008"/>
+            <w:vAlign w:val="center"/>
+            <w:tcMar>
+              <w:top w:w="80" w:type="dxa"/>
+              <w:bottom w:w="80" w:type="dxa"/>
+              <w:start w:w="120" w:type="dxa"/>
+              <w:end w:w="120" w:type="dxa"/>
+            </w:tcMar>
+            <w:shd w:fill="E8EEF5"/>
+          </w:tcPr>
+          <w:p>
+            <w:pPr>
+              <w:spacing w:after="40" w:line="264" w:lineRule="auto"/>
+            </w:pPr>
+            <w:r>
+              <w:rPr>
+                <w:rFonts w:ascii="Calibri" w:hAnsi="Calibri"/>
+                <w:b/>
+                <w:sz w:val="13"/>
+              </w:rPr>
+              <w:t>Seconds</w:t>
+            </w:r>
+          </w:p>
+        </w:tc>
+        <w:tc>
+          <w:tcPr>
+            <w:tcW w:type="dxa" w:w="1512"/>
+            <w:vAlign w:val="center"/>
+            <w:tcMar>
+              <w:top w:w="80" w:type="dxa"/>
+              <w:bottom w:w="80" w:type="dxa"/>
+              <w:start w:w="120" w:type="dxa"/>
+              <w:end w:w="120" w:type="dxa"/>
+            </w:tcMar>
+            <w:shd w:fill="E8EEF5"/>
+          </w:tcPr>
+          <w:p>
+            <w:pPr>
+              <w:spacing w:after="40" w:line="264" w:lineRule="auto"/>
+            </w:pPr>
+            <w:r>
+              <w:rPr>
+                <w:rFonts w:ascii="Calibri" w:hAnsi="Calibri"/>
+                <w:b/>
+                <w:sz w:val="13"/>
+              </w:rPr>
+              <w:t>Selected/median CV</w:t>
+            </w:r>
+          </w:p>
+        </w:tc>
+        <w:tc>
+          <w:tcPr>
+            <w:tcW w:type="dxa" w:w="1512"/>
+            <w:vAlign w:val="center"/>
+            <w:tcMar>
+              <w:top w:w="80" w:type="dxa"/>
+              <w:bottom w:w="80" w:type="dxa"/>
+              <w:start w:w="120" w:type="dxa"/>
+              <w:end w:w="120" w:type="dxa"/>
+            </w:tcMar>
+            <w:shd w:fill="E8EEF5"/>
+          </w:tcPr>
+          <w:p>
+            <w:pPr>
+              <w:spacing w:after="40" w:line="264" w:lineRule="auto"/>
+            </w:pPr>
+            <w:r>
+              <w:rPr>
+                <w:rFonts w:ascii="Calibri" w:hAnsi="Calibri"/>
+                <w:b/>
+                <w:sz w:val="13"/>
+              </w:rPr>
+              <w:t>Selected/median ARI</w:t>
+            </w:r>
+          </w:p>
+        </w:tc>
+        <w:tc>
+          <w:tcPr>
+            <w:tcW w:type="dxa" w:w="1512"/>
+            <w:vAlign w:val="center"/>
+            <w:tcMar>
+              <w:top w:w="80" w:type="dxa"/>
+              <w:bottom w:w="80" w:type="dxa"/>
+              <w:start w:w="120" w:type="dxa"/>
+              <w:end w:w="120" w:type="dxa"/>
+            </w:tcMar>
+            <w:shd w:fill="E8EEF5"/>
+          </w:tcPr>
+          <w:p>
+            <w:pPr>
+              <w:spacing w:after="40" w:line="264" w:lineRule="auto"/>
+            </w:pPr>
+            <w:r>
+              <w:rPr>
+                <w:rFonts w:ascii="Calibri" w:hAnsi="Calibri"/>
+                <w:b/>
+                <w:sz w:val="13"/>
+              </w:rPr>
+              <w:t>Selected/median classes</w:t>
+            </w:r>
+          </w:p>
+        </w:tc>
+      </w:tr>
+      <w:tr>
+        <w:trPr>
+          <w:cantSplit/>
+        </w:trPr>
+        <w:tc>
+          <w:tcPr>
+            <w:tcW w:type="dxa" w:w="1584"/>
+            <w:vAlign w:val="center"/>
+            <w:tcMar>
+              <w:top w:w="80" w:type="dxa"/>
+              <w:bottom w:w="80" w:type="dxa"/>
+              <w:start w:w="120" w:type="dxa"/>
+              <w:end w:w="120" w:type="dxa"/>
+            </w:tcMar>
+          </w:tcPr>
+          <w:p>
+            <w:pPr>
+              <w:spacing w:after="40" w:line="264" w:lineRule="auto"/>
+            </w:pPr>
+            <w:r>
+              <w:rPr>
+                <w:rFonts w:ascii="Calibri" w:hAnsi="Calibri"/>
+                <w:sz w:val="13"/>
+              </w:rPr>
+              <w:t>KODAMA 3.3</w:t>
+            </w:r>
+          </w:p>
+        </w:tc>
+        <w:tc>
+          <w:tcPr>
+            <w:tcW w:type="dxa" w:w="1440"/>
+            <w:vAlign w:val="center"/>
+            <w:tcMar>
+              <w:top w:w="80" w:type="dxa"/>
+              <w:bottom w:w="80" w:type="dxa"/>
+              <w:start w:w="120" w:type="dxa"/>
+              <w:end w:w="120" w:type="dxa"/>
+            </w:tcMar>
+          </w:tcPr>
+          <w:p>
+            <w:pPr>
+              <w:spacing w:after="40" w:line="264" w:lineRule="auto"/>
+            </w:pPr>
+            <w:r>
+              <w:rPr>
+                <w:rFonts w:ascii="Calibri" w:hAnsi="Calibri"/>
+                <w:sz w:val="13"/>
+              </w:rPr>
+              <w:t>automatic PLS</w:t>
+            </w:r>
+          </w:p>
+        </w:tc>
+        <w:tc>
+          <w:tcPr>
+            <w:tcW w:type="dxa" w:w="864"/>
+            <w:vAlign w:val="center"/>
+            <w:tcMar>
+              <w:top w:w="80" w:type="dxa"/>
+              <w:bottom w:w="80" w:type="dxa"/>
+              <w:start w:w="120" w:type="dxa"/>
+              <w:end w:w="120" w:type="dxa"/>
+            </w:tcMar>
+          </w:tcPr>
+          <w:p>
+            <w:pPr>
+              <w:spacing w:after="40" w:line="264" w:lineRule="auto"/>
+            </w:pPr>
+            <w:r>
+              <w:rPr>
+                <w:rFonts w:ascii="Calibri" w:hAnsi="Calibri"/>
+                <w:sz w:val="13"/>
+              </w:rPr>
+              <w:t>CPU</w:t>
+            </w:r>
+          </w:p>
+        </w:tc>
+        <w:tc>
+          <w:tcPr>
+            <w:tcW w:type="dxa" w:w="792"/>
+            <w:vAlign w:val="center"/>
+            <w:tcMar>
+              <w:top w:w="80" w:type="dxa"/>
+              <w:bottom w:w="80" w:type="dxa"/>
+              <w:start w:w="120" w:type="dxa"/>
+              <w:end w:w="120" w:type="dxa"/>
+            </w:tcMar>
+          </w:tcPr>
+          <w:p>
+            <w:pPr>
+              <w:spacing w:after="40" w:line="264" w:lineRule="auto"/>
+            </w:pPr>
+            <w:r>
+              <w:rPr>
+                <w:rFonts w:ascii="Calibri" w:hAnsi="Calibri"/>
+                <w:sz w:val="13"/>
+              </w:rPr>
+              <w:t>4</w:t>
+            </w:r>
+          </w:p>
+        </w:tc>
+        <w:tc>
+          <w:tcPr>
+            <w:tcW w:type="dxa" w:w="1008"/>
+            <w:vAlign w:val="center"/>
+            <w:tcMar>
+              <w:top w:w="80" w:type="dxa"/>
+              <w:bottom w:w="80" w:type="dxa"/>
+              <w:start w:w="120" w:type="dxa"/>
+              <w:end w:w="120" w:type="dxa"/>
+            </w:tcMar>
+          </w:tcPr>
+          <w:p>
+            <w:pPr>
+              <w:spacing w:after="40" w:line="264" w:lineRule="auto"/>
+            </w:pPr>
+            <w:r>
+              <w:rPr>
+                <w:rFonts w:ascii="Calibri" w:hAnsi="Calibri"/>
+                <w:sz w:val="13"/>
+              </w:rPr>
+              <w:t>344.914</w:t>
+            </w:r>
+          </w:p>
+        </w:tc>
+        <w:tc>
+          <w:tcPr>
+            <w:tcW w:type="dxa" w:w="1512"/>
+            <w:vAlign w:val="center"/>
+            <w:tcMar>
+              <w:top w:w="80" w:type="dxa"/>
+              <w:bottom w:w="80" w:type="dxa"/>
+              <w:start w:w="120" w:type="dxa"/>
+              <w:end w:w="120" w:type="dxa"/>
+            </w:tcMar>
+          </w:tcPr>
+          <w:p>
+            <w:pPr>
+              <w:spacing w:after="40" w:line="264" w:lineRule="auto"/>
+            </w:pPr>
+            <w:r>
+              <w:rPr>
+                <w:rFonts w:ascii="Calibri" w:hAnsi="Calibri"/>
+                <w:sz w:val="13"/>
+              </w:rPr>
+              <w:t>0.9893 / 0.9740</w:t>
+            </w:r>
+          </w:p>
+        </w:tc>
+        <w:tc>
+          <w:tcPr>
+            <w:tcW w:type="dxa" w:w="1512"/>
+            <w:vAlign w:val="center"/>
+            <w:tcMar>
+              <w:top w:w="80" w:type="dxa"/>
+              <w:bottom w:w="80" w:type="dxa"/>
+              <w:start w:w="120" w:type="dxa"/>
+              <w:end w:w="120" w:type="dxa"/>
+            </w:tcMar>
+          </w:tcPr>
+          <w:p>
+            <w:pPr>
+              <w:spacing w:after="40" w:line="264" w:lineRule="auto"/>
+            </w:pPr>
+            <w:r>
+              <w:rPr>
+                <w:rFonts w:ascii="Calibri" w:hAnsi="Calibri"/>
+                <w:sz w:val="13"/>
+              </w:rPr>
+              <w:t>0.7004 / 0.6961</w:t>
+            </w:r>
+          </w:p>
+        </w:tc>
+        <w:tc>
+          <w:tcPr>
+            <w:tcW w:type="dxa" w:w="1512"/>
+            <w:vAlign w:val="center"/>
+            <w:tcMar>
+              <w:top w:w="80" w:type="dxa"/>
+              <w:bottom w:w="80" w:type="dxa"/>
+              <w:start w:w="120" w:type="dxa"/>
+              <w:end w:w="120" w:type="dxa"/>
+            </w:tcMar>
+          </w:tcPr>
+          <w:p>
+            <w:pPr>
+              <w:spacing w:after="40" w:line="264" w:lineRule="auto"/>
+            </w:pPr>
+            <w:r>
+              <w:rPr>
+                <w:rFonts w:ascii="Calibri" w:hAnsi="Calibri"/>
+                <w:sz w:val="13"/>
+              </w:rPr>
+              <w:t>20 / 20</w:t>
+            </w:r>
+          </w:p>
+        </w:tc>
+      </w:tr>
+      <w:tr>
+        <w:trPr>
+          <w:cantSplit/>
+        </w:trPr>
+        <w:tc>
+          <w:tcPr>
+            <w:tcW w:type="dxa" w:w="1584"/>
+            <w:vAlign w:val="center"/>
+            <w:tcMar>
+              <w:top w:w="80" w:type="dxa"/>
+              <w:bottom w:w="80" w:type="dxa"/>
+              <w:start w:w="120" w:type="dxa"/>
+              <w:end w:w="120" w:type="dxa"/>
+            </w:tcMar>
+          </w:tcPr>
+          <w:p>
+            <w:pPr>
+              <w:spacing w:after="40" w:line="264" w:lineRule="auto"/>
+            </w:pPr>
+            <w:r>
+              <w:rPr>
+                <w:rFonts w:ascii="Calibri" w:hAnsi="Calibri"/>
+                <w:sz w:val="13"/>
+              </w:rPr>
+              <w:t>kodama-cpp 0.1.0</w:t>
+            </w:r>
+          </w:p>
+        </w:tc>
+        <w:tc>
+          <w:tcPr>
+            <w:tcW w:type="dxa" w:w="1440"/>
+            <w:vAlign w:val="center"/>
+            <w:tcMar>
+              <w:top w:w="80" w:type="dxa"/>
+              <w:bottom w:w="80" w:type="dxa"/>
+              <w:start w:w="120" w:type="dxa"/>
+              <w:end w:w="120" w:type="dxa"/>
+            </w:tcMar>
+          </w:tcPr>
+          <w:p>
+            <w:pPr>
+              <w:spacing w:after="40" w:line="264" w:lineRule="auto"/>
+            </w:pPr>
+            <w:r>
+              <w:rPr>
+                <w:rFonts w:ascii="Calibri" w:hAnsi="Calibri"/>
+                <w:sz w:val="13"/>
+              </w:rPr>
+              <w:t>SIMPLS + LDA</w:t>
+            </w:r>
+          </w:p>
+        </w:tc>
+        <w:tc>
+          <w:tcPr>
+            <w:tcW w:type="dxa" w:w="864"/>
+            <w:vAlign w:val="center"/>
+            <w:tcMar>
+              <w:top w:w="80" w:type="dxa"/>
+              <w:bottom w:w="80" w:type="dxa"/>
+              <w:start w:w="120" w:type="dxa"/>
+              <w:end w:w="120" w:type="dxa"/>
+            </w:tcMar>
+          </w:tcPr>
+          <w:p>
+            <w:pPr>
+              <w:spacing w:after="40" w:line="264" w:lineRule="auto"/>
+            </w:pPr>
+            <w:r>
+              <w:rPr>
+                <w:rFonts w:ascii="Calibri" w:hAnsi="Calibri"/>
+                <w:sz w:val="13"/>
+              </w:rPr>
+              <w:t>CPU</w:t>
+            </w:r>
+          </w:p>
+        </w:tc>
+        <w:tc>
+          <w:tcPr>
+            <w:tcW w:type="dxa" w:w="792"/>
+            <w:vAlign w:val="center"/>
+            <w:tcMar>
+              <w:top w:w="80" w:type="dxa"/>
+              <w:bottom w:w="80" w:type="dxa"/>
+              <w:start w:w="120" w:type="dxa"/>
+              <w:end w:w="120" w:type="dxa"/>
+            </w:tcMar>
+          </w:tcPr>
+          <w:p>
+            <w:pPr>
+              <w:spacing w:after="40" w:line="264" w:lineRule="auto"/>
+            </w:pPr>
+            <w:r>
+              <w:rPr>
+                <w:rFonts w:ascii="Calibri" w:hAnsi="Calibri"/>
+                <w:sz w:val="13"/>
+              </w:rPr>
+              <w:t>4</w:t>
+            </w:r>
+          </w:p>
+        </w:tc>
+        <w:tc>
+          <w:tcPr>
+            <w:tcW w:type="dxa" w:w="1008"/>
+            <w:vAlign w:val="center"/>
+            <w:tcMar>
+              <w:top w:w="80" w:type="dxa"/>
+              <w:bottom w:w="80" w:type="dxa"/>
+              <w:start w:w="120" w:type="dxa"/>
+              <w:end w:w="120" w:type="dxa"/>
+            </w:tcMar>
+          </w:tcPr>
+          <w:p>
+            <w:pPr>
+              <w:spacing w:after="40" w:line="264" w:lineRule="auto"/>
+            </w:pPr>
+            <w:r>
+              <w:rPr>
+                <w:rFonts w:ascii="Calibri" w:hAnsi="Calibri"/>
+                <w:sz w:val="13"/>
+              </w:rPr>
+              <w:t>822.989</w:t>
+            </w:r>
+          </w:p>
+        </w:tc>
+        <w:tc>
+          <w:tcPr>
+            <w:tcW w:type="dxa" w:w="1512"/>
+            <w:vAlign w:val="center"/>
+            <w:tcMar>
+              <w:top w:w="80" w:type="dxa"/>
+              <w:bottom w:w="80" w:type="dxa"/>
+              <w:start w:w="120" w:type="dxa"/>
+              <w:end w:w="120" w:type="dxa"/>
+            </w:tcMar>
+          </w:tcPr>
+          <w:p>
+            <w:pPr>
+              <w:spacing w:after="40" w:line="264" w:lineRule="auto"/>
+            </w:pPr>
+            <w:r>
+              <w:rPr>
+                <w:rFonts w:ascii="Calibri" w:hAnsi="Calibri"/>
+                <w:sz w:val="13"/>
+              </w:rPr>
+              <w:t>0.9802 / 0.9550</w:t>
+            </w:r>
+          </w:p>
+        </w:tc>
+        <w:tc>
+          <w:tcPr>
+            <w:tcW w:type="dxa" w:w="1512"/>
+            <w:vAlign w:val="center"/>
+            <w:tcMar>
+              <w:top w:w="80" w:type="dxa"/>
+              <w:bottom w:w="80" w:type="dxa"/>
+              <w:start w:w="120" w:type="dxa"/>
+              <w:end w:w="120" w:type="dxa"/>
+            </w:tcMar>
+          </w:tcPr>
+          <w:p>
+            <w:pPr>
+              <w:spacing w:after="40" w:line="264" w:lineRule="auto"/>
+            </w:pPr>
+            <w:r>
+              <w:rPr>
+                <w:rFonts w:ascii="Calibri" w:hAnsi="Calibri"/>
+                <w:sz w:val="13"/>
+              </w:rPr>
+              <w:t>0.6430 / 0.6584</w:t>
+            </w:r>
+          </w:p>
+        </w:tc>
+        <w:tc>
+          <w:tcPr>
+            <w:tcW w:type="dxa" w:w="1512"/>
+            <w:vAlign w:val="center"/>
+            <w:tcMar>
+              <w:top w:w="80" w:type="dxa"/>
+              <w:bottom w:w="80" w:type="dxa"/>
+              <w:start w:w="120" w:type="dxa"/>
+              <w:end w:w="120" w:type="dxa"/>
+            </w:tcMar>
+          </w:tcPr>
+          <w:p>
+            <w:pPr>
+              <w:spacing w:after="40" w:line="264" w:lineRule="auto"/>
+            </w:pPr>
+            <w:r>
+              <w:rPr>
+                <w:rFonts w:ascii="Calibri" w:hAnsi="Calibri"/>
+                <w:sz w:val="13"/>
+              </w:rPr>
+              <w:t>30 / 35</w:t>
             </w:r>
           </w:p>
         </w:tc>
@@ -23773,6 +24425,112 @@
                 <w:rFonts w:ascii="Calibri" w:hAnsi="Calibri"/>
                 <w:sz w:val="17"/>
               </w:rPr>
+              <w:t>Continuous integration</w:t>
+            </w:r>
+          </w:p>
+        </w:tc>
+        <w:tc>
+          <w:tcPr>
+            <w:tcW w:type="dxa" w:w="7200"/>
+            <w:vAlign w:val="center"/>
+            <w:tcMar>
+              <w:top w:w="80" w:type="dxa"/>
+              <w:bottom w:w="80" w:type="dxa"/>
+              <w:start w:w="120" w:type="dxa"/>
+              <w:end w:w="120" w:type="dxa"/>
+            </w:tcMar>
+          </w:tcPr>
+          <w:p>
+            <w:pPr>
+              <w:spacing w:after="40" w:line="264" w:lineRule="auto"/>
+            </w:pPr>
+            <w:r>
+              <w:rPr>
+                <w:rFonts w:ascii="Calibri" w:hAnsi="Calibri"/>
+                <w:sz w:val="17"/>
+              </w:rPr>
+              <w:t>GitHub Actions commit 0e019c1 passed CPU core jobs on Linux and macOS, a native Metal job on macOS, R package build/check, and Python installation/pytest.</w:t>
+            </w:r>
+          </w:p>
+        </w:tc>
+      </w:tr>
+      <w:tr>
+        <w:trPr>
+          <w:cantSplit/>
+        </w:trPr>
+        <w:tc>
+          <w:tcPr>
+            <w:tcW w:type="dxa" w:w="2088"/>
+            <w:vAlign w:val="center"/>
+            <w:tcMar>
+              <w:top w:w="80" w:type="dxa"/>
+              <w:bottom w:w="80" w:type="dxa"/>
+              <w:start w:w="120" w:type="dxa"/>
+              <w:end w:w="120" w:type="dxa"/>
+            </w:tcMar>
+          </w:tcPr>
+          <w:p>
+            <w:pPr>
+              <w:spacing w:after="40" w:line="264" w:lineRule="auto"/>
+            </w:pPr>
+            <w:r>
+              <w:rPr>
+                <w:rFonts w:ascii="Calibri" w:hAnsi="Calibri"/>
+                <w:sz w:val="17"/>
+              </w:rPr>
+              <w:t>Coverage and documentation</w:t>
+            </w:r>
+          </w:p>
+        </w:tc>
+        <w:tc>
+          <w:tcPr>
+            <w:tcW w:type="dxa" w:w="7200"/>
+            <w:vAlign w:val="center"/>
+            <w:tcMar>
+              <w:top w:w="80" w:type="dxa"/>
+              <w:bottom w:w="80" w:type="dxa"/>
+              <w:start w:w="120" w:type="dxa"/>
+              <w:end w:w="120" w:type="dxa"/>
+            </w:tcMar>
+          </w:tcPr>
+          <w:p>
+            <w:pPr>
+              <w:spacing w:after="40" w:line="264" w:lineRule="auto"/>
+            </w:pPr>
+            <w:r>
+              <w:rPr>
+                <w:rFonts w:ascii="Calibri" w:hAnsi="Calibri"/>
+                <w:sz w:val="17"/>
+              </w:rPr>
+              <w:t>LLVM 22.1.1 CPU instrumentation measured 63.58% line, 57.03% branch, 66.04% function, and 67.61% region coverage. CUDA and Metal are excluded from that CPU number and retain hardware tests. Doxygen generation and GitHub Pages deployment passed, and the public API site is reachable at https://tkcaccia.github.io/kodama-cpp/.</w:t>
+            </w:r>
+          </w:p>
+        </w:tc>
+      </w:tr>
+      <w:tr>
+        <w:trPr>
+          <w:cantSplit/>
+        </w:trPr>
+        <w:tc>
+          <w:tcPr>
+            <w:tcW w:type="dxa" w:w="2088"/>
+            <w:vAlign w:val="center"/>
+            <w:tcMar>
+              <w:top w:w="80" w:type="dxa"/>
+              <w:bottom w:w="80" w:type="dxa"/>
+              <w:start w:w="120" w:type="dxa"/>
+              <w:end w:w="120" w:type="dxa"/>
+            </w:tcMar>
+          </w:tcPr>
+          <w:p>
+            <w:pPr>
+              <w:spacing w:after="40" w:line="264" w:lineRule="auto"/>
+            </w:pPr>
+            <w:r>
+              <w:rPr>
+                <w:rFonts w:ascii="Calibri" w:hAnsi="Calibri"/>
+                <w:sz w:val="17"/>
+              </w:rPr>
               <w:t>Release</w:t>
             </w:r>
           </w:p>
@@ -23818,7 +24576,7 @@
     </w:p>
     <w:p>
       <w:r>
-        <w:t>Reproducibility is supported through CMake builds, CPU, CUDA, and Metal tests, wrapper validation tests, benchmark scripts, and explicit recording of backend parameters. The C++ core does not depend on R data readers; wrapper packages are responsible for translating host-language objects into contiguous matrices before calling the library.</w:t>
+        <w:t>Reproducibility is supported through CMake builds, CPU, CUDA, and Metal tests, wrapper validation tests, benchmark scripts, and explicit recording of backend parameters. GitHub Actions builds and tests the CPU core on Linux and macOS, builds the native Metal core on macOS, and installs and tests both wrapper packages. A separate LLVM workflow measures CPU source coverage, while Doxygen publishes the typed API and a compact C++/R/Python walkthrough at https://tkcaccia.github.io/kodama-cpp/. The C++ core does not depend on R data readers; wrappers translate host-language objects into contiguous matrices before calling the library.</w:t>
       </w:r>
     </w:p>
     <w:p>
@@ -24580,6 +25338,59 @@
           </w:p>
         </w:tc>
       </w:tr>
+      <w:tr>
+        <w:trPr>
+          <w:cantSplit/>
+        </w:trPr>
+        <w:tc>
+          <w:tcPr>
+            <w:tcW w:type="dxa" w:w="2160"/>
+            <w:vAlign w:val="center"/>
+            <w:tcMar>
+              <w:top w:w="80" w:type="dxa"/>
+              <w:bottom w:w="80" w:type="dxa"/>
+              <w:start w:w="120" w:type="dxa"/>
+              <w:end w:w="120" w:type="dxa"/>
+            </w:tcMar>
+          </w:tcPr>
+          <w:p>
+            <w:pPr>
+              <w:spacing w:after="40" w:line="264" w:lineRule="auto"/>
+            </w:pPr>
+            <w:r>
+              <w:rPr>
+                <w:rFonts w:ascii="Calibri" w:hAnsi="Calibri"/>
+                <w:sz w:val="16"/>
+              </w:rPr>
+              <w:t>GitHub Actions</w:t>
+            </w:r>
+          </w:p>
+        </w:tc>
+        <w:tc>
+          <w:tcPr>
+            <w:tcW w:type="dxa" w:w="7128"/>
+            <w:vAlign w:val="center"/>
+            <w:tcMar>
+              <w:top w:w="80" w:type="dxa"/>
+              <w:bottom w:w="80" w:type="dxa"/>
+              <w:start w:w="120" w:type="dxa"/>
+              <w:end w:w="120" w:type="dxa"/>
+            </w:tcMar>
+          </w:tcPr>
+          <w:p>
+            <w:pPr>
+              <w:spacing w:after="40" w:line="264" w:lineRule="auto"/>
+            </w:pPr>
+            <w:r>
+              <w:rPr>
+                <w:rFonts w:ascii="Calibri" w:hAnsi="Calibri"/>
+                <w:sz w:val="16"/>
+              </w:rPr>
+              <w:t>Commit 0e019c1 passed five CI jobs: CPU core on Ubuntu and macOS, native Metal on macOS, R package build/check on Ubuntu, and Python installation/pytest on Ubuntu. Separate coverage and API-documentation workflows also passed.</w:t>
+            </w:r>
+          </w:p>
+        </w:tc>
+      </w:tr>
     </w:tbl>
     <w:p>
       <w:pPr>
@@ -25107,6 +25918,11 @@
     <w:p>
       <w:r>
         <w:t>The main engineering limitation is that KODAMA performs many cross-validation fits. This makes memory locality, buffer reuse, label compaction, and GPU scheduling as important as asymptotic complexity. The present release includes float32 buffers, fold reuse, label compaction, CUDA kernels, and native Metal KNN and PLS-LDA kernels, but full accelerator-resident batching of independent M runs remains an engineering extension rather than a claim of the current manuscript.</w:t>
+      </w:r>
+    </w:p>
+    <w:p>
+      <w:r>
+        <w:t>The native CUDA neighbor-graph builder currently supports at most 256 retained neighbors per sample, whereas the CPU path supports larger rows. The implementation raises an error rather than silently truncating k. This matters when comparing with interfaces that couple landmark count and graph size; the current-CRAN MetRef systems comparison therefore reports the exactly matched CPU4 path and does not manufacture an unmatched CUDA row.</w:t>
       </w:r>
     </w:p>
     <w:p>

--- a/manuscript/kodama_cpp_jmlr_manuscript.docx
+++ b/manuscript/kodama_cpp_jmlr_manuscript.docx
@@ -29,142 +29,509 @@
         <w:t>Manuscript for the Journal of Machine Learning Research Machine Learning Open Source Software track</w:t>
       </w:r>
     </w:p>
-    <w:p>
-      <w:pPr>
-        <w:spacing w:after="80"/>
-      </w:pPr>
-      <w:r>
-        <w:rPr>
-          <w:rFonts w:ascii="Calibri" w:hAnsi="Calibri"/>
-          <w:b w:val="0"/>
-          <w:color w:val="555555"/>
-          <w:sz w:val="20"/>
-        </w:rPr>
-        <w:t>Moussa Kassim</w:t>
-      </w:r>
-      <w:r>
-        <w:rPr>
-          <w:rFonts w:ascii="Calibri" w:hAnsi="Calibri"/>
-          <w:b w:val="0"/>
-          <w:color w:val="555555"/>
-          <w:sz w:val="16"/>
-          <w:vertAlign w:val="superscript"/>
-        </w:rPr>
-        <w:t>1,2</w:t>
-      </w:r>
-      <w:r>
-        <w:rPr>
-          <w:rFonts w:ascii="Calibri" w:hAnsi="Calibri"/>
-          <w:b w:val="0"/>
-          <w:color w:val="555555"/>
-          <w:sz w:val="20"/>
-        </w:rPr>
-        <w:t xml:space="preserve">, </w:t>
-      </w:r>
-      <w:r>
-        <w:rPr>
-          <w:rFonts w:ascii="Calibri" w:hAnsi="Calibri"/>
-          <w:b w:val="0"/>
-          <w:color w:val="555555"/>
-          <w:sz w:val="20"/>
-        </w:rPr>
-        <w:t>Martin Ocharo</w:t>
-      </w:r>
-      <w:r>
-        <w:rPr>
-          <w:rFonts w:ascii="Calibri" w:hAnsi="Calibri"/>
-          <w:b w:val="0"/>
-          <w:color w:val="555555"/>
-          <w:sz w:val="16"/>
-          <w:vertAlign w:val="superscript"/>
-        </w:rPr>
-        <w:t>1,2</w:t>
-      </w:r>
-      <w:r>
-        <w:rPr>
-          <w:rFonts w:ascii="Calibri" w:hAnsi="Calibri"/>
-          <w:b w:val="0"/>
-          <w:color w:val="555555"/>
-          <w:sz w:val="20"/>
-        </w:rPr>
-        <w:t xml:space="preserve">, </w:t>
-      </w:r>
-      <w:r>
-        <w:rPr>
-          <w:rFonts w:ascii="Calibri" w:hAnsi="Calibri"/>
-          <w:b w:val="0"/>
-          <w:color w:val="555555"/>
-          <w:sz w:val="20"/>
-        </w:rPr>
-        <w:t>Alessia Vignoli</w:t>
-      </w:r>
-      <w:r>
-        <w:rPr>
-          <w:rFonts w:ascii="Calibri" w:hAnsi="Calibri"/>
-          <w:b w:val="0"/>
-          <w:color w:val="555555"/>
-          <w:sz w:val="16"/>
-          <w:vertAlign w:val="superscript"/>
-        </w:rPr>
-        <w:t>3,4</w:t>
-      </w:r>
-      <w:r>
-        <w:rPr>
-          <w:rFonts w:ascii="Calibri" w:hAnsi="Calibri"/>
-          <w:b w:val="0"/>
-          <w:color w:val="555555"/>
-          <w:sz w:val="20"/>
-        </w:rPr>
-        <w:t xml:space="preserve">, </w:t>
-      </w:r>
-      <w:r>
-        <w:rPr>
-          <w:rFonts w:ascii="Calibri" w:hAnsi="Calibri"/>
-          <w:b w:val="0"/>
-          <w:color w:val="555555"/>
-          <w:sz w:val="20"/>
-        </w:rPr>
-        <w:t>Leonardo Tenori</w:t>
-      </w:r>
-      <w:r>
-        <w:rPr>
-          <w:rFonts w:ascii="Calibri" w:hAnsi="Calibri"/>
-          <w:b w:val="0"/>
-          <w:color w:val="555555"/>
-          <w:sz w:val="16"/>
-          <w:vertAlign w:val="superscript"/>
-        </w:rPr>
-        <w:t>3,4</w:t>
-      </w:r>
-      <w:r>
-        <w:rPr>
-          <w:rFonts w:ascii="Calibri" w:hAnsi="Calibri"/>
-          <w:b w:val="0"/>
-          <w:color w:val="555555"/>
-          <w:sz w:val="20"/>
-        </w:rPr>
-        <w:t xml:space="preserve">, and </w:t>
-      </w:r>
-      <w:r>
-        <w:rPr>
-          <w:rFonts w:ascii="Calibri" w:hAnsi="Calibri"/>
-          <w:b w:val="0"/>
-          <w:color w:val="555555"/>
-          <w:sz w:val="20"/>
-        </w:rPr>
-        <w:t>Stefano Cacciatore</w:t>
-      </w:r>
-      <w:r>
-        <w:rPr>
-          <w:rFonts w:ascii="Calibri" w:hAnsi="Calibri"/>
-          <w:b w:val="0"/>
-          <w:color w:val="555555"/>
-          <w:sz w:val="16"/>
-          <w:vertAlign w:val="superscript"/>
-        </w:rPr>
-        <w:t>1,2</w:t>
-      </w:r>
-    </w:p>
+    <w:tbl>
+      <w:tblPr>
+        <w:tblW w:type="auto" w:w="0"/>
+        <w:jc w:val="center"/>
+        <w:tblLayout w:type="fixed"/>
+        <w:tblLook w:firstColumn="1" w:firstRow="1" w:lastColumn="0" w:lastRow="0" w:noHBand="0" w:noVBand="1" w:val="04A0"/>
+        <w:tblBorders>
+          <w:top w:val="single" w:sz="0" w:space="0" w:color="FFFFFF"/>
+          <w:left w:val="single" w:sz="0" w:space="0" w:color="FFFFFF"/>
+          <w:bottom w:val="single" w:sz="0" w:space="0" w:color="FFFFFF"/>
+          <w:right w:val="single" w:sz="0" w:space="0" w:color="FFFFFF"/>
+          <w:insideH w:val="single" w:sz="0" w:space="0" w:color="FFFFFF"/>
+          <w:insideV w:val="single" w:sz="0" w:space="0" w:color="FFFFFF"/>
+        </w:tblBorders>
+      </w:tblPr>
+      <w:tblGrid>
+        <w:gridCol w:w="4680"/>
+        <w:gridCol w:w="4680"/>
+      </w:tblGrid>
+      <w:tr>
+        <w:trPr>
+          <w:cantSplit/>
+        </w:trPr>
+        <w:tc>
+          <w:tcPr>
+            <w:tcW w:type="dxa" w:w="4464"/>
+            <w:tcMar>
+              <w:top w:w="80" w:type="dxa"/>
+              <w:bottom w:w="80" w:type="dxa"/>
+              <w:start w:w="120" w:type="dxa"/>
+              <w:end w:w="120" w:type="dxa"/>
+            </w:tcMar>
+            <w:vAlign w:val="center"/>
+          </w:tcPr>
+          <w:p>
+            <w:pPr>
+              <w:spacing w:after="0"/>
+            </w:pPr>
+            <w:r>
+              <w:rPr>
+                <w:rFonts w:ascii="Calibri" w:hAnsi="Calibri"/>
+                <w:b/>
+                <w:color w:val="555555"/>
+                <w:sz w:val="20"/>
+              </w:rPr>
+              <w:t>Moussa Kassim</w:t>
+            </w:r>
+            <w:r>
+              <w:rPr>
+                <w:rFonts w:ascii="Calibri" w:hAnsi="Calibri"/>
+                <w:b w:val="0"/>
+                <w:color w:val="555555"/>
+                <w:sz w:val="16"/>
+                <w:vertAlign w:val="superscript"/>
+              </w:rPr>
+              <w:t>1,2</w:t>
+            </w:r>
+          </w:p>
+        </w:tc>
+        <w:tc>
+          <w:tcPr>
+            <w:tcW w:type="dxa" w:w="4824"/>
+            <w:tcMar>
+              <w:top w:w="80" w:type="dxa"/>
+              <w:bottom w:w="80" w:type="dxa"/>
+              <w:start w:w="120" w:type="dxa"/>
+              <w:end w:w="120" w:type="dxa"/>
+            </w:tcMar>
+            <w:vAlign w:val="center"/>
+          </w:tcPr>
+          <w:p>
+            <w:pPr>
+              <w:spacing w:after="0"/>
+              <w:jc w:val="right"/>
+            </w:pPr>
+            <w:r>
+              <w:rPr>
+                <w:rFonts w:ascii="Calibri" w:hAnsi="Calibri"/>
+                <w:b w:val="0"/>
+                <w:smallCaps/>
+                <w:color w:val="555555"/>
+                <w:sz w:val="17"/>
+              </w:rPr>
+              <w:t>moussa.kassim@icgeb.org</w:t>
+            </w:r>
+          </w:p>
+        </w:tc>
+      </w:tr>
+      <w:tr>
+        <w:trPr>
+          <w:cantSplit/>
+        </w:trPr>
+        <w:tc>
+          <w:tcPr>
+            <w:tcW w:type="dxa" w:w="4464"/>
+            <w:tcMar>
+              <w:top w:w="80" w:type="dxa"/>
+              <w:bottom w:w="80" w:type="dxa"/>
+              <w:start w:w="120" w:type="dxa"/>
+              <w:end w:w="120" w:type="dxa"/>
+            </w:tcMar>
+            <w:vAlign w:val="center"/>
+          </w:tcPr>
+          <w:p>
+            <w:pPr>
+              <w:spacing w:after="0"/>
+            </w:pPr>
+            <w:r>
+              <w:rPr>
+                <w:rFonts w:ascii="Calibri" w:hAnsi="Calibri"/>
+                <w:b/>
+                <w:color w:val="555555"/>
+                <w:sz w:val="20"/>
+              </w:rPr>
+              <w:t>Martin Ocharo</w:t>
+            </w:r>
+            <w:r>
+              <w:rPr>
+                <w:rFonts w:ascii="Calibri" w:hAnsi="Calibri"/>
+                <w:b w:val="0"/>
+                <w:color w:val="555555"/>
+                <w:sz w:val="16"/>
+                <w:vertAlign w:val="superscript"/>
+              </w:rPr>
+              <w:t>1,2</w:t>
+            </w:r>
+          </w:p>
+        </w:tc>
+        <w:tc>
+          <w:tcPr>
+            <w:tcW w:type="dxa" w:w="4824"/>
+            <w:tcMar>
+              <w:top w:w="80" w:type="dxa"/>
+              <w:bottom w:w="80" w:type="dxa"/>
+              <w:start w:w="120" w:type="dxa"/>
+              <w:end w:w="120" w:type="dxa"/>
+            </w:tcMar>
+            <w:vAlign w:val="center"/>
+          </w:tcPr>
+          <w:p>
+            <w:pPr>
+              <w:spacing w:after="0"/>
+              <w:jc w:val="right"/>
+            </w:pPr>
+            <w:r>
+              <w:rPr>
+                <w:rFonts w:ascii="Calibri" w:hAnsi="Calibri"/>
+                <w:b w:val="0"/>
+                <w:smallCaps/>
+                <w:color w:val="555555"/>
+                <w:sz w:val="17"/>
+              </w:rPr>
+              <w:t>martin.ocharo@icgeb.org</w:t>
+            </w:r>
+          </w:p>
+        </w:tc>
+      </w:tr>
+      <w:tr>
+        <w:trPr>
+          <w:cantSplit/>
+        </w:trPr>
+        <w:tc>
+          <w:tcPr>
+            <w:tcW w:type="dxa" w:w="4464"/>
+            <w:tcMar>
+              <w:top w:w="80" w:type="dxa"/>
+              <w:bottom w:w="80" w:type="dxa"/>
+              <w:start w:w="120" w:type="dxa"/>
+              <w:end w:w="120" w:type="dxa"/>
+            </w:tcMar>
+            <w:vAlign w:val="center"/>
+          </w:tcPr>
+          <w:p>
+            <w:pPr>
+              <w:spacing w:after="0"/>
+            </w:pPr>
+            <w:r>
+              <w:rPr>
+                <w:rFonts w:ascii="Calibri" w:hAnsi="Calibri"/>
+                <w:b/>
+                <w:color w:val="555555"/>
+                <w:sz w:val="20"/>
+              </w:rPr>
+              <w:t>Dalia Ahmed</w:t>
+            </w:r>
+            <w:r>
+              <w:rPr>
+                <w:rFonts w:ascii="Calibri" w:hAnsi="Calibri"/>
+                <w:b w:val="0"/>
+                <w:color w:val="555555"/>
+                <w:sz w:val="16"/>
+                <w:vertAlign w:val="superscript"/>
+              </w:rPr>
+              <w:t>1</w:t>
+            </w:r>
+          </w:p>
+        </w:tc>
+        <w:tc>
+          <w:tcPr>
+            <w:tcW w:type="dxa" w:w="4824"/>
+            <w:tcMar>
+              <w:top w:w="80" w:type="dxa"/>
+              <w:bottom w:w="80" w:type="dxa"/>
+              <w:start w:w="120" w:type="dxa"/>
+              <w:end w:w="120" w:type="dxa"/>
+            </w:tcMar>
+            <w:vAlign w:val="center"/>
+          </w:tcPr>
+          <w:p>
+            <w:pPr>
+              <w:spacing w:after="0"/>
+              <w:jc w:val="right"/>
+            </w:pPr>
+            <w:r>
+              <w:rPr>
+                <w:rFonts w:ascii="Calibri" w:hAnsi="Calibri"/>
+                <w:b w:val="0"/>
+                <w:smallCaps/>
+                <w:color w:val="555555"/>
+                <w:sz w:val="17"/>
+              </w:rPr>
+              <w:t>dalia.ahmed@icgeb.org</w:t>
+            </w:r>
+          </w:p>
+        </w:tc>
+      </w:tr>
+      <w:tr>
+        <w:trPr>
+          <w:cantSplit/>
+        </w:trPr>
+        <w:tc>
+          <w:tcPr>
+            <w:tcW w:type="dxa" w:w="4464"/>
+            <w:tcMar>
+              <w:top w:w="80" w:type="dxa"/>
+              <w:bottom w:w="80" w:type="dxa"/>
+              <w:start w:w="120" w:type="dxa"/>
+              <w:end w:w="120" w:type="dxa"/>
+            </w:tcMar>
+            <w:vAlign w:val="center"/>
+          </w:tcPr>
+          <w:p>
+            <w:pPr>
+              <w:spacing w:after="0"/>
+            </w:pPr>
+            <w:r>
+              <w:rPr>
+                <w:rFonts w:ascii="Calibri" w:hAnsi="Calibri"/>
+                <w:b/>
+                <w:color w:val="555555"/>
+                <w:sz w:val="20"/>
+              </w:rPr>
+              <w:t>Dupe Ojo</w:t>
+            </w:r>
+            <w:r>
+              <w:rPr>
+                <w:rFonts w:ascii="Calibri" w:hAnsi="Calibri"/>
+                <w:b w:val="0"/>
+                <w:color w:val="555555"/>
+                <w:sz w:val="16"/>
+                <w:vertAlign w:val="superscript"/>
+              </w:rPr>
+              <w:t>1</w:t>
+            </w:r>
+          </w:p>
+        </w:tc>
+        <w:tc>
+          <w:tcPr>
+            <w:tcW w:type="dxa" w:w="4824"/>
+            <w:tcMar>
+              <w:top w:w="80" w:type="dxa"/>
+              <w:bottom w:w="80" w:type="dxa"/>
+              <w:start w:w="120" w:type="dxa"/>
+              <w:end w:w="120" w:type="dxa"/>
+            </w:tcMar>
+            <w:vAlign w:val="center"/>
+          </w:tcPr>
+          <w:p>
+            <w:pPr>
+              <w:spacing w:after="0"/>
+              <w:jc w:val="right"/>
+            </w:pPr>
+            <w:r>
+              <w:rPr>
+                <w:rFonts w:ascii="Calibri" w:hAnsi="Calibri"/>
+                <w:b w:val="0"/>
+                <w:smallCaps/>
+                <w:color w:val="555555"/>
+                <w:sz w:val="17"/>
+              </w:rPr>
+              <w:t>dupe.ojo@icgeb.org</w:t>
+            </w:r>
+          </w:p>
+        </w:tc>
+      </w:tr>
+      <w:tr>
+        <w:trPr>
+          <w:cantSplit/>
+        </w:trPr>
+        <w:tc>
+          <w:tcPr>
+            <w:tcW w:type="dxa" w:w="4464"/>
+            <w:tcMar>
+              <w:top w:w="80" w:type="dxa"/>
+              <w:bottom w:w="80" w:type="dxa"/>
+              <w:start w:w="120" w:type="dxa"/>
+              <w:end w:w="120" w:type="dxa"/>
+            </w:tcMar>
+            <w:vAlign w:val="center"/>
+          </w:tcPr>
+          <w:p>
+            <w:pPr>
+              <w:spacing w:after="0"/>
+            </w:pPr>
+            <w:r>
+              <w:rPr>
+                <w:rFonts w:ascii="Calibri" w:hAnsi="Calibri"/>
+                <w:b/>
+                <w:color w:val="555555"/>
+                <w:sz w:val="20"/>
+              </w:rPr>
+              <w:t>Alessia Vignoli</w:t>
+            </w:r>
+            <w:r>
+              <w:rPr>
+                <w:rFonts w:ascii="Calibri" w:hAnsi="Calibri"/>
+                <w:b w:val="0"/>
+                <w:color w:val="555555"/>
+                <w:sz w:val="16"/>
+                <w:vertAlign w:val="superscript"/>
+              </w:rPr>
+              <w:t>3,4</w:t>
+            </w:r>
+          </w:p>
+        </w:tc>
+        <w:tc>
+          <w:tcPr>
+            <w:tcW w:type="dxa" w:w="4824"/>
+            <w:tcMar>
+              <w:top w:w="80" w:type="dxa"/>
+              <w:bottom w:w="80" w:type="dxa"/>
+              <w:start w:w="120" w:type="dxa"/>
+              <w:end w:w="120" w:type="dxa"/>
+            </w:tcMar>
+            <w:vAlign w:val="center"/>
+          </w:tcPr>
+          <w:p>
+            <w:pPr>
+              <w:spacing w:after="0"/>
+              <w:jc w:val="right"/>
+            </w:pPr>
+            <w:r>
+              <w:rPr>
+                <w:rFonts w:ascii="Calibri" w:hAnsi="Calibri"/>
+                <w:b w:val="0"/>
+                <w:smallCaps/>
+                <w:color w:val="555555"/>
+                <w:sz w:val="17"/>
+              </w:rPr>
+              <w:t>vignoli@cerm.unifi.it</w:t>
+            </w:r>
+          </w:p>
+        </w:tc>
+      </w:tr>
+      <w:tr>
+        <w:trPr>
+          <w:cantSplit/>
+        </w:trPr>
+        <w:tc>
+          <w:tcPr>
+            <w:tcW w:type="dxa" w:w="4464"/>
+            <w:tcMar>
+              <w:top w:w="80" w:type="dxa"/>
+              <w:bottom w:w="80" w:type="dxa"/>
+              <w:start w:w="120" w:type="dxa"/>
+              <w:end w:w="120" w:type="dxa"/>
+            </w:tcMar>
+            <w:vAlign w:val="center"/>
+          </w:tcPr>
+          <w:p>
+            <w:pPr>
+              <w:spacing w:after="0"/>
+            </w:pPr>
+            <w:r>
+              <w:rPr>
+                <w:rFonts w:ascii="Calibri" w:hAnsi="Calibri"/>
+                <w:b/>
+                <w:color w:val="555555"/>
+                <w:sz w:val="20"/>
+              </w:rPr>
+              <w:t>Leonardo Tenori</w:t>
+            </w:r>
+            <w:r>
+              <w:rPr>
+                <w:rFonts w:ascii="Calibri" w:hAnsi="Calibri"/>
+                <w:b w:val="0"/>
+                <w:color w:val="555555"/>
+                <w:sz w:val="16"/>
+                <w:vertAlign w:val="superscript"/>
+              </w:rPr>
+              <w:t>3,4</w:t>
+            </w:r>
+          </w:p>
+        </w:tc>
+        <w:tc>
+          <w:tcPr>
+            <w:tcW w:type="dxa" w:w="4824"/>
+            <w:tcMar>
+              <w:top w:w="80" w:type="dxa"/>
+              <w:bottom w:w="80" w:type="dxa"/>
+              <w:start w:w="120" w:type="dxa"/>
+              <w:end w:w="120" w:type="dxa"/>
+            </w:tcMar>
+            <w:vAlign w:val="center"/>
+          </w:tcPr>
+          <w:p>
+            <w:pPr>
+              <w:spacing w:after="0"/>
+              <w:jc w:val="right"/>
+            </w:pPr>
+            <w:r>
+              <w:rPr>
+                <w:rFonts w:ascii="Calibri" w:hAnsi="Calibri"/>
+                <w:b w:val="0"/>
+                <w:smallCaps/>
+                <w:color w:val="555555"/>
+                <w:sz w:val="17"/>
+              </w:rPr>
+              <w:t>tenori@cerm.unifi.it</w:t>
+            </w:r>
+          </w:p>
+        </w:tc>
+      </w:tr>
+      <w:tr>
+        <w:trPr>
+          <w:cantSplit/>
+        </w:trPr>
+        <w:tc>
+          <w:tcPr>
+            <w:tcW w:type="dxa" w:w="4464"/>
+            <w:tcMar>
+              <w:top w:w="80" w:type="dxa"/>
+              <w:bottom w:w="80" w:type="dxa"/>
+              <w:start w:w="120" w:type="dxa"/>
+              <w:end w:w="120" w:type="dxa"/>
+            </w:tcMar>
+            <w:vAlign w:val="center"/>
+          </w:tcPr>
+          <w:p>
+            <w:pPr>
+              <w:spacing w:after="0"/>
+            </w:pPr>
+            <w:r>
+              <w:rPr>
+                <w:rFonts w:ascii="Calibri" w:hAnsi="Calibri"/>
+                <w:b/>
+                <w:color w:val="555555"/>
+                <w:sz w:val="20"/>
+              </w:rPr>
+              <w:t>Stefano Cacciatore</w:t>
+            </w:r>
+            <w:r>
+              <w:rPr>
+                <w:rFonts w:ascii="Calibri" w:hAnsi="Calibri"/>
+                <w:b w:val="0"/>
+                <w:color w:val="555555"/>
+                <w:sz w:val="16"/>
+                <w:vertAlign w:val="superscript"/>
+              </w:rPr>
+              <w:t>1,2</w:t>
+            </w:r>
+          </w:p>
+        </w:tc>
+        <w:tc>
+          <w:tcPr>
+            <w:tcW w:type="dxa" w:w="4824"/>
+            <w:tcMar>
+              <w:top w:w="80" w:type="dxa"/>
+              <w:bottom w:w="80" w:type="dxa"/>
+              <w:start w:w="120" w:type="dxa"/>
+              <w:end w:w="120" w:type="dxa"/>
+            </w:tcMar>
+            <w:vAlign w:val="center"/>
+          </w:tcPr>
+          <w:p>
+            <w:pPr>
+              <w:spacing w:after="0"/>
+              <w:jc w:val="right"/>
+            </w:pPr>
+            <w:r>
+              <w:rPr>
+                <w:rFonts w:ascii="Calibri" w:hAnsi="Calibri"/>
+                <w:b w:val="0"/>
+                <w:smallCaps/>
+                <w:color w:val="555555"/>
+                <w:sz w:val="17"/>
+              </w:rPr>
+              <w:t>stefano.cacciatore@icgeb.org</w:t>
+            </w:r>
+          </w:p>
+        </w:tc>
+      </w:tr>
+    </w:tbl>
     <w:p>
       <w:pPr>
         <w:spacing w:after="20" w:line="240" w:lineRule="auto"/>
@@ -183,10 +550,11 @@
         <w:rPr>
           <w:rFonts w:ascii="Calibri" w:hAnsi="Calibri"/>
           <w:b w:val="0"/>
+          <w:i/>
           <w:color w:val="555555"/>
           <w:sz w:val="17"/>
         </w:rPr>
-        <w:t xml:space="preserve"> Bioinformatics Unit, International Center for Genetic Engineering and Biotechnology, Cape Town 7925, South Africa.</w:t>
+        <w:t xml:space="preserve"> Bioinformatics Unit, International Centre for Genetic Engineering and Biotechnology (ICGEB), Cape Town 7925, South Africa</w:t>
       </w:r>
     </w:p>
     <w:p>
@@ -207,10 +575,11 @@
         <w:rPr>
           <w:rFonts w:ascii="Calibri" w:hAnsi="Calibri"/>
           <w:b w:val="0"/>
+          <w:i/>
           <w:color w:val="555555"/>
           <w:sz w:val="17"/>
         </w:rPr>
-        <w:t xml:space="preserve"> Department of Integrative Biomedical Sciences, Institute of Infectious Disease &amp; Molecular Medicine (IDM), University of Cape Town, Cape Town 7925, South Africa.</w:t>
+        <w:t xml:space="preserve"> Department of Integrative Biomedical Sciences, Institute of Infectious Disease &amp; Molecular Medicine (IDM), University of Cape Town, Cape Town 7925, South Africa</w:t>
       </w:r>
     </w:p>
     <w:p>
@@ -231,10 +600,11 @@
         <w:rPr>
           <w:rFonts w:ascii="Calibri" w:hAnsi="Calibri"/>
           <w:b w:val="0"/>
+          <w:i/>
           <w:color w:val="555555"/>
           <w:sz w:val="17"/>
         </w:rPr>
-        <w:t xml:space="preserve"> Department of Chemistry "Ugo Schiff", University of Florence, Sesto Fiorentino, Italy.</w:t>
+        <w:t xml:space="preserve"> Department of Chemistry "Ugo Schiff", University of Florence, Sesto Fiorentino, Italy</w:t>
       </w:r>
     </w:p>
     <w:p>
@@ -255,24 +625,11 @@
         <w:rPr>
           <w:rFonts w:ascii="Calibri" w:hAnsi="Calibri"/>
           <w:b w:val="0"/>
+          <w:i/>
           <w:color w:val="555555"/>
           <w:sz w:val="17"/>
         </w:rPr>
-        <w:t xml:space="preserve"> Magnetic Resonance Center (CERM), University of Florence, Sesto Fiorentino, Italy.</w:t>
-      </w:r>
-    </w:p>
-    <w:p>
-      <w:pPr>
-        <w:spacing w:before="40" w:after="200"/>
-      </w:pPr>
-      <w:r>
-        <w:rPr>
-          <w:rFonts w:ascii="Calibri" w:hAnsi="Calibri"/>
-          <w:b w:val="0"/>
-          <w:color w:val="555555"/>
-          <w:sz w:val="17"/>
-        </w:rPr>
-        <w:t>Corresponding author: Stefano Cacciatore, stefano.cacciatore@icgeb.org</w:t>
+        <w:t xml:space="preserve"> Magnetic Resonance Center (CERM), University of Florence, Sesto Fiorentino, Italy</w:t>
       </w:r>
     </w:p>
     <w:p>

--- a/manuscript/kodama_cpp_jmlr_manuscript.docx
+++ b/manuscript/kodama_cpp_jmlr_manuscript.docx
@@ -1250,6 +1250,11 @@
     <w:p>
       <w:r>
         <w:t>The public KODAMA.matrix routine is reproducible from the following option definitions and run-level procedure. The description below names the C++ options because the R and Python wrappers should expose the same contract.</w:t>
+      </w:r>
+    </w:p>
+    <w:p>
+      <w:r>
+        <w:br w:type="page"/>
       </w:r>
     </w:p>
     <w:tbl>
@@ -1922,6 +1927,11 @@
     </w:p>
     <w:p>
       <w:r>
+        <w:t>Latent-space LDA is fitted from sufficient statistics. For training scores T, class counts n_c, class means mu_c, q retained components, and C active classes, the pooled within-class covariance is [T' T - sum_c n_c mu_c mu_c'] / max(1, n - C). Each discriminant direction solves Sigma w_c = mu_c by Cholesky factorization and triangular substitution; Sigma is never explicitly inverted. The diagonal regularizer is lambda = rho s, where s = trace(Sigma) / q when finite and positive and s = 1 otherwise. The deterministic sequence rho in {1e-8, 1e-6, 1e-5, 1e-4, 1e-3, 1e-2} is advanced only when Cholesky fails. Prediction retains the ordinary LDA discriminant t' w_c - 0.5 mu_c' w_c + log(n_c / n); the sequence is a numerical safeguard, not a tuned parameter.</w:t>
+      </w:r>
+    </w:p>
+    <w:p>
+      <w:r>
         <w:t>The library also exposes float32 randomized PCA as a preprocessing and embedding-initialization primitive. A Gaussian range sketch, backend-specific automatic oversampling and power-iteration policy, orthonormal basis, and compact eigensolve produce scores, loadings, singular values, and explained variance. CPU, CUDA, and Metal entry points share this contract. The implementation follows the current fastEmbedR/fastPLS strategy but is standalone and does not link either package, Armadillo, Eigen, or RAFT.</w:t>
       </w:r>
     </w:p>
@@ -2043,6 +2053,11 @@
     </w:p>
     <w:p>
       <w:r>
+        <w:t>The default rank-one randomized SIMPLS refresh uses two power iterations. CUDA dispatches the resulting rank-one products as matrix-vector operations and omits the algebraically redundant 1-by-1 block eigensolve. After the first component, the preceding weight is the defined warm start, so the implementation also omits generation of a random vector that would be overwritten before use; this removes launches without changing any SIMPLS value. The multi-vector refresh remains available under the same deflation equations. Latent LDA forms pooled covariance from score and class-sum statistics, retries the trace-normalized ridge sequence only after a failed Cholesky factorization, and copies back predicted codes rather than score matrices.</w:t>
+      </w:r>
+    </w:p>
+    <w:p>
+      <w:r>
         <w:t>The CUDA backend reduces allocation and transfer costs but the present release does not claim that the complete M-run ensemble is permanently device resident. Independent runs are scheduled without changing their seeds or proposal trajectories, and small control decisions remain host orchestrated. Fully batched resident M execution is therefore treated as future engineering work, not as evidence used in the current speedup claims.</w:t>
       </w:r>
     </w:p>
@@ -2061,12 +2076,12 @@
     </w:p>
     <w:p>
       <w:r>
-        <w:t>The Metal PLS-LDA path uses float32 class-label cross-products and the same SIMPLS component limit as CPU and CUDA. Metal Performance Shaders execute the dominant Xw and X't matrix products through MPSMatrixMultiplication. The comparatively small response-space power iterations and SIMPLS deflation updates remain host operations. This division is stated explicitly because a native Metal backend does not imply that every scalar operation is a GPU kernel.</w:t>
+        <w:t>The Metal PLS-LDA path uses float32 class-label cross-products and the same SIMPLS component limit as CPU and CUDA. Metal Performance Shaders execute the dominant Xw and X't matrix products through MPSMatrixMultiplication. The same two-iteration incremental refresh and SIMPLS loading deflation are used on all three backends; the comparatively small response-space products and deflation updates remain host operations. This division is stated explicitly because a native Metal backend does not imply that every scalar operation is a GPU kernel.</w:t>
       </w:r>
     </w:p>
     <w:p>
       <w:r>
-        <w:t>Metal is a first-class backend contract: it has named KNNCV, PLSLDACV, CoreKNN, CorePLSLDA, and KODAMAMatrix entry points, reports Metal in result metadata, and is covered by dedicated parity tests. Unsupported Metal operations fail explicitly instead of being relabeled CPU execution. This makes Apple GPU results auditable in the same manner as CUDA results.</w:t>
+        <w:t>Metal is a first-class backend contract: it has named KNNCV, PLSLDACV, CoreKNN, CorePLSLDA, and KODAMAMatrix entry points, reports Metal in result metadata, and is covered by dedicated parity tests. Unsupported Metal operations fail explicitly instead of being relabeled CPU execution. The R integration layer accepts backend = 'metal' explicitly and links the Metal, MetalPerformanceShaders, and Foundation system frameworks without FAISS or cuVS link flags. This makes Apple GPU results auditable in the same manner as CUDA results.</w:t>
       </w:r>
     </w:p>
     <w:p>
@@ -5939,7 +5954,7 @@
                 <w:rFonts w:ascii="Calibri" w:hAnsi="Calibri"/>
                 <w:sz w:val="16"/>
               </w:rPr>
-              <w:t>2026-07-19 UTC for current-CRAN and CI/coverage validation; 2026-07-18 UTC for CUDA visualization validation; M/Tcycle validation dated 2026-07-16 UTC; earlier broad kernel snapshot dated 2026-07-06 UTC</w:t>
+              <w:t>2026-07-20 UTC for current CPU/CUDA/Metal PLS-LDA validation; 2026-07-19 UTC for current-CRAN and CI/coverage validation; earlier release-validation snapshots are dated explicitly</w:t>
             </w:r>
           </w:p>
         </w:tc>
@@ -8918,7 +8933,7 @@
     </w:p>
     <w:p>
       <w:r>
-        <w:t>The dependency-light backend experiment was run on macOS with CUDA and OpenMP disabled. The CPU build therefore measures the package-owned HNSW and float32 SIMPLS/LDA implementations, while the Metal build links only Apple system frameworks. Exact CPU/Metal equality of the reported classification metrics is the primary acceptance criterion; timings are secondary evidence.</w:t>
+        <w:t>The dependency-light backend experiment was run on macOS with CUDA and OpenMP disabled. The CPU build therefore measures the package-owned HNSW and float32 SIMPLS/LDA implementations, while the Metal build links only Apple system frameworks. CPU/Metal agreement within the documented float32 tolerance is the primary acceptance criterion; timings are secondary evidence.</w:t>
       </w:r>
     </w:p>
     <w:p>
@@ -9308,7 +9323,7 @@
                 <w:rFonts w:ascii="Calibri" w:hAnsi="Calibri"/>
                 <w:sz w:val="13"/>
               </w:rPr>
-              <w:t>PLSLDACV, 50 components</w:t>
+              <w:t>PLSLDACV, 50 components, five-run median</w:t>
             </w:r>
           </w:p>
         </w:tc>
@@ -9332,7 +9347,7 @@
                 <w:rFonts w:ascii="Calibri" w:hAnsi="Calibri"/>
                 <w:sz w:val="13"/>
               </w:rPr>
-              <w:t>3.395</w:t>
+              <w:t>0.790</w:t>
             </w:r>
           </w:p>
         </w:tc>
@@ -9356,7 +9371,7 @@
                 <w:rFonts w:ascii="Calibri" w:hAnsi="Calibri"/>
                 <w:sz w:val="13"/>
               </w:rPr>
-              <w:t>1.054</w:t>
+              <w:t>0.202</w:t>
             </w:r>
           </w:p>
         </w:tc>
@@ -9380,7 +9395,7 @@
                 <w:rFonts w:ascii="Calibri" w:hAnsi="Calibri"/>
                 <w:sz w:val="13"/>
               </w:rPr>
-              <w:t>3.2x</w:t>
+              <w:t>3.90x</w:t>
             </w:r>
           </w:p>
         </w:tc>
@@ -9404,7 +9419,7 @@
                 <w:rFonts w:ascii="Calibri" w:hAnsi="Calibri"/>
                 <w:sz w:val="13"/>
               </w:rPr>
-              <w:t>accuracy 0.991982 / 0.991982</w:t>
+              <w:t>accuracy 0.990836 / 0.989691</w:t>
             </w:r>
           </w:p>
         </w:tc>
@@ -9606,7 +9621,7 @@
                 <w:rFonts w:ascii="Calibri" w:hAnsi="Calibri"/>
                 <w:sz w:val="13"/>
               </w:rPr>
-              <w:t>KODAMA PLS-LDA, M=10 T=20</w:t>
+              <w:t>KODAMA PLS-LDA, M=8 T=20</w:t>
             </w:r>
           </w:p>
         </w:tc>
@@ -9630,7 +9645,7 @@
                 <w:rFonts w:ascii="Calibri" w:hAnsi="Calibri"/>
                 <w:sz w:val="13"/>
               </w:rPr>
-              <w:t>178.403</w:t>
+              <w:t>14.930</w:t>
             </w:r>
           </w:p>
         </w:tc>
@@ -9654,7 +9669,7 @@
                 <w:rFonts w:ascii="Calibri" w:hAnsi="Calibri"/>
                 <w:sz w:val="13"/>
               </w:rPr>
-              <w:t>78.746</w:t>
+              <w:t>6.900</w:t>
             </w:r>
           </w:p>
         </w:tc>
@@ -9678,7 +9693,7 @@
                 <w:rFonts w:ascii="Calibri" w:hAnsi="Calibri"/>
                 <w:sz w:val="13"/>
               </w:rPr>
-              <w:t>2.27x</w:t>
+              <w:t>2.16x</w:t>
             </w:r>
           </w:p>
         </w:tc>
@@ -9702,7 +9717,7 @@
                 <w:rFonts w:ascii="Calibri" w:hAnsi="Calibri"/>
                 <w:sz w:val="13"/>
               </w:rPr>
-              <w:t>CV 0.983206; ARI 0.835153; 32 classes</w:t>
+              <w:t>best CV 0.963359 / 0.969466; ARI 0.741026 / 0.849732</w:t>
             </w:r>
           </w:p>
         </w:tc>
@@ -9728,7 +9743,7 @@
     </w:p>
     <w:p>
       <w:r>
-        <w:t>The M = 100, Tcycle = 100 MetRef validation shows why cross-validated accuracy is reported together with label-quality diagnostics. Both optimizers reached best CV accuracy 1.000, but KNN selected only three classes and had ARI 0.052. PLS-LDA selected 21 classes against 22 reference classes, attained ARI 0.770, and increased truth-label UMAP silhouette from 0.129 for the classic graph to 0.783 for the KODAMA graph. These reference labels were never supplied to optimization. We therefore report CV accuracy, active classes, external-label agreement when available, and downstream compactness as complementary rather than interchangeable diagnostics.</w:t>
+        <w:t>The current M = 100, Tcycle = 100 MetRef validation shows why cross-validated accuracy is reported together with label-quality diagnostics. Optimized CPU and CUDA PLS-LDA both reached maximum CV accuracy 1.000 and median CV accuracy 0.992366. The CV-selected CPU/CUDA runs contained 24/21 classes and attained ARI 0.7654/0.8322 against the 22 reference classes. With one exact k = 30 UMAP implementation, a shared original-data PCA initialization, and reference labels withheld until evaluation, truth-label silhouette increased from 0.119 for the classic graph to 0.8303/0.8441 for the CPU/CUDA KODAMA graphs. We therefore report CV accuracy, active classes, external-label agreement when available, and downstream compactness as complementary rather than interchangeable diagnostics.</w:t>
       </w:r>
     </w:p>
     <w:p>
@@ -16931,7 +16946,7 @@
                 <w:rFonts w:ascii="Calibri" w:hAnsi="Calibri"/>
                 <w:sz w:val="14"/>
               </w:rPr>
-              <w:t>584.089</w:t>
+              <w:t>177.131</w:t>
             </w:r>
           </w:p>
         </w:tc>
@@ -16955,7 +16970,7 @@
                 <w:rFonts w:ascii="Calibri" w:hAnsi="Calibri"/>
                 <w:sz w:val="14"/>
               </w:rPr>
-              <w:t>584.074</w:t>
+              <w:t>173.104</w:t>
             </w:r>
           </w:p>
         </w:tc>
@@ -17003,7 +17018,7 @@
                 <w:rFonts w:ascii="Calibri" w:hAnsi="Calibri"/>
                 <w:sz w:val="14"/>
               </w:rPr>
-              <w:t>0.7700/0.7048</w:t>
+              <w:t>0.9171/0.7095</w:t>
             </w:r>
           </w:p>
         </w:tc>
@@ -17051,12 +17066,60 @@
                 <w:rFonts w:ascii="Calibri" w:hAnsi="Calibri"/>
                 <w:sz w:val="14"/>
               </w:rPr>
-              <w:t>15-34</w:t>
+              <w:t>11-33</w:t>
             </w:r>
           </w:p>
         </w:tc>
       </w:tr>
     </w:tbl>
+    <w:p>
+      <w:pPr>
+        <w:spacing w:before="120"/>
+        <w:jc w:val="center"/>
+      </w:pPr>
+      <w:r>
+        <w:drawing>
+          <wp:inline xmlns:a="http://schemas.openxmlformats.org/drawingml/2006/main" xmlns:pic="http://schemas.openxmlformats.org/drawingml/2006/picture">
+            <wp:extent cx="5897880" cy="2015109"/>
+            <wp:docPr id="2" name="Picture 2"/>
+            <wp:cNvGraphicFramePr>
+              <a:graphicFrameLocks noChangeAspect="1"/>
+            </wp:cNvGraphicFramePr>
+            <a:graphic>
+              <a:graphicData uri="http://schemas.openxmlformats.org/drawingml/2006/picture">
+                <pic:pic>
+                  <pic:nvPicPr>
+                    <pic:cNvPr id="0" name="MetRef__pls_lda__cpu_cuda_optimized_20260720.png"/>
+                    <pic:cNvPicPr/>
+                  </pic:nvPicPr>
+                  <pic:blipFill>
+                    <a:blip r:embed="rId10"/>
+                    <a:stretch>
+                      <a:fillRect/>
+                    </a:stretch>
+                  </pic:blipFill>
+                  <pic:spPr>
+                    <a:xfrm>
+                      <a:off x="0" y="0"/>
+                      <a:ext cx="5897880" cy="2015109"/>
+                    </a:xfrm>
+                    <a:prstGeom prst="rect"/>
+                  </pic:spPr>
+                </pic:pic>
+              </a:graphicData>
+            </a:graphic>
+          </wp:inline>
+        </w:drawing>
+      </w:r>
+    </w:p>
+    <w:p>
+      <w:pPr>
+        <w:pStyle w:val="Caption"/>
+      </w:pPr>
+      <w:r>
+        <w:t>Figure 2. Matched MetRef UMAP validation after the float32 PLS-LDA optimization. Classic data, CPU KODAMA, and CUDA KODAMA use exact k = 30, the same original-data PCA initialization, seed, epochs, and CPU embedding implementation. Colors are external reference labels withheld from optimization.</w:t>
+      </w:r>
+    </w:p>
     <w:p>
       <w:pPr>
         <w:pStyle w:val="Heading3"/>
@@ -17077,7 +17140,7 @@
     </w:p>
     <w:p>
       <w:r>
-        <w:t>The result is deliberately mixed. PLS-LDA increased truth-label silhouette on both embeddings for MetRef (UMAP 0.105 to 0.815; openTSNE 0.067 to 0.530) and PBMC3K PCA50 (0.410 to 0.484; 0.349 to 0.402), but reduced it on OptDigits, USPS, and Macosko2015 retina. KNN reduced silhouette on all five datasets despite best CV accuracy between 0.9927 and 1.0000. Thus a highly predictable optimized label vector is not sufficient evidence of improved external-label recovery or visualization, and no universal visualization-improvement claim is made.</w:t>
+        <w:t>The result is deliberately mixed. PLS-LDA increased truth-label silhouette on both embeddings for MetRef (the current matched UMAP check changed 0.119 to 0.844; the earlier openTSNE check changed 0.067 to 0.530) and PBMC3K PCA50 (0.410 to 0.484; 0.349 to 0.402), but reduced it on OptDigits, USPS, and Macosko2015 retina. KNN reduced silhouette on all five datasets despite best CV accuracy between 0.9927 and 1.0000. Thus a highly predictable optimized label vector is not sufficient evidence of improved external-label recovery or visualization, and no universal visualization-improvement claim is made.</w:t>
       </w:r>
     </w:p>
     <w:p>
@@ -17814,7 +17877,7 @@
                 <w:rFonts w:ascii="Calibri" w:hAnsi="Calibri"/>
                 <w:sz w:val="13"/>
               </w:rPr>
-              <w:t>0.105 -&gt; 0.815</w:t>
+              <w:t>0.119 -&gt; 0.844</w:t>
             </w:r>
           </w:p>
         </w:tc>
@@ -17838,7 +17901,7 @@
                 <w:rFonts w:ascii="Calibri" w:hAnsi="Calibri"/>
                 <w:sz w:val="13"/>
               </w:rPr>
-              <w:t>+0.709</w:t>
+              <w:t>+0.725</w:t>
             </w:r>
           </w:p>
         </w:tc>
@@ -17862,7 +17925,7 @@
                 <w:rFonts w:ascii="Calibri" w:hAnsi="Calibri"/>
                 <w:sz w:val="13"/>
               </w:rPr>
-              <w:t>0.590 -&gt; 0.966</w:t>
+              <w:t>not recomputed</w:t>
             </w:r>
           </w:p>
         </w:tc>
@@ -17886,7 +17949,7 @@
                 <w:rFonts w:ascii="Calibri" w:hAnsi="Calibri"/>
                 <w:sz w:val="13"/>
               </w:rPr>
-              <w:t>0.879 / 28</w:t>
+              <w:t>0.832 / 21</w:t>
             </w:r>
           </w:p>
         </w:tc>
@@ -17910,7 +17973,7 @@
                 <w:rFonts w:ascii="Calibri" w:hAnsi="Calibri"/>
                 <w:sz w:val="13"/>
               </w:rPr>
-              <w:t>589.633</w:t>
+              <w:t>173.104</w:t>
             </w:r>
           </w:p>
         </w:tc>
@@ -21274,7 +21337,7 @@
         <w:drawing>
           <wp:inline xmlns:a="http://schemas.openxmlformats.org/drawingml/2006/main" xmlns:pic="http://schemas.openxmlformats.org/drawingml/2006/picture">
             <wp:extent cx="5897880" cy="3563303"/>
-            <wp:docPr id="2" name="Picture 2"/>
+            <wp:docPr id="3" name="Picture 3"/>
             <wp:cNvGraphicFramePr>
               <a:graphicFrameLocks noChangeAspect="1"/>
             </wp:cNvGraphicFramePr>
@@ -21286,7 +21349,7 @@
                     <pic:cNvPicPr/>
                   </pic:nvPicPr>
                   <pic:blipFill>
-                    <a:blip r:embed="rId10"/>
+                    <a:blip r:embed="rId11"/>
                     <a:stretch>
                       <a:fillRect/>
                     </a:stretch>
@@ -21317,7 +21380,7 @@
           <w:color w:val="555555"/>
           <w:sz w:val="18"/>
         </w:rPr>
-        <w:t>Figure 2. Fixed M = 100 and Tcycle = 100 nonspatial visualization validation. Panels A and B compare truth-label silhouette; panel C reports complete KODAMA.matrix wall time on a logarithmic scale; panel D reports selected-run ARI. Reference labels were used only after optimization.</w:t>
+        <w:t>Figure 3. Fixed M = 100 and Tcycle = 100 nonspatial visualization validation. Panels A and B compare truth-label silhouette; panel C reports complete KODAMA.matrix wall time on a logarithmic scale; panel D reports selected-run ARI. Reference labels were used only after optimization.</w:t>
       </w:r>
     </w:p>
     <w:p>
@@ -22921,7 +22984,7 @@
         <w:drawing>
           <wp:inline xmlns:a="http://schemas.openxmlformats.org/drawingml/2006/main" xmlns:pic="http://schemas.openxmlformats.org/drawingml/2006/picture">
             <wp:extent cx="5897880" cy="3753196"/>
-            <wp:docPr id="3" name="Picture 3"/>
+            <wp:docPr id="4" name="Picture 4"/>
             <wp:cNvGraphicFramePr>
               <a:graphicFrameLocks noChangeAspect="1"/>
             </wp:cNvGraphicFramePr>
@@ -22933,7 +22996,7 @@
                     <pic:cNvPicPr/>
                   </pic:nvPicPr>
                   <pic:blipFill>
-                    <a:blip r:embed="rId11"/>
+                    <a:blip r:embed="rId12"/>
                     <a:stretch>
                       <a:fillRect/>
                     </a:stretch>
@@ -22964,7 +23027,7 @@
           <w:color w:val="555555"/>
           <w:sz w:val="18"/>
         </w:rPr>
-        <w:t>Figure 3. Sensitivity of KODAMA quality and runtime to Tcycle and M on named nonspatial datasets.</w:t>
+        <w:t>Figure 4. Sensitivity of KODAMA quality and runtime to Tcycle and M on named nonspatial datasets.</w:t>
       </w:r>
     </w:p>
     <w:p>
@@ -23520,7 +23583,7 @@
         <w:drawing>
           <wp:inline xmlns:a="http://schemas.openxmlformats.org/drawingml/2006/main" xmlns:pic="http://schemas.openxmlformats.org/drawingml/2006/picture">
             <wp:extent cx="5897880" cy="2621280"/>
-            <wp:docPr id="4" name="Picture 4"/>
+            <wp:docPr id="5" name="Picture 5"/>
             <wp:cNvGraphicFramePr>
               <a:graphicFrameLocks noChangeAspect="1"/>
             </wp:cNvGraphicFramePr>
@@ -23532,7 +23595,7 @@
                     <pic:cNvPicPr/>
                   </pic:nvPicPr>
                   <pic:blipFill>
-                    <a:blip r:embed="rId12"/>
+                    <a:blip r:embed="rId13"/>
                     <a:stretch>
                       <a:fillRect/>
                     </a:stretch>
@@ -23563,7 +23626,7 @@
           <w:color w:val="555555"/>
           <w:sz w:val="18"/>
         </w:rPr>
-        <w:t>Figure 4. Convergence of edge-agreement weights as independent KODAMA runs are added. RMSE is measured against the M = 100 ensemble; the right panel shows the Bernoulli worst-case Monte Carlo standard error.</w:t>
+        <w:t>Figure 5. Convergence of edge-agreement weights as independent KODAMA runs are added. RMSE is measured against the M = 100 ensemble; the right panel shows the Bernoulli worst-case Monte Carlo standard error.</w:t>
       </w:r>
     </w:p>
     <w:p>
@@ -24104,7 +24167,7 @@
                 <w:rFonts w:ascii="Calibri" w:hAnsi="Calibri"/>
                 <w:sz w:val="14"/>
               </w:rPr>
-              <w:t>CUDA PLSLDACV rows report 27.2x speedup on MetRef; Metal reproduced 50-component MetRef accuracy exactly with a 3.2x speedup over the dependency-free CPU build.</w:t>
+              <w:t>The current MetRef M = 100, Tcycle = 100 PLS-LDA run required 340.451 s on four CPU cores and 177.131 s on CUDA, a 1.92x end-to-end speedup with identical median CV accuracy 0.992366. In a fresh five-run fixed-50-component check, median PLSLDACV time was 0.790 s on four Mac CPU threads and 0.202 s on Metal (3.90x), with accuracy 0.990836 and 0.989691; the one-sample difference is within the documented float32 backend tolerance. On chiamaka, the corresponding medians were 1.294 s on four CPU threads and 0.308 s on CUDA (4.20x), with accuracy differing by at most one sample.</w:t>
             </w:r>
           </w:p>
         </w:tc>
@@ -26259,6 +26322,11 @@
         </w:tc>
       </w:tr>
     </w:tbl>
+    <w:p>
+      <w:r>
+        <w:br w:type="page"/>
+      </w:r>
+    </w:p>
     <w:p>
       <w:pPr>
         <w:pStyle w:val="Heading1"/>
@@ -28988,7 +29056,7 @@
       </w:r>
     </w:p>
     <w:sectPr>
-      <w:footerReference w:type="default" r:id="rId13"/>
+      <w:footerReference w:type="default" r:id="rId14"/>
       <w:pgSz w:w="12240" w:h="15840"/>
       <w:pgMar w:top="1440" w:right="1440" w:bottom="1440" w:left="1440" w:header="708" w:footer="708" w:gutter="0"/>
       <w:cols w:space="720"/>

--- a/manuscript/kodama_cpp_jmlr_manuscript.docx
+++ b/manuscript/kodama_cpp_jmlr_manuscript.docx
@@ -642,7 +642,7 @@
     </w:p>
     <w:p>
       <w:r>
-        <w:t>KODAMA searches for latent structure by maximizing the cross-validated predictability of an evolving label vector. We present kodama-cpp, a standalone C++17 implementation that preserves this objective while reformulating its numerical execution for multicore CPU, NVIDIA CUDA, and Apple Metal systems. The novelty is not a replacement objective: it is an accelerator-native software design in which one typed core owns float32 data, fold assignments, evolving labels, classifier workspaces, and graph outputs instead of repeatedly crossing an R-package boundary. The CUDA backend provides package-owned exact and recall-tuned IVF-Flat nearest-neighbor search, GPU k-means, label-aware SIMPLS cross-products, reusable device workspaces, and latent-space LDA. The Metal backend provides native exact and IVF-Flat search, GPU k-means, and MPS-assisted SIMPLS projection while retaining the same KNN and PLS-LDA contracts. KODAMA runs remain independent, requested feasible PLS component counts are evaluated directly, and unavailable accelerators raise errors rather than silently executing a CPU substitute. The resulting library exposes KNN and PLS-LDA cross-validation, label optimization, KODAMA matrix construction from data or supplied neighbor graphs, float32 randomized PCA, and visualization primitives through wrapper-independent APIs. We validate mathematical parity, backend identity, runtime, memory behavior, and external-label diagnostics separately so that acceleration claims are not conflated with the internal cross-validation objective.</w:t>
+        <w:t>KODAMA searches for latent structure by maximizing the cross-validated predictability of an evolving label vector. We present kodama-cpp, a standalone C++17 implementation that preserves this objective while reformulating its numerical execution for multicore CPU, NVIDIA CUDA, and Apple Metal systems. The novelty is not a replacement objective: it is an accelerator-native software design in which one typed core owns float32 data, fold assignments, evolving labels, classifier workspaces, and graph outputs instead of repeatedly crossing an R-package boundary. The CUDA backend provides package-owned exact and recall-tuned IVF-Flat nearest-neighbor search, device-side IVF construction, explicit resident indexes, GPU k-means, label-aware SIMPLS cross-products, reusable device workspaces, and latent-space LDA. The Metal backend provides native exact and IVF-Flat search, device-side IVF construction, explicit resident indexes, GPU k-means, and MPS-assisted SIMPLS projection while retaining the same KNN and PLS-LDA contracts. KODAMA runs remain independent, requested feasible PLS component counts are evaluated directly, and unavailable accelerators raise errors rather than silently executing a CPU substitute. The resulting library exposes KNN and PLS-LDA cross-validation, label optimization, KODAMA matrix construction from data or supplied neighbor graphs, float32 randomized PCA, and visualization primitives through wrapper-independent APIs. We validate mathematical parity, backend identity, runtime, memory behavior, and external-label diagnostics separately so that acceleration claims are not conflated with the internal cross-validation objective.</w:t>
       </w:r>
     </w:p>
     <w:p>
@@ -729,6 +729,7 @@
           </w:tcPr>
           <w:p>
             <w:pPr>
+              <w:keepNext/>
               <w:spacing w:after="40" w:line="264" w:lineRule="auto"/>
             </w:pPr>
             <w:r>
@@ -755,6 +756,7 @@
           </w:tcPr>
           <w:p>
             <w:pPr>
+              <w:keepNext/>
               <w:spacing w:after="40" w:line="264" w:lineRule="auto"/>
             </w:pPr>
             <w:r>
@@ -1178,6 +1180,16 @@
     </w:p>
     <w:p>
       <w:r>
+        <w:t>Landmark selection is exact-quota stratified sampling rather than k-means with one center per requested landmark. For matrix-only input, one splitting-center k-means partitions all samples at the beginning of each independent run. If stratum c contains n_c samples and the effective landmark count is L, its expected quota is q_c = L n_c / n. The implementation draws floor(q_c) rows without replacement and assigns the remaining L - sum_c floor(q_c) slots by randomized systematic rounding of the fractional quotas. The same seed + run convention controls partition initialization, residual rounding, and within-stratum sampling. A separate splitting-center k-means on the selected matrix initializes candidate labels, preserving the established initialization and preventing sampling strata from becoming the optimization target.</w:t>
+      </w:r>
+    </w:p>
+    <w:p>
+      <w:r>
+        <w:t>When auxiliary coordinates have two or three columns, the strata are occupied cells in a regular grid with ceil(L^(1/d)) bins per axis. Cells are traversed in grid order and receive the same population-proportional exact quotas. An occupied cell is not guaranteed a landmark: low-mass cells may receive zero after randomized rounding, while denser cells may contribute several rows. This avoids a user-set density threshold and preserves an unbiased expected contribution E[L_c] = L n_c / n. The same expression-space splitting k-means initializes labels, so the grid controls coverage rather than defining candidate classes.</w:t>
+      </w:r>
+    </w:p>
+    <w:p>
+      <w:r>
         <w:t>The object optimized by KODAMA is the label vector itself. At any time the algorithm holds a candidate vector y on the landmark samples. A classifier is not used to predict an external truth; instead it is trained to reproduce y under cross-validation. A label vector is therefore good when the labels assigned to held-out samples are predictable from the measured variables. The raw accuracy attached to a candidate, acc(y), is the fraction of landmark samples for which the held-out prediction pred_i(y) equals the candidate label y_i.</w:t>
       </w:r>
     </w:p>
@@ -1188,7 +1200,7 @@
     </w:p>
     <w:p>
       <w:r>
-        <w:t>Within a cycle, the algorithm chooses a proposal base. In evolutionary mode this is the current accepted vector; otherwise it is the best vector found so far. It samples a number of movable groups according to the adaptive proposal-size schedule. Early cycles can alter many groups, allowing coarse movement through label space. Later cycles alter fewer groups, turning the search into local refinement. For each sampled group, the replacement label is drawn from the empirical distribution of the previous CV predictions among the non-fixed members of that group.</w:t>
+        <w:t>Within a cycle, the algorithm chooses a proposal base. In evolutionary mode this is the current accepted vector; otherwise it is the best vector found so far. For one-based cycle t, it sets p_t = t/(Tcycle + 1), s_t = p_t^2(3 - 2p_t), and q_max = 1 + floor((G - 1)(1 - s_t)), then samples q uniformly from 1,...,q_max. Early cycles can therefore alter many groups and later cycles fewer. For each sampled group, the replacement label is drawn from the empirical distribution of the previous CV predictions among its non-fixed members.</w:t>
       </w:r>
     </w:p>
     <w:p>
@@ -1208,12 +1220,12 @@
     </w:p>
     <w:p>
       <w:r>
-        <w:t>After these proposal moves, the proposed vector is evaluated by exactly one new CV pass. The resulting raw accuracy is stored for the best accepted vector, while the acceptance score may include generic guards against degenerate labelings. With guarded diversity, S starts as A sqrt(1 - sum_k p_k^2), where A is raw CV accuracy and p_k is the class proportion. With automatic coarsening, S is reduced by (1 - A) max(H / log n, fragmentation / (1 + fragmentation)). These score terms steer the search away from trivial or excessively fragmented vectors without changing the underlying CV classifier.</w:t>
+        <w:t>After these proposal moves, the proposed vector is evaluated by exactly one new CV pass. With guarded diversity, S starts as A sqrt(1 - sum_k p_k^2), where A is raw CV accuracy and p_k is the class proportion. With PLS-LDA automatic coarsening, S is reduced by (1 - A) max(H / log n, fragmentation / (1 + fragmentation)); KNN has no additional parsimony subtraction but retains the diversity factor. The labels stored in clbest maximize S, and accbest is the raw A evaluated for exactly those labels. These score terms change state selection without changing the underlying CV classifier.</w:t>
       </w:r>
     </w:p>
     <w:p>
       <w:r>
-        <w:t>The best vector is updated whenever the proposal score improves. In evolutionary mode, a separate current vector is also maintained. A worse proposal can become the current vector with probability exp((score_new - score_current) / tau_t), where tau_t cools toward zero as cycles progress and is also smaller when current accuracy is already high. This simulated-annealing-style rule permits early exploration but makes late-cycle changes conservative. Repeating this process for M independent runs gives an ensemble of high-accuracy label vectors rather than relying on a single local optimum.</w:t>
+        <w:t>The best vector is updated whenever the proposal score improves. In evolutionary mode, a separate current vector is also maintained. A worse proposal can become current with probability exp((score_new - score_current) / tau_t), where, for one-based cycle t, tau_t = max(1e-9, 0.10 max(0, 1 - current_accuracy) (1 - t/Tcycle)). The 1e-9 floor makes the terminal cycle numerically defined and effectively greedy. Repeating this process for M independent seeds gives an ensemble of guarded high-predictability label vectors rather than relying on a single local optimum.</w:t>
       </w:r>
     </w:p>
     <w:p>
@@ -1295,6 +1307,7 @@
           </w:tcPr>
           <w:p>
             <w:pPr>
+              <w:keepNext/>
               <w:spacing w:after="40" w:line="264" w:lineRule="auto"/>
             </w:pPr>
             <w:r>
@@ -1321,6 +1334,7 @@
           </w:tcPr>
           <w:p>
             <w:pPr>
+              <w:keepNext/>
               <w:spacing w:after="40" w:line="264" w:lineRule="auto"/>
             </w:pPr>
             <w:r>
@@ -1488,7 +1502,7 @@
                 <w:rFonts w:ascii="Calibri" w:hAnsi="Calibri"/>
                 <w:sz w:val="16"/>
               </w:rPr>
-              <w:t>Maximum number of samples optimized directly in one run. The default is 10000; if the requested value is at least n, the implementation uses ceil(0.75 n), then caps the value to [2, n-1].</w:t>
+              <w:t>Exact number of samples optimized directly in one run after validation. The default is 10000; if the requested value is at least n, the implementation uses ceil(0.75 n), then caps the value to [2, n-1]. Quota sampling always returns this effective count.</w:t>
             </w:r>
           </w:p>
         </w:tc>
@@ -1541,7 +1555,7 @@
                 <w:rFonts w:ascii="Calibri" w:hAnsi="Calibri"/>
                 <w:sz w:val="16"/>
               </w:rPr>
-              <w:t>Initial number of label classes for each run. If not supplied, splitting is 100 for n &lt; 40000 and 300 otherwise. The run initializes labels by k-means with min(splitting, number of landmarks) clusters.</w:t>
+              <w:t>Initial number of label classes and matrix-input landmark strata. If not supplied, splitting is 100 for n &lt; 40000 and 300 otherwise. Both landmark paths run a separate expression-space k-means on the selected rows so sampling strata remain distinct from labels being optimized.</w:t>
             </w:r>
           </w:p>
         </w:tc>
@@ -1727,7 +1741,7 @@
         <w:rPr>
           <w:rFonts w:ascii="Calibri" w:hAnsi="Calibri"/>
         </w:rPr>
-        <w:t>For each run r = 1,...,M, create a random generator with seed seed + r. Copy the input matrix into float32 working storage. Select up to landmarks representative samples by running k-means on all rows with landmarks centers for 10 iterations, then sampling one representative from each non-empty cluster.</w:t>
+        <w:t>For each run r = 1,...,M, create a random generator with seed seed + r and copy the input matrix into float32 working storage. Let L be the validated landmark count. With matrix-only input, run k-means on all rows with splitting centers and 10 iterations to obtain coarse strata. With 2D/3D auxiliary coordinates, form a regular grid with ceil(L^(1/d)) bins per axis and use occupied cells as ordered strata.</w:t>
       </w:r>
     </w:p>
     <w:p>
@@ -1743,7 +1757,7 @@
         <w:rPr>
           <w:rFonts w:ascii="Calibri" w:hAnsi="Calibri"/>
         </w:rPr>
-        <w:t>Initialize the label vector on the selected landmarks. If starting labels are supplied, subset them to the landmarks and apply constrained-majority relabeling when constraints are present. Otherwise run k-means on the landmark matrix with init_k = max(2, min(splitting, number of landmarks)) for 10 iterations.</w:t>
+        <w:t>For each stratum c, compute q_c = L n_c / n, take floor(q_c) samples without replacement, and assign the remaining slots by randomized systematic rounding of q_c - floor(q_c). This returns exactly L distinct landmarks. If starting labels are supplied, subset them and apply constrained-majority relabeling when needed. Otherwise run expression-space k-means on the landmarks with init_k = max(2, min(splitting, L)), irrespective of how the sampling strata were formed.</w:t>
       </w:r>
     </w:p>
     <w:p>
@@ -1791,7 +1805,7 @@
         <w:rPr>
           <w:rFonts w:ascii="Calibri" w:hAnsi="Calibri"/>
         </w:rPr>
-        <w:t>Sample proposal groups. Let G be the number of groups. With adaptive proposal size enabled, p_t = (t + 1) / (Tcycle + 1), s_t = p_t^2 (3 - 2 p_t), theta_t = 1 - s_t, and q_max(t) = 1 + floor((G - 1) theta_t). Draw q uniformly from {1,...,q_max(t)} and sample q groups without replacement. Without adaptive proposal size, q is uniform on {1,...,G}.</w:t>
+        <w:t>Sample proposal groups. Let G be the number of groups and index cycles by t = 1,...,Tcycle. With adaptive proposal size enabled, p_t = t/(Tcycle + 1), s_t = p_t^2 (3 - 2 p_t), theta_t = 1 - s_t, and q_max(t) = 1 + floor((G - 1) theta_t). Draw q uniformly from {1,...,q_max(t)} and sample q groups without replacement. Without adaptive proposal size, q is uniform on {1,...,G}.</w:t>
       </w:r>
     </w:p>
     <w:p>
@@ -1823,7 +1837,7 @@
         <w:rPr>
           <w:rFonts w:ascii="Calibri" w:hAnsi="Calibri"/>
         </w:rPr>
-        <w:t>Apply class-level transition proposals. The transition matrix has entries N_ab = #{i: current label a, CV prediction b}. The many-to-one proposal selects targets with positive surplus over the independence expectation n_a n_b / n and relabels one or more unstable source classes into the selected target, while rejecting moves that collapse to one class or fail to reduce the class count. For PLS-LDA, an additional coarsening move may merge small unstable classes according to the same transition matrix.</w:t>
+        <w:t>Apply class-level transition proposals. The transition matrix has entries N_ab = #{i: current label a, CV prediction b}. The many-to-one proposal requires N_ab - n_a n_b/n &gt; 0 and N_ab &gt; N_aa, prefers destinations supported by multiple source classes, and samples among eligible destinations in proportion to summed positive surplus. It rejects moves that collapse to one class or fail to reduce class count. For PLS-LDA, an additional coarsening move may merge small unstable classes according to the same transition matrix.</w:t>
       </w:r>
     </w:p>
     <w:p>
@@ -1855,7 +1869,7 @@
         <w:rPr>
           <w:rFonts w:ascii="Calibri" w:hAnsi="Calibri"/>
         </w:rPr>
-        <w:t>Update the best vector whenever the proposal score improves. In evolutionary-chain mode, also update the current vector if the score improves the current score, or with probability exp((score - current_score) / tau_t), where tau_t = max(1e-9, 0.10 max(0, 1 - current_accuracy) (1 - (t + 1) / Tcycle)).</w:t>
+        <w:t>Update the best vector whenever the proposal score improves. In evolutionary-chain mode, also update the current vector if the score improves the current score, or with probability exp((score - current_score) / tau_t), where tau_t = max(1e-9, 0.10 max(0, 1 - current_accuracy) (1 - t/Tcycle)).</w:t>
       </w:r>
     </w:p>
     <w:p>
@@ -1889,7 +1903,7 @@
     </w:p>
     <w:p>
       <w:r>
-        <w:t>Let c_i^(r) be the final label of sample i from run r. For each retained edge (i,j) with original distance d_ij, compute V_ij as the number of runs where both endpoint labels are nonzero, and S_ij as the number of those valid runs where the two labels agree. If V_ij = 0 or S_ij = 0, the corrected edge distance is set to infinity. Otherwise a_ij = S_ij / V_ij and d'_ij = (1 + d_ij) / a_ij^2. Each neighbor row is then sorted by d'_ij. The resulting graph is the KODAMA-corrected graph used by KODAMA.visualization.</w:t>
+        <w:t>Let c_i^(r) be the final label of sample i from run r. For each retained edge (i,j) with original nonnegative distance d_ij, compute V_ij as the number of runs where both endpoint labels are nonzero, and S_ij as the number of those valid runs where the two labels agree. If V_ij = 0 or S_ij = 0, the corrected edge distance is set to infinity. Otherwise a_ij = S_ij / V_ij and d'_ij = (1 + d_ij) / a_ij^2. Each neighbor row is then sorted by d'_ij. This implementation contract is not invariant to an arbitrary rescaling of d, so matched comparisons fix preprocessing and metric. The resulting graph is the KODAMA-corrected graph used by KODAMA.visualization.</w:t>
       </w:r>
     </w:p>
     <w:p>
@@ -1937,7 +1951,7 @@
     </w:p>
     <w:p>
       <w:r>
-        <w:t>UMAP and openTSNE are direct standalone ports of the pinned current fastEmbedR implementation. UMAP builds binary or fuzzy graphs directly in float32 CSR form, including the smooth-kNN bandwidth calculation and epochs-per-sample schedule; openTSNE uses the matching sparse affinities and exact or FFT-grid repulsion. The CUDA path reuses pooled workspaces, and neither path links fastEmbedR or R.</w:t>
+        <w:t>UMAP and openTSNE are direct standalone ports of the pinned current fastEmbedR implementation. UMAP builds fuzzy graphs by default, with binary weighting available explicitly; both are constructed directly in float32 CSR form, including the smooth-kNN bandwidth calculation and epochs-per-sample schedule; openTSNE uses the matching sparse affinities and exact or FFT-grid repulsion. The CUDA path reuses pooled workspaces, and neither path links fastEmbedR or R.</w:t>
       </w:r>
     </w:p>
     <w:p>
@@ -2043,7 +2057,7 @@
     </w:p>
     <w:p>
       <w:r>
-        <w:t>The CUDA path is package-owned and uses only CUDA Toolkit libraries. Input matrices are materialized as contiguous float32 buffers. Exact KNN evaluates the requested metric directly, whereas IVF-Flat builds GPU k-means centroids and inverted lists and selects nprobe from an exact pilot query when recall tuning is enabled. The selected nlist, nprobe, pilot recall, and device id are returned with the result. Exact Lloyd assignment uses a bounded 256 MiB score workspace per independent M lane and batches rows when necessary; every row still evaluates every centroid with the same distance and tie rules.</w:t>
+        <w:t>The CUDA path is package-owned and uses only CUDA Toolkit libraries. Input matrices are materialized as contiguous float32 buffers. Exact KNN evaluates the requested metric directly, whereas IVF-Flat builds GPU k-means centroids and inverted lists and selects nprobe from an exact pilot query when recall tuning is enabled. The selected nlist, nprobe, pilot recall, and device id are returned with the result. Exact Lloyd assignment uses a bounded 256 MiB score workspace per independent M lane and batches rows when necessary; every row still evaluates every centroid with the same distance and tie rules. Assignments, centroid sums and counts, empty-cluster repair, list counts, prefix offsets, and row-ID scatter remain on CUDA. A move-only ResidentIVFIndex can retain the input, projection, centroids, offsets, and IDs for subsequent self or external-query calls without a hidden process-global cache.</w:t>
       </w:r>
     </w:p>
     <w:p>
@@ -2071,7 +2085,7 @@
     </w:p>
     <w:p>
       <w:r>
-        <w:t>The Apple backend is implemented in Objective-C++ on Metal rather than emulating CUDA. A persistent Metal state owns the device, command queue, and compute pipelines. Native kernels implement exact KNN, projected IVF-Flat search, Lloyd k-means assignment and centroid updates, and the buffer operations needed by KODAMA initialization and graph construction.</w:t>
+        <w:t>The Apple backend is implemented in Objective-C++ on Metal rather than emulating CUDA. A persistent Metal state owns the device, command queue, and compute pipelines. Native kernels implement exact KNN, projected IVF-Flat search, Lloyd k-means assignment and centroid updates, empty-cluster repair, and inverted-list count, prefix, and scatter operations. The same move-only ResidentIVFIndex contract retains Metal input and index buffers across search calls; self-search therefore does not upload the training matrix again.</w:t>
       </w:r>
     </w:p>
     <w:p>
@@ -2131,6 +2145,7 @@
           </w:tcPr>
           <w:p>
             <w:pPr>
+              <w:keepNext/>
               <w:spacing w:after="40" w:line="264" w:lineRule="auto"/>
             </w:pPr>
             <w:r>
@@ -2157,6 +2172,7 @@
           </w:tcPr>
           <w:p>
             <w:pPr>
+              <w:keepNext/>
               <w:spacing w:after="40" w:line="264" w:lineRule="auto"/>
             </w:pPr>
             <w:r>
@@ -2183,6 +2199,7 @@
           </w:tcPr>
           <w:p>
             <w:pPr>
+              <w:keepNext/>
               <w:spacing w:after="40" w:line="264" w:lineRule="auto"/>
             </w:pPr>
             <w:r>
@@ -2321,7 +2338,7 @@
                 <w:rFonts w:ascii="Calibri" w:hAnsi="Calibri"/>
                 <w:sz w:val="15"/>
               </w:rPr>
-              <w:t>Exact or recall-tuned IVF-Flat with GPU k-means and returned search metadata.</w:t>
+              <w:t>Exact or recall-tuned IVF-Flat with device-built lists, returned metadata, and an explicit resident-index owner.</w:t>
             </w:r>
           </w:p>
         </w:tc>
@@ -2345,7 +2362,7 @@
                 <w:rFonts w:ascii="Calibri" w:hAnsi="Calibri"/>
                 <w:sz w:val="15"/>
               </w:rPr>
-              <w:t>Exact or recall-tuned IVF-Flat with native Metal k-means.</w:t>
+              <w:t>Exact or recall-tuned IVF-Flat with device-built lists and the same resident-index lifetime.</w:t>
             </w:r>
           </w:p>
         </w:tc>
@@ -2629,6 +2646,7 @@
           </w:tcPr>
           <w:p>
             <w:pPr>
+              <w:keepNext/>
               <w:spacing w:after="40" w:line="264" w:lineRule="auto"/>
             </w:pPr>
             <w:r>
@@ -2655,6 +2673,7 @@
           </w:tcPr>
           <w:p>
             <w:pPr>
+              <w:keepNext/>
               <w:spacing w:after="40" w:line="264" w:lineRule="auto"/>
             </w:pPr>
             <w:r>
@@ -2681,6 +2700,7 @@
           </w:tcPr>
           <w:p>
             <w:pPr>
+              <w:keepNext/>
               <w:spacing w:after="40" w:line="264" w:lineRule="auto"/>
             </w:pPr>
             <w:r>
@@ -3151,7 +3171,7 @@
                 <w:rFonts w:ascii="Calibri" w:hAnsi="Calibri"/>
                 <w:sz w:val="17"/>
               </w:rPr>
-              <w:t>Current fastEmbedR UMAP and openTSNE ports from standard or KODAMA-corrected neighbor graphs; direct float32 CSR construction and binary/fuzzy UMAP graph modes are explicit.</w:t>
+              <w:t>Current fastEmbedR UMAP and openTSNE ports from standard or KODAMA-corrected neighbor graphs; direct float32 CSR construction uses fuzzy UMAP weighting by default, with binary weighting explicit.</w:t>
             </w:r>
           </w:p>
         </w:tc>
@@ -3281,6 +3301,7 @@
           </w:tcPr>
           <w:p>
             <w:pPr>
+              <w:keepNext/>
               <w:spacing w:after="40" w:line="264" w:lineRule="auto"/>
             </w:pPr>
             <w:r>
@@ -3307,6 +3328,7 @@
           </w:tcPr>
           <w:p>
             <w:pPr>
+              <w:keepNext/>
               <w:spacing w:after="40" w:line="264" w:lineRule="auto"/>
             </w:pPr>
             <w:r>
@@ -3333,6 +3355,7 @@
           </w:tcPr>
           <w:p>
             <w:pPr>
+              <w:keepNext/>
               <w:spacing w:after="40" w:line="264" w:lineRule="auto"/>
             </w:pPr>
             <w:r>
@@ -3779,6 +3802,7 @@
           </w:tcPr>
           <w:p>
             <w:pPr>
+              <w:keepNext/>
               <w:spacing w:after="40" w:line="264" w:lineRule="auto"/>
             </w:pPr>
             <w:r>
@@ -3805,6 +3829,7 @@
           </w:tcPr>
           <w:p>
             <w:pPr>
+              <w:keepNext/>
               <w:spacing w:after="40" w:line="264" w:lineRule="auto"/>
             </w:pPr>
             <w:r>
@@ -3831,6 +3856,7 @@
           </w:tcPr>
           <w:p>
             <w:pPr>
+              <w:keepNext/>
               <w:spacing w:after="40" w:line="264" w:lineRule="auto"/>
             </w:pPr>
             <w:r>
@@ -4218,6 +4244,7 @@
           </w:tcPr>
           <w:p>
             <w:pPr>
+              <w:keepNext/>
               <w:spacing w:after="40" w:line="264" w:lineRule="auto"/>
             </w:pPr>
             <w:r>
@@ -4244,6 +4271,7 @@
           </w:tcPr>
           <w:p>
             <w:pPr>
+              <w:keepNext/>
               <w:spacing w:after="40" w:line="264" w:lineRule="auto"/>
             </w:pPr>
             <w:r>
@@ -4270,6 +4298,7 @@
           </w:tcPr>
           <w:p>
             <w:pPr>
+              <w:keepNext/>
               <w:spacing w:after="40" w:line="264" w:lineRule="auto"/>
             </w:pPr>
             <w:r>
@@ -4869,6 +4898,7 @@
           </w:tcPr>
           <w:p>
             <w:pPr>
+              <w:keepNext/>
               <w:spacing w:after="40" w:line="264" w:lineRule="auto"/>
             </w:pPr>
             <w:r>
@@ -4895,6 +4925,7 @@
           </w:tcPr>
           <w:p>
             <w:pPr>
+              <w:keepNext/>
               <w:spacing w:after="40" w:line="264" w:lineRule="auto"/>
             </w:pPr>
             <w:r>
@@ -5342,6 +5373,7 @@
           </w:tcPr>
           <w:p>
             <w:pPr>
+              <w:keepNext/>
               <w:spacing w:after="40" w:line="264" w:lineRule="auto"/>
             </w:pPr>
             <w:r>
@@ -5368,6 +5400,7 @@
           </w:tcPr>
           <w:p>
             <w:pPr>
+              <w:keepNext/>
               <w:spacing w:after="40" w:line="264" w:lineRule="auto"/>
             </w:pPr>
             <w:r>
@@ -5394,6 +5427,7 @@
           </w:tcPr>
           <w:p>
             <w:pPr>
+              <w:keepNext/>
               <w:spacing w:after="40" w:line="264" w:lineRule="auto"/>
             </w:pPr>
             <w:r>
@@ -5867,6 +5901,7 @@
           </w:tcPr>
           <w:p>
             <w:pPr>
+              <w:keepNext/>
               <w:spacing w:after="40" w:line="264" w:lineRule="auto"/>
             </w:pPr>
             <w:r>
@@ -5893,6 +5928,7 @@
           </w:tcPr>
           <w:p>
             <w:pPr>
+              <w:keepNext/>
               <w:spacing w:after="40" w:line="264" w:lineRule="auto"/>
             </w:pPr>
             <w:r>
@@ -5954,7 +5990,7 @@
                 <w:rFonts w:ascii="Calibri" w:hAnsi="Calibri"/>
                 <w:sz w:val="16"/>
               </w:rPr>
-              <w:t>2026-07-20 UTC for current CPU/CUDA/Metal PLS-LDA validation; 2026-07-19 UTC for current-CRAN and CI/coverage validation; earlier release-validation snapshots are dated explicitly</w:t>
+              <w:t>2026-07-27 UTC for the matched current-commit MetRef CPU/CUDA run; earlier validation snapshots are dated explicitly</w:t>
             </w:r>
           </w:p>
         </w:tc>
@@ -6060,7 +6096,7 @@
                 <w:rFonts w:ascii="Calibri" w:hAnsi="Calibri"/>
                 <w:sz w:val="16"/>
               </w:rPr>
-              <w:t>Fresh CUDA 13.2 build succeeded; CTest passed 4/4 configured tests in 1.91 s</w:t>
+              <w:t>Fresh CUDA 13.0 compute-capability-12.0 build at 9da48ee succeeded; CTest passed 3/3 and the installed R wrapper passed testthat</w:t>
             </w:r>
           </w:p>
         </w:tc>
@@ -6219,7 +6255,7 @@
                 <w:rFonts w:ascii="Calibri" w:hAnsi="Calibri"/>
                 <w:sz w:val="16"/>
               </w:rPr>
-              <w:t>Single-thread CPU kernels unless otherwise stated</w:t>
+              <w:t>Four CPU threads for the matched MetRef end-to-end run; other tables state their worker count</w:t>
             </w:r>
           </w:p>
         </w:tc>
@@ -6384,6 +6420,14 @@
         </w:tc>
       </w:tr>
     </w:tbl>
+    <w:p>
+      <w:pPr>
+        <w:pStyle w:val="Heading3"/>
+      </w:pPr>
+      <w:r>
+        <w:t>Dataset inventory</w:t>
+      </w:r>
+    </w:p>
     <w:tbl>
       <w:tblPr>
         <w:tblW w:type="auto" w:w="0"/>
@@ -6424,6 +6468,7 @@
           </w:tcPr>
           <w:p>
             <w:pPr>
+              <w:keepNext/>
               <w:spacing w:after="40" w:line="264" w:lineRule="auto"/>
             </w:pPr>
             <w:r>
@@ -6450,6 +6495,7 @@
           </w:tcPr>
           <w:p>
             <w:pPr>
+              <w:keepNext/>
               <w:spacing w:after="40" w:line="264" w:lineRule="auto"/>
             </w:pPr>
             <w:r>
@@ -6476,6 +6522,7 @@
           </w:tcPr>
           <w:p>
             <w:pPr>
+              <w:keepNext/>
               <w:spacing w:after="40" w:line="264" w:lineRule="auto"/>
             </w:pPr>
             <w:r>
@@ -6502,6 +6549,7 @@
           </w:tcPr>
           <w:p>
             <w:pPr>
+              <w:keepNext/>
               <w:spacing w:after="40" w:line="264" w:lineRule="auto"/>
             </w:pPr>
             <w:r>
@@ -7674,6 +7722,7 @@
           </w:tcPr>
           <w:p>
             <w:pPr>
+              <w:keepNext/>
               <w:spacing w:after="40" w:line="264" w:lineRule="auto"/>
             </w:pPr>
             <w:r>
@@ -7700,6 +7749,7 @@
           </w:tcPr>
           <w:p>
             <w:pPr>
+              <w:keepNext/>
               <w:spacing w:after="40" w:line="264" w:lineRule="auto"/>
             </w:pPr>
             <w:r>
@@ -7726,6 +7776,7 @@
           </w:tcPr>
           <w:p>
             <w:pPr>
+              <w:keepNext/>
               <w:spacing w:after="40" w:line="264" w:lineRule="auto"/>
             </w:pPr>
             <w:r>
@@ -8241,6 +8292,7 @@
           </w:tcPr>
           <w:p>
             <w:pPr>
+              <w:keepNext/>
               <w:spacing w:after="40" w:line="264" w:lineRule="auto"/>
             </w:pPr>
             <w:r>
@@ -8267,6 +8319,7 @@
           </w:tcPr>
           <w:p>
             <w:pPr>
+              <w:keepNext/>
               <w:spacing w:after="40" w:line="264" w:lineRule="auto"/>
             </w:pPr>
             <w:r>
@@ -8293,6 +8346,7 @@
           </w:tcPr>
           <w:p>
             <w:pPr>
+              <w:keepNext/>
               <w:spacing w:after="40" w:line="264" w:lineRule="auto"/>
             </w:pPr>
             <w:r>
@@ -8983,6 +9037,7 @@
           </w:tcPr>
           <w:p>
             <w:pPr>
+              <w:keepNext/>
               <w:spacing w:after="40" w:line="264" w:lineRule="auto"/>
             </w:pPr>
             <w:r>
@@ -9009,6 +9064,7 @@
           </w:tcPr>
           <w:p>
             <w:pPr>
+              <w:keepNext/>
               <w:spacing w:after="40" w:line="264" w:lineRule="auto"/>
             </w:pPr>
             <w:r>
@@ -9035,6 +9091,7 @@
           </w:tcPr>
           <w:p>
             <w:pPr>
+              <w:keepNext/>
               <w:spacing w:after="40" w:line="264" w:lineRule="auto"/>
             </w:pPr>
             <w:r>
@@ -9061,6 +9118,7 @@
           </w:tcPr>
           <w:p>
             <w:pPr>
+              <w:keepNext/>
               <w:spacing w:after="40" w:line="264" w:lineRule="auto"/>
             </w:pPr>
             <w:r>
@@ -9087,6 +9145,7 @@
           </w:tcPr>
           <w:p>
             <w:pPr>
+              <w:keepNext/>
               <w:spacing w:after="40" w:line="264" w:lineRule="auto"/>
             </w:pPr>
             <w:r>
@@ -9113,6 +9172,7 @@
           </w:tcPr>
           <w:p>
             <w:pPr>
+              <w:keepNext/>
               <w:spacing w:after="40" w:line="264" w:lineRule="auto"/>
             </w:pPr>
             <w:r>
@@ -9733,7 +9793,7 @@
     </w:p>
     <w:p>
       <w:r>
-        <w:t>The benchmark run used copied float32 RData datasets spanning n = 873 to 5,220,347 samples and p = 11 to 16,384 variables. The CUDA machine first rebuilt the release candidate with CUDA 13.2 and reran CTest; all four configured tests passed. The broad kernel and core tables retain the earlier release-validation snapshot for continuity, whereas the native-CUDA table reports the dependency-distilled search implementation introduced afterward.</w:t>
+        <w:t>The benchmark corpus uses copied float32 RData datasets spanning n = 873 to 5,220,347 samples and p = 11 to 16,384 variables. For the current matched MetRef result, commit 9da48ee was rebuilt with CUDA 13.0 for compute capability 12.0; all three configured CTest targets and the installed R-wrapper testthat suite passed. Broader tables retain explicitly dated release-history snapshots rather than silently mixing them with this current-commit run.</w:t>
       </w:r>
     </w:p>
     <w:p>
@@ -9743,12 +9803,22 @@
     </w:p>
     <w:p>
       <w:r>
-        <w:t>The current M = 100, Tcycle = 100 MetRef validation shows why cross-validated accuracy is reported together with label-quality diagnostics. Optimized CPU and CUDA PLS-LDA both reached maximum CV accuracy 1.000 and median CV accuracy 0.992366. The CV-selected CPU/CUDA runs contained 24/21 classes and attained ARI 0.7654/0.8322 against the 22 reference classes. With one exact k = 30 UMAP implementation, a shared original-data PCA initialization, and reference labels withheld until evaluation, truth-label silhouette increased from 0.119 for the classic graph to 0.8303/0.8441 for the CPU/CUDA KODAMA graphs. We therefore report CV accuracy, active classes, external-label agreement when available, and downstream compactness as complementary rather than interchangeable diagnostics.</w:t>
+        <w:t>A focused resident-IVF microbenchmark separated construction from repeated search on a deterministic 50,000 by 32 float32 matrix using five timed searches after one warm-up. For all-row self-search, retaining the index reduced mean rebuild-plus-search time from 0.8695 to 0.8091 s on Metal and from 0.1984 to 0.1765 s on CUDA (1.07x and 1.12x). For 1,000-query batches against the same training matrix, time changed from 0.1179 to 0.0306 s on Metal and from 0.0318 to 0.0092 s on CUDA (3.86x and 3.45x). Neighbor overlap was 1.000 in every comparison. These are systems measurements, not dataset-level accuracy estimates.</w:t>
+      </w:r>
+    </w:p>
+    <w:p>
+      <w:r>
+        <w:t>The current M = 100, Tcycle = 100 MetRef validation shows why cross-validated accuracy is reported together with label-quality diagnostics. Matched CPU and CUDA PLS-LDA runs both reached maximum CV accuracy 1.000 and median CV accuracy 0.992366. Their CV-selected runs contained 24/27 classes and attained ARI 0.7654/0.7732 against 22 withheld reference classes. Backend-native k = 30 fuzzy UMAP produced truth-label silhouette 0.8206/0.7856. Because finite-precision and scheduling differences can select different stochastic runs, these results support matched objective behavior rather than bitwise trajectory identity.</w:t>
       </w:r>
     </w:p>
     <w:p>
       <w:r>
         <w:t>The dependency-distilled CUDA build links CUDA Toolkit libraries but no FAISS, cuVS, RAFT, or RMM soname. Binary wrappers therefore need to locate the CUDA runtime selected at build time, but do not need to provision the removed search libraries.</w:t>
+      </w:r>
+    </w:p>
+    <w:p>
+      <w:r>
+        <w:t>The exact-quota selector was also isolated on flow18 (1,000,021 rows, 11 variables). With a request exceeding n, the historical rule yielded 750,016 effective landmarks. Matrix-only sampling from 300 coarse strata required 0.321 seconds and represented all 300 strata. A CUDA KNN run with M = 1 and Tcycle = 10 completed in 362.348 seconds and reached raw CV accuracy 0.963941; the shared 100-neighbor graph required 335.079 seconds, whereas the reported optimization sum was 1.734 seconds. The experiment therefore attributes the remaining large-data cost to global graph construction rather than landmark selection.</w:t>
       </w:r>
     </w:p>
     <w:tbl>
@@ -9794,6 +9864,7 @@
           </w:tcPr>
           <w:p>
             <w:pPr>
+              <w:keepNext/>
               <w:spacing w:after="40" w:line="264" w:lineRule="auto"/>
             </w:pPr>
             <w:r>
@@ -9820,6 +9891,7 @@
           </w:tcPr>
           <w:p>
             <w:pPr>
+              <w:keepNext/>
               <w:spacing w:after="40" w:line="264" w:lineRule="auto"/>
             </w:pPr>
             <w:r>
@@ -9846,6 +9918,7 @@
           </w:tcPr>
           <w:p>
             <w:pPr>
+              <w:keepNext/>
               <w:spacing w:after="40" w:line="264" w:lineRule="auto"/>
             </w:pPr>
             <w:r>
@@ -9872,6 +9945,7 @@
           </w:tcPr>
           <w:p>
             <w:pPr>
+              <w:keepNext/>
               <w:spacing w:after="40" w:line="264" w:lineRule="auto"/>
             </w:pPr>
             <w:r>
@@ -9898,6 +9972,7 @@
           </w:tcPr>
           <w:p>
             <w:pPr>
+              <w:keepNext/>
               <w:spacing w:after="40" w:line="264" w:lineRule="auto"/>
             </w:pPr>
             <w:r>
@@ -9924,6 +9999,7 @@
           </w:tcPr>
           <w:p>
             <w:pPr>
+              <w:keepNext/>
               <w:spacing w:after="40" w:line="264" w:lineRule="auto"/>
             </w:pPr>
             <w:r>
@@ -9950,6 +10026,7 @@
           </w:tcPr>
           <w:p>
             <w:pPr>
+              <w:keepNext/>
               <w:spacing w:after="40" w:line="264" w:lineRule="auto"/>
             </w:pPr>
             <w:r>
@@ -10362,6 +10439,7 @@
           </w:tcPr>
           <w:p>
             <w:pPr>
+              <w:keepNext/>
               <w:spacing w:after="40" w:line="264" w:lineRule="auto"/>
             </w:pPr>
             <w:r>
@@ -10388,6 +10466,7 @@
           </w:tcPr>
           <w:p>
             <w:pPr>
+              <w:keepNext/>
               <w:spacing w:after="40" w:line="264" w:lineRule="auto"/>
             </w:pPr>
             <w:r>
@@ -10414,6 +10493,7 @@
           </w:tcPr>
           <w:p>
             <w:pPr>
+              <w:keepNext/>
               <w:spacing w:after="40" w:line="264" w:lineRule="auto"/>
             </w:pPr>
             <w:r>
@@ -10440,6 +10520,7 @@
           </w:tcPr>
           <w:p>
             <w:pPr>
+              <w:keepNext/>
               <w:spacing w:after="40" w:line="264" w:lineRule="auto"/>
             </w:pPr>
             <w:r>
@@ -10466,6 +10547,7 @@
           </w:tcPr>
           <w:p>
             <w:pPr>
+              <w:keepNext/>
               <w:spacing w:after="40" w:line="264" w:lineRule="auto"/>
             </w:pPr>
             <w:r>
@@ -10492,6 +10574,7 @@
           </w:tcPr>
           <w:p>
             <w:pPr>
+              <w:keepNext/>
               <w:spacing w:after="40" w:line="264" w:lineRule="auto"/>
             </w:pPr>
             <w:r>
@@ -10518,6 +10601,7 @@
           </w:tcPr>
           <w:p>
             <w:pPr>
+              <w:keepNext/>
               <w:spacing w:after="40" w:line="264" w:lineRule="auto"/>
             </w:pPr>
             <w:r>
@@ -10544,6 +10628,7 @@
           </w:tcPr>
           <w:p>
             <w:pPr>
+              <w:keepNext/>
               <w:spacing w:after="40" w:line="264" w:lineRule="auto"/>
             </w:pPr>
             <w:r>
@@ -11989,6 +12074,7 @@
           </w:tcPr>
           <w:p>
             <w:pPr>
+              <w:keepNext/>
               <w:spacing w:after="40" w:line="264" w:lineRule="auto"/>
             </w:pPr>
             <w:r>
@@ -12015,6 +12101,7 @@
           </w:tcPr>
           <w:p>
             <w:pPr>
+              <w:keepNext/>
               <w:spacing w:after="40" w:line="264" w:lineRule="auto"/>
             </w:pPr>
             <w:r>
@@ -12041,6 +12128,7 @@
           </w:tcPr>
           <w:p>
             <w:pPr>
+              <w:keepNext/>
               <w:spacing w:after="40" w:line="264" w:lineRule="auto"/>
             </w:pPr>
             <w:r>
@@ -12067,6 +12155,7 @@
           </w:tcPr>
           <w:p>
             <w:pPr>
+              <w:keepNext/>
               <w:spacing w:after="40" w:line="264" w:lineRule="auto"/>
             </w:pPr>
             <w:r>
@@ -12093,6 +12182,7 @@
           </w:tcPr>
           <w:p>
             <w:pPr>
+              <w:keepNext/>
               <w:spacing w:after="40" w:line="264" w:lineRule="auto"/>
             </w:pPr>
             <w:r>
@@ -12119,6 +12209,7 @@
           </w:tcPr>
           <w:p>
             <w:pPr>
+              <w:keepNext/>
               <w:spacing w:after="40" w:line="264" w:lineRule="auto"/>
             </w:pPr>
             <w:r>
@@ -12145,6 +12236,7 @@
           </w:tcPr>
           <w:p>
             <w:pPr>
+              <w:keepNext/>
               <w:spacing w:after="40" w:line="264" w:lineRule="auto"/>
             </w:pPr>
             <w:r>
@@ -12171,6 +12263,7 @@
           </w:tcPr>
           <w:p>
             <w:pPr>
+              <w:keepNext/>
               <w:spacing w:after="40" w:line="264" w:lineRule="auto"/>
             </w:pPr>
             <w:r>
@@ -13035,6 +13128,7 @@
           </w:tcPr>
           <w:p>
             <w:pPr>
+              <w:keepNext/>
               <w:spacing w:after="40" w:line="264" w:lineRule="auto"/>
             </w:pPr>
             <w:r>
@@ -13061,6 +13155,7 @@
           </w:tcPr>
           <w:p>
             <w:pPr>
+              <w:keepNext/>
               <w:spacing w:after="40" w:line="264" w:lineRule="auto"/>
             </w:pPr>
             <w:r>
@@ -13087,6 +13182,7 @@
           </w:tcPr>
           <w:p>
             <w:pPr>
+              <w:keepNext/>
               <w:spacing w:after="40" w:line="264" w:lineRule="auto"/>
             </w:pPr>
             <w:r>
@@ -13113,6 +13209,7 @@
           </w:tcPr>
           <w:p>
             <w:pPr>
+              <w:keepNext/>
               <w:spacing w:after="40" w:line="264" w:lineRule="auto"/>
             </w:pPr>
             <w:r>
@@ -13139,6 +13236,7 @@
           </w:tcPr>
           <w:p>
             <w:pPr>
+              <w:keepNext/>
               <w:spacing w:after="40" w:line="264" w:lineRule="auto"/>
             </w:pPr>
             <w:r>
@@ -13165,6 +13263,7 @@
           </w:tcPr>
           <w:p>
             <w:pPr>
+              <w:keepNext/>
               <w:spacing w:after="40" w:line="264" w:lineRule="auto"/>
             </w:pPr>
             <w:r>
@@ -13191,6 +13290,7 @@
           </w:tcPr>
           <w:p>
             <w:pPr>
+              <w:keepNext/>
               <w:spacing w:after="40" w:line="264" w:lineRule="auto"/>
             </w:pPr>
             <w:r>
@@ -13217,6 +13317,7 @@
           </w:tcPr>
           <w:p>
             <w:pPr>
+              <w:keepNext/>
               <w:spacing w:after="40" w:line="264" w:lineRule="auto"/>
             </w:pPr>
             <w:r>
@@ -14869,6 +14970,7 @@
           </w:tcPr>
           <w:p>
             <w:pPr>
+              <w:keepNext/>
               <w:spacing w:after="40" w:line="264" w:lineRule="auto"/>
             </w:pPr>
             <w:r>
@@ -14895,6 +14997,7 @@
           </w:tcPr>
           <w:p>
             <w:pPr>
+              <w:keepNext/>
               <w:spacing w:after="40" w:line="264" w:lineRule="auto"/>
             </w:pPr>
             <w:r>
@@ -14921,6 +15024,7 @@
           </w:tcPr>
           <w:p>
             <w:pPr>
+              <w:keepNext/>
               <w:spacing w:after="40" w:line="264" w:lineRule="auto"/>
             </w:pPr>
             <w:r>
@@ -14947,6 +15051,7 @@
           </w:tcPr>
           <w:p>
             <w:pPr>
+              <w:keepNext/>
               <w:spacing w:after="40" w:line="264" w:lineRule="auto"/>
             </w:pPr>
             <w:r>
@@ -14973,6 +15078,7 @@
           </w:tcPr>
           <w:p>
             <w:pPr>
+              <w:keepNext/>
               <w:spacing w:after="40" w:line="264" w:lineRule="auto"/>
             </w:pPr>
             <w:r>
@@ -14999,6 +15105,7 @@
           </w:tcPr>
           <w:p>
             <w:pPr>
+              <w:keepNext/>
               <w:spacing w:after="40" w:line="264" w:lineRule="auto"/>
             </w:pPr>
             <w:r>
@@ -15025,6 +15132,7 @@
           </w:tcPr>
           <w:p>
             <w:pPr>
+              <w:keepNext/>
               <w:spacing w:after="40" w:line="264" w:lineRule="auto"/>
             </w:pPr>
             <w:r>
@@ -15051,6 +15159,7 @@
           </w:tcPr>
           <w:p>
             <w:pPr>
+              <w:keepNext/>
               <w:spacing w:after="40" w:line="264" w:lineRule="auto"/>
             </w:pPr>
             <w:r>
@@ -15915,6 +16024,7 @@
           </w:tcPr>
           <w:p>
             <w:pPr>
+              <w:keepNext/>
               <w:spacing w:after="40" w:line="264" w:lineRule="auto"/>
             </w:pPr>
             <w:r>
@@ -15941,6 +16051,7 @@
           </w:tcPr>
           <w:p>
             <w:pPr>
+              <w:keepNext/>
               <w:spacing w:after="40" w:line="264" w:lineRule="auto"/>
             </w:pPr>
             <w:r>
@@ -15967,6 +16078,7 @@
           </w:tcPr>
           <w:p>
             <w:pPr>
+              <w:keepNext/>
               <w:spacing w:after="40" w:line="264" w:lineRule="auto"/>
             </w:pPr>
             <w:r>
@@ -15993,6 +16105,7 @@
           </w:tcPr>
           <w:p>
             <w:pPr>
+              <w:keepNext/>
               <w:spacing w:after="40" w:line="264" w:lineRule="auto"/>
             </w:pPr>
             <w:r>
@@ -16019,6 +16132,7 @@
           </w:tcPr>
           <w:p>
             <w:pPr>
+              <w:keepNext/>
               <w:spacing w:after="40" w:line="264" w:lineRule="auto"/>
             </w:pPr>
             <w:r>
@@ -16045,6 +16159,7 @@
           </w:tcPr>
           <w:p>
             <w:pPr>
+              <w:keepNext/>
               <w:spacing w:after="40" w:line="264" w:lineRule="auto"/>
             </w:pPr>
             <w:r>
@@ -16071,6 +16186,7 @@
           </w:tcPr>
           <w:p>
             <w:pPr>
+              <w:keepNext/>
               <w:spacing w:after="40" w:line="264" w:lineRule="auto"/>
             </w:pPr>
             <w:r>
@@ -16097,6 +16213,7 @@
           </w:tcPr>
           <w:p>
             <w:pPr>
+              <w:keepNext/>
               <w:spacing w:after="40" w:line="264" w:lineRule="auto"/>
             </w:pPr>
             <w:r>
@@ -16510,7 +16627,7 @@
         <w:pStyle w:val="Heading3"/>
       </w:pPr>
       <w:r>
-        <w:t>KODAMA.matrix MetRef validation benchmark</w:t>
+        <w:t>Current-commit KODAMA.matrix MetRef validation</w:t>
       </w:r>
     </w:p>
     <w:tbl>
@@ -16556,6 +16673,7 @@
           </w:tcPr>
           <w:p>
             <w:pPr>
+              <w:keepNext/>
               <w:spacing w:after="40" w:line="264" w:lineRule="auto"/>
             </w:pPr>
             <w:r>
@@ -16564,7 +16682,7 @@
                 <w:b/>
                 <w:sz w:val="14"/>
               </w:rPr>
-              <w:t>Classifier</w:t>
+              <w:t>Backend/classifier</w:t>
             </w:r>
           </w:p>
         </w:tc>
@@ -16582,6 +16700,7 @@
           </w:tcPr>
           <w:p>
             <w:pPr>
+              <w:keepNext/>
               <w:spacing w:after="40" w:line="264" w:lineRule="auto"/>
             </w:pPr>
             <w:r>
@@ -16590,7 +16709,7 @@
                 <w:b/>
                 <w:sz w:val="14"/>
               </w:rPr>
-              <w:t>Elapsed s</w:t>
+              <w:t>Wall s</w:t>
             </w:r>
           </w:p>
         </w:tc>
@@ -16608,6 +16727,7 @@
           </w:tcPr>
           <w:p>
             <w:pPr>
+              <w:keepNext/>
               <w:spacing w:after="40" w:line="264" w:lineRule="auto"/>
             </w:pPr>
             <w:r>
@@ -16616,7 +16736,7 @@
                 <w:b/>
                 <w:sz w:val="14"/>
               </w:rPr>
-              <w:t>Runtime s</w:t>
+              <w:t>Core s</w:t>
             </w:r>
           </w:p>
         </w:tc>
@@ -16634,6 +16754,7 @@
           </w:tcPr>
           <w:p>
             <w:pPr>
+              <w:keepNext/>
               <w:spacing w:after="40" w:line="264" w:lineRule="auto"/>
             </w:pPr>
             <w:r>
@@ -16642,7 +16763,7 @@
                 <w:b/>
                 <w:sz w:val="14"/>
               </w:rPr>
-              <w:t>Best/median CV acc</w:t>
+              <w:t>Max/median CV</w:t>
             </w:r>
           </w:p>
         </w:tc>
@@ -16660,6 +16781,7 @@
           </w:tcPr>
           <w:p>
             <w:pPr>
+              <w:keepNext/>
               <w:spacing w:after="40" w:line="264" w:lineRule="auto"/>
             </w:pPr>
             <w:r>
@@ -16668,7 +16790,7 @@
                 <w:b/>
                 <w:sz w:val="14"/>
               </w:rPr>
-              <w:t>Best/median ARI</w:t>
+              <w:t>Selected ARI/truth sil.</w:t>
             </w:r>
           </w:p>
         </w:tc>
@@ -16686,6 +16808,7 @@
           </w:tcPr>
           <w:p>
             <w:pPr>
+              <w:keepNext/>
               <w:spacing w:after="40" w:line="264" w:lineRule="auto"/>
             </w:pPr>
             <w:r>
@@ -16694,7 +16817,7 @@
                 <w:b/>
                 <w:sz w:val="14"/>
               </w:rPr>
-              <w:t>Med. classes</w:t>
+              <w:t>Selected classes</w:t>
             </w:r>
           </w:p>
         </w:tc>
@@ -16712,6 +16835,7 @@
           </w:tcPr>
           <w:p>
             <w:pPr>
+              <w:keepNext/>
               <w:spacing w:after="40" w:line="264" w:lineRule="auto"/>
             </w:pPr>
             <w:r>
@@ -16720,7 +16844,7 @@
                 <w:b/>
                 <w:sz w:val="14"/>
               </w:rPr>
-              <w:t>Class range</w:t>
+              <w:t>Peak MB</w:t>
             </w:r>
           </w:p>
         </w:tc>
@@ -16749,7 +16873,7 @@
                 <w:rFonts w:ascii="Calibri" w:hAnsi="Calibri"/>
                 <w:sz w:val="14"/>
               </w:rPr>
-              <w:t>KNN</w:t>
+              <w:t>CPU PLS-LDA</w:t>
             </w:r>
           </w:p>
         </w:tc>
@@ -16773,7 +16897,7 @@
                 <w:rFonts w:ascii="Calibri" w:hAnsi="Calibri"/>
                 <w:sz w:val="14"/>
               </w:rPr>
-              <w:t>3.115</w:t>
+              <w:t>341.648</w:t>
             </w:r>
           </w:p>
         </w:tc>
@@ -16797,7 +16921,7 @@
                 <w:rFonts w:ascii="Calibri" w:hAnsi="Calibri"/>
                 <w:sz w:val="14"/>
               </w:rPr>
-              <w:t>2.646</w:t>
+              <w:t>341.612</w:t>
             </w:r>
           </w:p>
         </w:tc>
@@ -16821,7 +16945,7 @@
                 <w:rFonts w:ascii="Calibri" w:hAnsi="Calibri"/>
                 <w:sz w:val="14"/>
               </w:rPr>
-              <w:t>1.0000/0.8809</w:t>
+              <w:t>1.0000/0.9924</w:t>
             </w:r>
           </w:p>
         </w:tc>
@@ -16845,7 +16969,7 @@
                 <w:rFonts w:ascii="Calibri" w:hAnsi="Calibri"/>
                 <w:sz w:val="14"/>
               </w:rPr>
-              <w:t>0.0517/0.0613</w:t>
+              <w:t>0.7654/0.8206</w:t>
             </w:r>
           </w:p>
         </w:tc>
@@ -16869,7 +16993,7 @@
                 <w:rFonts w:ascii="Calibri" w:hAnsi="Calibri"/>
                 <w:sz w:val="14"/>
               </w:rPr>
-              <w:t>9</w:t>
+              <w:t>24</w:t>
             </w:r>
           </w:p>
         </w:tc>
@@ -16893,7 +17017,7 @@
                 <w:rFonts w:ascii="Calibri" w:hAnsi="Calibri"/>
                 <w:sz w:val="14"/>
               </w:rPr>
-              <w:t>2-52</w:t>
+              <w:t>351.4</w:t>
             </w:r>
           </w:p>
         </w:tc>
@@ -16922,7 +17046,7 @@
                 <w:rFonts w:ascii="Calibri" w:hAnsi="Calibri"/>
                 <w:sz w:val="14"/>
               </w:rPr>
-              <w:t>PLS-LDA</w:t>
+              <w:t>CUDA PLS-LDA</w:t>
             </w:r>
           </w:p>
         </w:tc>
@@ -16946,7 +17070,7 @@
                 <w:rFonts w:ascii="Calibri" w:hAnsi="Calibri"/>
                 <w:sz w:val="14"/>
               </w:rPr>
-              <w:t>177.131</w:t>
+              <w:t>270.408</w:t>
             </w:r>
           </w:p>
         </w:tc>
@@ -16970,7 +17094,7 @@
                 <w:rFonts w:ascii="Calibri" w:hAnsi="Calibri"/>
                 <w:sz w:val="14"/>
               </w:rPr>
-              <w:t>173.104</w:t>
+              <w:t>270.220</w:t>
             </w:r>
           </w:p>
         </w:tc>
@@ -17018,7 +17142,7 @@
                 <w:rFonts w:ascii="Calibri" w:hAnsi="Calibri"/>
                 <w:sz w:val="14"/>
               </w:rPr>
-              <w:t>0.9171/0.7095</w:t>
+              <w:t>0.7732/0.7856</w:t>
             </w:r>
           </w:p>
         </w:tc>
@@ -17042,7 +17166,7 @@
                 <w:rFonts w:ascii="Calibri" w:hAnsi="Calibri"/>
                 <w:sz w:val="14"/>
               </w:rPr>
-              <w:t>24</w:t>
+              <w:t>27</w:t>
             </w:r>
           </w:p>
         </w:tc>
@@ -17066,7 +17190,7 @@
                 <w:rFonts w:ascii="Calibri" w:hAnsi="Calibri"/>
                 <w:sz w:val="14"/>
               </w:rPr>
-              <w:t>11-33</w:t>
+              <w:t>729.7</w:t>
             </w:r>
           </w:p>
         </w:tc>
@@ -17117,7 +17241,7 @@
         <w:pStyle w:val="Caption"/>
       </w:pPr>
       <w:r>
-        <w:t>Figure 2. Matched MetRef UMAP validation after the float32 PLS-LDA optimization. Classic data, CPU KODAMA, and CUDA KODAMA use exact k = 30, the same original-data PCA initialization, seed, epochs, and CPU embedding implementation. Colors are external reference labels withheld from optimization.</w:t>
+        <w:t>Figure 2. Historical 2026-07-20 MetRef embedding-parity diagnostic after the float32 PLS-LDA optimization. Classic data, CPU KODAMA, and CUDA KODAMA were deliberately rendered through the same CPU embedding implementation and PCA initialization to isolate the KODAMA backend. This is not the current operational backend-native visualization contract. Colors are external reference labels withheld from optimization.</w:t>
       </w:r>
     </w:p>
     <w:p>
@@ -17192,6 +17316,7 @@
           </w:tcPr>
           <w:p>
             <w:pPr>
+              <w:keepNext/>
               <w:spacing w:after="40" w:line="264" w:lineRule="auto"/>
             </w:pPr>
             <w:r>
@@ -17218,6 +17343,7 @@
           </w:tcPr>
           <w:p>
             <w:pPr>
+              <w:keepNext/>
               <w:spacing w:after="40" w:line="264" w:lineRule="auto"/>
             </w:pPr>
             <w:r>
@@ -17244,6 +17370,7 @@
           </w:tcPr>
           <w:p>
             <w:pPr>
+              <w:keepNext/>
               <w:spacing w:after="40" w:line="264" w:lineRule="auto"/>
             </w:pPr>
             <w:r>
@@ -17270,6 +17397,7 @@
           </w:tcPr>
           <w:p>
             <w:pPr>
+              <w:keepNext/>
               <w:spacing w:after="40" w:line="264" w:lineRule="auto"/>
             </w:pPr>
             <w:r>
@@ -17296,6 +17424,7 @@
           </w:tcPr>
           <w:p>
             <w:pPr>
+              <w:keepNext/>
               <w:spacing w:after="40" w:line="264" w:lineRule="auto"/>
             </w:pPr>
             <w:r>
@@ -17322,6 +17451,7 @@
           </w:tcPr>
           <w:p>
             <w:pPr>
+              <w:keepNext/>
               <w:spacing w:after="40" w:line="264" w:lineRule="auto"/>
             </w:pPr>
             <w:r>
@@ -17348,6 +17478,7 @@
           </w:tcPr>
           <w:p>
             <w:pPr>
+              <w:keepNext/>
               <w:spacing w:after="40" w:line="264" w:lineRule="auto"/>
             </w:pPr>
             <w:r>
@@ -17374,6 +17505,7 @@
           </w:tcPr>
           <w:p>
             <w:pPr>
+              <w:keepNext/>
               <w:spacing w:after="40" w:line="264" w:lineRule="auto"/>
             </w:pPr>
             <w:r>
@@ -21448,6 +21580,7 @@
           </w:tcPr>
           <w:p>
             <w:pPr>
+              <w:keepNext/>
               <w:spacing w:after="40" w:line="264" w:lineRule="auto"/>
             </w:pPr>
             <w:r>
@@ -21474,6 +21607,7 @@
           </w:tcPr>
           <w:p>
             <w:pPr>
+              <w:keepNext/>
               <w:spacing w:after="40" w:line="264" w:lineRule="auto"/>
             </w:pPr>
             <w:r>
@@ -21500,6 +21634,7 @@
           </w:tcPr>
           <w:p>
             <w:pPr>
+              <w:keepNext/>
               <w:spacing w:after="40" w:line="264" w:lineRule="auto"/>
             </w:pPr>
             <w:r>
@@ -21526,6 +21661,7 @@
           </w:tcPr>
           <w:p>
             <w:pPr>
+              <w:keepNext/>
               <w:spacing w:after="40" w:line="264" w:lineRule="auto"/>
             </w:pPr>
             <w:r>
@@ -21552,6 +21688,7 @@
           </w:tcPr>
           <w:p>
             <w:pPr>
+              <w:keepNext/>
               <w:spacing w:after="40" w:line="264" w:lineRule="auto"/>
             </w:pPr>
             <w:r>
@@ -21578,6 +21715,7 @@
           </w:tcPr>
           <w:p>
             <w:pPr>
+              <w:keepNext/>
               <w:spacing w:after="40" w:line="264" w:lineRule="auto"/>
             </w:pPr>
             <w:r>
@@ -22235,6 +22373,7 @@
           </w:tcPr>
           <w:p>
             <w:pPr>
+              <w:keepNext/>
               <w:spacing w:after="40" w:line="264" w:lineRule="auto"/>
             </w:pPr>
             <w:r>
@@ -22261,6 +22400,7 @@
           </w:tcPr>
           <w:p>
             <w:pPr>
+              <w:keepNext/>
               <w:spacing w:after="40" w:line="264" w:lineRule="auto"/>
             </w:pPr>
             <w:r>
@@ -22287,6 +22427,7 @@
           </w:tcPr>
           <w:p>
             <w:pPr>
+              <w:keepNext/>
               <w:spacing w:after="40" w:line="264" w:lineRule="auto"/>
             </w:pPr>
             <w:r>
@@ -22313,6 +22454,7 @@
           </w:tcPr>
           <w:p>
             <w:pPr>
+              <w:keepNext/>
               <w:spacing w:after="40" w:line="264" w:lineRule="auto"/>
             </w:pPr>
             <w:r>
@@ -22339,6 +22481,7 @@
           </w:tcPr>
           <w:p>
             <w:pPr>
+              <w:keepNext/>
               <w:spacing w:after="40" w:line="264" w:lineRule="auto"/>
             </w:pPr>
             <w:r>
@@ -22365,6 +22508,7 @@
           </w:tcPr>
           <w:p>
             <w:pPr>
+              <w:keepNext/>
               <w:spacing w:after="40" w:line="264" w:lineRule="auto"/>
             </w:pPr>
             <w:r>
@@ -23078,6 +23222,7 @@
           </w:tcPr>
           <w:p>
             <w:pPr>
+              <w:keepNext/>
               <w:spacing w:after="40" w:line="264" w:lineRule="auto"/>
             </w:pPr>
             <w:r>
@@ -23104,6 +23249,7 @@
           </w:tcPr>
           <w:p>
             <w:pPr>
+              <w:keepNext/>
               <w:spacing w:after="40" w:line="264" w:lineRule="auto"/>
             </w:pPr>
             <w:r>
@@ -23130,6 +23276,7 @@
           </w:tcPr>
           <w:p>
             <w:pPr>
+              <w:keepNext/>
               <w:spacing w:after="40" w:line="264" w:lineRule="auto"/>
             </w:pPr>
             <w:r>
@@ -23156,6 +23303,7 @@
           </w:tcPr>
           <w:p>
             <w:pPr>
+              <w:keepNext/>
               <w:spacing w:after="40" w:line="264" w:lineRule="auto"/>
             </w:pPr>
             <w:r>
@@ -23677,6 +23825,7 @@
           </w:tcPr>
           <w:p>
             <w:pPr>
+              <w:keepNext/>
               <w:spacing w:after="40" w:line="264" w:lineRule="auto"/>
             </w:pPr>
             <w:r>
@@ -23703,6 +23852,7 @@
           </w:tcPr>
           <w:p>
             <w:pPr>
+              <w:keepNext/>
               <w:spacing w:after="40" w:line="264" w:lineRule="auto"/>
             </w:pPr>
             <w:r>
@@ -23729,6 +23879,7 @@
           </w:tcPr>
           <w:p>
             <w:pPr>
+              <w:keepNext/>
               <w:spacing w:after="40" w:line="264" w:lineRule="auto"/>
             </w:pPr>
             <w:r>
@@ -23755,6 +23906,7 @@
           </w:tcPr>
           <w:p>
             <w:pPr>
+              <w:keepNext/>
               <w:spacing w:after="40" w:line="264" w:lineRule="auto"/>
             </w:pPr>
             <w:r>
@@ -24095,7 +24247,7 @@
                 <w:rFonts w:ascii="Calibri" w:hAnsi="Calibri"/>
                 <w:sz w:val="14"/>
               </w:rPr>
-              <w:t>Label-aware SIMPLS PLS-LDA</w:t>
+              <w:t>Resident accelerator IVF lifecycle</w:t>
             </w:r>
           </w:p>
         </w:tc>
@@ -24119,7 +24271,7 @@
                 <w:rFonts w:ascii="Calibri" w:hAnsi="Calibri"/>
                 <w:sz w:val="14"/>
               </w:rPr>
-              <w:t>src/plscv.cpp uses label/class inputs in CPU, CUDA, and Metal float32 SIMPLS paths; accelerator implementations avoid dense one-hot responses where possible.</w:t>
+              <w:t>src/resident_ivf.cpp exposes a move-only ResidentIVFIndex. CUDA and Metal retain the float32 input, projection, centroids, list offsets, and IDs; assignment accumulation, empty-cluster repair, list counts, prefix offsets, and ID scatter execute on-device.</w:t>
             </w:r>
           </w:p>
         </w:tc>
@@ -24143,7 +24295,7 @@
                 <w:rFonts w:ascii="Calibri" w:hAnsi="Calibri"/>
                 <w:sz w:val="14"/>
               </w:rPr>
-              <w:t>CPU/CUDA/Metal tests check PLSLDACV sizes, constrained folds, selected component reporting, backend metadata, and accuracy thresholds.</w:t>
+              <w:t>tests/test_cv.cpp and tests/test_metal.cpp build one resident index, run two self-searches, verify self-exclusion and metadata, and require identical indices and distances. tests/test_public_api_0_1.cpp compile-links the ownership and search surface.</w:t>
             </w:r>
           </w:p>
         </w:tc>
@@ -24167,7 +24319,7 @@
                 <w:rFonts w:ascii="Calibri" w:hAnsi="Calibri"/>
                 <w:sz w:val="14"/>
               </w:rPr>
-              <w:t>The current MetRef M = 100, Tcycle = 100 PLS-LDA run required 340.451 s on four CPU cores and 177.131 s on CUDA, a 1.92x end-to-end speedup with identical median CV accuracy 0.992366. In a fresh five-run fixed-50-component check, median PLSLDACV time was 0.790 s on four Mac CPU threads and 0.202 s on Metal (3.90x), with accuracy 0.990836 and 0.989691; the one-sample difference is within the documented float32 backend tolerance. On chiamaka, the corresponding medians were 1.294 s on four CPU threads and 0.308 s on CUDA (4.20x), with accuracy differing by at most one sample.</w:t>
+              <w:t>On a deterministic 50,000 by 32 systems microbenchmark, 1,000-query reuse was 3.45x faster than rebuild-plus-search on CUDA and 3.86x faster on Metal, with neighbor overlap 1.000. All-row reuse was 1.12x and 1.07x because search dominated construction.</w:t>
             </w:r>
           </w:p>
         </w:tc>
@@ -24196,6 +24348,107 @@
                 <w:rFonts w:ascii="Calibri" w:hAnsi="Calibri"/>
                 <w:sz w:val="14"/>
               </w:rPr>
+              <w:t>Label-aware SIMPLS PLS-LDA</w:t>
+            </w:r>
+          </w:p>
+        </w:tc>
+        <w:tc>
+          <w:tcPr>
+            <w:tcW w:type="dxa" w:w="2592"/>
+            <w:vAlign w:val="center"/>
+            <w:tcMar>
+              <w:top w:w="80" w:type="dxa"/>
+              <w:bottom w:w="80" w:type="dxa"/>
+              <w:start w:w="120" w:type="dxa"/>
+              <w:end w:w="120" w:type="dxa"/>
+            </w:tcMar>
+          </w:tcPr>
+          <w:p>
+            <w:pPr>
+              <w:spacing w:after="40" w:line="264" w:lineRule="auto"/>
+            </w:pPr>
+            <w:r>
+              <w:rPr>
+                <w:rFonts w:ascii="Calibri" w:hAnsi="Calibri"/>
+                <w:sz w:val="14"/>
+              </w:rPr>
+              <w:t>src/plscv.cpp uses label/class inputs in CPU, CUDA, and Metal float32 SIMPLS paths; accelerator implementations avoid dense one-hot responses where possible.</w:t>
+            </w:r>
+          </w:p>
+        </w:tc>
+        <w:tc>
+          <w:tcPr>
+            <w:tcW w:type="dxa" w:w="2664"/>
+            <w:vAlign w:val="center"/>
+            <w:tcMar>
+              <w:top w:w="80" w:type="dxa"/>
+              <w:bottom w:w="80" w:type="dxa"/>
+              <w:start w:w="120" w:type="dxa"/>
+              <w:end w:w="120" w:type="dxa"/>
+            </w:tcMar>
+          </w:tcPr>
+          <w:p>
+            <w:pPr>
+              <w:spacing w:after="40" w:line="264" w:lineRule="auto"/>
+            </w:pPr>
+            <w:r>
+              <w:rPr>
+                <w:rFonts w:ascii="Calibri" w:hAnsi="Calibri"/>
+                <w:sz w:val="14"/>
+              </w:rPr>
+              <w:t>CPU/CUDA/Metal tests check PLSLDACV sizes, constrained folds, selected component reporting, backend metadata, and accuracy thresholds.</w:t>
+            </w:r>
+          </w:p>
+        </w:tc>
+        <w:tc>
+          <w:tcPr>
+            <w:tcW w:type="dxa" w:w="2376"/>
+            <w:vAlign w:val="center"/>
+            <w:tcMar>
+              <w:top w:w="80" w:type="dxa"/>
+              <w:bottom w:w="80" w:type="dxa"/>
+              <w:start w:w="120" w:type="dxa"/>
+              <w:end w:w="120" w:type="dxa"/>
+            </w:tcMar>
+          </w:tcPr>
+          <w:p>
+            <w:pPr>
+              <w:spacing w:after="40" w:line="264" w:lineRule="auto"/>
+            </w:pPr>
+            <w:r>
+              <w:rPr>
+                <w:rFonts w:ascii="Calibri" w:hAnsi="Calibri"/>
+                <w:sz w:val="14"/>
+              </w:rPr>
+              <w:t>At audited core commit 9da48ee, the matched MetRef M = 100, Tcycle = 100 PLS-LDA run required 341.648 s on four CPU cores and 270.408 s on CUDA, a 1.26x end-to-end speedup with identical median raw CV accuracy 0.992366; peak host-process memory was 351.4/729.7 MB. In a five-run fixed-50-component kernel check, median PLSLDACV time was 0.790 s on four Mac CPU threads and 0.202 s on Metal (3.90x), with accuracy 0.990836/0.989691. On chiamaka, corresponding kernel medians were 1.294 s on four CPU threads and 0.308 s on CUDA (4.20x), with accuracy differing by at most one sample.</w:t>
+            </w:r>
+          </w:p>
+        </w:tc>
+      </w:tr>
+      <w:tr>
+        <w:trPr>
+          <w:cantSplit/>
+        </w:trPr>
+        <w:tc>
+          <w:tcPr>
+            <w:tcW w:type="dxa" w:w="1656"/>
+            <w:vAlign w:val="center"/>
+            <w:tcMar>
+              <w:top w:w="80" w:type="dxa"/>
+              <w:bottom w:w="80" w:type="dxa"/>
+              <w:start w:w="120" w:type="dxa"/>
+              <w:end w:w="120" w:type="dxa"/>
+            </w:tcMar>
+          </w:tcPr>
+          <w:p>
+            <w:pPr>
+              <w:spacing w:after="40" w:line="264" w:lineRule="auto"/>
+            </w:pPr>
+            <w:r>
+              <w:rPr>
+                <w:rFonts w:ascii="Calibri" w:hAnsi="Calibri"/>
+                <w:sz w:val="14"/>
+              </w:rPr>
               <w:t>Reusable fold and data buffers</w:t>
             </w:r>
           </w:p>
@@ -24269,6 +24522,107 @@
                 <w:sz w:val="14"/>
               </w:rPr>
               <w:t>CorePLSLDA rows report 26.5x speedup on MetRef and 10.4x speedup on USPS for the CUDA core path.</w:t>
+            </w:r>
+          </w:p>
+        </w:tc>
+      </w:tr>
+      <w:tr>
+        <w:trPr>
+          <w:cantSplit/>
+        </w:trPr>
+        <w:tc>
+          <w:tcPr>
+            <w:tcW w:type="dxa" w:w="1656"/>
+            <w:vAlign w:val="center"/>
+            <w:tcMar>
+              <w:top w:w="80" w:type="dxa"/>
+              <w:bottom w:w="80" w:type="dxa"/>
+              <w:start w:w="120" w:type="dxa"/>
+              <w:end w:w="120" w:type="dxa"/>
+            </w:tcMar>
+          </w:tcPr>
+          <w:p>
+            <w:pPr>
+              <w:spacing w:after="40" w:line="264" w:lineRule="auto"/>
+            </w:pPr>
+            <w:r>
+              <w:rPr>
+                <w:rFonts w:ascii="Calibri" w:hAnsi="Calibri"/>
+                <w:sz w:val="14"/>
+              </w:rPr>
+              <w:t>Exact-quota landmarking</w:t>
+            </w:r>
+          </w:p>
+        </w:tc>
+        <w:tc>
+          <w:tcPr>
+            <w:tcW w:type="dxa" w:w="2592"/>
+            <w:vAlign w:val="center"/>
+            <w:tcMar>
+              <w:top w:w="80" w:type="dxa"/>
+              <w:bottom w:w="80" w:type="dxa"/>
+              <w:start w:w="120" w:type="dxa"/>
+              <w:end w:w="120" w:type="dxa"/>
+            </w:tcMar>
+          </w:tcPr>
+          <w:p>
+            <w:pPr>
+              <w:spacing w:after="40" w:line="264" w:lineRule="auto"/>
+            </w:pPr>
+            <w:r>
+              <w:rPr>
+                <w:rFonts w:ascii="Calibri" w:hAnsi="Calibri"/>
+                <w:sz w:val="14"/>
+              </w:rPr>
+              <w:t>src/kodama_matrix.cpp forms coarse expression strata for matrix input or occupied regular-grid cells for 2D/3D coordinate input, then allocates exact population-proportional quotas by randomized systematic rounding and samples observed rows without replacement.</w:t>
+            </w:r>
+          </w:p>
+        </w:tc>
+        <w:tc>
+          <w:tcPr>
+            <w:tcW w:type="dxa" w:w="2664"/>
+            <w:vAlign w:val="center"/>
+            <w:tcMar>
+              <w:top w:w="80" w:type="dxa"/>
+              <w:bottom w:w="80" w:type="dxa"/>
+              <w:start w:w="120" w:type="dxa"/>
+              <w:end w:w="120" w:type="dxa"/>
+            </w:tcMar>
+          </w:tcPr>
+          <w:p>
+            <w:pPr>
+              <w:spacing w:after="40" w:line="264" w:lineRule="auto"/>
+            </w:pPr>
+            <w:r>
+              <w:rPr>
+                <w:rFonts w:ascii="Calibri" w:hAnsi="Calibri"/>
+                <w:sz w:val="14"/>
+              </w:rPr>
+              <w:t>tests/test_cv.cpp checks exact effective count, represented/occupied strata, automatic grid dimensions, fixed-seed repeatability, and CPU/CUDA landmark-diagnostic parity.</w:t>
+            </w:r>
+          </w:p>
+        </w:tc>
+        <w:tc>
+          <w:tcPr>
+            <w:tcW w:type="dxa" w:w="2376"/>
+            <w:vAlign w:val="center"/>
+            <w:tcMar>
+              <w:top w:w="80" w:type="dxa"/>
+              <w:bottom w:w="80" w:type="dxa"/>
+              <w:start w:w="120" w:type="dxa"/>
+              <w:end w:w="120" w:type="dxa"/>
+            </w:tcMar>
+          </w:tcPr>
+          <w:p>
+            <w:pPr>
+              <w:spacing w:after="40" w:line="264" w:lineRule="auto"/>
+            </w:pPr>
+            <w:r>
+              <w:rPr>
+                <w:rFonts w:ascii="Calibri" w:hAnsi="Calibri"/>
+                <w:sz w:val="14"/>
+              </w:rPr>
+              <w:t>On flow18, 750,016 observed landmarks were selected from 300/300 coarse strata in 0.321 s; the complete M=1, Tcycle=10 CUDA KNN call took 362.348 s, of which 335.079 s was global graph construction.</w:t>
             </w:r>
           </w:p>
         </w:tc>
@@ -24623,6 +24977,7 @@
           </w:tcPr>
           <w:p>
             <w:pPr>
+              <w:keepNext/>
               <w:spacing w:after="40" w:line="264" w:lineRule="auto"/>
             </w:pPr>
             <w:r>
@@ -24649,6 +25004,7 @@
           </w:tcPr>
           <w:p>
             <w:pPr>
+              <w:keepNext/>
               <w:spacing w:after="40" w:line="264" w:lineRule="auto"/>
             </w:pPr>
             <w:r>
@@ -24869,7 +25225,7 @@
                 <w:rFonts w:ascii="Calibri" w:hAnsi="Calibri"/>
                 <w:sz w:val="17"/>
               </w:rPr>
-              <w:t>GitHub Actions commit 0e019c1 passed CPU core jobs on Linux and macOS, a native Metal job on macOS, R package build/check, and Python installation/pytest.</w:t>
+              <w:t>GitHub Actions commit 9da48ee passed CPU core jobs on Linux and macOS, a native Metal job on macOS, R package build/check, and Python installation/pytest.</w:t>
             </w:r>
           </w:p>
         </w:tc>
@@ -24975,7 +25331,7 @@
                 <w:rFonts w:ascii="Calibri" w:hAnsi="Calibri"/>
                 <w:sz w:val="17"/>
               </w:rPr>
-              <w:t>CMake install targets, wrapper build scripts, benchmark drivers, SPDX source headers, a pinned provenance matrix, retained third-party license texts, and a checksum-backed license audit are present. The final clean tag, commit hash, archive digest, and DOI are required by RELEASE_CHECKLIST.md and will be inserted only after they are created.</w:t>
+              <w:t>CMake install targets, wrapper build scripts, benchmark drivers, SPDX source headers, a pinned provenance matrix, retained third-party license texts, and a checksum-backed license audit are present. Commit 9da48ee and R-wrapper commit 4d5506b are audited candidates; the final clean tag, archive digest, and optional DOI will be inserted only after they are created.</w:t>
             </w:r>
           </w:p>
         </w:tc>
@@ -25050,6 +25406,7 @@
           </w:tcPr>
           <w:p>
             <w:pPr>
+              <w:keepNext/>
               <w:spacing w:after="40" w:line="264" w:lineRule="auto"/>
             </w:pPr>
             <w:r>
@@ -25076,6 +25433,7 @@
           </w:tcPr>
           <w:p>
             <w:pPr>
+              <w:keepNext/>
               <w:spacing w:after="40" w:line="264" w:lineRule="auto"/>
             </w:pPr>
             <w:r>
@@ -25296,7 +25654,7 @@
                 <w:rFonts w:ascii="Calibri" w:hAnsi="Calibri"/>
                 <w:sz w:val="14"/>
               </w:rPr>
-              <w:t>Set KODAMA_CPP_ROOT and KODAMA_CPP_BUILD_DIR, then run R CMD INSTALL kodama-r. The wrapper links the installed or selected core build.</w:t>
+              <w:t>Clone https://github.com/tkcaccia/kodama-r, set KODAMA_CPP_ROOT and KODAMA_CPP_BUILD_DIR, then run R CMD INSTALL kodama-r. The wrapper links the installed or selected core build.</w:t>
             </w:r>
           </w:p>
         </w:tc>
@@ -25349,7 +25707,7 @@
                 <w:rFonts w:ascii="Calibri" w:hAnsi="Calibri"/>
                 <w:sz w:val="14"/>
               </w:rPr>
-              <w:t>Pass KODAMA_CPP_ROOT and KODAMA_CPP_BUILD_DIR as CMake config settings to pip when installing kodama-python.</w:t>
+              <w:t>Use split-repos/kodama-python from the reviewed core repository and pass KODAMA_CPP_ROOT and KODAMA_CPP_BUILD_DIR as CMake config settings to pip. Publication of the separately versioned Python repository remains a pre-submission action.</w:t>
             </w:r>
           </w:p>
         </w:tc>
@@ -25454,6 +25812,7 @@
           </w:tcPr>
           <w:p>
             <w:pPr>
+              <w:keepNext/>
               <w:spacing w:after="40" w:line="264" w:lineRule="auto"/>
             </w:pPr>
             <w:r>
@@ -25480,6 +25839,7 @@
           </w:tcPr>
           <w:p>
             <w:pPr>
+              <w:keepNext/>
               <w:spacing w:after="40" w:line="264" w:lineRule="auto"/>
             </w:pPr>
             <w:r>
@@ -25647,7 +26007,7 @@
                 <w:rFonts w:ascii="Calibri" w:hAnsi="Calibri"/>
                 <w:sz w:val="16"/>
               </w:rPr>
-              <w:t>A fresh CUDA 13.2 release-candidate build without FAISS, cuVS, RAFT, RMM, or Armadillo succeeded on chiamaka and CTest passed 4/4, including the source/license audit, core tests, frozen public-API test, and float32 install-consumer smoke test. The linked-soname audit found none of the removed dependencies, and the CMake cache contained no corresponding package option, target, header, or library entry; only the CUDA Toolkit environment directory retained a legacy faissgpu-cuvs label.</w:t>
+              <w:t>A clean commit-9da48ee build for compute capability 12.0 used CUDA 13.0 V13.0.88 on chiamaka. CTest passed 3/3 configured license, numerical/core, and public-API tests; the independently installed R wrapper also passed its testthat suite.</w:t>
             </w:r>
           </w:p>
         </w:tc>
@@ -25806,7 +26166,7 @@
                 <w:rFonts w:ascii="Calibri" w:hAnsi="Calibri"/>
                 <w:sz w:val="16"/>
               </w:rPr>
-              <w:t>Commit 0e019c1 passed five CI jobs: CPU core on Ubuntu and macOS, native Metal on macOS, R package build/check on Ubuntu, and Python installation/pytest on Ubuntu. Separate coverage and API-documentation workflows also passed.</w:t>
+              <w:t>Commit 9da48ee passed CPU core jobs on Ubuntu and macOS, native Metal on macOS, R package build/check, and Python installation/pytest. Separate coverage and API-documentation workflows also passed.</w:t>
             </w:r>
           </w:p>
         </w:tc>
@@ -25858,6 +26218,7 @@
           </w:tcPr>
           <w:p>
             <w:pPr>
+              <w:keepNext/>
               <w:spacing w:after="40" w:line="264" w:lineRule="auto"/>
             </w:pPr>
             <w:r>
@@ -25884,6 +26245,7 @@
           </w:tcPr>
           <w:p>
             <w:pPr>
+              <w:keepNext/>
               <w:spacing w:after="40" w:line="264" w:lineRule="auto"/>
             </w:pPr>
             <w:r>
@@ -26351,13 +26713,9 @@
       </w:r>
     </w:p>
     <w:p>
-      <w:r>
-        <w:br w:type="page"/>
-      </w:r>
-    </w:p>
-    <w:p>
       <w:pPr>
         <w:pStyle w:val="Heading1"/>
+        <w:pageBreakBefore/>
       </w:pPr>
       <w:r>
         <w:t>Algorithm 1: one independent M run</w:t>
@@ -27237,7 +27595,7 @@
           <w:rFonts w:ascii="Courier New" w:hAnsi="Courier New"/>
           <w:sz w:val="14"/>
         </w:rPr>
-        <w:t xml:space="preserve">  if acc_prop == 1 then break</w:t>
+        <w:t xml:space="preserve">  if acc_prop == 1 and (!guarded_diversity or score_prop &gt;= score_best) then break</w:t>
       </w:r>
     </w:p>
     <w:p>
@@ -27286,13 +27644,9 @@
       </w:r>
     </w:p>
     <w:p>
-      <w:r>
-        <w:br w:type="page"/>
-      </w:r>
-    </w:p>
-    <w:p>
       <w:pPr>
         <w:pStyle w:val="Heading1"/>
+        <w:pageBreakBefore/>
       </w:pPr>
       <w:r>
         <w:t>Algorithm 2: KODAMA.matrix ensemble pseudocode</w:t>
@@ -27437,7 +27791,7 @@
           <w:rFonts w:ascii="Courier New" w:hAnsi="Courier New"/>
           <w:sz w:val="14"/>
         </w:rPr>
-        <w:t xml:space="preserve">  optional starting_labels, constrain, fixed</w:t>
+        <w:t xml:space="preserve">  optional coordinates, starting_labels, constrain, fixed</w:t>
       </w:r>
     </w:p>
     <w:p>
@@ -27557,6 +27911,21 @@
           <w:rFonts w:ascii="Courier New" w:hAnsi="Courier New"/>
           <w:sz w:val="14"/>
         </w:rPr>
+        <w:t>L_eff &lt;- ValidateLandmarks(landmarks, n)  # ceil(0.75*n) when request &gt;= n</w:t>
+      </w:r>
+    </w:p>
+    <w:p>
+      <w:pPr>
+        <w:keepLines w:val="0"/>
+        <w:spacing w:before="0" w:after="0" w:line="211" w:lineRule="auto"/>
+        <w:ind w:left="230" w:right="230"/>
+        <w:shd w:fill="F7F9FC"/>
+      </w:pPr>
+      <w:r>
+        <w:rPr>
+          <w:rFonts w:ascii="Courier New" w:hAnsi="Courier New"/>
+          <w:sz w:val="14"/>
+        </w:rPr>
         <w:t>G0 &lt;- KNNGraph(X32, graph_neighbors)</w:t>
       </w:r>
     </w:p>
@@ -27602,7 +27971,172 @@
           <w:rFonts w:ascii="Courier New" w:hAnsi="Courier New"/>
           <w:sz w:val="14"/>
         </w:rPr>
-        <w:t xml:space="preserve">  L &lt;- SelectLandmarks(X32, landmarks, rng)</w:t>
+        <w:t xml:space="preserve">  if coordinates are supplied then</w:t>
+      </w:r>
+    </w:p>
+    <w:p>
+      <w:pPr>
+        <w:keepLines w:val="0"/>
+        <w:spacing w:before="0" w:after="0" w:line="211" w:lineRule="auto"/>
+        <w:ind w:left="230" w:right="230"/>
+        <w:shd w:fill="F7F9FC"/>
+      </w:pPr>
+      <w:r>
+        <w:rPr>
+          <w:rFonts w:ascii="Courier New" w:hAnsi="Courier New"/>
+          <w:sz w:val="14"/>
+        </w:rPr>
+        <w:t xml:space="preserve">    strata &lt;- OccupiedGridCells(coordinates, ceil(L_eff^(1/d)))</w:t>
+      </w:r>
+    </w:p>
+    <w:p>
+      <w:pPr>
+        <w:keepLines w:val="0"/>
+        <w:spacing w:before="0" w:after="0" w:line="211" w:lineRule="auto"/>
+        <w:ind w:left="230" w:right="230"/>
+        <w:shd w:fill="F7F9FC"/>
+      </w:pPr>
+      <w:r>
+        <w:rPr>
+          <w:rFonts w:ascii="Courier New" w:hAnsi="Courier New"/>
+          <w:sz w:val="14"/>
+        </w:rPr>
+        <w:t xml:space="preserve">    L &lt;- QuotaLandmarks(strata, L_eff, rng, ordered=TRUE)</w:t>
+      </w:r>
+    </w:p>
+    <w:p>
+      <w:pPr>
+        <w:keepLines w:val="0"/>
+        <w:spacing w:before="0" w:after="0" w:line="211" w:lineRule="auto"/>
+        <w:ind w:left="230" w:right="230"/>
+        <w:shd w:fill="F7F9FC"/>
+      </w:pPr>
+      <w:r>
+        <w:rPr>
+          <w:rFonts w:ascii="Courier New" w:hAnsi="Courier New"/>
+          <w:sz w:val="14"/>
+        </w:rPr>
+        <w:t xml:space="preserve">  else</w:t>
+      </w:r>
+    </w:p>
+    <w:p>
+      <w:pPr>
+        <w:keepLines w:val="0"/>
+        <w:spacing w:before="0" w:after="0" w:line="211" w:lineRule="auto"/>
+        <w:ind w:left="230" w:right="230"/>
+        <w:shd w:fill="F7F9FC"/>
+      </w:pPr>
+      <w:r>
+        <w:rPr>
+          <w:rFonts w:ascii="Courier New" w:hAnsi="Courier New"/>
+          <w:sz w:val="14"/>
+        </w:rPr>
+        <w:t xml:space="preserve">    coarse &lt;- KMeans(X32, splitting, rng)</w:t>
+      </w:r>
+    </w:p>
+    <w:p>
+      <w:pPr>
+        <w:keepLines w:val="0"/>
+        <w:spacing w:before="0" w:after="0" w:line="211" w:lineRule="auto"/>
+        <w:ind w:left="230" w:right="230"/>
+        <w:shd w:fill="F7F9FC"/>
+      </w:pPr>
+      <w:r>
+        <w:rPr>
+          <w:rFonts w:ascii="Courier New" w:hAnsi="Courier New"/>
+          <w:sz w:val="14"/>
+        </w:rPr>
+        <w:t xml:space="preserve">    L &lt;- QuotaLandmarks(coarse, L_eff, rng, ordered=FALSE)</w:t>
+      </w:r>
+    </w:p>
+    <w:p>
+      <w:pPr>
+        <w:keepLines w:val="0"/>
+        <w:spacing w:before="0" w:after="0" w:line="211" w:lineRule="auto"/>
+        <w:ind w:left="230" w:right="230"/>
+        <w:shd w:fill="F7F9FC"/>
+      </w:pPr>
+      <w:r>
+        <w:rPr>
+          <w:rFonts w:ascii="Courier New" w:hAnsi="Courier New"/>
+          <w:sz w:val="14"/>
+        </w:rPr>
+        <w:t xml:space="preserve">  end if</w:t>
+      </w:r>
+    </w:p>
+    <w:p>
+      <w:pPr>
+        <w:keepLines w:val="0"/>
+        <w:spacing w:before="0" w:after="0" w:line="211" w:lineRule="auto"/>
+        <w:ind w:left="230" w:right="230"/>
+        <w:shd w:fill="F7F9FC"/>
+      </w:pPr>
+      <w:r>
+        <w:rPr>
+          <w:rFonts w:ascii="Courier New" w:hAnsi="Courier New"/>
+          <w:sz w:val="14"/>
+        </w:rPr>
+        <w:t xml:space="preserve">  if starting_labels supplied then</w:t>
+      </w:r>
+    </w:p>
+    <w:p>
+      <w:pPr>
+        <w:keepLines w:val="0"/>
+        <w:spacing w:before="0" w:after="0" w:line="211" w:lineRule="auto"/>
+        <w:ind w:left="230" w:right="230"/>
+        <w:shd w:fill="F7F9FC"/>
+      </w:pPr>
+      <w:r>
+        <w:rPr>
+          <w:rFonts w:ascii="Courier New" w:hAnsi="Courier New"/>
+          <w:sz w:val="14"/>
+        </w:rPr>
+        <w:t xml:space="preserve">    y0 &lt;- starting_labels[L]</w:t>
+      </w:r>
+    </w:p>
+    <w:p>
+      <w:pPr>
+        <w:keepLines w:val="0"/>
+        <w:spacing w:before="0" w:after="0" w:line="211" w:lineRule="auto"/>
+        <w:ind w:left="230" w:right="230"/>
+        <w:shd w:fill="F7F9FC"/>
+      </w:pPr>
+      <w:r>
+        <w:rPr>
+          <w:rFonts w:ascii="Courier New" w:hAnsi="Courier New"/>
+          <w:sz w:val="14"/>
+        </w:rPr>
+        <w:t xml:space="preserve">  else</w:t>
+      </w:r>
+    </w:p>
+    <w:p>
+      <w:pPr>
+        <w:keepLines w:val="0"/>
+        <w:spacing w:before="0" w:after="0" w:line="211" w:lineRule="auto"/>
+        <w:ind w:left="230" w:right="230"/>
+        <w:shd w:fill="F7F9FC"/>
+      </w:pPr>
+      <w:r>
+        <w:rPr>
+          <w:rFonts w:ascii="Courier New" w:hAnsi="Courier New"/>
+          <w:sz w:val="14"/>
+        </w:rPr>
+        <w:t xml:space="preserve">    y0 &lt;- ExpressionKMeans(X32[L], splitting, rng)</w:t>
+      </w:r>
+    </w:p>
+    <w:p>
+      <w:pPr>
+        <w:keepLines w:val="0"/>
+        <w:spacing w:before="0" w:after="0" w:line="211" w:lineRule="auto"/>
+        <w:ind w:left="230" w:right="230"/>
+        <w:shd w:fill="F7F9FC"/>
+      </w:pPr>
+      <w:r>
+        <w:rPr>
+          <w:rFonts w:ascii="Courier New" w:hAnsi="Courier New"/>
+          <w:sz w:val="14"/>
+        </w:rPr>
+        <w:t xml:space="preserve">  end if</w:t>
       </w:r>
     </w:p>
     <w:p>
@@ -27647,7 +28181,7 @@
           <w:rFonts w:ascii="Courier New" w:hAnsi="Courier New"/>
           <w:sz w:val="14"/>
         </w:rPr>
-        <w:t xml:space="preserve">  y0 &lt;- InitialLabels(X32[L], starting_labels[L], splitting, groups, rng)</w:t>
+        <w:t xml:space="preserve">  y0 &lt;- ConstrainedMajority(y0, groups)</w:t>
       </w:r>
     </w:p>
     <w:p>
@@ -27813,6 +28347,171 @@
           <w:sz w:val="14"/>
         </w:rPr>
         <w:t>return C, A, G_K</w:t>
+      </w:r>
+    </w:p>
+    <w:p>
+      <w:pPr>
+        <w:keepLines w:val="0"/>
+        <w:spacing w:before="0" w:after="0" w:line="211" w:lineRule="auto"/>
+        <w:ind w:left="230" w:right="230"/>
+        <w:shd w:fill="F7F9FC"/>
+      </w:pPr>
+      <w:r>
+        <w:rPr>
+          <w:rFonts w:ascii="Courier New" w:hAnsi="Courier New"/>
+          <w:sz w:val="14"/>
+        </w:rPr>
+        <w:t xml:space="preserve"> </w:t>
+      </w:r>
+    </w:p>
+    <w:p>
+      <w:pPr>
+        <w:keepLines w:val="0"/>
+        <w:spacing w:before="0" w:after="0" w:line="211" w:lineRule="auto"/>
+        <w:ind w:left="230" w:right="230"/>
+        <w:shd w:fill="F7F9FC"/>
+      </w:pPr>
+      <w:r>
+        <w:rPr>
+          <w:rFonts w:ascii="Courier New" w:hAnsi="Courier New"/>
+          <w:sz w:val="14"/>
+        </w:rPr>
+        <w:t>QuotaLandmarks(strata, L, rng, ordered):</w:t>
+      </w:r>
+    </w:p>
+    <w:p>
+      <w:pPr>
+        <w:keepLines w:val="0"/>
+        <w:spacing w:before="0" w:after="0" w:line="211" w:lineRule="auto"/>
+        <w:ind w:left="230" w:right="230"/>
+        <w:shd w:fill="F7F9FC"/>
+      </w:pPr>
+      <w:r>
+        <w:rPr>
+          <w:rFonts w:ascii="Courier New" w:hAnsi="Courier New"/>
+          <w:sz w:val="14"/>
+        </w:rPr>
+        <w:t xml:space="preserve">  for each stratum c do</w:t>
+      </w:r>
+    </w:p>
+    <w:p>
+      <w:pPr>
+        <w:keepLines w:val="0"/>
+        <w:spacing w:before="0" w:after="0" w:line="211" w:lineRule="auto"/>
+        <w:ind w:left="230" w:right="230"/>
+        <w:shd w:fill="F7F9FC"/>
+      </w:pPr>
+      <w:r>
+        <w:rPr>
+          <w:rFonts w:ascii="Courier New" w:hAnsi="Courier New"/>
+          <w:sz w:val="14"/>
+        </w:rPr>
+        <w:t xml:space="preserve">    q[c] &lt;- L * size(c) / n</w:t>
+      </w:r>
+    </w:p>
+    <w:p>
+      <w:pPr>
+        <w:keepLines w:val="0"/>
+        <w:spacing w:before="0" w:after="0" w:line="211" w:lineRule="auto"/>
+        <w:ind w:left="230" w:right="230"/>
+        <w:shd w:fill="F7F9FC"/>
+      </w:pPr>
+      <w:r>
+        <w:rPr>
+          <w:rFonts w:ascii="Courier New" w:hAnsi="Courier New"/>
+          <w:sz w:val="14"/>
+        </w:rPr>
+        <w:t xml:space="preserve">    take[c] &lt;- floor(q[c])</w:t>
+      </w:r>
+    </w:p>
+    <w:p>
+      <w:pPr>
+        <w:keepLines w:val="0"/>
+        <w:spacing w:before="0" w:after="0" w:line="211" w:lineRule="auto"/>
+        <w:ind w:left="230" w:right="230"/>
+        <w:shd w:fill="F7F9FC"/>
+      </w:pPr>
+      <w:r>
+        <w:rPr>
+          <w:rFonts w:ascii="Courier New" w:hAnsi="Courier New"/>
+          <w:sz w:val="14"/>
+        </w:rPr>
+        <w:t xml:space="preserve">    frac[c] &lt;- q[c] - take[c]</w:t>
+      </w:r>
+    </w:p>
+    <w:p>
+      <w:pPr>
+        <w:keepLines w:val="0"/>
+        <w:spacing w:before="0" w:after="0" w:line="211" w:lineRule="auto"/>
+        <w:ind w:left="230" w:right="230"/>
+        <w:shd w:fill="F7F9FC"/>
+      </w:pPr>
+      <w:r>
+        <w:rPr>
+          <w:rFonts w:ascii="Courier New" w:hAnsi="Courier New"/>
+          <w:sz w:val="14"/>
+        </w:rPr>
+        <w:t xml:space="preserve">  end for</w:t>
+      </w:r>
+    </w:p>
+    <w:p>
+      <w:pPr>
+        <w:keepLines w:val="0"/>
+        <w:spacing w:before="0" w:after="0" w:line="211" w:lineRule="auto"/>
+        <w:ind w:left="230" w:right="230"/>
+        <w:shd w:fill="F7F9FC"/>
+      </w:pPr>
+      <w:r>
+        <w:rPr>
+          <w:rFonts w:ascii="Courier New" w:hAnsi="Courier New"/>
+          <w:sz w:val="14"/>
+        </w:rPr>
+        <w:t xml:space="preserve">  R &lt;- L - sum_c take[c]</w:t>
+      </w:r>
+    </w:p>
+    <w:p>
+      <w:pPr>
+        <w:keepLines w:val="0"/>
+        <w:spacing w:before="0" w:after="0" w:line="211" w:lineRule="auto"/>
+        <w:ind w:left="230" w:right="230"/>
+        <w:shd w:fill="F7F9FC"/>
+      </w:pPr>
+      <w:r>
+        <w:rPr>
+          <w:rFonts w:ascii="Courier New" w:hAnsi="Courier New"/>
+          <w:sz w:val="14"/>
+        </w:rPr>
+        <w:t xml:space="preserve">  u &lt;- Uniform(0, 1)</w:t>
+      </w:r>
+    </w:p>
+    <w:p>
+      <w:pPr>
+        <w:keepLines w:val="0"/>
+        <w:spacing w:before="0" w:after="0" w:line="211" w:lineRule="auto"/>
+        <w:ind w:left="230" w:right="230"/>
+        <w:shd w:fill="F7F9FC"/>
+      </w:pPr>
+      <w:r>
+        <w:rPr>
+          <w:rFonts w:ascii="Courier New" w:hAnsi="Courier New"/>
+          <w:sz w:val="14"/>
+        </w:rPr>
+        <w:t xml:space="preserve">  SystematicRound(frac, R, u, ordered, take)</w:t>
+      </w:r>
+    </w:p>
+    <w:p>
+      <w:pPr>
+        <w:keepLines w:val="0"/>
+        <w:spacing w:before="0" w:after="0" w:line="211" w:lineRule="auto"/>
+        <w:ind w:left="230" w:right="230"/>
+        <w:shd w:fill="F7F9FC"/>
+      </w:pPr>
+      <w:r>
+        <w:rPr>
+          <w:rFonts w:ascii="Courier New" w:hAnsi="Courier New"/>
+          <w:sz w:val="14"/>
+        </w:rPr>
+        <w:t xml:space="preserve">  return union_c SampleWithoutReplacement(c, take[c], rng)</w:t>
       </w:r>
     </w:p>
     <w:p>
@@ -28056,13 +28755,9 @@
       </w:r>
     </w:p>
     <w:p>
-      <w:r>
-        <w:br w:type="page"/>
-      </w:r>
-    </w:p>
-    <w:p>
       <w:pPr>
         <w:pStyle w:val="Heading1"/>
+        <w:pageBreakBefore/>
       </w:pPr>
       <w:r>
         <w:t>Algorithm 3: KODAMA.matrix.graph pseudocode</w:t>

--- a/manuscript/kodama_cpp_jmlr_manuscript.docx
+++ b/manuscript/kodama_cpp_jmlr_manuscript.docx
@@ -84,7 +84,7 @@
                 <w:sz w:val="16"/>
                 <w:vertAlign w:val="superscript"/>
               </w:rPr>
-              <w:t>1,2</w:t>
+              <w:t>1,2,*</w:t>
             </w:r>
           </w:p>
         </w:tc>
@@ -153,7 +153,7 @@
                 <w:sz w:val="16"/>
                 <w:vertAlign w:val="superscript"/>
               </w:rPr>
-              <w:t>1,2</w:t>
+              <w:t>1,2,*</w:t>
             </w:r>
           </w:p>
         </w:tc>
@@ -429,7 +429,7 @@
                 <w:sz w:val="16"/>
                 <w:vertAlign w:val="superscript"/>
               </w:rPr>
-              <w:t>3,4</w:t>
+              <w:t>3,4,†</w:t>
             </w:r>
           </w:p>
         </w:tc>
@@ -498,7 +498,7 @@
                 <w:sz w:val="16"/>
                 <w:vertAlign w:val="superscript"/>
               </w:rPr>
-              <w:t>1,2</w:t>
+              <w:t>1,2,†</w:t>
             </w:r>
           </w:p>
         </w:tc>
@@ -634,6 +634,54 @@
     </w:p>
     <w:p>
       <w:pPr>
+        <w:spacing w:before="20" w:after="20"/>
+      </w:pPr>
+      <w:r>
+        <w:rPr>
+          <w:rFonts w:ascii="Calibri" w:hAnsi="Calibri"/>
+          <w:b w:val="0"/>
+          <w:color w:val="555555"/>
+          <w:sz w:val="15"/>
+          <w:vertAlign w:val="superscript"/>
+        </w:rPr>
+        <w:t>*</w:t>
+      </w:r>
+      <w:r>
+        <w:rPr>
+          <w:rFonts w:ascii="Calibri" w:hAnsi="Calibri"/>
+          <w:b w:val="0"/>
+          <w:color w:val="555555"/>
+          <w:sz w:val="17"/>
+        </w:rPr>
+        <w:t xml:space="preserve"> Moussa Kassim and Martin Ocharo contributed equally.</w:t>
+      </w:r>
+    </w:p>
+    <w:p>
+      <w:pPr>
+        <w:spacing w:before="20" w:after="20"/>
+      </w:pPr>
+      <w:r>
+        <w:rPr>
+          <w:rFonts w:ascii="Calibri" w:hAnsi="Calibri"/>
+          <w:b w:val="0"/>
+          <w:color w:val="555555"/>
+          <w:sz w:val="15"/>
+          <w:vertAlign w:val="superscript"/>
+        </w:rPr>
+        <w:t>†</w:t>
+      </w:r>
+      <w:r>
+        <w:rPr>
+          <w:rFonts w:ascii="Calibri" w:hAnsi="Calibri"/>
+          <w:b w:val="0"/>
+          <w:color w:val="555555"/>
+          <w:sz w:val="17"/>
+        </w:rPr>
+        <w:t xml:space="preserve"> Leonardo Tenori and Stefano Cacciatore are co-corresponding authors.</w:t>
+      </w:r>
+    </w:p>
+    <w:p>
+      <w:pPr>
         <w:pStyle w:val="Heading1"/>
       </w:pPr>
       <w:r>
@@ -642,7 +690,7 @@
     </w:p>
     <w:p>
       <w:r>
-        <w:t>KODAMA searches for latent structure by maximizing the cross-validated predictability of an evolving label vector. We present kodama-cpp, a standalone C++17 implementation that preserves this objective while reformulating its numerical execution for multicore CPU, NVIDIA CUDA, and Apple Metal systems. The novelty is not a replacement objective: it is an accelerator-native software design in which one typed core owns float32 data, fold assignments, evolving labels, classifier workspaces, and graph outputs instead of repeatedly crossing an R-package boundary. The CUDA backend provides package-owned exact and recall-tuned IVF-Flat nearest-neighbor search, device-side IVF construction, explicit resident indexes, GPU k-means, label-aware SIMPLS cross-products, reusable device workspaces, and latent-space LDA. The Metal backend provides native exact and IVF-Flat search, device-side IVF construction, explicit resident indexes, GPU k-means, and MPS-assisted SIMPLS projection while retaining the same KNN and PLS-LDA contracts. KODAMA runs remain independent, requested feasible PLS component counts are evaluated directly, and unavailable accelerators raise errors rather than silently executing a CPU substitute. The resulting library exposes KNN and PLS-LDA cross-validation, label optimization, KODAMA matrix construction from data or supplied neighbor graphs, float32 randomized PCA, and visualization primitives through wrapper-independent APIs. We validate mathematical parity, backend identity, runtime, memory behavior, and external-label diagnostics separately so that acceleration claims are not conflated with the internal cross-validation objective.</w:t>
+        <w:t>KODAMA searches for latent structure by maximizing the cross-validated predictability of an evolving label vector. We present kodama-cpp and make four contributions. First, KODAMA is implemented as a standalone C++17 library with a typed, wrapper-independent API, allowing thin R and Python interfaces to share one numerical implementation. Second, native multicore CPU, NVIDIA CUDA, and Apple Metal backends implement float32 nearest-neighbor search, k-means, SIMPLS followed by latent-space LDA, PCA, graph operations, and reusable workspaces without silent CPU fallback. Third, the current search uses a common prediction-guided proposal and evaluation scaffold, while PLS-LDA adds a disclosed transition-coarsening move and fragmentation term to its state score. Proposal size decreases smoothly, an error-scaled temperature permits early exploration, and each cycle performs exactly one new cross-validation pass. Fourth, the landmark-projection strategy introduced in the KODAMA bioRxiv work is formalized for general matrix input through exact-quota stratified sampling, optimization on landmarks, and supervised projection to the remaining samples. These policies retain cross-validated predictability as the internal signal but need not reproduce historical stochastic trajectories. We validate backend identity, numerical behavior, runtime, memory, landmark-selection contracts, and external-label diagnostics separately so that systems acceleration is not conflated with the optimization objective.</w:t>
       </w:r>
     </w:p>
     <w:p>
@@ -670,12 +718,12 @@
     </w:p>
     <w:p>
       <w:r>
-        <w:t>kodama-cpp addresses this problem with a standalone C++17 core and explicit CPU, CUDA, and Apple Metal backends. It currently supports two classifier families in the KODAMA optimization layer: KNN for local neighborhood consistency and PLS-LDA for low-rank linear discrimination. R and Python wrappers call the same typed API, so fold construction, proposals, acceptance decisions, and result metadata are not reimplemented by each language interface.</w:t>
+        <w:t>kodama-cpp addresses this problem with a standalone C++17 core and explicit CPU, CUDA, and Apple Metal backends. It currently supports two classifier families in the KODAMA optimization layer: KNN for local neighborhood consistency and PLS-LDA for low-rank linear discrimination. R and Python wrappers call the same typed API, so fold construction, proposals, acceptance decisions, and result metadata are not reimplemented by each language interface. Their public functions, defaults, accepted choices, one-based best-run convention, and result fields are matched; Python only transliterates dotted R argument names to snake_case.</w:t>
       </w:r>
     </w:p>
     <w:p>
       <w:r>
-        <w:t>The principal software novelty has four parts. First, analysis matrices and repeated workspaces are float32-native. Second, nearest-neighbor search, k-means initialization, randomized PCA, SIMPLS, and LDA have backend-specific implementations rather than hidden CPU fallbacks. Third, KODAMA-specific invariants such as independent M runs, one CV evaluation per proposal cycle, constrained groups, and requested PLS component counts remain shared. Fourth, backend identity, timings, memory, search parameters, and prediction diagnostics are returned as data, making heterogeneous execution testable from thin wrappers.</w:t>
+        <w:t>The manuscript is organized around four novelties. The first is software ownership: KODAMA becomes a standalone C++ library from which R and Python wrappers can be built without reimplementing folds, proposals, classifiers, or graph construction. The second is heterogeneous execution through native CUDA and Apple Metal backends under the same float32 result contract. The third is a guided label-evolution strategy that uses out-of-fold predictions, class-transition evidence, adaptive proposal sizes, degeneracy guards, and error-scaled cooling while preserving one new CV evaluation per cycle. The fourth is a general landmark-projection procedure, first introduced in the KODAMA bioRxiv study, that makes the expensive optimization depend on a representative subset and then projects each optimized solution to all samples.</w:t>
       </w:r>
     </w:p>
     <w:p>
@@ -794,7 +842,7 @@
                 <w:rFonts w:ascii="Calibri" w:hAnsi="Calibri"/>
                 <w:sz w:val="17"/>
               </w:rPr>
-              <w:t>Mathematical continuity</w:t>
+              <w:t>Standalone C++ core</w:t>
             </w:r>
           </w:p>
         </w:tc>
@@ -818,7 +866,7 @@
                 <w:rFonts w:ascii="Calibri" w:hAnsi="Calibri"/>
                 <w:sz w:val="17"/>
               </w:rPr>
-              <w:t>Preserves cross-validated label predictability, independent M runs, constrained proposals, and the derived KODAMA graph or dissimilarity.</w:t>
+              <w:t>Moves folds, classifiers, label evolution, projection, and graph construction into one C++17 library so thin R and Python wrappers share the same typed implementation.</w:t>
             </w:r>
           </w:p>
         </w:tc>
@@ -847,7 +895,7 @@
                 <w:rFonts w:ascii="Calibri" w:hAnsi="Calibri"/>
                 <w:sz w:val="17"/>
               </w:rPr>
-              <w:t>Standalone implementation</w:t>
+              <w:t>CUDA and Metal backends</w:t>
             </w:r>
           </w:p>
         </w:tc>
@@ -871,7 +919,7 @@
                 <w:rFonts w:ascii="Calibri" w:hAnsi="Calibri"/>
                 <w:sz w:val="17"/>
               </w:rPr>
-              <w:t>Moves data ownership and label evolution into a C++17 library so R and Python wrappers share one implementation.</w:t>
+              <w:t>Provides native float32 KNN, k-means, SIMPLS-LDA, PCA, and reusable accelerator state with strict backend identity and no silent CPU fallback.</w:t>
             </w:r>
           </w:p>
         </w:tc>
@@ -900,7 +948,7 @@
                 <w:rFonts w:ascii="Calibri" w:hAnsi="Calibri"/>
                 <w:sz w:val="17"/>
               </w:rPr>
-              <w:t>Native CUDA backend</w:t>
+              <w:t>Guided CV maximization</w:t>
             </w:r>
           </w:p>
         </w:tc>
@@ -924,7 +972,7 @@
                 <w:rFonts w:ascii="Calibri" w:hAnsi="Calibri"/>
                 <w:sz w:val="17"/>
               </w:rPr>
-              <w:t>Combines exact/IVF-Flat KNN, k-means, label-aware SIMPLS, latent LDA, and reusable device workspaces without FAISS, cuVS, or RAFT runtime links.</w:t>
+              <w:t>Uses a common prediction-guided proposal/evaluation scaffold; PLS-LDA additionally applies transition coarsening and a fragmentation-aware state-score term.</w:t>
             </w:r>
           </w:p>
         </w:tc>
@@ -953,7 +1001,7 @@
                 <w:rFonts w:ascii="Calibri" w:hAnsi="Calibri"/>
                 <w:sz w:val="17"/>
               </w:rPr>
-              <w:t>Native Metal backend</w:t>
+              <w:t>Landmark projection</w:t>
             </w:r>
           </w:p>
         </w:tc>
@@ -977,113 +1025,7 @@
                 <w:rFonts w:ascii="Calibri" w:hAnsi="Calibri"/>
                 <w:sz w:val="17"/>
               </w:rPr>
-              <w:t>Implements exact/IVF-Flat KNN and k-means with Metal kernels and accelerates SIMPLS projections with Metal Performance Shaders.</w:t>
-            </w:r>
-          </w:p>
-        </w:tc>
-      </w:tr>
-      <w:tr>
-        <w:trPr>
-          <w:cantSplit/>
-        </w:trPr>
-        <w:tc>
-          <w:tcPr>
-            <w:tcW w:type="dxa" w:w="2520"/>
-            <w:vAlign w:val="center"/>
-            <w:tcMar>
-              <w:top w:w="80" w:type="dxa"/>
-              <w:bottom w:w="80" w:type="dxa"/>
-              <w:start w:w="120" w:type="dxa"/>
-              <w:end w:w="120" w:type="dxa"/>
-            </w:tcMar>
-          </w:tcPr>
-          <w:p>
-            <w:pPr>
-              <w:spacing w:after="40" w:line="264" w:lineRule="auto"/>
-            </w:pPr>
-            <w:r>
-              <w:rPr>
-                <w:rFonts w:ascii="Calibri" w:hAnsi="Calibri"/>
-                <w:sz w:val="17"/>
-              </w:rPr>
-              <w:t>KODAMA-specific reuse</w:t>
-            </w:r>
-          </w:p>
-        </w:tc>
-        <w:tc>
-          <w:tcPr>
-            <w:tcW w:type="dxa" w:w="6768"/>
-            <w:vAlign w:val="center"/>
-            <w:tcMar>
-              <w:top w:w="80" w:type="dxa"/>
-              <w:bottom w:w="80" w:type="dxa"/>
-              <w:start w:w="120" w:type="dxa"/>
-              <w:end w:w="120" w:type="dxa"/>
-            </w:tcMar>
-          </w:tcPr>
-          <w:p>
-            <w:pPr>
-              <w:spacing w:after="40" w:line="264" w:lineRule="auto"/>
-            </w:pPr>
-            <w:r>
-              <w:rPr>
-                <w:rFonts w:ascii="Calibri" w:hAnsi="Calibri"/>
-                <w:sz w:val="17"/>
-              </w:rPr>
-              <w:t>Caches fold data, compacts active labels, reuses neighbor structures, and keeps M runs independent without changing the objective.</w:t>
-            </w:r>
-          </w:p>
-        </w:tc>
-      </w:tr>
-      <w:tr>
-        <w:trPr>
-          <w:cantSplit/>
-        </w:trPr>
-        <w:tc>
-          <w:tcPr>
-            <w:tcW w:type="dxa" w:w="2520"/>
-            <w:vAlign w:val="center"/>
-            <w:tcMar>
-              <w:top w:w="80" w:type="dxa"/>
-              <w:bottom w:w="80" w:type="dxa"/>
-              <w:start w:w="120" w:type="dxa"/>
-              <w:end w:w="120" w:type="dxa"/>
-            </w:tcMar>
-          </w:tcPr>
-          <w:p>
-            <w:pPr>
-              <w:spacing w:after="40" w:line="264" w:lineRule="auto"/>
-            </w:pPr>
-            <w:r>
-              <w:rPr>
-                <w:rFonts w:ascii="Calibri" w:hAnsi="Calibri"/>
-                <w:sz w:val="17"/>
-              </w:rPr>
-              <w:t>Testable backend contract</w:t>
-            </w:r>
-          </w:p>
-        </w:tc>
-        <w:tc>
-          <w:tcPr>
-            <w:tcW w:type="dxa" w:w="6768"/>
-            <w:vAlign w:val="center"/>
-            <w:tcMar>
-              <w:top w:w="80" w:type="dxa"/>
-              <w:bottom w:w="80" w:type="dxa"/>
-              <w:start w:w="120" w:type="dxa"/>
-              <w:end w:w="120" w:type="dxa"/>
-            </w:tcMar>
-          </w:tcPr>
-          <w:p>
-            <w:pPr>
-              <w:spacing w:after="40" w:line="264" w:lineRule="auto"/>
-            </w:pPr>
-            <w:r>
-              <w:rPr>
-                <w:rFonts w:ascii="Calibri" w:hAnsi="Calibri"/>
-                <w:sz w:val="17"/>
-              </w:rPr>
-              <w:t>Returns typed predictions, labels, graphs, timings, memory, search parameters, and actual backend identity, with no silent fallback.</w:t>
+              <w:t>Formalizes the bioRxiv landmark idea as exact-quota stratified sampling, optimization on a representative subset, supervised projection, and ensemble graph correction.</w:t>
             </w:r>
           </w:p>
         </w:tc>
@@ -1104,7 +1046,7 @@
     </w:p>
     <w:p>
       <w:r>
-        <w:t>One KODAMA run starts from an initial partition. In the historical R interface, this can be one label per sample or a clustering-derived vector W; a fraction of samples can be selected for each run, with 75% as the documented default. The current C++ interface keeps the same idea but exposes starting labels, splitting, landmarks, and fixed or constrained groups as typed inputs. During each cycle, misclassified samples or constrained groups generate candidate label moves. A move is accepted if it improves the objective, or under a temperature rule that allows exploration early in the run.</w:t>
+        <w:t>One KODAMA run starts from an initial partition. In the historical R interface, this can be one label per sample or a clustering-derived vector W; a fraction of samples can be selected for each run, with 75% as the documented default. The current C++ interface keeps the same idea but exposes starting labels, splitting, landmarks, and fixed or constrained groups as typed inputs. During each cycle, misclassified samples or constrained groups generate candidate label moves. A move is accepted if it improves the objective, or under a temperature rule that allows exploration early in the run. The landmark-projection principle introduced by Abdel-Shafy et al. (2025) is treated here as a general matrix algorithm: label optimization is performed on selected landmarks and the chosen classifier restores a complete label vector before ensemble construction.</w:t>
       </w:r>
     </w:p>
     <w:p>
@@ -1175,17 +1117,322 @@
         <w:pStyle w:val="Heading2"/>
       </w:pPr>
       <w:r>
-        <w:t>Label-vector search mechanics</w:t>
+        <w:t>Landmark-projection strategy</w:t>
       </w:r>
     </w:p>
     <w:p>
       <w:r>
-        <w:t>Landmark selection is exact-quota stratified sampling rather than k-means with one center per requested landmark. For matrix-only input, one splitting-center k-means partitions all samples at the beginning of each independent run. If stratum c contains n_c samples and the effective landmark count is L, its expected quota is q_c = L n_c / n. The implementation draws floor(q_c) rows without replacement and assigns the remaining L - sum_c floor(q_c) slots by randomized systematic rounding of the fractional quotas. The same seed + run convention controls partition initialization, residual rounding, and within-stratum sampling. A separate splitting-center k-means on the selected matrix initializes candidate labels, preserving the established initialization and preventing sampling strata from becoming the optimization target.</w:t>
+        <w:t>The landmark-projection principle was introduced in the KODAMA bioRxiv study (Abdel-Shafy et al., 2025) to reduce the cost of repeated accuracy maximization: optimize labels only on a selected subset, fit a supervised model to each optimized landmark vector, and predict labels for the remaining samples before constructing the ensemble dissimilarity. kodama-cpp isolates this principle as a general algorithmic component that does not depend on a particular application domain or wrapper language.</w:t>
       </w:r>
     </w:p>
     <w:p>
       <w:r>
-        <w:t>When auxiliary coordinates have two or three columns, the strata are occupied cells in a regular grid with ceil(L^(1/d)) bins per axis. Cells are traversed in grid order and receive the same population-proportional exact quotas. An occupied cell is not guaranteed a landmark: low-mass cells may receive zero after randomized rounding, while denser cells may contribute several rows. This avoids a user-set density threshold and preserves an unbiased expected contribution E[L_c] = L n_c / n. The same expression-space splitting k-means initializes labels, so the grid controls coverage rather than defining candidate classes.</w:t>
+        <w:t>The current selector replaces k-means with one center per requested landmark by a coarse partition followed by exact population-proportional allocation. For effective landmark count L and coarse stratum c containing n_c of n samples, q_c = L n_c / n is the expected allocation. The algorithm samples floor(q_c) rows without replacement, then assigns the remaining slots by randomized systematic rounding of the fractional quotas. It therefore returns exactly L distinct landmarks and satisfies E[L_c] = L n_c / n without requiring L k-means centers.</w:t>
+      </w:r>
+    </w:p>
+    <w:p>
+      <w:r>
+        <w:t>Sampling strata and labels being optimized are intentionally different objects. After landmarks are selected, a separate expression-space partition initializes the candidate labels. KODAMA evolves those labels for Tcycle steps, stores the selected vector from each of M independent runs, and projects it to non-landmarks with the selected KNN or PLS-LDA classifier. The final graph is then corrected from agreement across complete projected vectors, so non-landmarks contribute to the returned representation even though the iterative CV search is performed on the landmark subset.</w:t>
+      </w:r>
+    </w:p>
+    <w:tbl>
+      <w:tblPr>
+        <w:tblW w:type="auto" w:w="0"/>
+        <w:tblLayout w:type="fixed"/>
+        <w:tblLook w:firstColumn="1" w:firstRow="1" w:lastColumn="0" w:lastRow="0" w:noHBand="0" w:noVBand="1" w:val="04A0"/>
+        <w:jc w:val="center"/>
+        <w:tblBorders>
+          <w:top w:val="single" w:sz="4" w:space="0" w:color="D0D7DE"/>
+          <w:left w:val="single" w:sz="4" w:space="0" w:color="D0D7DE"/>
+          <w:bottom w:val="single" w:sz="4" w:space="0" w:color="D0D7DE"/>
+          <w:right w:val="single" w:sz="4" w:space="0" w:color="D0D7DE"/>
+          <w:insideH w:val="single" w:sz="4" w:space="0" w:color="D0D7DE"/>
+          <w:insideV w:val="single" w:sz="4" w:space="0" w:color="D0D7DE"/>
+        </w:tblBorders>
+      </w:tblPr>
+      <w:tblGrid>
+        <w:gridCol w:w="4680"/>
+        <w:gridCol w:w="4680"/>
+      </w:tblGrid>
+      <w:tr>
+        <w:trPr>
+          <w:cantSplit/>
+          <w:tblHeader w:val="true"/>
+        </w:trPr>
+        <w:tc>
+          <w:tcPr>
+            <w:tcW w:type="dxa" w:w="2088"/>
+            <w:vAlign w:val="center"/>
+            <w:tcMar>
+              <w:top w:w="80" w:type="dxa"/>
+              <w:bottom w:w="80" w:type="dxa"/>
+              <w:start w:w="120" w:type="dxa"/>
+              <w:end w:w="120" w:type="dxa"/>
+            </w:tcMar>
+            <w:shd w:fill="E8EEF5"/>
+          </w:tcPr>
+          <w:p>
+            <w:pPr>
+              <w:keepNext/>
+              <w:spacing w:after="40" w:line="264" w:lineRule="auto"/>
+            </w:pPr>
+            <w:r>
+              <w:rPr>
+                <w:rFonts w:ascii="Calibri" w:hAnsi="Calibri"/>
+                <w:b/>
+                <w:sz w:val="16"/>
+              </w:rPr>
+              <w:t>Validation dimension</w:t>
+            </w:r>
+          </w:p>
+        </w:tc>
+        <w:tc>
+          <w:tcPr>
+            <w:tcW w:type="dxa" w:w="7200"/>
+            <w:vAlign w:val="center"/>
+            <w:tcMar>
+              <w:top w:w="80" w:type="dxa"/>
+              <w:bottom w:w="80" w:type="dxa"/>
+              <w:start w:w="120" w:type="dxa"/>
+              <w:end w:w="120" w:type="dxa"/>
+            </w:tcMar>
+            <w:shd w:fill="E8EEF5"/>
+          </w:tcPr>
+          <w:p>
+            <w:pPr>
+              <w:keepNext/>
+              <w:spacing w:after="40" w:line="264" w:lineRule="auto"/>
+            </w:pPr>
+            <w:r>
+              <w:rPr>
+                <w:rFonts w:ascii="Calibri" w:hAnsi="Calibri"/>
+                <w:b/>
+                <w:sz w:val="16"/>
+              </w:rPr>
+              <w:t>Current manuscript evidence</w:t>
+            </w:r>
+          </w:p>
+        </w:tc>
+      </w:tr>
+      <w:tr>
+        <w:trPr>
+          <w:cantSplit/>
+        </w:trPr>
+        <w:tc>
+          <w:tcPr>
+            <w:tcW w:type="dxa" w:w="2088"/>
+            <w:vAlign w:val="center"/>
+            <w:tcMar>
+              <w:top w:w="80" w:type="dxa"/>
+              <w:bottom w:w="80" w:type="dxa"/>
+              <w:start w:w="120" w:type="dxa"/>
+              <w:end w:w="120" w:type="dxa"/>
+            </w:tcMar>
+          </w:tcPr>
+          <w:p>
+            <w:pPr>
+              <w:spacing w:after="40" w:line="264" w:lineRule="auto"/>
+            </w:pPr>
+            <w:r>
+              <w:rPr>
+                <w:rFonts w:ascii="Calibri" w:hAnsi="Calibri"/>
+                <w:sz w:val="16"/>
+              </w:rPr>
+              <w:t>Selection contract</w:t>
+            </w:r>
+          </w:p>
+        </w:tc>
+        <w:tc>
+          <w:tcPr>
+            <w:tcW w:type="dxa" w:w="7200"/>
+            <w:vAlign w:val="center"/>
+            <w:tcMar>
+              <w:top w:w="80" w:type="dxa"/>
+              <w:bottom w:w="80" w:type="dxa"/>
+              <w:start w:w="120" w:type="dxa"/>
+              <w:end w:w="120" w:type="dxa"/>
+            </w:tcMar>
+          </w:tcPr>
+          <w:p>
+            <w:pPr>
+              <w:spacing w:after="40" w:line="264" w:lineRule="auto"/>
+            </w:pPr>
+            <w:r>
+              <w:rPr>
+                <w:rFonts w:ascii="Calibri" w:hAnsi="Calibri"/>
+                <w:sz w:val="16"/>
+              </w:rPr>
+              <w:t>Unit tests require the exact effective landmark count, distinct sampled rows, fixed-seed repeatability, and valid represented/occupied-stratum diagnostics.</w:t>
+            </w:r>
+          </w:p>
+        </w:tc>
+      </w:tr>
+      <w:tr>
+        <w:trPr>
+          <w:cantSplit/>
+        </w:trPr>
+        <w:tc>
+          <w:tcPr>
+            <w:tcW w:type="dxa" w:w="2088"/>
+            <w:vAlign w:val="center"/>
+            <w:tcMar>
+              <w:top w:w="80" w:type="dxa"/>
+              <w:bottom w:w="80" w:type="dxa"/>
+              <w:start w:w="120" w:type="dxa"/>
+              <w:end w:w="120" w:type="dxa"/>
+            </w:tcMar>
+          </w:tcPr>
+          <w:p>
+            <w:pPr>
+              <w:spacing w:after="40" w:line="264" w:lineRule="auto"/>
+            </w:pPr>
+            <w:r>
+              <w:rPr>
+                <w:rFonts w:ascii="Calibri" w:hAnsi="Calibri"/>
+                <w:sz w:val="16"/>
+              </w:rPr>
+              <w:t>Backend contract</w:t>
+            </w:r>
+          </w:p>
+        </w:tc>
+        <w:tc>
+          <w:tcPr>
+            <w:tcW w:type="dxa" w:w="7200"/>
+            <w:vAlign w:val="center"/>
+            <w:tcMar>
+              <w:top w:w="80" w:type="dxa"/>
+              <w:bottom w:w="80" w:type="dxa"/>
+              <w:start w:w="120" w:type="dxa"/>
+              <w:end w:w="120" w:type="dxa"/>
+            </w:tcMar>
+          </w:tcPr>
+          <w:p>
+            <w:pPr>
+              <w:spacing w:after="40" w:line="264" w:lineRule="auto"/>
+            </w:pPr>
+            <w:r>
+              <w:rPr>
+                <w:rFonts w:ascii="Calibri" w:hAnsi="Calibri"/>
+                <w:sz w:val="16"/>
+              </w:rPr>
+              <w:t>CPU and CUDA matrix runs expose matching landmark counts and diagnostics; selection remains host-orchestrated and independent of classifier backend.</w:t>
+            </w:r>
+          </w:p>
+        </w:tc>
+      </w:tr>
+      <w:tr>
+        <w:trPr>
+          <w:cantSplit/>
+        </w:trPr>
+        <w:tc>
+          <w:tcPr>
+            <w:tcW w:type="dxa" w:w="2088"/>
+            <w:vAlign w:val="center"/>
+            <w:tcMar>
+              <w:top w:w="80" w:type="dxa"/>
+              <w:bottom w:w="80" w:type="dxa"/>
+              <w:start w:w="120" w:type="dxa"/>
+              <w:end w:w="120" w:type="dxa"/>
+            </w:tcMar>
+          </w:tcPr>
+          <w:p>
+            <w:pPr>
+              <w:spacing w:after="40" w:line="264" w:lineRule="auto"/>
+            </w:pPr>
+            <w:r>
+              <w:rPr>
+                <w:rFonts w:ascii="Calibri" w:hAnsi="Calibri"/>
+                <w:sz w:val="16"/>
+              </w:rPr>
+              <w:t>Scalability isolation</w:t>
+            </w:r>
+          </w:p>
+        </w:tc>
+        <w:tc>
+          <w:tcPr>
+            <w:tcW w:type="dxa" w:w="7200"/>
+            <w:vAlign w:val="center"/>
+            <w:tcMar>
+              <w:top w:w="80" w:type="dxa"/>
+              <w:bottom w:w="80" w:type="dxa"/>
+              <w:start w:w="120" w:type="dxa"/>
+              <w:end w:w="120" w:type="dxa"/>
+            </w:tcMar>
+          </w:tcPr>
+          <w:p>
+            <w:pPr>
+              <w:spacing w:after="40" w:line="264" w:lineRule="auto"/>
+            </w:pPr>
+            <w:r>
+              <w:rPr>
+                <w:rFonts w:ascii="Calibri" w:hAnsi="Calibri"/>
+                <w:sz w:val="16"/>
+              </w:rPr>
+              <w:t>On flow18, selecting 750,016 landmarks from 300 coarse strata required 0.321 seconds; the separately measured 100-neighbor global graph dominated the complete call.</w:t>
+            </w:r>
+          </w:p>
+        </w:tc>
+      </w:tr>
+      <w:tr>
+        <w:trPr>
+          <w:cantSplit/>
+        </w:trPr>
+        <w:tc>
+          <w:tcPr>
+            <w:tcW w:type="dxa" w:w="2088"/>
+            <w:vAlign w:val="center"/>
+            <w:tcMar>
+              <w:top w:w="80" w:type="dxa"/>
+              <w:bottom w:w="80" w:type="dxa"/>
+              <w:start w:w="120" w:type="dxa"/>
+              <w:end w:w="120" w:type="dxa"/>
+            </w:tcMar>
+          </w:tcPr>
+          <w:p>
+            <w:pPr>
+              <w:spacing w:after="40" w:line="264" w:lineRule="auto"/>
+            </w:pPr>
+            <w:r>
+              <w:rPr>
+                <w:rFonts w:ascii="Calibri" w:hAnsi="Calibri"/>
+                <w:sz w:val="16"/>
+              </w:rPr>
+              <w:t>Quality evaluation</w:t>
+            </w:r>
+          </w:p>
+        </w:tc>
+        <w:tc>
+          <w:tcPr>
+            <w:tcW w:type="dxa" w:w="7200"/>
+            <w:vAlign w:val="center"/>
+            <w:tcMar>
+              <w:top w:w="80" w:type="dxa"/>
+              <w:bottom w:w="80" w:type="dxa"/>
+              <w:start w:w="120" w:type="dxa"/>
+              <w:end w:w="120" w:type="dxa"/>
+            </w:tcMar>
+          </w:tcPr>
+          <w:p>
+            <w:pPr>
+              <w:spacing w:after="40" w:line="264" w:lineRule="auto"/>
+            </w:pPr>
+            <w:r>
+              <w:rPr>
+                <w:rFonts w:ascii="Calibri" w:hAnsi="Calibri"/>
+                <w:sz w:val="16"/>
+              </w:rPr>
+              <w:t>Landmark tests report downstream CV accuracy, ensemble stability, and external diagnostics separately from selection time so representativeness is not inferred from speed alone.</w:t>
+            </w:r>
+          </w:p>
+        </w:tc>
+      </w:tr>
+    </w:tbl>
+    <w:p>
+      <w:pPr>
+        <w:pStyle w:val="Heading2"/>
+      </w:pPr>
+      <w:r>
+        <w:t>Label-vector search mechanics</w:t>
       </w:r>
     </w:p>
     <w:p>
@@ -1215,12 +1462,12 @@
     </w:p>
     <w:p>
       <w:r>
-        <w:t>For the PLS-LDA path, an additional automatic coarsening proposal may be applied before the CV evaluation. It computes the class entropy H = -sum_k p_k log p_k and the effective number of classes K_eff = exp(H). Fragmentation is measured as max(0, log(K / max(1, K_eff))). Classes with high transition instability and small movable size are proposed for merging into their strongest predicted destination; the merge budget is ceil(T_frag max(0, K - K_eff)), where T_frag = fragmentation / (fragmentation + weighted_transition_entropy + 1). This keeps the proposal rule tied to CV confusion rather than to external labels.</w:t>
+        <w:t>Under the standard KODAMA.matrix policy, the PLS-LDA path applies an additional automatic coarsening proposal before the CV evaluation. It computes the class entropy H = -sum_k p_k log p_k and the effective number of classes K_eff = exp(H). Fragmentation is measured as max(0, log(K / max(1, K_eff))). Classes with high transition instability and small movable size are proposed for merging into their strongest predicted destination; the merge budget is ceil(T_frag max(0, K - K_eff)), where T_frag = fragmentation / (fragmentation + weighted_transition_entropy + 1). This keeps the proposal tied to CV confusion rather than external labels. The branch is PLS-LDA-specific because latent LDA estimates a q-dimensional mean for every active class and a pooled covariance from the remaining degrees of freedom; many small classes therefore affect a global fitted model. KNN voting has no analogous global per-class parameter fit. The lower-level CoreOptions interface exposes the coarsening and diversity switches for controlled studies.</w:t>
       </w:r>
     </w:p>
     <w:p>
       <w:r>
-        <w:t>After these proposal moves, the proposed vector is evaluated by exactly one new CV pass. With guarded diversity, S starts as A sqrt(1 - sum_k p_k^2), where A is raw CV accuracy and p_k is the class proportion. With PLS-LDA automatic coarsening, S is reduced by (1 - A) max(H / log n, fragmentation / (1 + fragmentation)); KNN has no additional parsimony subtraction but retains the diversity factor. The labels stored in clbest maximize S, and accbest is the raw A evaluated for exactly those labels. These score terms change state selection without changing the underlying CV classifier.</w:t>
+        <w:t>After these proposal moves, the proposed vector is evaluated by exactly one new CV pass. The classifier-common score is S_0 = A sqrt(1 - sum_k p_k^2), where A is raw CV accuracy and p_k is the class proportion. KNN uses S_KNN = S_0. PLS-LDA uses S_PLS-LDA = S_0 - (1 - A) max(H / log n, fragmentation / (1 + fragmentation)) when automatic coarsening is active. The labels stored in clbest maximize the applicable classifier-specific score, and accbest is the raw A evaluated for exactly those labels. Thus the CV objective and evaluation count are common, but the state-selection policy is not identical.</w:t>
       </w:r>
     </w:p>
     <w:p>
@@ -1243,12 +1490,12 @@
     </w:p>
     <w:p>
       <w:r>
-        <w:t>This distinction is necessary because a high raw CV accuracy alone can be achieved by a collapsed or overly coarse label vector. Such a vector may be easy for the classifier to reproduce but poor as a representation of latent structure. The guarded diversity factor and class-coarsening penalties are therefore part of the current standard KODAMA search score in kodama-cpp: they change which proposals are accepted, while the reported accuracy remains the raw held-out classifier accuracy.</w:t>
+        <w:t>This distinction is necessary because a high raw CV accuracy alone can be achieved by a collapsed or overly coarse label vector. Such a vector may be easy for the classifier to reproduce but poor as a representation of latent structure. The diversity factor is common to KNN and PLS-LDA. Transition coarsening and the fragmentation subtraction are PLS-LDA-specific standard policies; they change which proposals are selected, while the reported accuracy remains the raw held-out classifier accuracy.</w:t>
       </w:r>
     </w:p>
     <w:p>
       <w:r>
-        <w:t>The same distinction also clarifies how to compare KNN and PLS-LDA. KNN can produce very stable local partitions with high raw accuracy, whereas PLS-LDA can favor labelings that are predictable in a low-dimensional discriminant space. For that reason, the benchmark reports both raw CV accuracy and label-quality diagnostics, rather than treating any single scalar as a complete measure of KODAMA quality.</w:t>
+        <w:t>The fixed-M = 100 sensitivity study provides empirical motivation, not a causal ablation. At Tcycle = 100, median active-class counts were 9 for KNN versus 24 for PLS-LDA on MetRef and 32 versus 71 on USPS, showing that the classifier paths occupy different fragmentation regimes despite high held-out accuracy. The archived experiment did not toggle only the PLS-LDA penalty, so the manuscript does not claim that this term universally improves ARI, silhouette, or runtime. It is reported as a classifier-specific implementation policy whose isolated benefit remains to be tested.</w:t>
       </w:r>
     </w:p>
     <w:p>
@@ -1555,7 +1802,7 @@
                 <w:rFonts w:ascii="Calibri" w:hAnsi="Calibri"/>
                 <w:sz w:val="16"/>
               </w:rPr>
-              <w:t>Initial number of label classes and matrix-input landmark strata. If not supplied, splitting is 100 for n &lt; 40000 and 300 otherwise. Both landmark paths run a separate expression-space k-means on the selected rows so sampling strata remain distinct from labels being optimized.</w:t>
+              <w:t>Initial number of label classes and matrix-input landmark strata. If not supplied, splitting is 100 for n &lt; 40000 and 300 otherwise. After landmark sampling, a separate matrix-space k-means initializes labels on the selected rows so sampling strata remain distinct from labels being optimized.</w:t>
             </w:r>
           </w:p>
         </w:tc>
@@ -1741,7 +1988,7 @@
         <w:rPr>
           <w:rFonts w:ascii="Calibri" w:hAnsi="Calibri"/>
         </w:rPr>
-        <w:t>For each run r = 1,...,M, create a random generator with seed seed + r and copy the input matrix into float32 working storage. Let L be the validated landmark count. With matrix-only input, run k-means on all rows with splitting centers and 10 iterations to obtain coarse strata. With 2D/3D auxiliary coordinates, form a regular grid with ceil(L^(1/d)) bins per axis and use occupied cells as ordered strata.</w:t>
+        <w:t>Copy the input matrix once into float32 working storage. Before the M loop, build one full-data neighbor graph G0 for label projection and final agreement correction. When visualization initialization is requested, run one backend-native float32 PCA on the same working matrix and derive the separately scaled UMAP and openTSNE starts from those scores. The graph and both starts are returned with the matrix result.</w:t>
       </w:r>
     </w:p>
     <w:p>
@@ -1757,7 +2004,23 @@
         <w:rPr>
           <w:rFonts w:ascii="Calibri" w:hAnsi="Calibri"/>
         </w:rPr>
-        <w:t>For each stratum c, compute q_c = L n_c / n, take floor(q_c) samples without replacement, and assign the remaining slots by randomized systematic rounding of q_c - floor(q_c). This returns exactly L distinct landmarks. If starting labels are supplied, subset them and apply constrained-majority relabeling when needed. Otherwise run expression-space k-means on the landmarks with init_k = max(2, min(splitting, L)), irrespective of how the sampling strata were formed.</w:t>
+        <w:t>For each run r = 1,...,M, create a random generator with seed seed + r. Let L be the validated landmark count. Run k-means on all rows with splitting centers and 10 iterations to obtain coarse matrix-derived sampling strata.</w:t>
+      </w:r>
+    </w:p>
+    <w:p>
+      <w:pPr>
+        <w:pStyle w:val="ListNumber"/>
+        <w:numPr>
+          <w:ilvl w:val="0"/>
+          <w:numId w:val="10"/>
+        </w:numPr>
+        <w:spacing w:after="80"/>
+      </w:pPr>
+      <w:r>
+        <w:rPr>
+          <w:rFonts w:ascii="Calibri" w:hAnsi="Calibri"/>
+        </w:rPr>
+        <w:t>For each stratum c, compute q_c = L n_c / n, take floor(q_c) samples without replacement, and assign the remaining slots by randomized systematic rounding of q_c - floor(q_c). This returns exactly L distinct landmarks. If starting labels are supplied, subset them and apply constrained-majority relabeling when needed. Otherwise run matrix-space k-means on the landmarks with init_k = max(2, min(splitting, L)), independently of the sampling partition.</w:t>
       </w:r>
     </w:p>
     <w:p>
@@ -1837,7 +2100,7 @@
         <w:rPr>
           <w:rFonts w:ascii="Calibri" w:hAnsi="Calibri"/>
         </w:rPr>
-        <w:t>Apply class-level transition proposals. The transition matrix has entries N_ab = #{i: current label a, CV prediction b}. The many-to-one proposal requires N_ab - n_a n_b/n &gt; 0 and N_ab &gt; N_aa, prefers destinations supported by multiple source classes, and samples among eligible destinations in proportion to summed positive surplus. It rejects moves that collapse to one class or fail to reduce class count. For PLS-LDA, an additional coarsening move may merge small unstable classes according to the same transition matrix.</w:t>
+        <w:t>Apply the classifier-common class-transition proposal. The transition matrix has entries N_ab = #{i: current label a, CV prediction b}. The many-to-one proposal requires N_ab - n_a n_b/n &gt; 0 and N_ab &gt; N_aa, prefers destinations supported by multiple source classes, and samples among eligible destinations in proportion to summed positive surplus. It rejects moves that collapse to one class or fail to reduce class count. Only for PLS-LDA, an additional coarsening move may merge small unstable classes according to the same transition matrix.</w:t>
       </w:r>
     </w:p>
     <w:p>
@@ -1853,7 +2116,7 @@
         <w:rPr>
           <w:rFonts w:ascii="Calibri" w:hAnsi="Calibri"/>
         </w:rPr>
-        <w:t>Evaluate the proposed labels with exactly one CV pass. Let A_t be the fraction of landmark samples whose proposed label equals the held-out CV prediction. The implementation records the raw accuracy attached to the selected best vector, while the default KODAMA.matrix acceptance score guards against degenerate labelings by multiplying A_t by sqrt(1 - sum_k p_k^2), where p_k is the current class proportion. When class coarsening is enabled, an additional parsimony term based on label entropy and effective class count is subtracted.</w:t>
+        <w:t>Evaluate the proposed labels with exactly one CV pass. Let A_t be the fraction of landmark samples whose proposed label equals the held-out CV prediction. Both classifiers multiply A_t by sqrt(1 - sum_k p_k^2), where p_k is the current class proportion. Only the PLS-LDA policy subtracts the additional entropy/effective-class fragmentation term when class coarsening is enabled. Record raw A_t alongside the selected vector.</w:t>
       </w:r>
     </w:p>
     <w:p>
@@ -1898,7 +2161,7 @@
     </w:p>
     <w:p>
       <w:r>
-        <w:t>The C++ implementation stores the final KODAMA representation as a sparse neighbor graph rather than materializing a dense n by n matrix by default. First, it constructs a global KNN graph on the original samples using the selected metric and graph_neighbors. This unmodified graph is returned as base_knn.</w:t>
+        <w:t>The C++ implementation stores the final KODAMA representation as a sparse neighbor graph rather than materializing a dense n by n matrix by default. KODAMAGraph constructs one global KNN graph using the selected metric and graph_neighbors and computes backend-matched PCA starts. KODAMAGraphResult owns only indices, float32 distances, two initialization arrays, dimensions, backend provenance, and timings; it does not own, alias, or copy the source MatrixView. KODAMAMatrix can consume that result alone or alongside a separately supplied MatrixView; raw-matrix input invokes the same preparation logic internally. The graph owner is kept through all independent runs, compacted in place, and moved into the result. The default applies agreement correction to that same storage. If correction is deferred, the result retains the base graph and KODAMADissimilarityInPlace can correct it lazily; no simultaneous base_knn and corrected-knn copies are retained.</w:t>
       </w:r>
     </w:p>
     <w:p>
@@ -1913,6 +2176,409 @@
     </w:p>
     <w:p>
       <w:pPr>
+        <w:pStyle w:val="Heading2"/>
+      </w:pPr>
+      <w:r>
+        <w:t>Main algorithm pseudocode</w:t>
+      </w:r>
+    </w:p>
+    <w:p>
+      <w:r>
+        <w:t>The following compact algorithm connects landmark selection, guided label evolution, projection, and agreement-graph construction. Each inner cycle contributes exactly one new CV evaluation; the initial state contributes one baseline CV evaluation.</w:t>
+      </w:r>
+    </w:p>
+    <w:p>
+      <w:pPr>
+        <w:keepLines w:val="0"/>
+        <w:spacing w:before="0" w:after="0" w:line="211" w:lineRule="auto"/>
+        <w:ind w:left="230" w:right="230"/>
+        <w:shd w:fill="F7F9FC"/>
+      </w:pPr>
+      <w:r>
+        <w:rPr>
+          <w:rFonts w:ascii="Courier New" w:hAnsi="Courier New"/>
+          <w:sz w:val="14"/>
+        </w:rPr>
+        <w:t>Algorithm: KODAMA with guided evolution and landmark projection</w:t>
+      </w:r>
+    </w:p>
+    <w:p>
+      <w:pPr>
+        <w:keepLines w:val="0"/>
+        <w:spacing w:before="0" w:after="0" w:line="211" w:lineRule="auto"/>
+        <w:ind w:left="230" w:right="230"/>
+        <w:shd w:fill="F7F9FC"/>
+      </w:pPr>
+      <w:r>
+        <w:rPr>
+          <w:rFonts w:ascii="Courier New" w:hAnsi="Courier New"/>
+          <w:sz w:val="14"/>
+        </w:rPr>
+        <w:t xml:space="preserve"> </w:t>
+      </w:r>
+    </w:p>
+    <w:p>
+      <w:pPr>
+        <w:keepLines w:val="0"/>
+        <w:spacing w:before="0" w:after="0" w:line="211" w:lineRule="auto"/>
+        <w:ind w:left="230" w:right="230"/>
+        <w:shd w:fill="F7F9FC"/>
+      </w:pPr>
+      <w:r>
+        <w:rPr>
+          <w:rFonts w:ascii="Courier New" w:hAnsi="Courier New"/>
+          <w:sz w:val="14"/>
+        </w:rPr>
+        <w:t>Input: X or prepared graph P, classifier F, runs M, cycles T, landmarks L</w:t>
+      </w:r>
+    </w:p>
+    <w:p>
+      <w:pPr>
+        <w:keepLines w:val="0"/>
+        <w:spacing w:before="0" w:after="0" w:line="211" w:lineRule="auto"/>
+        <w:ind w:left="230" w:right="230"/>
+        <w:shd w:fill="F7F9FC"/>
+      </w:pPr>
+      <w:r>
+        <w:rPr>
+          <w:rFonts w:ascii="Courier New" w:hAnsi="Courier New"/>
+          <w:sz w:val="14"/>
+        </w:rPr>
+        <w:t xml:space="preserve">       splitting K0, folds Pi, seed s</w:t>
+      </w:r>
+    </w:p>
+    <w:p>
+      <w:pPr>
+        <w:keepLines w:val="0"/>
+        <w:spacing w:before="0" w:after="0" w:line="211" w:lineRule="auto"/>
+        <w:ind w:left="230" w:right="230"/>
+        <w:shd w:fill="F7F9FC"/>
+      </w:pPr>
+      <w:r>
+        <w:rPr>
+          <w:rFonts w:ascii="Courier New" w:hAnsi="Courier New"/>
+          <w:sz w:val="14"/>
+        </w:rPr>
+        <w:t>if P is absent then P &lt;- KODAMA.Graph(X)</w:t>
+      </w:r>
+    </w:p>
+    <w:p>
+      <w:pPr>
+        <w:keepLines w:val="0"/>
+        <w:spacing w:before="0" w:after="0" w:line="211" w:lineRule="auto"/>
+        <w:ind w:left="230" w:right="230"/>
+        <w:shd w:fill="F7F9FC"/>
+      </w:pPr>
+      <w:r>
+        <w:rPr>
+          <w:rFonts w:ascii="Courier New" w:hAnsi="Courier New"/>
+          <w:sz w:val="14"/>
+        </w:rPr>
+        <w:t>G0 &lt;- P.graph; (Z_U, Z_T) &lt;- P.PCA_starts</w:t>
+      </w:r>
+    </w:p>
+    <w:p>
+      <w:pPr>
+        <w:keepLines w:val="0"/>
+        <w:spacing w:before="0" w:after="0" w:line="211" w:lineRule="auto"/>
+        <w:ind w:left="230" w:right="230"/>
+        <w:shd w:fill="F7F9FC"/>
+      </w:pPr>
+      <w:r>
+        <w:rPr>
+          <w:rFonts w:ascii="Courier New" w:hAnsi="Courier New"/>
+          <w:sz w:val="14"/>
+        </w:rPr>
+        <w:t>for r = 1,...,M do</w:t>
+      </w:r>
+    </w:p>
+    <w:p>
+      <w:pPr>
+        <w:keepLines w:val="0"/>
+        <w:spacing w:before="0" w:after="0" w:line="211" w:lineRule="auto"/>
+        <w:ind w:left="230" w:right="230"/>
+        <w:shd w:fill="F7F9FC"/>
+      </w:pPr>
+      <w:r>
+        <w:rPr>
+          <w:rFonts w:ascii="Courier New" w:hAnsi="Courier New"/>
+          <w:sz w:val="14"/>
+        </w:rPr>
+        <w:t xml:space="preserve">  strata &lt;- CoarsePartition(X, K0, seed=s+r)</w:t>
+      </w:r>
+    </w:p>
+    <w:p>
+      <w:pPr>
+        <w:keepLines w:val="0"/>
+        <w:spacing w:before="0" w:after="0" w:line="211" w:lineRule="auto"/>
+        <w:ind w:left="230" w:right="230"/>
+        <w:shd w:fill="F7F9FC"/>
+      </w:pPr>
+      <w:r>
+        <w:rPr>
+          <w:rFonts w:ascii="Courier New" w:hAnsi="Courier New"/>
+          <w:sz w:val="14"/>
+        </w:rPr>
+        <w:t xml:space="preserve">  L_r &lt;- ExactQuotaSample(strata, L, seed=s+r)</w:t>
+      </w:r>
+    </w:p>
+    <w:p>
+      <w:pPr>
+        <w:keepLines w:val="0"/>
+        <w:spacing w:before="0" w:after="0" w:line="211" w:lineRule="auto"/>
+        <w:ind w:left="230" w:right="230"/>
+        <w:shd w:fill="F7F9FC"/>
+      </w:pPr>
+      <w:r>
+        <w:rPr>
+          <w:rFonts w:ascii="Courier New" w:hAnsi="Courier New"/>
+          <w:sz w:val="14"/>
+        </w:rPr>
+        <w:t xml:space="preserve">  y &lt;- InitialPartition(X[L_r,], K0, seed=s+r)</w:t>
+      </w:r>
+    </w:p>
+    <w:p>
+      <w:pPr>
+        <w:keepLines w:val="0"/>
+        <w:spacing w:before="0" w:after="0" w:line="211" w:lineRule="auto"/>
+        <w:ind w:left="230" w:right="230"/>
+        <w:shd w:fill="F7F9FC"/>
+      </w:pPr>
+      <w:r>
+        <w:rPr>
+          <w:rFonts w:ascii="Courier New" w:hAnsi="Courier New"/>
+          <w:sz w:val="14"/>
+        </w:rPr>
+        <w:t xml:space="preserve">  (A, pred) &lt;- CrossValidate(F, X[L_r,], y, Pi_r)</w:t>
+      </w:r>
+    </w:p>
+    <w:p>
+      <w:pPr>
+        <w:keepLines w:val="0"/>
+        <w:spacing w:before="0" w:after="0" w:line="211" w:lineRule="auto"/>
+        <w:ind w:left="230" w:right="230"/>
+        <w:shd w:fill="F7F9FC"/>
+      </w:pPr>
+      <w:r>
+        <w:rPr>
+          <w:rFonts w:ascii="Courier New" w:hAnsi="Courier New"/>
+          <w:sz w:val="14"/>
+        </w:rPr>
+        <w:t xml:space="preserve">  (y_best, A_best, S_best) &lt;- (y, A, Score_F(y, A))</w:t>
+      </w:r>
+    </w:p>
+    <w:p>
+      <w:pPr>
+        <w:keepLines w:val="0"/>
+        <w:spacing w:before="0" w:after="0" w:line="211" w:lineRule="auto"/>
+        <w:ind w:left="230" w:right="230"/>
+        <w:shd w:fill="F7F9FC"/>
+      </w:pPr>
+      <w:r>
+        <w:rPr>
+          <w:rFonts w:ascii="Courier New" w:hAnsi="Courier New"/>
+          <w:sz w:val="14"/>
+        </w:rPr>
+        <w:t xml:space="preserve">  for t = 1,...,T do</w:t>
+      </w:r>
+    </w:p>
+    <w:p>
+      <w:pPr>
+        <w:keepLines w:val="0"/>
+        <w:spacing w:before="0" w:after="0" w:line="211" w:lineRule="auto"/>
+        <w:ind w:left="230" w:right="230"/>
+        <w:shd w:fill="F7F9FC"/>
+      </w:pPr>
+      <w:r>
+        <w:rPr>
+          <w:rFonts w:ascii="Courier New" w:hAnsi="Courier New"/>
+          <w:sz w:val="14"/>
+        </w:rPr>
+        <w:t xml:space="preserve">    y_prop &lt;- GuidedProposal(y, pred, t, T, constraints)</w:t>
+      </w:r>
+    </w:p>
+    <w:p>
+      <w:pPr>
+        <w:keepLines w:val="0"/>
+        <w:spacing w:before="0" w:after="0" w:line="211" w:lineRule="auto"/>
+        <w:ind w:left="230" w:right="230"/>
+        <w:shd w:fill="F7F9FC"/>
+      </w:pPr>
+      <w:r>
+        <w:rPr>
+          <w:rFonts w:ascii="Courier New" w:hAnsi="Courier New"/>
+          <w:sz w:val="14"/>
+        </w:rPr>
+        <w:t xml:space="preserve">    if F == PLS-LDA then y_prop &lt;- TransitionCoarsen(y_prop, pred)</w:t>
+      </w:r>
+    </w:p>
+    <w:p>
+      <w:pPr>
+        <w:keepLines w:val="0"/>
+        <w:spacing w:before="0" w:after="0" w:line="211" w:lineRule="auto"/>
+        <w:ind w:left="230" w:right="230"/>
+        <w:shd w:fill="F7F9FC"/>
+      </w:pPr>
+      <w:r>
+        <w:rPr>
+          <w:rFonts w:ascii="Courier New" w:hAnsi="Courier New"/>
+          <w:sz w:val="14"/>
+        </w:rPr>
+        <w:t xml:space="preserve">    (A_prop, pred_prop) &lt;- CrossValidate(F, X[L_r,], y_prop, Pi_r)</w:t>
+      </w:r>
+    </w:p>
+    <w:p>
+      <w:pPr>
+        <w:keepLines w:val="0"/>
+        <w:spacing w:before="0" w:after="0" w:line="211" w:lineRule="auto"/>
+        <w:ind w:left="230" w:right="230"/>
+        <w:shd w:fill="F7F9FC"/>
+      </w:pPr>
+      <w:r>
+        <w:rPr>
+          <w:rFonts w:ascii="Courier New" w:hAnsi="Courier New"/>
+          <w:sz w:val="14"/>
+        </w:rPr>
+        <w:t xml:space="preserve">    update (y_best, A_best, S_best) when Score_F(y_prop, A_prop) improves</w:t>
+      </w:r>
+    </w:p>
+    <w:p>
+      <w:pPr>
+        <w:keepLines w:val="0"/>
+        <w:spacing w:before="0" w:after="0" w:line="211" w:lineRule="auto"/>
+        <w:ind w:left="230" w:right="230"/>
+        <w:shd w:fill="F7F9FC"/>
+      </w:pPr>
+      <w:r>
+        <w:rPr>
+          <w:rFonts w:ascii="Courier New" w:hAnsi="Courier New"/>
+          <w:sz w:val="14"/>
+        </w:rPr>
+        <w:t xml:space="preserve">    (y, pred, A) &lt;- AcceptOrCool(y_prop, pred_prop, A_prop, t, T)</w:t>
+      </w:r>
+    </w:p>
+    <w:p>
+      <w:pPr>
+        <w:keepLines w:val="0"/>
+        <w:spacing w:before="0" w:after="0" w:line="211" w:lineRule="auto"/>
+        <w:ind w:left="230" w:right="230"/>
+        <w:shd w:fill="F7F9FC"/>
+      </w:pPr>
+      <w:r>
+        <w:rPr>
+          <w:rFonts w:ascii="Courier New" w:hAnsi="Courier New"/>
+          <w:sz w:val="14"/>
+        </w:rPr>
+        <w:t xml:space="preserve">  end for</w:t>
+      </w:r>
+    </w:p>
+    <w:p>
+      <w:pPr>
+        <w:keepLines w:val="0"/>
+        <w:spacing w:before="0" w:after="0" w:line="211" w:lineRule="auto"/>
+        <w:ind w:left="230" w:right="230"/>
+        <w:shd w:fill="F7F9FC"/>
+      </w:pPr>
+      <w:r>
+        <w:rPr>
+          <w:rFonts w:ascii="Courier New" w:hAnsi="Courier New"/>
+          <w:sz w:val="14"/>
+        </w:rPr>
+        <w:t xml:space="preserve">  c[,r] &lt;- ProjectLabels(F, X[L_r,], y_best, X)</w:t>
+      </w:r>
+    </w:p>
+    <w:p>
+      <w:pPr>
+        <w:keepLines w:val="0"/>
+        <w:spacing w:before="0" w:after="0" w:line="211" w:lineRule="auto"/>
+        <w:ind w:left="230" w:right="230"/>
+        <w:shd w:fill="F7F9FC"/>
+      </w:pPr>
+      <w:r>
+        <w:rPr>
+          <w:rFonts w:ascii="Courier New" w:hAnsi="Courier New"/>
+          <w:sz w:val="14"/>
+        </w:rPr>
+        <w:t>end for</w:t>
+      </w:r>
+    </w:p>
+    <w:p>
+      <w:pPr>
+        <w:keepLines w:val="0"/>
+        <w:spacing w:before="0" w:after="0" w:line="211" w:lineRule="auto"/>
+        <w:ind w:left="230" w:right="230"/>
+        <w:shd w:fill="F7F9FC"/>
+      </w:pPr>
+      <w:r>
+        <w:rPr>
+          <w:rFonts w:ascii="Courier New" w:hAnsi="Courier New"/>
+          <w:sz w:val="14"/>
+        </w:rPr>
+        <w:t>for each edge (i,j) in G0 do</w:t>
+      </w:r>
+    </w:p>
+    <w:p>
+      <w:pPr>
+        <w:keepLines w:val="0"/>
+        <w:spacing w:before="0" w:after="0" w:line="211" w:lineRule="auto"/>
+        <w:ind w:left="230" w:right="230"/>
+        <w:shd w:fill="F7F9FC"/>
+      </w:pPr>
+      <w:r>
+        <w:rPr>
+          <w:rFonts w:ascii="Courier New" w:hAnsi="Courier New"/>
+          <w:sz w:val="14"/>
+        </w:rPr>
+        <w:t xml:space="preserve">  V_ij &lt;- {r : c[i,r] and c[j,r] are valid}; a_ij &lt;- mean over r in V_ij of 1[c[i,r] = c[j,r]]</w:t>
+      </w:r>
+    </w:p>
+    <w:p>
+      <w:pPr>
+        <w:keepLines w:val="0"/>
+        <w:spacing w:before="0" w:after="0" w:line="211" w:lineRule="auto"/>
+        <w:ind w:left="230" w:right="230"/>
+        <w:shd w:fill="F7F9FC"/>
+      </w:pPr>
+      <w:r>
+        <w:rPr>
+          <w:rFonts w:ascii="Courier New" w:hAnsi="Courier New"/>
+          <w:sz w:val="14"/>
+        </w:rPr>
+        <w:t xml:space="preserve">  d_ij' &lt;- infinity if a_ij = 0 else (1 + d_ij) / a_ij^2</w:t>
+      </w:r>
+    </w:p>
+    <w:p>
+      <w:pPr>
+        <w:keepLines w:val="0"/>
+        <w:spacing w:before="0" w:after="0" w:line="211" w:lineRule="auto"/>
+        <w:ind w:left="230" w:right="230"/>
+        <w:shd w:fill="F7F9FC"/>
+      </w:pPr>
+      <w:r>
+        <w:rPr>
+          <w:rFonts w:ascii="Courier New" w:hAnsi="Courier New"/>
+          <w:sz w:val="14"/>
+        </w:rPr>
+        <w:t>end for</w:t>
+      </w:r>
+    </w:p>
+    <w:p>
+      <w:pPr>
+        <w:keepLines w:val="0"/>
+        <w:spacing w:before="0" w:after="120" w:line="211" w:lineRule="auto"/>
+        <w:ind w:left="230" w:right="230"/>
+        <w:shd w:fill="F7F9FC"/>
+      </w:pPr>
+      <w:r>
+        <w:rPr>
+          <w:rFonts w:ascii="Courier New" w:hAnsi="Courier New"/>
+          <w:sz w:val="14"/>
+        </w:rPr>
+        <w:t>return corrected graph G, projected label matrix c, and paired raw CV accuracies</w:t>
+      </w:r>
+    </w:p>
+    <w:p>
+      <w:pPr>
         <w:pStyle w:val="Heading1"/>
       </w:pPr>
       <w:r>
@@ -1921,7 +2587,7 @@
     </w:p>
     <w:p>
       <w:r>
-        <w:t>The core library exposes C++ functions rather than wrapper-specific entry points. A MatrixView accepts double or float inputs, but all analysis paths convert to and retain float32 matrices and workspaces. The core owns fold assignments, compact class encodings, current and best label vectors, classifier buffers, and typed result metadata. The public API is grouped into cross-validation kernels, core label optimization, KODAMA matrix construction, PCA, graph construction, and embedding utilities.</w:t>
+        <w:t>The core library exposes C++ functions rather than wrapper-specific entry points. A MatrixView accepts double or float inputs, but all analysis paths convert to and retain float32 matrices and workspaces. The core owns fold assignments, compact class encodings, current and best label vectors, classifier buffers, and typed result metadata. KODAMAGraphResult owns only graph arrays, two PCA starts, and metadata; it never owns or aliases the source MatrixView. The public API is grouped into cross-validation kernels, core label optimization, graph preparation, KODAMA matrix construction, PCA, and embedding utilities.</w:t>
       </w:r>
     </w:p>
     <w:p>
@@ -1931,12 +2597,17 @@
     </w:p>
     <w:p>
       <w:r>
-        <w:t>KNN kernels have backend-specific implementations under one voting contract. The dependency-light CPU path uses a package-owned float32 HNSW implementation. CUDA provides package-owned exact and recall-tuned IVF-Flat search plus GPU k-means using CUDA Toolkit libraries. Apple Metal provides native exact and recall-tuned IVF-Flat search plus GPU k-means using Metal compute kernels. Neighbor structures are reused where the mathematics permits, avoiding repeated wrapper-level index construction.</w:t>
+        <w:t>KNN kernels have backend-specific implementations under one voting contract. The dependency-light CPU path uses a package-owned float32 HNSW implementation with a deterministic connected base seed before per-node-locked parallel insertion, batched candidate distance evaluation, contiguous graph storage, and parallel batched queries. CUDA provides package-owned exact and recall-tuned IVF-Flat search plus GPU k-means using CUDA Toolkit libraries. Apple Metal provides native exact and recall-tuned IVF-Flat search plus GPU k-means using Metal compute kernels. Neighbor structures are reused where the mathematics permits, avoiding repeated wrapper-level index construction.</w:t>
       </w:r>
     </w:p>
     <w:p>
       <w:r>
         <w:t>PLS-LDA uses a SIMPLS strategy following the fastPLS implementation rather than a simplified SVD approximation. CPU, CUDA, and Metal paths operate on float32 matrices and compute class-label cross-products directly instead of constructing dense one-hot response matrices where possible. The requested component count is treated as the evaluated component count whenever mathematically feasible, rather than being replaced by an internal model-selection shortcut. The library exposes no PLS-cKNN classifier; KODAMA optimization is limited to KNN and PLS-LDA.</w:t>
+      </w:r>
+    </w:p>
+    <w:p>
+      <w:r>
+        <w:t>CUDA and Metal KODAMA calls keep one full-data graph resident through all M runs and allocate one persistent scratch lane per concurrent worker. Each lane retains landmark and fold layouts, compact labels, projections, KNN votes, cross-products, PLS weights, and LDA workspaces. A new M run changes landmark membership and fold contents, so those values are refreshed once in the existing buffers; Tcycle proposals overwrite only label-dependent state. This is buffer and data-lifecycle residency, while stochastic proposal decisions remain host orchestrated.</w:t>
       </w:r>
     </w:p>
     <w:p>
@@ -1951,12 +2622,17 @@
     </w:p>
     <w:p>
       <w:r>
-        <w:t>UMAP and openTSNE are direct standalone ports of the pinned current fastEmbedR implementation. UMAP builds fuzzy graphs by default, with binary weighting available explicitly; both are constructed directly in float32 CSR form, including the smooth-kNN bandwidth calculation and epochs-per-sample schedule; openTSNE uses the matching sparse affinities and exact or FFT-grid repulsion. The CUDA path reuses pooled workspaces, and neither path links fastEmbedR or R.</w:t>
+        <w:t>UMAP and openTSNE are direct standalone ports of pinned fastEmbedR revision ef064f2a. UMAP builds fuzzy graphs by default, with binary weighting available explicitly; both are constructed directly in float32 CSR form, including the smooth-kNN bandwidth calculation and epochs-per-sample schedule; openTSNE uses the matching sparse affinities and exact or FFT-grid repulsion. The current openTSNE port also retains persistent CPU workers, cached FFT plans, parallel FFT preparation, and chunked CUDA graph launches. The CUDA path reuses pooled workspaces, and neither path links fastEmbedR or R.</w:t>
       </w:r>
     </w:p>
     <w:p>
       <w:r>
-        <w:t>For graph inputs, where neighbor indices and distances are supplied by the caller, KODAMA keeps the KNN optimizer directly on the supplied graph and avoids rebuilding the neighbor search. If the PLS-LDA optimizer is requested without the original feature matrix, the graph is converted into a PLS-compatible float32 representation with the standard self-tuning normalized Laplacian transform: local row-wise distance scales define edge weights, the graph is symmetrized and degree-normalized, and randomized power iterations produce features for the same PLS-LDA core. This is the only supported graph-to-feature path in the public API.</w:t>
+        <w:t>Visualization initialization is part of the typed backend contract. One backend-native float32 PCA produces both starts from the raw matrix: openTSNE centers and scales scores to maximum component standard deviation 1e-4, while UMAP centers, max-absolute scales to 10, adds seeded float32 jitter, and recenters. Explicit coordinates take precedence; otherwise wrappers use explicit raw data, then a stored start only when its CPU/CUDA backend matches, and finally the reported graph-spectral UMAP or random openTSNE fallback. In a controlled CPU openTSNE comparison with matched neighbors and settings, fastEmbedR and kodama-cpp coordinates were identical. CPU UMAP is algorithmically matched but not asserted bitwise because kodama-cpp retains float32 iterative state whereas the compared R entry point stores its embedding in a double matrix.</w:t>
+      </w:r>
+    </w:p>
+    <w:p>
+      <w:r>
+        <w:t>KODAMA.graph prepares one full-data neighbor graph and backend-matched UMAP and openTSNE PCA starts without retaining the raw matrix. Four input forms share one dispatch contract: raw data; a prepared graph result; that result plus a separately supplied raw matrix; or a bare neighbor graph. Prepared and bare graph inputs avoid rebuilding neighbor search. With explicit raw features, landmark geometry and PLS-LDA use the original float32 variables; without them, the graph is converted into a PLS-compatible float32 representation with the standard self-tuning normalized Laplacian transform. Fixed-graph KNN reuses supplied neighborhoods and is not asserted to reproduce the stochastic trajectory of data-native KNN.</w:t>
       </w:r>
     </w:p>
     <w:p>
@@ -2034,7 +2710,7 @@
     </w:p>
     <w:p>
       <w:r>
-        <w:t>kodama-cpp is an algorithm-preserving systems redesign rather than a new KODAMA objective. The original R implementation remains the reference for accuracy maximization and the ensemble construction. The new contribution is that numerical state previously recreated across wrapper calls is represented once in typed C++ objects and reused across folds, proposal cycles, and independent runs.</w:t>
+        <w:t>kodama-cpp preserves cross-validated predictability as the KODAMA signal but contributes both a systems redesign and an explicit current search policy. The original R implementation remains the historical reference for accuracy maximization and ensemble construction. In the new library, numerical state previously recreated across wrapper calls is represented once in typed C++ objects and reused across folds, proposal cycles, and independent runs.</w:t>
       </w:r>
     </w:p>
     <w:p>
@@ -2045,6 +2721,11 @@
     <w:p>
       <w:r>
         <w:t>The backends share mathematical invariants but not source-level execution strategies. KNN uses the same metric and voting rules with different search engines. PLS-LDA uses the same SIMPLS deflation and latent LDA model while each accelerator maps the dominant operations to its own memory and matrix-compute model. This separation avoids benchmark-specific branches inside the classifier and makes CPU/accelerator parity an explicit test target.</w:t>
+      </w:r>
+    </w:p>
+    <w:p>
+      <w:r>
+        <w:t>Guided evolution is deliberately implemented above the classifier layer. Previous held-out predictions determine sample/group proposals and the class-transition graph; the adaptive schedule determines how many groups may move; and each proposal receives one new CV pass. This is a common scaffold, not a classifier-independent state policy: KNN uses the diversity-guarded score directly, whereas PLS-LDA may add transition coarsening and a fragmentation subtraction before the shared cooling decision. The policy can change stochastic trajectories relative to historical KODAMA without changing the definition of a CV prediction.</w:t>
       </w:r>
     </w:p>
     <w:p>
@@ -2062,7 +2743,7 @@
     </w:p>
     <w:p>
       <w:r>
-        <w:t>For PLS-LDA, class labels are encoded compactly and the centered X'Y cross-product is formed from class sums on the GPU, avoiding a dense n-by-K one-hot response. Float32 SIMPLS uses reusable thread-local device workspaces that grow to the required capacity. Separate CUDA kernels compute latent projections, class sums, covariance terms, and LDA scores, while fold caches retain train/validation layouts and reusable Gram information.</w:t>
+        <w:t>For PLS-LDA, class labels are encoded compactly and the centered X'Y cross-product is formed from class sums on the GPU, avoiding a dense n-by-K one-hot response. Float32 SIMPLS uses reusable thread-local device workspaces that grow to the required capacity. Fixed-order class accumulation is followed by separate column-sum and centering kernels, avoiding a read/write race in X'Y centering. Each stream owns a persistent cuBLAS workspace. Separate CUDA kernels compute latent projections, class sums, covariance terms, and LDA scores, while fold caches retain train/validation layouts.</w:t>
       </w:r>
     </w:p>
     <w:p>
@@ -2072,7 +2753,7 @@
     </w:p>
     <w:p>
       <w:r>
-        <w:t>The CUDA backend reduces allocation and transfer costs but the present release does not claim that the complete M-run ensemble is permanently device resident. Independent runs are scheduled without changing their seeds or proposal trajectories, and small control decisions remain host orchestrated. Fully batched resident M execution is therefore treated as future engineering work, not as evidence used in the current speedup claims.</w:t>
+        <w:t>The CUDA backend uploads the full graph once and keeps per-worker landmark/fold, label, projection, voting, SIMPLS, and LDA allocations alive across independent runs. Values that mathematically change are refreshed in place, and independent runs retain their seeds and proposal trajectories. Landmark selection, proposal decisions, and compact result collection remain host orchestrated, so the manuscript does not claim a fully device-side evolutionary state machine.</w:t>
       </w:r>
     </w:p>
     <w:p>
@@ -2492,7 +3173,7 @@
                 <w:rFonts w:ascii="Calibri" w:hAnsi="Calibri"/>
                 <w:sz w:val="15"/>
               </w:rPr>
-              <w:t>Same folds, constrained proposals, acceptance score, requested feasible components, and independent M runs.</w:t>
+              <w:t>For a fixed classifier: same folds, constrained proposals, classifier-specific score, requested feasible components, and independent M runs.</w:t>
             </w:r>
           </w:p>
         </w:tc>
@@ -2516,7 +3197,7 @@
                 <w:rFonts w:ascii="Calibri" w:hAnsi="Calibri"/>
                 <w:sz w:val="15"/>
               </w:rPr>
-              <w:t>Same folds, constrained proposals, acceptance score, requested feasible components, and independent M runs.</w:t>
+              <w:t>For a fixed classifier: same folds, constrained proposals, classifier-specific score, requested feasible components, and independent M runs.</w:t>
             </w:r>
           </w:p>
         </w:tc>
@@ -2892,7 +3573,7 @@
                 <w:rFonts w:ascii="Calibri" w:hAnsi="Calibri"/>
                 <w:sz w:val="17"/>
               </w:rPr>
-              <w:t>KODAMA matrix</w:t>
+              <w:t>Graph preparation</w:t>
             </w:r>
           </w:p>
         </w:tc>
@@ -2916,7 +3597,7 @@
                 <w:rFonts w:ascii="Calibri" w:hAnsi="Calibri"/>
                 <w:sz w:val="17"/>
               </w:rPr>
-              <w:t>KODAMA.matrix / KODAMAMatrix</w:t>
+              <w:t>KODAMA.graph / KODAMAGraph</w:t>
             </w:r>
           </w:p>
         </w:tc>
@@ -2940,7 +3621,7 @@
                 <w:rFonts w:ascii="Calibri" w:hAnsi="Calibri"/>
                 <w:sz w:val="17"/>
               </w:rPr>
-              <w:t>Landmark selection, splitting, M runs, optimized label vectors, KODAMA dissimilarity, and graph output.</w:t>
+              <w:t>One reusable KNN graph plus backend-matched UMAP/openTSNE PCA starts, without retaining the raw matrix.</w:t>
             </w:r>
           </w:p>
         </w:tc>
@@ -2969,7 +3650,7 @@
                 <w:rFonts w:ascii="Calibri" w:hAnsi="Calibri"/>
                 <w:sz w:val="17"/>
               </w:rPr>
-              <w:t>Graph-input KODAMA</w:t>
+              <w:t>KODAMA matrix</w:t>
             </w:r>
           </w:p>
         </w:tc>
@@ -2993,7 +3674,7 @@
                 <w:rFonts w:ascii="Calibri" w:hAnsi="Calibri"/>
                 <w:sz w:val="17"/>
               </w:rPr>
-              <w:t>KODAMA.matrix.graph / KODAMAMatrixFromGraph</w:t>
+              <w:t>KODAMA.matrix / KODAMAMatrix</w:t>
             </w:r>
           </w:p>
         </w:tc>
@@ -3017,7 +3698,7 @@
                 <w:rFonts w:ascii="Calibri" w:hAnsi="Calibri"/>
                 <w:sz w:val="17"/>
               </w:rPr>
-              <w:t>Runs the same KNN or PLS-LDA KODAMA optimizer from supplied neighbor indices/distances; KNN reuses the graph directly and PLS-LDA uses self-tuning Laplacian features when the data matrix is unavailable.</w:t>
+              <w:t>Landmark selection, splitting, M runs, optimized label vectors, KODAMA dissimilarity, and graph output.</w:t>
             </w:r>
           </w:p>
         </w:tc>
@@ -3046,7 +3727,7 @@
                 <w:rFonts w:ascii="Calibri" w:hAnsi="Calibri"/>
                 <w:sz w:val="17"/>
               </w:rPr>
-              <w:t>Principal components</w:t>
+              <w:t>Graph-input KODAMA</w:t>
             </w:r>
           </w:p>
         </w:tc>
@@ -3070,7 +3751,7 @@
                 <w:rFonts w:ascii="Calibri" w:hAnsi="Calibri"/>
                 <w:sz w:val="17"/>
               </w:rPr>
-              <w:t>PCA / KODAMA.pca</w:t>
+              <w:t>KODAMA.matrix.graph / KODAMAMatrixFromGraph</w:t>
             </w:r>
           </w:p>
         </w:tc>
@@ -3094,7 +3775,7 @@
                 <w:rFonts w:ascii="Calibri" w:hAnsi="Calibri"/>
                 <w:sz w:val="17"/>
               </w:rPr>
-              <w:t>Float32 randomized PCA scores, loadings, singular values, explained variance, preprocessing vectors, backend identity, and runtime on CPU, CUDA, or Metal.</w:t>
+              <w:t>Runs the same KNN or PLS-LDA KODAMA optimizer from supplied neighbor indices/distances; KNN reuses the graph directly and PLS-LDA uses self-tuning Laplacian features when the data matrix is unavailable.</w:t>
             </w:r>
           </w:p>
         </w:tc>
@@ -3123,7 +3804,7 @@
                 <w:rFonts w:ascii="Calibri" w:hAnsi="Calibri"/>
                 <w:sz w:val="17"/>
               </w:rPr>
-              <w:t>Visualization</w:t>
+              <w:t>Principal components</w:t>
             </w:r>
           </w:p>
         </w:tc>
@@ -3147,7 +3828,7 @@
                 <w:rFonts w:ascii="Calibri" w:hAnsi="Calibri"/>
                 <w:sz w:val="17"/>
               </w:rPr>
-              <w:t>KODAMA.visualization</w:t>
+              <w:t>PCA / KODAMA.pca</w:t>
             </w:r>
           </w:p>
         </w:tc>
@@ -3171,7 +3852,7 @@
                 <w:rFonts w:ascii="Calibri" w:hAnsi="Calibri"/>
                 <w:sz w:val="17"/>
               </w:rPr>
-              <w:t>Current fastEmbedR UMAP and openTSNE ports from standard or KODAMA-corrected neighbor graphs; direct float32 CSR construction uses fuzzy UMAP weighting by default, with binary weighting explicit.</w:t>
+              <w:t>Float32 randomized PCA scores, loadings, singular values, explained variance, preprocessing vectors, backend identity, and runtime on CPU, CUDA, or Metal.</w:t>
             </w:r>
           </w:p>
         </w:tc>
@@ -3200,6 +3881,83 @@
                 <w:rFonts w:ascii="Calibri" w:hAnsi="Calibri"/>
                 <w:sz w:val="17"/>
               </w:rPr>
+              <w:t>Visualization</w:t>
+            </w:r>
+          </w:p>
+        </w:tc>
+        <w:tc>
+          <w:tcPr>
+            <w:tcW w:type="dxa" w:w="2520"/>
+            <w:vAlign w:val="center"/>
+            <w:tcMar>
+              <w:top w:w="80" w:type="dxa"/>
+              <w:bottom w:w="80" w:type="dxa"/>
+              <w:start w:w="120" w:type="dxa"/>
+              <w:end w:w="120" w:type="dxa"/>
+            </w:tcMar>
+          </w:tcPr>
+          <w:p>
+            <w:pPr>
+              <w:spacing w:after="40" w:line="264" w:lineRule="auto"/>
+            </w:pPr>
+            <w:r>
+              <w:rPr>
+                <w:rFonts w:ascii="Calibri" w:hAnsi="Calibri"/>
+                <w:sz w:val="17"/>
+              </w:rPr>
+              <w:t>KODAMA.visualization</w:t>
+            </w:r>
+          </w:p>
+        </w:tc>
+        <w:tc>
+          <w:tcPr>
+            <w:tcW w:type="dxa" w:w="4824"/>
+            <w:vAlign w:val="center"/>
+            <w:tcMar>
+              <w:top w:w="80" w:type="dxa"/>
+              <w:bottom w:w="80" w:type="dxa"/>
+              <w:start w:w="120" w:type="dxa"/>
+              <w:end w:w="120" w:type="dxa"/>
+            </w:tcMar>
+          </w:tcPr>
+          <w:p>
+            <w:pPr>
+              <w:spacing w:after="40" w:line="264" w:lineRule="auto"/>
+            </w:pPr>
+            <w:r>
+              <w:rPr>
+                <w:rFonts w:ascii="Calibri" w:hAnsi="Calibri"/>
+                <w:sz w:val="17"/>
+              </w:rPr>
+              <w:t>Pinned fastEmbedR UMAP and openTSNE ports from standard or KODAMA-corrected float32 graphs; backend-matched raw-data PCA initialization is the default, fuzzy UMAP weighting is the default, and initialization provenance is returned.</w:t>
+            </w:r>
+          </w:p>
+        </w:tc>
+      </w:tr>
+      <w:tr>
+        <w:trPr>
+          <w:cantSplit/>
+        </w:trPr>
+        <w:tc>
+          <w:tcPr>
+            <w:tcW w:type="dxa" w:w="1944"/>
+            <w:vAlign w:val="center"/>
+            <w:tcMar>
+              <w:top w:w="80" w:type="dxa"/>
+              <w:bottom w:w="80" w:type="dxa"/>
+              <w:start w:w="120" w:type="dxa"/>
+              <w:end w:w="120" w:type="dxa"/>
+            </w:tcMar>
+          </w:tcPr>
+          <w:p>
+            <w:pPr>
+              <w:spacing w:after="40" w:line="264" w:lineRule="auto"/>
+            </w:pPr>
+            <w:r>
+              <w:rPr>
+                <w:rFonts w:ascii="Calibri" w:hAnsi="Calibri"/>
+                <w:sz w:val="17"/>
+              </w:rPr>
               <w:t>Graph and clustering</w:t>
             </w:r>
           </w:p>
@@ -3254,6 +4012,2295 @@
         </w:tc>
       </w:tr>
     </w:tbl>
+    <w:p>
+      <w:pPr>
+        <w:pStyle w:val="Heading2"/>
+      </w:pPr>
+      <w:r>
+        <w:t>Graph-first input contract</w:t>
+      </w:r>
+    </w:p>
+    <w:p>
+      <w:r>
+        <w:t>KODAMA.graph returns graph arrays, backend-matched PCA starts, metadata, and timings, but never the source matrix. Raw features remain caller-owned when supplied separately.</w:t>
+      </w:r>
+    </w:p>
+    <w:tbl>
+      <w:tblPr>
+        <w:tblW w:type="auto" w:w="0"/>
+        <w:tblLayout w:type="fixed"/>
+        <w:tblLook w:firstColumn="1" w:firstRow="1" w:lastColumn="0" w:lastRow="0" w:noHBand="0" w:noVBand="1" w:val="04A0"/>
+        <w:jc w:val="center"/>
+        <w:tblBorders>
+          <w:top w:val="single" w:sz="4" w:space="0" w:color="D0D7DE"/>
+          <w:left w:val="single" w:sz="4" w:space="0" w:color="D0D7DE"/>
+          <w:bottom w:val="single" w:sz="4" w:space="0" w:color="D0D7DE"/>
+          <w:right w:val="single" w:sz="4" w:space="0" w:color="D0D7DE"/>
+          <w:insideH w:val="single" w:sz="4" w:space="0" w:color="D0D7DE"/>
+          <w:insideV w:val="single" w:sz="4" w:space="0" w:color="D0D7DE"/>
+        </w:tblBorders>
+      </w:tblPr>
+      <w:tblGrid>
+        <w:gridCol w:w="1872"/>
+        <w:gridCol w:w="1872"/>
+        <w:gridCol w:w="1872"/>
+        <w:gridCol w:w="1872"/>
+        <w:gridCol w:w="1872"/>
+      </w:tblGrid>
+      <w:tr>
+        <w:trPr>
+          <w:cantSplit/>
+          <w:tblHeader w:val="true"/>
+        </w:trPr>
+        <w:tc>
+          <w:tcPr>
+            <w:tcW w:type="dxa" w:w="1152"/>
+            <w:vAlign w:val="center"/>
+            <w:tcMar>
+              <w:top w:w="80" w:type="dxa"/>
+              <w:bottom w:w="80" w:type="dxa"/>
+              <w:start w:w="120" w:type="dxa"/>
+              <w:end w:w="120" w:type="dxa"/>
+            </w:tcMar>
+            <w:shd w:fill="E8EEF5"/>
+          </w:tcPr>
+          <w:p>
+            <w:pPr>
+              <w:keepNext/>
+              <w:spacing w:after="40" w:line="264" w:lineRule="auto"/>
+            </w:pPr>
+            <w:r>
+              <w:rPr>
+                <w:rFonts w:ascii="Calibri" w:hAnsi="Calibri"/>
+                <w:b/>
+                <w:sz w:val="14"/>
+              </w:rPr>
+              <w:t>Input</w:t>
+            </w:r>
+          </w:p>
+        </w:tc>
+        <w:tc>
+          <w:tcPr>
+            <w:tcW w:type="dxa" w:w="2232"/>
+            <w:vAlign w:val="center"/>
+            <w:tcMar>
+              <w:top w:w="80" w:type="dxa"/>
+              <w:bottom w:w="80" w:type="dxa"/>
+              <w:start w:w="120" w:type="dxa"/>
+              <w:end w:w="120" w:type="dxa"/>
+            </w:tcMar>
+            <w:shd w:fill="E8EEF5"/>
+          </w:tcPr>
+          <w:p>
+            <w:pPr>
+              <w:keepNext/>
+              <w:spacing w:after="40" w:line="264" w:lineRule="auto"/>
+            </w:pPr>
+            <w:r>
+              <w:rPr>
+                <w:rFonts w:ascii="Calibri" w:hAnsi="Calibri"/>
+                <w:b/>
+                <w:sz w:val="14"/>
+              </w:rPr>
+              <w:t>Working geometry</w:t>
+            </w:r>
+          </w:p>
+        </w:tc>
+        <w:tc>
+          <w:tcPr>
+            <w:tcW w:type="dxa" w:w="1944"/>
+            <w:vAlign w:val="center"/>
+            <w:tcMar>
+              <w:top w:w="80" w:type="dxa"/>
+              <w:bottom w:w="80" w:type="dxa"/>
+              <w:start w:w="120" w:type="dxa"/>
+              <w:end w:w="120" w:type="dxa"/>
+            </w:tcMar>
+            <w:shd w:fill="E8EEF5"/>
+          </w:tcPr>
+          <w:p>
+            <w:pPr>
+              <w:keepNext/>
+              <w:spacing w:after="40" w:line="264" w:lineRule="auto"/>
+            </w:pPr>
+            <w:r>
+              <w:rPr>
+                <w:rFonts w:ascii="Calibri" w:hAnsi="Calibri"/>
+                <w:b/>
+                <w:sz w:val="14"/>
+              </w:rPr>
+              <w:t>KNN evolution</w:t>
+            </w:r>
+          </w:p>
+        </w:tc>
+        <w:tc>
+          <w:tcPr>
+            <w:tcW w:type="dxa" w:w="2088"/>
+            <w:vAlign w:val="center"/>
+            <w:tcMar>
+              <w:top w:w="80" w:type="dxa"/>
+              <w:bottom w:w="80" w:type="dxa"/>
+              <w:start w:w="120" w:type="dxa"/>
+              <w:end w:w="120" w:type="dxa"/>
+            </w:tcMar>
+            <w:shd w:fill="E8EEF5"/>
+          </w:tcPr>
+          <w:p>
+            <w:pPr>
+              <w:keepNext/>
+              <w:spacing w:after="40" w:line="264" w:lineRule="auto"/>
+            </w:pPr>
+            <w:r>
+              <w:rPr>
+                <w:rFonts w:ascii="Calibri" w:hAnsi="Calibri"/>
+                <w:b/>
+                <w:sz w:val="14"/>
+              </w:rPr>
+              <w:t>PLS-LDA evolution</w:t>
+            </w:r>
+          </w:p>
+        </w:tc>
+        <w:tc>
+          <w:tcPr>
+            <w:tcW w:type="dxa" w:w="1152"/>
+            <w:vAlign w:val="center"/>
+            <w:tcMar>
+              <w:top w:w="80" w:type="dxa"/>
+              <w:bottom w:w="80" w:type="dxa"/>
+              <w:start w:w="120" w:type="dxa"/>
+              <w:end w:w="120" w:type="dxa"/>
+            </w:tcMar>
+            <w:shd w:fill="E8EEF5"/>
+          </w:tcPr>
+          <w:p>
+            <w:pPr>
+              <w:keepNext/>
+              <w:spacing w:after="40" w:line="264" w:lineRule="auto"/>
+            </w:pPr>
+            <w:r>
+              <w:rPr>
+                <w:rFonts w:ascii="Calibri" w:hAnsi="Calibri"/>
+                <w:b/>
+                <w:sz w:val="14"/>
+              </w:rPr>
+              <w:t>Graph builds</w:t>
+            </w:r>
+          </w:p>
+        </w:tc>
+      </w:tr>
+      <w:tr>
+        <w:trPr>
+          <w:cantSplit/>
+        </w:trPr>
+        <w:tc>
+          <w:tcPr>
+            <w:tcW w:type="dxa" w:w="1152"/>
+            <w:vAlign w:val="center"/>
+            <w:tcMar>
+              <w:top w:w="80" w:type="dxa"/>
+              <w:bottom w:w="80" w:type="dxa"/>
+              <w:start w:w="120" w:type="dxa"/>
+              <w:end w:w="120" w:type="dxa"/>
+            </w:tcMar>
+          </w:tcPr>
+          <w:p>
+            <w:pPr>
+              <w:spacing w:after="40" w:line="264" w:lineRule="auto"/>
+            </w:pPr>
+            <w:r>
+              <w:rPr>
+                <w:rFonts w:ascii="Calibri" w:hAnsi="Calibri"/>
+                <w:sz w:val="14"/>
+              </w:rPr>
+              <w:t>Raw X</w:t>
+            </w:r>
+          </w:p>
+        </w:tc>
+        <w:tc>
+          <w:tcPr>
+            <w:tcW w:type="dxa" w:w="2232"/>
+            <w:vAlign w:val="center"/>
+            <w:tcMar>
+              <w:top w:w="80" w:type="dxa"/>
+              <w:bottom w:w="80" w:type="dxa"/>
+              <w:start w:w="120" w:type="dxa"/>
+              <w:end w:w="120" w:type="dxa"/>
+            </w:tcMar>
+          </w:tcPr>
+          <w:p>
+            <w:pPr>
+              <w:spacing w:after="40" w:line="264" w:lineRule="auto"/>
+            </w:pPr>
+            <w:r>
+              <w:rPr>
+                <w:rFonts w:ascii="Calibri" w:hAnsi="Calibri"/>
+                <w:sz w:val="14"/>
+              </w:rPr>
+              <w:t>Raw float32 variables</w:t>
+            </w:r>
+          </w:p>
+        </w:tc>
+        <w:tc>
+          <w:tcPr>
+            <w:tcW w:type="dxa" w:w="1944"/>
+            <w:vAlign w:val="center"/>
+            <w:tcMar>
+              <w:top w:w="80" w:type="dxa"/>
+              <w:bottom w:w="80" w:type="dxa"/>
+              <w:start w:w="120" w:type="dxa"/>
+              <w:end w:w="120" w:type="dxa"/>
+            </w:tcMar>
+          </w:tcPr>
+          <w:p>
+            <w:pPr>
+              <w:spacing w:after="40" w:line="264" w:lineRule="auto"/>
+            </w:pPr>
+            <w:r>
+              <w:rPr>
+                <w:rFonts w:ascii="Calibri" w:hAnsi="Calibri"/>
+                <w:sz w:val="14"/>
+              </w:rPr>
+              <w:t>Data-native KNN</w:t>
+            </w:r>
+          </w:p>
+        </w:tc>
+        <w:tc>
+          <w:tcPr>
+            <w:tcW w:type="dxa" w:w="2088"/>
+            <w:vAlign w:val="center"/>
+            <w:tcMar>
+              <w:top w:w="80" w:type="dxa"/>
+              <w:bottom w:w="80" w:type="dxa"/>
+              <w:start w:w="120" w:type="dxa"/>
+              <w:end w:w="120" w:type="dxa"/>
+            </w:tcMar>
+          </w:tcPr>
+          <w:p>
+            <w:pPr>
+              <w:spacing w:after="40" w:line="264" w:lineRule="auto"/>
+            </w:pPr>
+            <w:r>
+              <w:rPr>
+                <w:rFonts w:ascii="Calibri" w:hAnsi="Calibri"/>
+                <w:sz w:val="14"/>
+              </w:rPr>
+              <w:t>Raw variables</w:t>
+            </w:r>
+          </w:p>
+        </w:tc>
+        <w:tc>
+          <w:tcPr>
+            <w:tcW w:type="dxa" w:w="1152"/>
+            <w:vAlign w:val="center"/>
+            <w:tcMar>
+              <w:top w:w="80" w:type="dxa"/>
+              <w:bottom w:w="80" w:type="dxa"/>
+              <w:start w:w="120" w:type="dxa"/>
+              <w:end w:w="120" w:type="dxa"/>
+            </w:tcMar>
+          </w:tcPr>
+          <w:p>
+            <w:pPr>
+              <w:spacing w:after="40" w:line="264" w:lineRule="auto"/>
+            </w:pPr>
+            <w:r>
+              <w:rPr>
+                <w:rFonts w:ascii="Calibri" w:hAnsi="Calibri"/>
+                <w:sz w:val="14"/>
+              </w:rPr>
+              <w:t>One</w:t>
+            </w:r>
+          </w:p>
+        </w:tc>
+      </w:tr>
+      <w:tr>
+        <w:trPr>
+          <w:cantSplit/>
+        </w:trPr>
+        <w:tc>
+          <w:tcPr>
+            <w:tcW w:type="dxa" w:w="1152"/>
+            <w:vAlign w:val="center"/>
+            <w:tcMar>
+              <w:top w:w="80" w:type="dxa"/>
+              <w:bottom w:w="80" w:type="dxa"/>
+              <w:start w:w="120" w:type="dxa"/>
+              <w:end w:w="120" w:type="dxa"/>
+            </w:tcMar>
+          </w:tcPr>
+          <w:p>
+            <w:pPr>
+              <w:spacing w:after="40" w:line="264" w:lineRule="auto"/>
+            </w:pPr>
+            <w:r>
+              <w:rPr>
+                <w:rFonts w:ascii="Calibri" w:hAnsi="Calibri"/>
+                <w:sz w:val="14"/>
+              </w:rPr>
+              <w:t>Prepared P</w:t>
+            </w:r>
+          </w:p>
+        </w:tc>
+        <w:tc>
+          <w:tcPr>
+            <w:tcW w:type="dxa" w:w="2232"/>
+            <w:vAlign w:val="center"/>
+            <w:tcMar>
+              <w:top w:w="80" w:type="dxa"/>
+              <w:bottom w:w="80" w:type="dxa"/>
+              <w:start w:w="120" w:type="dxa"/>
+              <w:end w:w="120" w:type="dxa"/>
+            </w:tcMar>
+          </w:tcPr>
+          <w:p>
+            <w:pPr>
+              <w:spacing w:after="40" w:line="264" w:lineRule="auto"/>
+            </w:pPr>
+            <w:r>
+              <w:rPr>
+                <w:rFonts w:ascii="Calibri" w:hAnsi="Calibri"/>
+                <w:sz w:val="14"/>
+              </w:rPr>
+              <w:t>Self-tuning graph features</w:t>
+            </w:r>
+          </w:p>
+        </w:tc>
+        <w:tc>
+          <w:tcPr>
+            <w:tcW w:type="dxa" w:w="1944"/>
+            <w:vAlign w:val="center"/>
+            <w:tcMar>
+              <w:top w:w="80" w:type="dxa"/>
+              <w:bottom w:w="80" w:type="dxa"/>
+              <w:start w:w="120" w:type="dxa"/>
+              <w:end w:w="120" w:type="dxa"/>
+            </w:tcMar>
+          </w:tcPr>
+          <w:p>
+            <w:pPr>
+              <w:spacing w:after="40" w:line="264" w:lineRule="auto"/>
+            </w:pPr>
+            <w:r>
+              <w:rPr>
+                <w:rFonts w:ascii="Calibri" w:hAnsi="Calibri"/>
+                <w:sz w:val="14"/>
+              </w:rPr>
+              <w:t>Fixed supplied graph</w:t>
+            </w:r>
+          </w:p>
+        </w:tc>
+        <w:tc>
+          <w:tcPr>
+            <w:tcW w:type="dxa" w:w="2088"/>
+            <w:vAlign w:val="center"/>
+            <w:tcMar>
+              <w:top w:w="80" w:type="dxa"/>
+              <w:bottom w:w="80" w:type="dxa"/>
+              <w:start w:w="120" w:type="dxa"/>
+              <w:end w:w="120" w:type="dxa"/>
+            </w:tcMar>
+          </w:tcPr>
+          <w:p>
+            <w:pPr>
+              <w:spacing w:after="40" w:line="264" w:lineRule="auto"/>
+            </w:pPr>
+            <w:r>
+              <w:rPr>
+                <w:rFonts w:ascii="Calibri" w:hAnsi="Calibri"/>
+                <w:sz w:val="14"/>
+              </w:rPr>
+              <w:t>Laplacian surrogate</w:t>
+            </w:r>
+          </w:p>
+        </w:tc>
+        <w:tc>
+          <w:tcPr>
+            <w:tcW w:type="dxa" w:w="1152"/>
+            <w:vAlign w:val="center"/>
+            <w:tcMar>
+              <w:top w:w="80" w:type="dxa"/>
+              <w:bottom w:w="80" w:type="dxa"/>
+              <w:start w:w="120" w:type="dxa"/>
+              <w:end w:w="120" w:type="dxa"/>
+            </w:tcMar>
+          </w:tcPr>
+          <w:p>
+            <w:pPr>
+              <w:spacing w:after="40" w:line="264" w:lineRule="auto"/>
+            </w:pPr>
+            <w:r>
+              <w:rPr>
+                <w:rFonts w:ascii="Calibri" w:hAnsi="Calibri"/>
+                <w:sz w:val="14"/>
+              </w:rPr>
+              <w:t>Zero</w:t>
+            </w:r>
+          </w:p>
+        </w:tc>
+      </w:tr>
+      <w:tr>
+        <w:trPr>
+          <w:cantSplit/>
+        </w:trPr>
+        <w:tc>
+          <w:tcPr>
+            <w:tcW w:type="dxa" w:w="1152"/>
+            <w:vAlign w:val="center"/>
+            <w:tcMar>
+              <w:top w:w="80" w:type="dxa"/>
+              <w:bottom w:w="80" w:type="dxa"/>
+              <w:start w:w="120" w:type="dxa"/>
+              <w:end w:w="120" w:type="dxa"/>
+            </w:tcMar>
+          </w:tcPr>
+          <w:p>
+            <w:pPr>
+              <w:spacing w:after="40" w:line="264" w:lineRule="auto"/>
+            </w:pPr>
+            <w:r>
+              <w:rPr>
+                <w:rFonts w:ascii="Calibri" w:hAnsi="Calibri"/>
+                <w:sz w:val="14"/>
+              </w:rPr>
+              <w:t>Prepared P + X</w:t>
+            </w:r>
+          </w:p>
+        </w:tc>
+        <w:tc>
+          <w:tcPr>
+            <w:tcW w:type="dxa" w:w="2232"/>
+            <w:vAlign w:val="center"/>
+            <w:tcMar>
+              <w:top w:w="80" w:type="dxa"/>
+              <w:bottom w:w="80" w:type="dxa"/>
+              <w:start w:w="120" w:type="dxa"/>
+              <w:end w:w="120" w:type="dxa"/>
+            </w:tcMar>
+          </w:tcPr>
+          <w:p>
+            <w:pPr>
+              <w:spacing w:after="40" w:line="264" w:lineRule="auto"/>
+            </w:pPr>
+            <w:r>
+              <w:rPr>
+                <w:rFonts w:ascii="Calibri" w:hAnsi="Calibri"/>
+                <w:sz w:val="14"/>
+              </w:rPr>
+              <w:t>Raw float32 variables</w:t>
+            </w:r>
+          </w:p>
+        </w:tc>
+        <w:tc>
+          <w:tcPr>
+            <w:tcW w:type="dxa" w:w="1944"/>
+            <w:vAlign w:val="center"/>
+            <w:tcMar>
+              <w:top w:w="80" w:type="dxa"/>
+              <w:bottom w:w="80" w:type="dxa"/>
+              <w:start w:w="120" w:type="dxa"/>
+              <w:end w:w="120" w:type="dxa"/>
+            </w:tcMar>
+          </w:tcPr>
+          <w:p>
+            <w:pPr>
+              <w:spacing w:after="40" w:line="264" w:lineRule="auto"/>
+            </w:pPr>
+            <w:r>
+              <w:rPr>
+                <w:rFonts w:ascii="Calibri" w:hAnsi="Calibri"/>
+                <w:sz w:val="14"/>
+              </w:rPr>
+              <w:t>Fixed supplied graph</w:t>
+            </w:r>
+          </w:p>
+        </w:tc>
+        <w:tc>
+          <w:tcPr>
+            <w:tcW w:type="dxa" w:w="2088"/>
+            <w:vAlign w:val="center"/>
+            <w:tcMar>
+              <w:top w:w="80" w:type="dxa"/>
+              <w:bottom w:w="80" w:type="dxa"/>
+              <w:start w:w="120" w:type="dxa"/>
+              <w:end w:w="120" w:type="dxa"/>
+            </w:tcMar>
+          </w:tcPr>
+          <w:p>
+            <w:pPr>
+              <w:spacing w:after="40" w:line="264" w:lineRule="auto"/>
+            </w:pPr>
+            <w:r>
+              <w:rPr>
+                <w:rFonts w:ascii="Calibri" w:hAnsi="Calibri"/>
+                <w:sz w:val="14"/>
+              </w:rPr>
+              <w:t>Raw variables</w:t>
+            </w:r>
+          </w:p>
+        </w:tc>
+        <w:tc>
+          <w:tcPr>
+            <w:tcW w:type="dxa" w:w="1152"/>
+            <w:vAlign w:val="center"/>
+            <w:tcMar>
+              <w:top w:w="80" w:type="dxa"/>
+              <w:bottom w:w="80" w:type="dxa"/>
+              <w:start w:w="120" w:type="dxa"/>
+              <w:end w:w="120" w:type="dxa"/>
+            </w:tcMar>
+          </w:tcPr>
+          <w:p>
+            <w:pPr>
+              <w:spacing w:after="40" w:line="264" w:lineRule="auto"/>
+            </w:pPr>
+            <w:r>
+              <w:rPr>
+                <w:rFonts w:ascii="Calibri" w:hAnsi="Calibri"/>
+                <w:sz w:val="14"/>
+              </w:rPr>
+              <w:t>Zero</w:t>
+            </w:r>
+          </w:p>
+        </w:tc>
+      </w:tr>
+      <w:tr>
+        <w:trPr>
+          <w:cantSplit/>
+        </w:trPr>
+        <w:tc>
+          <w:tcPr>
+            <w:tcW w:type="dxa" w:w="1152"/>
+            <w:vAlign w:val="center"/>
+            <w:tcMar>
+              <w:top w:w="80" w:type="dxa"/>
+              <w:bottom w:w="80" w:type="dxa"/>
+              <w:start w:w="120" w:type="dxa"/>
+              <w:end w:w="120" w:type="dxa"/>
+            </w:tcMar>
+          </w:tcPr>
+          <w:p>
+            <w:pPr>
+              <w:spacing w:after="40" w:line="264" w:lineRule="auto"/>
+            </w:pPr>
+            <w:r>
+              <w:rPr>
+                <w:rFonts w:ascii="Calibri" w:hAnsi="Calibri"/>
+                <w:sz w:val="14"/>
+              </w:rPr>
+              <w:t>Bare G</w:t>
+            </w:r>
+          </w:p>
+        </w:tc>
+        <w:tc>
+          <w:tcPr>
+            <w:tcW w:type="dxa" w:w="2232"/>
+            <w:vAlign w:val="center"/>
+            <w:tcMar>
+              <w:top w:w="80" w:type="dxa"/>
+              <w:bottom w:w="80" w:type="dxa"/>
+              <w:start w:w="120" w:type="dxa"/>
+              <w:end w:w="120" w:type="dxa"/>
+            </w:tcMar>
+          </w:tcPr>
+          <w:p>
+            <w:pPr>
+              <w:spacing w:after="40" w:line="264" w:lineRule="auto"/>
+            </w:pPr>
+            <w:r>
+              <w:rPr>
+                <w:rFonts w:ascii="Calibri" w:hAnsi="Calibri"/>
+                <w:sz w:val="14"/>
+              </w:rPr>
+              <w:t>Self-tuning graph features</w:t>
+            </w:r>
+          </w:p>
+        </w:tc>
+        <w:tc>
+          <w:tcPr>
+            <w:tcW w:type="dxa" w:w="1944"/>
+            <w:vAlign w:val="center"/>
+            <w:tcMar>
+              <w:top w:w="80" w:type="dxa"/>
+              <w:bottom w:w="80" w:type="dxa"/>
+              <w:start w:w="120" w:type="dxa"/>
+              <w:end w:w="120" w:type="dxa"/>
+            </w:tcMar>
+          </w:tcPr>
+          <w:p>
+            <w:pPr>
+              <w:spacing w:after="40" w:line="264" w:lineRule="auto"/>
+            </w:pPr>
+            <w:r>
+              <w:rPr>
+                <w:rFonts w:ascii="Calibri" w:hAnsi="Calibri"/>
+                <w:sz w:val="14"/>
+              </w:rPr>
+              <w:t>Fixed supplied graph</w:t>
+            </w:r>
+          </w:p>
+        </w:tc>
+        <w:tc>
+          <w:tcPr>
+            <w:tcW w:type="dxa" w:w="2088"/>
+            <w:vAlign w:val="center"/>
+            <w:tcMar>
+              <w:top w:w="80" w:type="dxa"/>
+              <w:bottom w:w="80" w:type="dxa"/>
+              <w:start w:w="120" w:type="dxa"/>
+              <w:end w:w="120" w:type="dxa"/>
+            </w:tcMar>
+          </w:tcPr>
+          <w:p>
+            <w:pPr>
+              <w:spacing w:after="40" w:line="264" w:lineRule="auto"/>
+            </w:pPr>
+            <w:r>
+              <w:rPr>
+                <w:rFonts w:ascii="Calibri" w:hAnsi="Calibri"/>
+                <w:sz w:val="14"/>
+              </w:rPr>
+              <w:t>Laplacian surrogate</w:t>
+            </w:r>
+          </w:p>
+        </w:tc>
+        <w:tc>
+          <w:tcPr>
+            <w:tcW w:type="dxa" w:w="1152"/>
+            <w:vAlign w:val="center"/>
+            <w:tcMar>
+              <w:top w:w="80" w:type="dxa"/>
+              <w:bottom w:w="80" w:type="dxa"/>
+              <w:start w:w="120" w:type="dxa"/>
+              <w:end w:w="120" w:type="dxa"/>
+            </w:tcMar>
+          </w:tcPr>
+          <w:p>
+            <w:pPr>
+              <w:spacing w:after="40" w:line="264" w:lineRule="auto"/>
+            </w:pPr>
+            <w:r>
+              <w:rPr>
+                <w:rFonts w:ascii="Calibri" w:hAnsi="Calibri"/>
+                <w:sz w:val="14"/>
+              </w:rPr>
+              <w:t>Zero</w:t>
+            </w:r>
+          </w:p>
+        </w:tc>
+      </w:tr>
+    </w:tbl>
+    <w:p>
+      <w:r>
+        <w:br w:type="page"/>
+      </w:r>
+    </w:p>
+    <w:p>
+      <w:pPr>
+        <w:keepLines w:val="0"/>
+        <w:spacing w:before="0" w:after="0" w:line="206" w:lineRule="auto"/>
+        <w:ind w:left="230" w:right="230"/>
+        <w:shd w:fill="F7F9FC"/>
+      </w:pPr>
+      <w:r>
+        <w:rPr>
+          <w:rFonts w:ascii="Courier New" w:hAnsi="Courier New"/>
+          <w:sz w:val="14"/>
+        </w:rPr>
+        <w:t>Algorithm: graph preparation and KODAMA.matrix dispatch</w:t>
+      </w:r>
+    </w:p>
+    <w:p>
+      <w:pPr>
+        <w:keepLines w:val="0"/>
+        <w:spacing w:before="0" w:after="0" w:line="206" w:lineRule="auto"/>
+        <w:ind w:left="230" w:right="230"/>
+        <w:shd w:fill="F7F9FC"/>
+      </w:pPr>
+      <w:r>
+        <w:rPr>
+          <w:rFonts w:ascii="Courier New" w:hAnsi="Courier New"/>
+          <w:sz w:val="14"/>
+        </w:rPr>
+        <w:t xml:space="preserve"> </w:t>
+      </w:r>
+    </w:p>
+    <w:p>
+      <w:pPr>
+        <w:keepLines w:val="0"/>
+        <w:spacing w:before="0" w:after="0" w:line="206" w:lineRule="auto"/>
+        <w:ind w:left="230" w:right="230"/>
+        <w:shd w:fill="F7F9FC"/>
+      </w:pPr>
+      <w:r>
+        <w:rPr>
+          <w:rFonts w:ascii="Courier New" w:hAnsi="Courier New"/>
+          <w:sz w:val="14"/>
+        </w:rPr>
+        <w:t>KODAMA.Graph(X, k, backend):</w:t>
+      </w:r>
+    </w:p>
+    <w:p>
+      <w:pPr>
+        <w:keepLines w:val="0"/>
+        <w:spacing w:before="0" w:after="0" w:line="206" w:lineRule="auto"/>
+        <w:ind w:left="230" w:right="230"/>
+        <w:shd w:fill="F7F9FC"/>
+      </w:pPr>
+      <w:r>
+        <w:rPr>
+          <w:rFonts w:ascii="Courier New" w:hAnsi="Courier New"/>
+          <w:sz w:val="14"/>
+        </w:rPr>
+        <w:t xml:space="preserve">  X32 &lt;- Float32(X)</w:t>
+      </w:r>
+    </w:p>
+    <w:p>
+      <w:pPr>
+        <w:keepLines w:val="0"/>
+        <w:spacing w:before="0" w:after="0" w:line="206" w:lineRule="auto"/>
+        <w:ind w:left="230" w:right="230"/>
+        <w:shd w:fill="F7F9FC"/>
+      </w:pPr>
+      <w:r>
+        <w:rPr>
+          <w:rFonts w:ascii="Courier New" w:hAnsi="Courier New"/>
+          <w:sz w:val="14"/>
+        </w:rPr>
+        <w:t xml:space="preserve">  G &lt;- BackendKNN(X32, k)</w:t>
+      </w:r>
+    </w:p>
+    <w:p>
+      <w:pPr>
+        <w:keepLines w:val="0"/>
+        <w:spacing w:before="0" w:after="0" w:line="206" w:lineRule="auto"/>
+        <w:ind w:left="230" w:right="230"/>
+        <w:shd w:fill="F7F9FC"/>
+      </w:pPr>
+      <w:r>
+        <w:rPr>
+          <w:rFonts w:ascii="Courier New" w:hAnsi="Courier New"/>
+          <w:sz w:val="14"/>
+        </w:rPr>
+        <w:t xml:space="preserve">  (Z_U, Z_T) &lt;- BackendPCAStarts(X32)</w:t>
+      </w:r>
+    </w:p>
+    <w:p>
+      <w:pPr>
+        <w:keepLines w:val="0"/>
+        <w:spacing w:before="0" w:after="0" w:line="206" w:lineRule="auto"/>
+        <w:ind w:left="230" w:right="230"/>
+        <w:shd w:fill="F7F9FC"/>
+      </w:pPr>
+      <w:r>
+        <w:rPr>
+          <w:rFonts w:ascii="Courier New" w:hAnsi="Courier New"/>
+          <w:sz w:val="14"/>
+        </w:rPr>
+        <w:t xml:space="preserve">  return P = {G, Z_U, Z_T, dimensions, backend, timings}</w:t>
+      </w:r>
+    </w:p>
+    <w:p>
+      <w:pPr>
+        <w:keepLines w:val="0"/>
+        <w:spacing w:before="0" w:after="0" w:line="206" w:lineRule="auto"/>
+        <w:ind w:left="230" w:right="230"/>
+        <w:shd w:fill="F7F9FC"/>
+      </w:pPr>
+      <w:r>
+        <w:rPr>
+          <w:rFonts w:ascii="Courier New" w:hAnsi="Courier New"/>
+          <w:sz w:val="14"/>
+        </w:rPr>
+        <w:t xml:space="preserve">  # X32 and X are not retained by P.</w:t>
+      </w:r>
+    </w:p>
+    <w:p>
+      <w:pPr>
+        <w:keepLines w:val="0"/>
+        <w:spacing w:before="0" w:after="0" w:line="206" w:lineRule="auto"/>
+        <w:ind w:left="230" w:right="230"/>
+        <w:shd w:fill="F7F9FC"/>
+      </w:pPr>
+      <w:r>
+        <w:rPr>
+          <w:rFonts w:ascii="Courier New" w:hAnsi="Courier New"/>
+          <w:sz w:val="14"/>
+        </w:rPr>
+        <w:t xml:space="preserve"> </w:t>
+      </w:r>
+    </w:p>
+    <w:p>
+      <w:pPr>
+        <w:keepLines w:val="0"/>
+        <w:spacing w:before="0" w:after="0" w:line="206" w:lineRule="auto"/>
+        <w:ind w:left="230" w:right="230"/>
+        <w:shd w:fill="F7F9FC"/>
+      </w:pPr>
+      <w:r>
+        <w:rPr>
+          <w:rFonts w:ascii="Courier New" w:hAnsi="Courier New"/>
+          <w:sz w:val="14"/>
+        </w:rPr>
+        <w:t>KODAMA.Matrix(input, optional X):</w:t>
+      </w:r>
+    </w:p>
+    <w:p>
+      <w:pPr>
+        <w:keepLines w:val="0"/>
+        <w:spacing w:before="0" w:after="0" w:line="206" w:lineRule="auto"/>
+        <w:ind w:left="230" w:right="230"/>
+        <w:shd w:fill="F7F9FC"/>
+      </w:pPr>
+      <w:r>
+        <w:rPr>
+          <w:rFonts w:ascii="Courier New" w:hAnsi="Courier New"/>
+          <w:sz w:val="14"/>
+        </w:rPr>
+        <w:t xml:space="preserve">  raw X        -&gt; prepare P; use raw geometry</w:t>
+      </w:r>
+    </w:p>
+    <w:p>
+      <w:pPr>
+        <w:keepLines w:val="0"/>
+        <w:spacing w:before="0" w:after="0" w:line="206" w:lineRule="auto"/>
+        <w:ind w:left="230" w:right="230"/>
+        <w:shd w:fill="F7F9FC"/>
+      </w:pPr>
+      <w:r>
+        <w:rPr>
+          <w:rFonts w:ascii="Courier New" w:hAnsi="Courier New"/>
+          <w:sz w:val="14"/>
+        </w:rPr>
+        <w:t xml:space="preserve">  prepared P+X -&gt; reuse P; use caller-owned raw geometry</w:t>
+      </w:r>
+    </w:p>
+    <w:p>
+      <w:pPr>
+        <w:keepLines w:val="0"/>
+        <w:spacing w:before="0" w:after="0" w:line="206" w:lineRule="auto"/>
+        <w:ind w:left="230" w:right="230"/>
+        <w:shd w:fill="F7F9FC"/>
+      </w:pPr>
+      <w:r>
+        <w:rPr>
+          <w:rFonts w:ascii="Courier New" w:hAnsi="Courier New"/>
+          <w:sz w:val="14"/>
+        </w:rPr>
+        <w:t xml:space="preserve">  prepared P   -&gt; reuse P; use self-tuning graph geometry</w:t>
+      </w:r>
+    </w:p>
+    <w:p>
+      <w:pPr>
+        <w:keepLines w:val="0"/>
+        <w:spacing w:before="0" w:after="120" w:line="206" w:lineRule="auto"/>
+        <w:ind w:left="230" w:right="230"/>
+        <w:shd w:fill="F7F9FC"/>
+      </w:pPr>
+      <w:r>
+        <w:rPr>
+          <w:rFonts w:ascii="Courier New" w:hAnsi="Courier New"/>
+          <w:sz w:val="14"/>
+        </w:rPr>
+        <w:t xml:space="preserve">  bare G       -&gt; use G with no stored PCA starts and graph geometry</w:t>
+      </w:r>
+    </w:p>
+    <w:p>
+      <w:pPr>
+        <w:pStyle w:val="Heading3"/>
+      </w:pPr>
+      <w:r>
+        <w:t>Graph-API smoke validation</w:t>
+      </w:r>
+    </w:p>
+    <w:tbl>
+      <w:tblPr>
+        <w:tblW w:type="auto" w:w="0"/>
+        <w:tblLayout w:type="fixed"/>
+        <w:tblLook w:firstColumn="1" w:firstRow="1" w:lastColumn="0" w:lastRow="0" w:noHBand="0" w:noVBand="1" w:val="04A0"/>
+        <w:jc w:val="center"/>
+        <w:tblBorders>
+          <w:top w:val="single" w:sz="4" w:space="0" w:color="D0D7DE"/>
+          <w:left w:val="single" w:sz="4" w:space="0" w:color="D0D7DE"/>
+          <w:bottom w:val="single" w:sz="4" w:space="0" w:color="D0D7DE"/>
+          <w:right w:val="single" w:sz="4" w:space="0" w:color="D0D7DE"/>
+          <w:insideH w:val="single" w:sz="4" w:space="0" w:color="D0D7DE"/>
+          <w:insideV w:val="single" w:sz="4" w:space="0" w:color="D0D7DE"/>
+        </w:tblBorders>
+      </w:tblPr>
+      <w:tblGrid>
+        <w:gridCol w:w="1560"/>
+        <w:gridCol w:w="1560"/>
+        <w:gridCol w:w="1560"/>
+        <w:gridCol w:w="1560"/>
+        <w:gridCol w:w="1560"/>
+        <w:gridCol w:w="1560"/>
+      </w:tblGrid>
+      <w:tr>
+        <w:trPr>
+          <w:cantSplit/>
+          <w:tblHeader w:val="true"/>
+        </w:trPr>
+        <w:tc>
+          <w:tcPr>
+            <w:tcW w:type="dxa" w:w="1512"/>
+            <w:vAlign w:val="center"/>
+            <w:tcMar>
+              <w:top w:w="80" w:type="dxa"/>
+              <w:bottom w:w="80" w:type="dxa"/>
+              <w:start w:w="120" w:type="dxa"/>
+              <w:end w:w="120" w:type="dxa"/>
+            </w:tcMar>
+            <w:shd w:fill="E8EEF5"/>
+          </w:tcPr>
+          <w:p>
+            <w:pPr>
+              <w:keepNext/>
+              <w:spacing w:after="40" w:line="264" w:lineRule="auto"/>
+            </w:pPr>
+            <w:r>
+              <w:rPr>
+                <w:rFonts w:ascii="Calibri" w:hAnsi="Calibri"/>
+                <w:b/>
+                <w:sz w:val="14"/>
+              </w:rPr>
+              <w:t>Classifier</w:t>
+            </w:r>
+          </w:p>
+        </w:tc>
+        <w:tc>
+          <w:tcPr>
+            <w:tcW w:type="dxa" w:w="1152"/>
+            <w:vAlign w:val="center"/>
+            <w:tcMar>
+              <w:top w:w="80" w:type="dxa"/>
+              <w:bottom w:w="80" w:type="dxa"/>
+              <w:start w:w="120" w:type="dxa"/>
+              <w:end w:w="120" w:type="dxa"/>
+            </w:tcMar>
+            <w:shd w:fill="E8EEF5"/>
+          </w:tcPr>
+          <w:p>
+            <w:pPr>
+              <w:keepNext/>
+              <w:spacing w:after="40" w:line="264" w:lineRule="auto"/>
+            </w:pPr>
+            <w:r>
+              <w:rPr>
+                <w:rFonts w:ascii="Calibri" w:hAnsi="Calibri"/>
+                <w:b/>
+                <w:sz w:val="14"/>
+              </w:rPr>
+              <w:t>Input</w:t>
+            </w:r>
+          </w:p>
+        </w:tc>
+        <w:tc>
+          <w:tcPr>
+            <w:tcW w:type="dxa" w:w="936"/>
+            <w:vAlign w:val="center"/>
+            <w:tcMar>
+              <w:top w:w="80" w:type="dxa"/>
+              <w:bottom w:w="80" w:type="dxa"/>
+              <w:start w:w="120" w:type="dxa"/>
+              <w:end w:w="120" w:type="dxa"/>
+            </w:tcMar>
+            <w:shd w:fill="E8EEF5"/>
+          </w:tcPr>
+          <w:p>
+            <w:pPr>
+              <w:keepNext/>
+              <w:spacing w:after="40" w:line="264" w:lineRule="auto"/>
+            </w:pPr>
+            <w:r>
+              <w:rPr>
+                <w:rFonts w:ascii="Calibri" w:hAnsi="Calibri"/>
+                <w:b/>
+                <w:sz w:val="14"/>
+              </w:rPr>
+              <w:t>Builds</w:t>
+            </w:r>
+          </w:p>
+        </w:tc>
+        <w:tc>
+          <w:tcPr>
+            <w:tcW w:type="dxa" w:w="1080"/>
+            <w:vAlign w:val="center"/>
+            <w:tcMar>
+              <w:top w:w="80" w:type="dxa"/>
+              <w:bottom w:w="80" w:type="dxa"/>
+              <w:start w:w="120" w:type="dxa"/>
+              <w:end w:w="120" w:type="dxa"/>
+            </w:tcMar>
+            <w:shd w:fill="E8EEF5"/>
+          </w:tcPr>
+          <w:p>
+            <w:pPr>
+              <w:keepNext/>
+              <w:spacing w:after="40" w:line="264" w:lineRule="auto"/>
+            </w:pPr>
+            <w:r>
+              <w:rPr>
+                <w:rFonts w:ascii="Calibri" w:hAnsi="Calibri"/>
+                <w:b/>
+                <w:sz w:val="14"/>
+              </w:rPr>
+              <w:t>Core s</w:t>
+            </w:r>
+          </w:p>
+        </w:tc>
+        <w:tc>
+          <w:tcPr>
+            <w:tcW w:type="dxa" w:w="1224"/>
+            <w:vAlign w:val="center"/>
+            <w:tcMar>
+              <w:top w:w="80" w:type="dxa"/>
+              <w:bottom w:w="80" w:type="dxa"/>
+              <w:start w:w="120" w:type="dxa"/>
+              <w:end w:w="120" w:type="dxa"/>
+            </w:tcMar>
+            <w:shd w:fill="E8EEF5"/>
+          </w:tcPr>
+          <w:p>
+            <w:pPr>
+              <w:keepNext/>
+              <w:spacing w:after="40" w:line="264" w:lineRule="auto"/>
+            </w:pPr>
+            <w:r>
+              <w:rPr>
+                <w:rFonts w:ascii="Calibri" w:hAnsi="Calibri"/>
+                <w:b/>
+                <w:sz w:val="14"/>
+              </w:rPr>
+              <w:t>Best CV</w:t>
+            </w:r>
+          </w:p>
+        </w:tc>
+        <w:tc>
+          <w:tcPr>
+            <w:tcW w:type="dxa" w:w="1296"/>
+            <w:vAlign w:val="center"/>
+            <w:tcMar>
+              <w:top w:w="80" w:type="dxa"/>
+              <w:bottom w:w="80" w:type="dxa"/>
+              <w:start w:w="120" w:type="dxa"/>
+              <w:end w:w="120" w:type="dxa"/>
+            </w:tcMar>
+            <w:shd w:fill="E8EEF5"/>
+          </w:tcPr>
+          <w:p>
+            <w:pPr>
+              <w:keepNext/>
+              <w:spacing w:after="40" w:line="264" w:lineRule="auto"/>
+            </w:pPr>
+            <w:r>
+              <w:rPr>
+                <w:rFonts w:ascii="Calibri" w:hAnsi="Calibri"/>
+                <w:b/>
+                <w:sz w:val="14"/>
+              </w:rPr>
+              <w:t>Agreement</w:t>
+            </w:r>
+          </w:p>
+        </w:tc>
+      </w:tr>
+      <w:tr>
+        <w:trPr>
+          <w:cantSplit/>
+        </w:trPr>
+        <w:tc>
+          <w:tcPr>
+            <w:tcW w:type="dxa" w:w="1512"/>
+            <w:vAlign w:val="center"/>
+            <w:tcMar>
+              <w:top w:w="80" w:type="dxa"/>
+              <w:bottom w:w="80" w:type="dxa"/>
+              <w:start w:w="120" w:type="dxa"/>
+              <w:end w:w="120" w:type="dxa"/>
+            </w:tcMar>
+          </w:tcPr>
+          <w:p>
+            <w:pPr>
+              <w:spacing w:after="40" w:line="264" w:lineRule="auto"/>
+            </w:pPr>
+            <w:r>
+              <w:rPr>
+                <w:rFonts w:ascii="Calibri" w:hAnsi="Calibri"/>
+                <w:sz w:val="14"/>
+              </w:rPr>
+              <w:t>KNN</w:t>
+            </w:r>
+          </w:p>
+        </w:tc>
+        <w:tc>
+          <w:tcPr>
+            <w:tcW w:type="dxa" w:w="1152"/>
+            <w:vAlign w:val="center"/>
+            <w:tcMar>
+              <w:top w:w="80" w:type="dxa"/>
+              <w:bottom w:w="80" w:type="dxa"/>
+              <w:start w:w="120" w:type="dxa"/>
+              <w:end w:w="120" w:type="dxa"/>
+            </w:tcMar>
+          </w:tcPr>
+          <w:p>
+            <w:pPr>
+              <w:spacing w:after="40" w:line="264" w:lineRule="auto"/>
+            </w:pPr>
+            <w:r>
+              <w:rPr>
+                <w:rFonts w:ascii="Calibri" w:hAnsi="Calibri"/>
+                <w:sz w:val="14"/>
+              </w:rPr>
+              <w:t>X</w:t>
+            </w:r>
+          </w:p>
+        </w:tc>
+        <w:tc>
+          <w:tcPr>
+            <w:tcW w:type="dxa" w:w="936"/>
+            <w:vAlign w:val="center"/>
+            <w:tcMar>
+              <w:top w:w="80" w:type="dxa"/>
+              <w:bottom w:w="80" w:type="dxa"/>
+              <w:start w:w="120" w:type="dxa"/>
+              <w:end w:w="120" w:type="dxa"/>
+            </w:tcMar>
+          </w:tcPr>
+          <w:p>
+            <w:pPr>
+              <w:spacing w:after="40" w:line="264" w:lineRule="auto"/>
+            </w:pPr>
+            <w:r>
+              <w:rPr>
+                <w:rFonts w:ascii="Calibri" w:hAnsi="Calibri"/>
+                <w:sz w:val="14"/>
+              </w:rPr>
+              <w:t>1</w:t>
+            </w:r>
+          </w:p>
+        </w:tc>
+        <w:tc>
+          <w:tcPr>
+            <w:tcW w:type="dxa" w:w="1080"/>
+            <w:vAlign w:val="center"/>
+            <w:tcMar>
+              <w:top w:w="80" w:type="dxa"/>
+              <w:bottom w:w="80" w:type="dxa"/>
+              <w:start w:w="120" w:type="dxa"/>
+              <w:end w:w="120" w:type="dxa"/>
+            </w:tcMar>
+          </w:tcPr>
+          <w:p>
+            <w:pPr>
+              <w:spacing w:after="40" w:line="264" w:lineRule="auto"/>
+            </w:pPr>
+            <w:r>
+              <w:rPr>
+                <w:rFonts w:ascii="Calibri" w:hAnsi="Calibri"/>
+                <w:sz w:val="14"/>
+              </w:rPr>
+              <w:t>0.323</w:t>
+            </w:r>
+          </w:p>
+        </w:tc>
+        <w:tc>
+          <w:tcPr>
+            <w:tcW w:type="dxa" w:w="1224"/>
+            <w:vAlign w:val="center"/>
+            <w:tcMar>
+              <w:top w:w="80" w:type="dxa"/>
+              <w:bottom w:w="80" w:type="dxa"/>
+              <w:start w:w="120" w:type="dxa"/>
+              <w:end w:w="120" w:type="dxa"/>
+            </w:tcMar>
+          </w:tcPr>
+          <w:p>
+            <w:pPr>
+              <w:spacing w:after="40" w:line="264" w:lineRule="auto"/>
+            </w:pPr>
+            <w:r>
+              <w:rPr>
+                <w:rFonts w:ascii="Calibri" w:hAnsi="Calibri"/>
+                <w:sz w:val="14"/>
+              </w:rPr>
+              <w:t>0.954</w:t>
+            </w:r>
+          </w:p>
+        </w:tc>
+        <w:tc>
+          <w:tcPr>
+            <w:tcW w:type="dxa" w:w="1296"/>
+            <w:vAlign w:val="center"/>
+            <w:tcMar>
+              <w:top w:w="80" w:type="dxa"/>
+              <w:bottom w:w="80" w:type="dxa"/>
+              <w:start w:w="120" w:type="dxa"/>
+              <w:end w:w="120" w:type="dxa"/>
+            </w:tcMar>
+          </w:tcPr>
+          <w:p>
+            <w:pPr>
+              <w:spacing w:after="40" w:line="264" w:lineRule="auto"/>
+            </w:pPr>
+            <w:r>
+              <w:rPr>
+                <w:rFonts w:ascii="Calibri" w:hAnsi="Calibri"/>
+                <w:sz w:val="14"/>
+              </w:rPr>
+              <w:t>0.907</w:t>
+            </w:r>
+          </w:p>
+        </w:tc>
+      </w:tr>
+      <w:tr>
+        <w:trPr>
+          <w:cantSplit/>
+        </w:trPr>
+        <w:tc>
+          <w:tcPr>
+            <w:tcW w:type="dxa" w:w="1512"/>
+            <w:vAlign w:val="center"/>
+            <w:tcMar>
+              <w:top w:w="80" w:type="dxa"/>
+              <w:bottom w:w="80" w:type="dxa"/>
+              <w:start w:w="120" w:type="dxa"/>
+              <w:end w:w="120" w:type="dxa"/>
+            </w:tcMar>
+          </w:tcPr>
+          <w:p>
+            <w:pPr>
+              <w:spacing w:after="40" w:line="264" w:lineRule="auto"/>
+            </w:pPr>
+            <w:r>
+              <w:rPr>
+                <w:rFonts w:ascii="Calibri" w:hAnsi="Calibri"/>
+                <w:sz w:val="14"/>
+              </w:rPr>
+              <w:t>KNN</w:t>
+            </w:r>
+          </w:p>
+        </w:tc>
+        <w:tc>
+          <w:tcPr>
+            <w:tcW w:type="dxa" w:w="1152"/>
+            <w:vAlign w:val="center"/>
+            <w:tcMar>
+              <w:top w:w="80" w:type="dxa"/>
+              <w:bottom w:w="80" w:type="dxa"/>
+              <w:start w:w="120" w:type="dxa"/>
+              <w:end w:w="120" w:type="dxa"/>
+            </w:tcMar>
+          </w:tcPr>
+          <w:p>
+            <w:pPr>
+              <w:spacing w:after="40" w:line="264" w:lineRule="auto"/>
+            </w:pPr>
+            <w:r>
+              <w:rPr>
+                <w:rFonts w:ascii="Calibri" w:hAnsi="Calibri"/>
+                <w:sz w:val="14"/>
+              </w:rPr>
+              <w:t>P + X</w:t>
+            </w:r>
+          </w:p>
+        </w:tc>
+        <w:tc>
+          <w:tcPr>
+            <w:tcW w:type="dxa" w:w="936"/>
+            <w:vAlign w:val="center"/>
+            <w:tcMar>
+              <w:top w:w="80" w:type="dxa"/>
+              <w:bottom w:w="80" w:type="dxa"/>
+              <w:start w:w="120" w:type="dxa"/>
+              <w:end w:w="120" w:type="dxa"/>
+            </w:tcMar>
+          </w:tcPr>
+          <w:p>
+            <w:pPr>
+              <w:spacing w:after="40" w:line="264" w:lineRule="auto"/>
+            </w:pPr>
+            <w:r>
+              <w:rPr>
+                <w:rFonts w:ascii="Calibri" w:hAnsi="Calibri"/>
+                <w:sz w:val="14"/>
+              </w:rPr>
+              <w:t>0</w:t>
+            </w:r>
+          </w:p>
+        </w:tc>
+        <w:tc>
+          <w:tcPr>
+            <w:tcW w:type="dxa" w:w="1080"/>
+            <w:vAlign w:val="center"/>
+            <w:tcMar>
+              <w:top w:w="80" w:type="dxa"/>
+              <w:bottom w:w="80" w:type="dxa"/>
+              <w:start w:w="120" w:type="dxa"/>
+              <w:end w:w="120" w:type="dxa"/>
+            </w:tcMar>
+          </w:tcPr>
+          <w:p>
+            <w:pPr>
+              <w:spacing w:after="40" w:line="264" w:lineRule="auto"/>
+            </w:pPr>
+            <w:r>
+              <w:rPr>
+                <w:rFonts w:ascii="Calibri" w:hAnsi="Calibri"/>
+                <w:sz w:val="14"/>
+              </w:rPr>
+              <w:t>0.037</w:t>
+            </w:r>
+          </w:p>
+        </w:tc>
+        <w:tc>
+          <w:tcPr>
+            <w:tcW w:type="dxa" w:w="1224"/>
+            <w:vAlign w:val="center"/>
+            <w:tcMar>
+              <w:top w:w="80" w:type="dxa"/>
+              <w:bottom w:w="80" w:type="dxa"/>
+              <w:start w:w="120" w:type="dxa"/>
+              <w:end w:w="120" w:type="dxa"/>
+            </w:tcMar>
+          </w:tcPr>
+          <w:p>
+            <w:pPr>
+              <w:spacing w:after="40" w:line="264" w:lineRule="auto"/>
+            </w:pPr>
+            <w:r>
+              <w:rPr>
+                <w:rFonts w:ascii="Calibri" w:hAnsi="Calibri"/>
+                <w:sz w:val="14"/>
+              </w:rPr>
+              <w:t>0.965</w:t>
+            </w:r>
+          </w:p>
+        </w:tc>
+        <w:tc>
+          <w:tcPr>
+            <w:tcW w:type="dxa" w:w="1296"/>
+            <w:vAlign w:val="center"/>
+            <w:tcMar>
+              <w:top w:w="80" w:type="dxa"/>
+              <w:bottom w:w="80" w:type="dxa"/>
+              <w:start w:w="120" w:type="dxa"/>
+              <w:end w:w="120" w:type="dxa"/>
+            </w:tcMar>
+          </w:tcPr>
+          <w:p>
+            <w:pPr>
+              <w:spacing w:after="40" w:line="264" w:lineRule="auto"/>
+            </w:pPr>
+            <w:r>
+              <w:rPr>
+                <w:rFonts w:ascii="Calibri" w:hAnsi="Calibri"/>
+                <w:sz w:val="14"/>
+              </w:rPr>
+              <w:t>0.907</w:t>
+            </w:r>
+          </w:p>
+        </w:tc>
+      </w:tr>
+      <w:tr>
+        <w:trPr>
+          <w:cantSplit/>
+        </w:trPr>
+        <w:tc>
+          <w:tcPr>
+            <w:tcW w:type="dxa" w:w="1512"/>
+            <w:vAlign w:val="center"/>
+            <w:tcMar>
+              <w:top w:w="80" w:type="dxa"/>
+              <w:bottom w:w="80" w:type="dxa"/>
+              <w:start w:w="120" w:type="dxa"/>
+              <w:end w:w="120" w:type="dxa"/>
+            </w:tcMar>
+          </w:tcPr>
+          <w:p>
+            <w:pPr>
+              <w:spacing w:after="40" w:line="264" w:lineRule="auto"/>
+            </w:pPr>
+            <w:r>
+              <w:rPr>
+                <w:rFonts w:ascii="Calibri" w:hAnsi="Calibri"/>
+                <w:sz w:val="14"/>
+              </w:rPr>
+              <w:t>KNN</w:t>
+            </w:r>
+          </w:p>
+        </w:tc>
+        <w:tc>
+          <w:tcPr>
+            <w:tcW w:type="dxa" w:w="1152"/>
+            <w:vAlign w:val="center"/>
+            <w:tcMar>
+              <w:top w:w="80" w:type="dxa"/>
+              <w:bottom w:w="80" w:type="dxa"/>
+              <w:start w:w="120" w:type="dxa"/>
+              <w:end w:w="120" w:type="dxa"/>
+            </w:tcMar>
+          </w:tcPr>
+          <w:p>
+            <w:pPr>
+              <w:spacing w:after="40" w:line="264" w:lineRule="auto"/>
+            </w:pPr>
+            <w:r>
+              <w:rPr>
+                <w:rFonts w:ascii="Calibri" w:hAnsi="Calibri"/>
+                <w:sz w:val="14"/>
+              </w:rPr>
+              <w:t>P</w:t>
+            </w:r>
+          </w:p>
+        </w:tc>
+        <w:tc>
+          <w:tcPr>
+            <w:tcW w:type="dxa" w:w="936"/>
+            <w:vAlign w:val="center"/>
+            <w:tcMar>
+              <w:top w:w="80" w:type="dxa"/>
+              <w:bottom w:w="80" w:type="dxa"/>
+              <w:start w:w="120" w:type="dxa"/>
+              <w:end w:w="120" w:type="dxa"/>
+            </w:tcMar>
+          </w:tcPr>
+          <w:p>
+            <w:pPr>
+              <w:spacing w:after="40" w:line="264" w:lineRule="auto"/>
+            </w:pPr>
+            <w:r>
+              <w:rPr>
+                <w:rFonts w:ascii="Calibri" w:hAnsi="Calibri"/>
+                <w:sz w:val="14"/>
+              </w:rPr>
+              <w:t>0</w:t>
+            </w:r>
+          </w:p>
+        </w:tc>
+        <w:tc>
+          <w:tcPr>
+            <w:tcW w:type="dxa" w:w="1080"/>
+            <w:vAlign w:val="center"/>
+            <w:tcMar>
+              <w:top w:w="80" w:type="dxa"/>
+              <w:bottom w:w="80" w:type="dxa"/>
+              <w:start w:w="120" w:type="dxa"/>
+              <w:end w:w="120" w:type="dxa"/>
+            </w:tcMar>
+          </w:tcPr>
+          <w:p>
+            <w:pPr>
+              <w:spacing w:after="40" w:line="264" w:lineRule="auto"/>
+            </w:pPr>
+            <w:r>
+              <w:rPr>
+                <w:rFonts w:ascii="Calibri" w:hAnsi="Calibri"/>
+                <w:sz w:val="14"/>
+              </w:rPr>
+              <w:t>0.023</w:t>
+            </w:r>
+          </w:p>
+        </w:tc>
+        <w:tc>
+          <w:tcPr>
+            <w:tcW w:type="dxa" w:w="1224"/>
+            <w:vAlign w:val="center"/>
+            <w:tcMar>
+              <w:top w:w="80" w:type="dxa"/>
+              <w:bottom w:w="80" w:type="dxa"/>
+              <w:start w:w="120" w:type="dxa"/>
+              <w:end w:w="120" w:type="dxa"/>
+            </w:tcMar>
+          </w:tcPr>
+          <w:p>
+            <w:pPr>
+              <w:spacing w:after="40" w:line="264" w:lineRule="auto"/>
+            </w:pPr>
+            <w:r>
+              <w:rPr>
+                <w:rFonts w:ascii="Calibri" w:hAnsi="Calibri"/>
+                <w:sz w:val="14"/>
+              </w:rPr>
+              <w:t>0.983</w:t>
+            </w:r>
+          </w:p>
+        </w:tc>
+        <w:tc>
+          <w:tcPr>
+            <w:tcW w:type="dxa" w:w="1296"/>
+            <w:vAlign w:val="center"/>
+            <w:tcMar>
+              <w:top w:w="80" w:type="dxa"/>
+              <w:bottom w:w="80" w:type="dxa"/>
+              <w:start w:w="120" w:type="dxa"/>
+              <w:end w:w="120" w:type="dxa"/>
+            </w:tcMar>
+          </w:tcPr>
+          <w:p>
+            <w:pPr>
+              <w:spacing w:after="40" w:line="264" w:lineRule="auto"/>
+            </w:pPr>
+            <w:r>
+              <w:rPr>
+                <w:rFonts w:ascii="Calibri" w:hAnsi="Calibri"/>
+                <w:sz w:val="14"/>
+              </w:rPr>
+              <w:t>1.000</w:t>
+            </w:r>
+          </w:p>
+        </w:tc>
+      </w:tr>
+      <w:tr>
+        <w:trPr>
+          <w:cantSplit/>
+        </w:trPr>
+        <w:tc>
+          <w:tcPr>
+            <w:tcW w:type="dxa" w:w="1512"/>
+            <w:vAlign w:val="center"/>
+            <w:tcMar>
+              <w:top w:w="80" w:type="dxa"/>
+              <w:bottom w:w="80" w:type="dxa"/>
+              <w:start w:w="120" w:type="dxa"/>
+              <w:end w:w="120" w:type="dxa"/>
+            </w:tcMar>
+          </w:tcPr>
+          <w:p>
+            <w:pPr>
+              <w:spacing w:after="40" w:line="264" w:lineRule="auto"/>
+            </w:pPr>
+            <w:r>
+              <w:rPr>
+                <w:rFonts w:ascii="Calibri" w:hAnsi="Calibri"/>
+                <w:sz w:val="14"/>
+              </w:rPr>
+              <w:t>KNN</w:t>
+            </w:r>
+          </w:p>
+        </w:tc>
+        <w:tc>
+          <w:tcPr>
+            <w:tcW w:type="dxa" w:w="1152"/>
+            <w:vAlign w:val="center"/>
+            <w:tcMar>
+              <w:top w:w="80" w:type="dxa"/>
+              <w:bottom w:w="80" w:type="dxa"/>
+              <w:start w:w="120" w:type="dxa"/>
+              <w:end w:w="120" w:type="dxa"/>
+            </w:tcMar>
+          </w:tcPr>
+          <w:p>
+            <w:pPr>
+              <w:spacing w:after="40" w:line="264" w:lineRule="auto"/>
+            </w:pPr>
+            <w:r>
+              <w:rPr>
+                <w:rFonts w:ascii="Calibri" w:hAnsi="Calibri"/>
+                <w:sz w:val="14"/>
+              </w:rPr>
+              <w:t>G</w:t>
+            </w:r>
+          </w:p>
+        </w:tc>
+        <w:tc>
+          <w:tcPr>
+            <w:tcW w:type="dxa" w:w="936"/>
+            <w:vAlign w:val="center"/>
+            <w:tcMar>
+              <w:top w:w="80" w:type="dxa"/>
+              <w:bottom w:w="80" w:type="dxa"/>
+              <w:start w:w="120" w:type="dxa"/>
+              <w:end w:w="120" w:type="dxa"/>
+            </w:tcMar>
+          </w:tcPr>
+          <w:p>
+            <w:pPr>
+              <w:spacing w:after="40" w:line="264" w:lineRule="auto"/>
+            </w:pPr>
+            <w:r>
+              <w:rPr>
+                <w:rFonts w:ascii="Calibri" w:hAnsi="Calibri"/>
+                <w:sz w:val="14"/>
+              </w:rPr>
+              <w:t>0</w:t>
+            </w:r>
+          </w:p>
+        </w:tc>
+        <w:tc>
+          <w:tcPr>
+            <w:tcW w:type="dxa" w:w="1080"/>
+            <w:vAlign w:val="center"/>
+            <w:tcMar>
+              <w:top w:w="80" w:type="dxa"/>
+              <w:bottom w:w="80" w:type="dxa"/>
+              <w:start w:w="120" w:type="dxa"/>
+              <w:end w:w="120" w:type="dxa"/>
+            </w:tcMar>
+          </w:tcPr>
+          <w:p>
+            <w:pPr>
+              <w:spacing w:after="40" w:line="264" w:lineRule="auto"/>
+            </w:pPr>
+            <w:r>
+              <w:rPr>
+                <w:rFonts w:ascii="Calibri" w:hAnsi="Calibri"/>
+                <w:sz w:val="14"/>
+              </w:rPr>
+              <w:t>0.023</w:t>
+            </w:r>
+          </w:p>
+        </w:tc>
+        <w:tc>
+          <w:tcPr>
+            <w:tcW w:type="dxa" w:w="1224"/>
+            <w:vAlign w:val="center"/>
+            <w:tcMar>
+              <w:top w:w="80" w:type="dxa"/>
+              <w:bottom w:w="80" w:type="dxa"/>
+              <w:start w:w="120" w:type="dxa"/>
+              <w:end w:w="120" w:type="dxa"/>
+            </w:tcMar>
+          </w:tcPr>
+          <w:p>
+            <w:pPr>
+              <w:spacing w:after="40" w:line="264" w:lineRule="auto"/>
+            </w:pPr>
+            <w:r>
+              <w:rPr>
+                <w:rFonts w:ascii="Calibri" w:hAnsi="Calibri"/>
+                <w:sz w:val="14"/>
+              </w:rPr>
+              <w:t>0.983</w:t>
+            </w:r>
+          </w:p>
+        </w:tc>
+        <w:tc>
+          <w:tcPr>
+            <w:tcW w:type="dxa" w:w="1296"/>
+            <w:vAlign w:val="center"/>
+            <w:tcMar>
+              <w:top w:w="80" w:type="dxa"/>
+              <w:bottom w:w="80" w:type="dxa"/>
+              <w:start w:w="120" w:type="dxa"/>
+              <w:end w:w="120" w:type="dxa"/>
+            </w:tcMar>
+          </w:tcPr>
+          <w:p>
+            <w:pPr>
+              <w:spacing w:after="40" w:line="264" w:lineRule="auto"/>
+            </w:pPr>
+            <w:r>
+              <w:rPr>
+                <w:rFonts w:ascii="Calibri" w:hAnsi="Calibri"/>
+                <w:sz w:val="14"/>
+              </w:rPr>
+              <w:t>1.000</w:t>
+            </w:r>
+          </w:p>
+        </w:tc>
+      </w:tr>
+      <w:tr>
+        <w:trPr>
+          <w:cantSplit/>
+        </w:trPr>
+        <w:tc>
+          <w:tcPr>
+            <w:tcW w:type="dxa" w:w="1512"/>
+            <w:vAlign w:val="center"/>
+            <w:tcMar>
+              <w:top w:w="80" w:type="dxa"/>
+              <w:bottom w:w="80" w:type="dxa"/>
+              <w:start w:w="120" w:type="dxa"/>
+              <w:end w:w="120" w:type="dxa"/>
+            </w:tcMar>
+          </w:tcPr>
+          <w:p>
+            <w:pPr>
+              <w:spacing w:after="40" w:line="264" w:lineRule="auto"/>
+            </w:pPr>
+            <w:r>
+              <w:rPr>
+                <w:rFonts w:ascii="Calibri" w:hAnsi="Calibri"/>
+                <w:sz w:val="14"/>
+              </w:rPr>
+              <w:t>PLS-LDA</w:t>
+            </w:r>
+          </w:p>
+        </w:tc>
+        <w:tc>
+          <w:tcPr>
+            <w:tcW w:type="dxa" w:w="1152"/>
+            <w:vAlign w:val="center"/>
+            <w:tcMar>
+              <w:top w:w="80" w:type="dxa"/>
+              <w:bottom w:w="80" w:type="dxa"/>
+              <w:start w:w="120" w:type="dxa"/>
+              <w:end w:w="120" w:type="dxa"/>
+            </w:tcMar>
+          </w:tcPr>
+          <w:p>
+            <w:pPr>
+              <w:spacing w:after="40" w:line="264" w:lineRule="auto"/>
+            </w:pPr>
+            <w:r>
+              <w:rPr>
+                <w:rFonts w:ascii="Calibri" w:hAnsi="Calibri"/>
+                <w:sz w:val="14"/>
+              </w:rPr>
+              <w:t>X</w:t>
+            </w:r>
+          </w:p>
+        </w:tc>
+        <w:tc>
+          <w:tcPr>
+            <w:tcW w:type="dxa" w:w="936"/>
+            <w:vAlign w:val="center"/>
+            <w:tcMar>
+              <w:top w:w="80" w:type="dxa"/>
+              <w:bottom w:w="80" w:type="dxa"/>
+              <w:start w:w="120" w:type="dxa"/>
+              <w:end w:w="120" w:type="dxa"/>
+            </w:tcMar>
+          </w:tcPr>
+          <w:p>
+            <w:pPr>
+              <w:spacing w:after="40" w:line="264" w:lineRule="auto"/>
+            </w:pPr>
+            <w:r>
+              <w:rPr>
+                <w:rFonts w:ascii="Calibri" w:hAnsi="Calibri"/>
+                <w:sz w:val="14"/>
+              </w:rPr>
+              <w:t>1</w:t>
+            </w:r>
+          </w:p>
+        </w:tc>
+        <w:tc>
+          <w:tcPr>
+            <w:tcW w:type="dxa" w:w="1080"/>
+            <w:vAlign w:val="center"/>
+            <w:tcMar>
+              <w:top w:w="80" w:type="dxa"/>
+              <w:bottom w:w="80" w:type="dxa"/>
+              <w:start w:w="120" w:type="dxa"/>
+              <w:end w:w="120" w:type="dxa"/>
+            </w:tcMar>
+          </w:tcPr>
+          <w:p>
+            <w:pPr>
+              <w:spacing w:after="40" w:line="264" w:lineRule="auto"/>
+            </w:pPr>
+            <w:r>
+              <w:rPr>
+                <w:rFonts w:ascii="Calibri" w:hAnsi="Calibri"/>
+                <w:sz w:val="14"/>
+              </w:rPr>
+              <w:t>2.217</w:t>
+            </w:r>
+          </w:p>
+        </w:tc>
+        <w:tc>
+          <w:tcPr>
+            <w:tcW w:type="dxa" w:w="1224"/>
+            <w:vAlign w:val="center"/>
+            <w:tcMar>
+              <w:top w:w="80" w:type="dxa"/>
+              <w:bottom w:w="80" w:type="dxa"/>
+              <w:start w:w="120" w:type="dxa"/>
+              <w:end w:w="120" w:type="dxa"/>
+            </w:tcMar>
+          </w:tcPr>
+          <w:p>
+            <w:pPr>
+              <w:spacing w:after="40" w:line="264" w:lineRule="auto"/>
+            </w:pPr>
+            <w:r>
+              <w:rPr>
+                <w:rFonts w:ascii="Calibri" w:hAnsi="Calibri"/>
+                <w:sz w:val="14"/>
+              </w:rPr>
+              <w:t>0.936</w:t>
+            </w:r>
+          </w:p>
+        </w:tc>
+        <w:tc>
+          <w:tcPr>
+            <w:tcW w:type="dxa" w:w="1296"/>
+            <w:vAlign w:val="center"/>
+            <w:tcMar>
+              <w:top w:w="80" w:type="dxa"/>
+              <w:bottom w:w="80" w:type="dxa"/>
+              <w:start w:w="120" w:type="dxa"/>
+              <w:end w:w="120" w:type="dxa"/>
+            </w:tcMar>
+          </w:tcPr>
+          <w:p>
+            <w:pPr>
+              <w:spacing w:after="40" w:line="264" w:lineRule="auto"/>
+            </w:pPr>
+            <w:r>
+              <w:rPr>
+                <w:rFonts w:ascii="Calibri" w:hAnsi="Calibri"/>
+                <w:sz w:val="14"/>
+              </w:rPr>
+              <w:t>1.000</w:t>
+            </w:r>
+          </w:p>
+        </w:tc>
+      </w:tr>
+      <w:tr>
+        <w:trPr>
+          <w:cantSplit/>
+        </w:trPr>
+        <w:tc>
+          <w:tcPr>
+            <w:tcW w:type="dxa" w:w="1512"/>
+            <w:vAlign w:val="center"/>
+            <w:tcMar>
+              <w:top w:w="80" w:type="dxa"/>
+              <w:bottom w:w="80" w:type="dxa"/>
+              <w:start w:w="120" w:type="dxa"/>
+              <w:end w:w="120" w:type="dxa"/>
+            </w:tcMar>
+          </w:tcPr>
+          <w:p>
+            <w:pPr>
+              <w:spacing w:after="40" w:line="264" w:lineRule="auto"/>
+            </w:pPr>
+            <w:r>
+              <w:rPr>
+                <w:rFonts w:ascii="Calibri" w:hAnsi="Calibri"/>
+                <w:sz w:val="14"/>
+              </w:rPr>
+              <w:t>PLS-LDA</w:t>
+            </w:r>
+          </w:p>
+        </w:tc>
+        <w:tc>
+          <w:tcPr>
+            <w:tcW w:type="dxa" w:w="1152"/>
+            <w:vAlign w:val="center"/>
+            <w:tcMar>
+              <w:top w:w="80" w:type="dxa"/>
+              <w:bottom w:w="80" w:type="dxa"/>
+              <w:start w:w="120" w:type="dxa"/>
+              <w:end w:w="120" w:type="dxa"/>
+            </w:tcMar>
+          </w:tcPr>
+          <w:p>
+            <w:pPr>
+              <w:spacing w:after="40" w:line="264" w:lineRule="auto"/>
+            </w:pPr>
+            <w:r>
+              <w:rPr>
+                <w:rFonts w:ascii="Calibri" w:hAnsi="Calibri"/>
+                <w:sz w:val="14"/>
+              </w:rPr>
+              <w:t>P + X</w:t>
+            </w:r>
+          </w:p>
+        </w:tc>
+        <w:tc>
+          <w:tcPr>
+            <w:tcW w:type="dxa" w:w="936"/>
+            <w:vAlign w:val="center"/>
+            <w:tcMar>
+              <w:top w:w="80" w:type="dxa"/>
+              <w:bottom w:w="80" w:type="dxa"/>
+              <w:start w:w="120" w:type="dxa"/>
+              <w:end w:w="120" w:type="dxa"/>
+            </w:tcMar>
+          </w:tcPr>
+          <w:p>
+            <w:pPr>
+              <w:spacing w:after="40" w:line="264" w:lineRule="auto"/>
+            </w:pPr>
+            <w:r>
+              <w:rPr>
+                <w:rFonts w:ascii="Calibri" w:hAnsi="Calibri"/>
+                <w:sz w:val="14"/>
+              </w:rPr>
+              <w:t>0</w:t>
+            </w:r>
+          </w:p>
+        </w:tc>
+        <w:tc>
+          <w:tcPr>
+            <w:tcW w:type="dxa" w:w="1080"/>
+            <w:vAlign w:val="center"/>
+            <w:tcMar>
+              <w:top w:w="80" w:type="dxa"/>
+              <w:bottom w:w="80" w:type="dxa"/>
+              <w:start w:w="120" w:type="dxa"/>
+              <w:end w:w="120" w:type="dxa"/>
+            </w:tcMar>
+          </w:tcPr>
+          <w:p>
+            <w:pPr>
+              <w:spacing w:after="40" w:line="264" w:lineRule="auto"/>
+            </w:pPr>
+            <w:r>
+              <w:rPr>
+                <w:rFonts w:ascii="Calibri" w:hAnsi="Calibri"/>
+                <w:sz w:val="14"/>
+              </w:rPr>
+              <w:t>2.088</w:t>
+            </w:r>
+          </w:p>
+        </w:tc>
+        <w:tc>
+          <w:tcPr>
+            <w:tcW w:type="dxa" w:w="1224"/>
+            <w:vAlign w:val="center"/>
+            <w:tcMar>
+              <w:top w:w="80" w:type="dxa"/>
+              <w:bottom w:w="80" w:type="dxa"/>
+              <w:start w:w="120" w:type="dxa"/>
+              <w:end w:w="120" w:type="dxa"/>
+            </w:tcMar>
+          </w:tcPr>
+          <w:p>
+            <w:pPr>
+              <w:spacing w:after="40" w:line="264" w:lineRule="auto"/>
+            </w:pPr>
+            <w:r>
+              <w:rPr>
+                <w:rFonts w:ascii="Calibri" w:hAnsi="Calibri"/>
+                <w:sz w:val="14"/>
+              </w:rPr>
+              <w:t>0.936</w:t>
+            </w:r>
+          </w:p>
+        </w:tc>
+        <w:tc>
+          <w:tcPr>
+            <w:tcW w:type="dxa" w:w="1296"/>
+            <w:vAlign w:val="center"/>
+            <w:tcMar>
+              <w:top w:w="80" w:type="dxa"/>
+              <w:bottom w:w="80" w:type="dxa"/>
+              <w:start w:w="120" w:type="dxa"/>
+              <w:end w:w="120" w:type="dxa"/>
+            </w:tcMar>
+          </w:tcPr>
+          <w:p>
+            <w:pPr>
+              <w:spacing w:after="40" w:line="264" w:lineRule="auto"/>
+            </w:pPr>
+            <w:r>
+              <w:rPr>
+                <w:rFonts w:ascii="Calibri" w:hAnsi="Calibri"/>
+                <w:sz w:val="14"/>
+              </w:rPr>
+              <w:t>1.000</w:t>
+            </w:r>
+          </w:p>
+        </w:tc>
+      </w:tr>
+      <w:tr>
+        <w:trPr>
+          <w:cantSplit/>
+        </w:trPr>
+        <w:tc>
+          <w:tcPr>
+            <w:tcW w:type="dxa" w:w="1512"/>
+            <w:vAlign w:val="center"/>
+            <w:tcMar>
+              <w:top w:w="80" w:type="dxa"/>
+              <w:bottom w:w="80" w:type="dxa"/>
+              <w:start w:w="120" w:type="dxa"/>
+              <w:end w:w="120" w:type="dxa"/>
+            </w:tcMar>
+          </w:tcPr>
+          <w:p>
+            <w:pPr>
+              <w:spacing w:after="40" w:line="264" w:lineRule="auto"/>
+            </w:pPr>
+            <w:r>
+              <w:rPr>
+                <w:rFonts w:ascii="Calibri" w:hAnsi="Calibri"/>
+                <w:sz w:val="14"/>
+              </w:rPr>
+              <w:t>PLS-LDA</w:t>
+            </w:r>
+          </w:p>
+        </w:tc>
+        <w:tc>
+          <w:tcPr>
+            <w:tcW w:type="dxa" w:w="1152"/>
+            <w:vAlign w:val="center"/>
+            <w:tcMar>
+              <w:top w:w="80" w:type="dxa"/>
+              <w:bottom w:w="80" w:type="dxa"/>
+              <w:start w:w="120" w:type="dxa"/>
+              <w:end w:w="120" w:type="dxa"/>
+            </w:tcMar>
+          </w:tcPr>
+          <w:p>
+            <w:pPr>
+              <w:spacing w:after="40" w:line="264" w:lineRule="auto"/>
+            </w:pPr>
+            <w:r>
+              <w:rPr>
+                <w:rFonts w:ascii="Calibri" w:hAnsi="Calibri"/>
+                <w:sz w:val="14"/>
+              </w:rPr>
+              <w:t>P</w:t>
+            </w:r>
+          </w:p>
+        </w:tc>
+        <w:tc>
+          <w:tcPr>
+            <w:tcW w:type="dxa" w:w="936"/>
+            <w:vAlign w:val="center"/>
+            <w:tcMar>
+              <w:top w:w="80" w:type="dxa"/>
+              <w:bottom w:w="80" w:type="dxa"/>
+              <w:start w:w="120" w:type="dxa"/>
+              <w:end w:w="120" w:type="dxa"/>
+            </w:tcMar>
+          </w:tcPr>
+          <w:p>
+            <w:pPr>
+              <w:spacing w:after="40" w:line="264" w:lineRule="auto"/>
+            </w:pPr>
+            <w:r>
+              <w:rPr>
+                <w:rFonts w:ascii="Calibri" w:hAnsi="Calibri"/>
+                <w:sz w:val="14"/>
+              </w:rPr>
+              <w:t>0</w:t>
+            </w:r>
+          </w:p>
+        </w:tc>
+        <w:tc>
+          <w:tcPr>
+            <w:tcW w:type="dxa" w:w="1080"/>
+            <w:vAlign w:val="center"/>
+            <w:tcMar>
+              <w:top w:w="80" w:type="dxa"/>
+              <w:bottom w:w="80" w:type="dxa"/>
+              <w:start w:w="120" w:type="dxa"/>
+              <w:end w:w="120" w:type="dxa"/>
+            </w:tcMar>
+          </w:tcPr>
+          <w:p>
+            <w:pPr>
+              <w:spacing w:after="40" w:line="264" w:lineRule="auto"/>
+            </w:pPr>
+            <w:r>
+              <w:rPr>
+                <w:rFonts w:ascii="Calibri" w:hAnsi="Calibri"/>
+                <w:sz w:val="14"/>
+              </w:rPr>
+              <w:t>1.817</w:t>
+            </w:r>
+          </w:p>
+        </w:tc>
+        <w:tc>
+          <w:tcPr>
+            <w:tcW w:type="dxa" w:w="1224"/>
+            <w:vAlign w:val="center"/>
+            <w:tcMar>
+              <w:top w:w="80" w:type="dxa"/>
+              <w:bottom w:w="80" w:type="dxa"/>
+              <w:start w:w="120" w:type="dxa"/>
+              <w:end w:w="120" w:type="dxa"/>
+            </w:tcMar>
+          </w:tcPr>
+          <w:p>
+            <w:pPr>
+              <w:spacing w:after="40" w:line="264" w:lineRule="auto"/>
+            </w:pPr>
+            <w:r>
+              <w:rPr>
+                <w:rFonts w:ascii="Calibri" w:hAnsi="Calibri"/>
+                <w:sz w:val="14"/>
+              </w:rPr>
+              <w:t>0.947</w:t>
+            </w:r>
+          </w:p>
+        </w:tc>
+        <w:tc>
+          <w:tcPr>
+            <w:tcW w:type="dxa" w:w="1296"/>
+            <w:vAlign w:val="center"/>
+            <w:tcMar>
+              <w:top w:w="80" w:type="dxa"/>
+              <w:bottom w:w="80" w:type="dxa"/>
+              <w:start w:w="120" w:type="dxa"/>
+              <w:end w:w="120" w:type="dxa"/>
+            </w:tcMar>
+          </w:tcPr>
+          <w:p>
+            <w:pPr>
+              <w:spacing w:after="40" w:line="264" w:lineRule="auto"/>
+            </w:pPr>
+            <w:r>
+              <w:rPr>
+                <w:rFonts w:ascii="Calibri" w:hAnsi="Calibri"/>
+                <w:sz w:val="14"/>
+              </w:rPr>
+              <w:t>1.000</w:t>
+            </w:r>
+          </w:p>
+        </w:tc>
+      </w:tr>
+      <w:tr>
+        <w:trPr>
+          <w:cantSplit/>
+        </w:trPr>
+        <w:tc>
+          <w:tcPr>
+            <w:tcW w:type="dxa" w:w="1512"/>
+            <w:vAlign w:val="center"/>
+            <w:tcMar>
+              <w:top w:w="80" w:type="dxa"/>
+              <w:bottom w:w="80" w:type="dxa"/>
+              <w:start w:w="120" w:type="dxa"/>
+              <w:end w:w="120" w:type="dxa"/>
+            </w:tcMar>
+          </w:tcPr>
+          <w:p>
+            <w:pPr>
+              <w:spacing w:after="40" w:line="264" w:lineRule="auto"/>
+            </w:pPr>
+            <w:r>
+              <w:rPr>
+                <w:rFonts w:ascii="Calibri" w:hAnsi="Calibri"/>
+                <w:sz w:val="14"/>
+              </w:rPr>
+              <w:t>PLS-LDA</w:t>
+            </w:r>
+          </w:p>
+        </w:tc>
+        <w:tc>
+          <w:tcPr>
+            <w:tcW w:type="dxa" w:w="1152"/>
+            <w:vAlign w:val="center"/>
+            <w:tcMar>
+              <w:top w:w="80" w:type="dxa"/>
+              <w:bottom w:w="80" w:type="dxa"/>
+              <w:start w:w="120" w:type="dxa"/>
+              <w:end w:w="120" w:type="dxa"/>
+            </w:tcMar>
+          </w:tcPr>
+          <w:p>
+            <w:pPr>
+              <w:spacing w:after="40" w:line="264" w:lineRule="auto"/>
+            </w:pPr>
+            <w:r>
+              <w:rPr>
+                <w:rFonts w:ascii="Calibri" w:hAnsi="Calibri"/>
+                <w:sz w:val="14"/>
+              </w:rPr>
+              <w:t>G</w:t>
+            </w:r>
+          </w:p>
+        </w:tc>
+        <w:tc>
+          <w:tcPr>
+            <w:tcW w:type="dxa" w:w="936"/>
+            <w:vAlign w:val="center"/>
+            <w:tcMar>
+              <w:top w:w="80" w:type="dxa"/>
+              <w:bottom w:w="80" w:type="dxa"/>
+              <w:start w:w="120" w:type="dxa"/>
+              <w:end w:w="120" w:type="dxa"/>
+            </w:tcMar>
+          </w:tcPr>
+          <w:p>
+            <w:pPr>
+              <w:spacing w:after="40" w:line="264" w:lineRule="auto"/>
+            </w:pPr>
+            <w:r>
+              <w:rPr>
+                <w:rFonts w:ascii="Calibri" w:hAnsi="Calibri"/>
+                <w:sz w:val="14"/>
+              </w:rPr>
+              <w:t>0</w:t>
+            </w:r>
+          </w:p>
+        </w:tc>
+        <w:tc>
+          <w:tcPr>
+            <w:tcW w:type="dxa" w:w="1080"/>
+            <w:vAlign w:val="center"/>
+            <w:tcMar>
+              <w:top w:w="80" w:type="dxa"/>
+              <w:bottom w:w="80" w:type="dxa"/>
+              <w:start w:w="120" w:type="dxa"/>
+              <w:end w:w="120" w:type="dxa"/>
+            </w:tcMar>
+          </w:tcPr>
+          <w:p>
+            <w:pPr>
+              <w:spacing w:after="40" w:line="264" w:lineRule="auto"/>
+            </w:pPr>
+            <w:r>
+              <w:rPr>
+                <w:rFonts w:ascii="Calibri" w:hAnsi="Calibri"/>
+                <w:sz w:val="14"/>
+              </w:rPr>
+              <w:t>1.801</w:t>
+            </w:r>
+          </w:p>
+        </w:tc>
+        <w:tc>
+          <w:tcPr>
+            <w:tcW w:type="dxa" w:w="1224"/>
+            <w:vAlign w:val="center"/>
+            <w:tcMar>
+              <w:top w:w="80" w:type="dxa"/>
+              <w:bottom w:w="80" w:type="dxa"/>
+              <w:start w:w="120" w:type="dxa"/>
+              <w:end w:w="120" w:type="dxa"/>
+            </w:tcMar>
+          </w:tcPr>
+          <w:p>
+            <w:pPr>
+              <w:spacing w:after="40" w:line="264" w:lineRule="auto"/>
+            </w:pPr>
+            <w:r>
+              <w:rPr>
+                <w:rFonts w:ascii="Calibri" w:hAnsi="Calibri"/>
+                <w:sz w:val="14"/>
+              </w:rPr>
+              <w:t>0.947</w:t>
+            </w:r>
+          </w:p>
+        </w:tc>
+        <w:tc>
+          <w:tcPr>
+            <w:tcW w:type="dxa" w:w="1296"/>
+            <w:vAlign w:val="center"/>
+            <w:tcMar>
+              <w:top w:w="80" w:type="dxa"/>
+              <w:bottom w:w="80" w:type="dxa"/>
+              <w:start w:w="120" w:type="dxa"/>
+              <w:end w:w="120" w:type="dxa"/>
+            </w:tcMar>
+          </w:tcPr>
+          <w:p>
+            <w:pPr>
+              <w:spacing w:after="40" w:line="264" w:lineRule="auto"/>
+            </w:pPr>
+            <w:r>
+              <w:rPr>
+                <w:rFonts w:ascii="Calibri" w:hAnsi="Calibri"/>
+                <w:sz w:val="14"/>
+              </w:rPr>
+              <w:t>1.000</w:t>
+            </w:r>
+          </w:p>
+        </w:tc>
+      </w:tr>
+    </w:tbl>
+    <w:p>
+      <w:r>
+        <w:t>MetRef CUDA smoke validation used n = 873, p = 375, k = 100, and M = T = 10. The prepared R object occupied 1.08 MB and contained no raw-data field, compared with 2.70 MB for the input matrix; one-time graph/PCA preparation required 0.342 wall seconds. Exact PLS-LDA agreement confirms that prepared P does not alter raw-feature classification when X is also supplied. The KNN difference is expected: P + X uses fixed-graph voting, whereas X uses data-native KNN within each landmark sample. P and bare G agree exactly because stored PCA starts affect visualization initialization, not graph-only label evolution. These figures validate API lifecycle semantics and are not presented as a performance benchmark.</w:t>
+      </w:r>
+    </w:p>
     <w:p>
       <w:pPr>
         <w:pStyle w:val="Heading2"/>
@@ -3918,7 +6965,7 @@
                 <w:rFonts w:ascii="Calibri" w:hAnsi="Calibri"/>
                 <w:sz w:val="14"/>
               </w:rPr>
-              <w:t>Uses supplied neighbor indices/distances directly in CoreKNNGraph and KODAMAMatrixFromGraph.</w:t>
+              <w:t>Uses supplied neighbor indices/distances directly in CoreKNNGraph_CPU and KODAMAMatrixFromGraph; no neighbor index is rebuilt.</w:t>
             </w:r>
           </w:p>
         </w:tc>
@@ -3942,7 +6989,7 @@
                 <w:rFonts w:ascii="Calibri" w:hAnsi="Calibri"/>
                 <w:sz w:val="14"/>
               </w:rPr>
-              <w:t>Accepted as the graph-input path because it preserves the KNN voting mathematics and removes repeated search work.</w:t>
+              <w:t>Preserves graph-based KNN voting mathematics. The precomputed-graph voting kernel is host-resident in the current release; accelerator backends can still execute matrix-side initialization work.</w:t>
             </w:r>
           </w:p>
         </w:tc>
@@ -4072,7 +7119,7 @@
                 <w:rFonts w:ascii="Calibri" w:hAnsi="Calibri"/>
                 <w:sz w:val="14"/>
               </w:rPr>
-              <w:t>When X is unavailable, the graph is transformed into self-tuning normalized Laplacian features before CorePLSLDA.</w:t>
+              <w:t>When X is unavailable, a host kernel transforms the graph into self-tuning normalized Laplacian features before backend-selected CorePLSLDA.</w:t>
             </w:r>
           </w:p>
         </w:tc>
@@ -4096,7 +7143,7 @@
                 <w:rFonts w:ascii="Calibri" w:hAnsi="Calibri"/>
                 <w:sz w:val="14"/>
               </w:rPr>
-              <w:t>Exposed as an optional fallback, not as evidence that graph-only PLS-LDA matches data-input PLS-LDA in all datasets.</w:t>
+              <w:t>Exposed as an optional spectral surrogate, not as evidence that graph-only PLS-LDA matches data-input PLS-LDA in all datasets.</w:t>
             </w:r>
           </w:p>
         </w:tc>
@@ -4179,6 +7226,324 @@
         </w:tc>
       </w:tr>
     </w:tbl>
+    <w:p>
+      <w:pPr>
+        <w:pStyle w:val="Heading2"/>
+      </w:pPr>
+      <w:r>
+        <w:t>KODAMA directly from a KNN matrix</w:t>
+      </w:r>
+    </w:p>
+    <w:p>
+      <w:r>
+        <w:t>The graph-input API represents a KNN matrix as two rectangular arrays with identical shape n by k. Entry I[i,j] is the sample identifier of the jth neighbor of sample i, and D[i,j] is its non-negative dissimilarity. The boundary accepts either zero-based or one-based identifiers, converts them to the internal convention, discards invalid identifiers, self-neighbors, and non-finite distances, clamps negative distances to zero, and retains at most graph.neighbors entries per row. The row order must match the sample order used by every optional label, constraint, and feature vector.</w:t>
+      </w:r>
+    </w:p>
+    <w:p>
+      <w:r>
+        <w:t>For graph-only KNN KODAMA, the supplied graph replaces construction of the global neighbor index and remains the source of neighbors for CV voting, landmark-label projection, and final agreement correction. A deterministic self-tuning normalized-Laplacian representation is still computed once to provide geometry for landmark selection and initial splitting; it does not replace graph-based KNN voting. If the original data matrix X is available, KODAMAMatrixFromGraphData uses float32 X for that geometry while continuing to reuse the supplied graph.</w:t>
+      </w:r>
+    </w:p>
+    <w:p>
+      <w:r>
+        <w:t>PLS-LDA requires a rectangular feature representation. With X supplied, graph-input PLS-LDA uses the ordinary float32 SIMPLS plus latent-space LDA classifier on X. With only I and D supplied, it uses the deterministic self-tuning normalized-Laplacian features described above. This graph-only PLS-LDA route is an explicit spectral surrogate and is not claimed to be numerically equivalent to data-input PLS-LDA. Graph normalization and spectral feature extraction are host operations in the current release; CPU, CUDA, or Metal is then selected for the PLS-LDA evolution.</w:t>
+      </w:r>
+    </w:p>
+    <w:p>
+      <w:r>
+        <w:t>The remaining KODAMA procedure is unchanged: each of M independent runs selects landmarks, initializes at most splitting classes, performs Tcycle proposal and CV updates, and projects its optimized labels to all samples. The output contains the M by n label matrix, one best raw CV accuracy per run, one graph in either base or KODAMA-corrected state, timing fields including graph-feature time, and backend metadata. UMAP or openTSNE can then consume the corrected graph directly; when X is unavailable, visualization reports its graph-only initialization fallback.</w:t>
+      </w:r>
+    </w:p>
+    <w:p>
+      <w:r>
+        <w:t>The R and Python graph-input functions expose the same contract. Python uses the direct snake_case transliteration of dotted R names. Defaults, accepted values, the one-based best-run convention, and returned fields are otherwise aligned.</w:t>
+      </w:r>
+    </w:p>
+    <w:p>
+      <w:pPr>
+        <w:keepLines w:val="0"/>
+        <w:spacing w:before="0" w:after="0" w:line="202" w:lineRule="auto"/>
+        <w:ind w:left="230" w:right="230"/>
+        <w:shd w:fill="F7F9FC"/>
+      </w:pPr>
+      <w:r>
+        <w:rPr>
+          <w:rFonts w:ascii="Courier New" w:hAnsi="Courier New"/>
+          <w:sz w:val="13"/>
+        </w:rPr>
+        <w:t>C++17</w:t>
+      </w:r>
+    </w:p>
+    <w:p>
+      <w:pPr>
+        <w:keepLines w:val="0"/>
+        <w:spacing w:before="0" w:after="0" w:line="202" w:lineRule="auto"/>
+        <w:ind w:left="230" w:right="230"/>
+        <w:shd w:fill="F7F9FC"/>
+      </w:pPr>
+      <w:r>
+        <w:rPr>
+          <w:rFonts w:ascii="Courier New" w:hAnsi="Courier New"/>
+          <w:sz w:val="13"/>
+        </w:rPr>
+        <w:t>kodama::NeighborGraph g{I, D, k};</w:t>
+      </w:r>
+    </w:p>
+    <w:p>
+      <w:pPr>
+        <w:keepLines w:val="0"/>
+        <w:spacing w:before="0" w:after="0" w:line="202" w:lineRule="auto"/>
+        <w:ind w:left="230" w:right="230"/>
+        <w:shd w:fill="F7F9FC"/>
+      </w:pPr>
+      <w:r>
+        <w:rPr>
+          <w:rFonts w:ascii="Courier New" w:hAnsi="Courier New"/>
+          <w:sz w:val="13"/>
+        </w:rPr>
+        <w:t>kodama::KODAMAMatrixOptions opt;</w:t>
+      </w:r>
+    </w:p>
+    <w:p>
+      <w:pPr>
+        <w:keepLines w:val="0"/>
+        <w:spacing w:before="0" w:after="0" w:line="202" w:lineRule="auto"/>
+        <w:ind w:left="230" w:right="230"/>
+        <w:shd w:fill="F7F9FC"/>
+      </w:pPr>
+      <w:r>
+        <w:rPr>
+          <w:rFonts w:ascii="Courier New" w:hAnsi="Courier New"/>
+          <w:sz w:val="13"/>
+        </w:rPr>
+        <w:t>opt.runs = 100; opt.cycles = 100; opt.classifier = kodama::CoreClassifier::KNN;</w:t>
+      </w:r>
+    </w:p>
+    <w:p>
+      <w:pPr>
+        <w:keepLines w:val="0"/>
+        <w:spacing w:before="0" w:after="0" w:line="202" w:lineRule="auto"/>
+        <w:ind w:left="230" w:right="230"/>
+        <w:shd w:fill="F7F9FC"/>
+      </w:pPr>
+      <w:r>
+        <w:rPr>
+          <w:rFonts w:ascii="Courier New" w:hAnsi="Courier New"/>
+          <w:sz w:val="13"/>
+        </w:rPr>
+        <w:t>auto fit = kodama::KODAMAMatrixFromGraph(g, n, {}, {}, {}, opt);</w:t>
+      </w:r>
+    </w:p>
+    <w:p>
+      <w:pPr>
+        <w:keepLines w:val="0"/>
+        <w:spacing w:before="0" w:after="0" w:line="202" w:lineRule="auto"/>
+        <w:ind w:left="230" w:right="230"/>
+        <w:shd w:fill="F7F9FC"/>
+      </w:pPr>
+      <w:r>
+        <w:rPr>
+          <w:rFonts w:ascii="Courier New" w:hAnsi="Courier New"/>
+          <w:sz w:val="13"/>
+        </w:rPr>
+        <w:t xml:space="preserve"> </w:t>
+      </w:r>
+    </w:p>
+    <w:p>
+      <w:pPr>
+        <w:keepLines w:val="0"/>
+        <w:spacing w:before="0" w:after="0" w:line="202" w:lineRule="auto"/>
+        <w:ind w:left="230" w:right="230"/>
+        <w:shd w:fill="F7F9FC"/>
+      </w:pPr>
+      <w:r>
+        <w:rPr>
+          <w:rFonts w:ascii="Courier New" w:hAnsi="Courier New"/>
+          <w:sz w:val="13"/>
+        </w:rPr>
+        <w:t>R</w:t>
+      </w:r>
+    </w:p>
+    <w:p>
+      <w:pPr>
+        <w:keepLines w:val="0"/>
+        <w:spacing w:before="0" w:after="0" w:line="202" w:lineRule="auto"/>
+        <w:ind w:left="230" w:right="230"/>
+        <w:shd w:fill="F7F9FC"/>
+      </w:pPr>
+      <w:r>
+        <w:rPr>
+          <w:rFonts w:ascii="Courier New" w:hAnsi="Courier New"/>
+          <w:sz w:val="13"/>
+        </w:rPr>
+        <w:t>p &lt;- KODAMA.graph(X, k = 100, backend = "cuda")</w:t>
+      </w:r>
+    </w:p>
+    <w:p>
+      <w:pPr>
+        <w:keepLines w:val="0"/>
+        <w:spacing w:before="0" w:after="0" w:line="202" w:lineRule="auto"/>
+        <w:ind w:left="230" w:right="230"/>
+        <w:shd w:fill="F7F9FC"/>
+      </w:pPr>
+      <w:r>
+        <w:rPr>
+          <w:rFonts w:ascii="Courier New" w:hAnsi="Courier New"/>
+          <w:sz w:val="13"/>
+        </w:rPr>
+        <w:t>fit_graph &lt;- KODAMA.matrix(p, classifier = "knn")</w:t>
+      </w:r>
+    </w:p>
+    <w:p>
+      <w:pPr>
+        <w:keepLines w:val="0"/>
+        <w:spacing w:before="0" w:after="0" w:line="202" w:lineRule="auto"/>
+        <w:ind w:left="230" w:right="230"/>
+        <w:shd w:fill="F7F9FC"/>
+      </w:pPr>
+      <w:r>
+        <w:rPr>
+          <w:rFonts w:ascii="Courier New" w:hAnsi="Courier New"/>
+          <w:sz w:val="13"/>
+        </w:rPr>
+        <w:t>fit_graph_x &lt;- KODAMA.matrix(p, raw.data = X, classifier = "pls_lda")</w:t>
+      </w:r>
+    </w:p>
+    <w:p>
+      <w:pPr>
+        <w:keepLines w:val="0"/>
+        <w:spacing w:before="0" w:after="0" w:line="202" w:lineRule="auto"/>
+        <w:ind w:left="230" w:right="230"/>
+        <w:shd w:fill="F7F9FC"/>
+      </w:pPr>
+      <w:r>
+        <w:rPr>
+          <w:rFonts w:ascii="Courier New" w:hAnsi="Courier New"/>
+          <w:sz w:val="13"/>
+        </w:rPr>
+        <w:t>fit_raw &lt;- KODAMA.matrix(X, classifier = "pls_lda")</w:t>
+      </w:r>
+    </w:p>
+    <w:p>
+      <w:pPr>
+        <w:keepLines w:val="0"/>
+        <w:spacing w:before="0" w:after="0" w:line="202" w:lineRule="auto"/>
+        <w:ind w:left="230" w:right="230"/>
+        <w:shd w:fill="F7F9FC"/>
+      </w:pPr>
+      <w:r>
+        <w:rPr>
+          <w:rFonts w:ascii="Courier New" w:hAnsi="Courier New"/>
+          <w:sz w:val="13"/>
+        </w:rPr>
+        <w:t>fit_bare &lt;- KODAMA.matrix(list(indices = I, distances = D), classifier = "knn")</w:t>
+      </w:r>
+    </w:p>
+    <w:p>
+      <w:pPr>
+        <w:keepLines w:val="0"/>
+        <w:spacing w:before="0" w:after="0" w:line="202" w:lineRule="auto"/>
+        <w:ind w:left="230" w:right="230"/>
+        <w:shd w:fill="F7F9FC"/>
+      </w:pPr>
+      <w:r>
+        <w:rPr>
+          <w:rFonts w:ascii="Courier New" w:hAnsi="Courier New"/>
+          <w:sz w:val="13"/>
+        </w:rPr>
+        <w:t xml:space="preserve"> </w:t>
+      </w:r>
+    </w:p>
+    <w:p>
+      <w:pPr>
+        <w:keepLines w:val="0"/>
+        <w:spacing w:before="0" w:after="0" w:line="202" w:lineRule="auto"/>
+        <w:ind w:left="230" w:right="230"/>
+        <w:shd w:fill="F7F9FC"/>
+      </w:pPr>
+      <w:r>
+        <w:rPr>
+          <w:rFonts w:ascii="Courier New" w:hAnsi="Courier New"/>
+          <w:sz w:val="13"/>
+        </w:rPr>
+        <w:t>Python</w:t>
+      </w:r>
+    </w:p>
+    <w:p>
+      <w:pPr>
+        <w:keepLines w:val="0"/>
+        <w:spacing w:before="0" w:after="0" w:line="202" w:lineRule="auto"/>
+        <w:ind w:left="230" w:right="230"/>
+        <w:shd w:fill="F7F9FC"/>
+      </w:pPr>
+      <w:r>
+        <w:rPr>
+          <w:rFonts w:ascii="Courier New" w:hAnsi="Courier New"/>
+          <w:sz w:val="13"/>
+        </w:rPr>
+        <w:t>p = kodama.graph(X, k=100, backend="cuda")</w:t>
+      </w:r>
+    </w:p>
+    <w:p>
+      <w:pPr>
+        <w:keepLines w:val="0"/>
+        <w:spacing w:before="0" w:after="0" w:line="202" w:lineRule="auto"/>
+        <w:ind w:left="230" w:right="230"/>
+        <w:shd w:fill="F7F9FC"/>
+      </w:pPr>
+      <w:r>
+        <w:rPr>
+          <w:rFonts w:ascii="Courier New" w:hAnsi="Courier New"/>
+          <w:sz w:val="13"/>
+        </w:rPr>
+        <w:t>fit_graph = kodama.matrix(p, classifier="knn")</w:t>
+      </w:r>
+    </w:p>
+    <w:p>
+      <w:pPr>
+        <w:keepLines w:val="0"/>
+        <w:spacing w:before="0" w:after="0" w:line="202" w:lineRule="auto"/>
+        <w:ind w:left="230" w:right="230"/>
+        <w:shd w:fill="F7F9FC"/>
+      </w:pPr>
+      <w:r>
+        <w:rPr>
+          <w:rFonts w:ascii="Courier New" w:hAnsi="Courier New"/>
+          <w:sz w:val="13"/>
+        </w:rPr>
+        <w:t>fit_graph_x = kodama.matrix(p, raw_data=X, classifier="pls_lda")</w:t>
+      </w:r>
+    </w:p>
+    <w:p>
+      <w:pPr>
+        <w:keepLines w:val="0"/>
+        <w:spacing w:before="0" w:after="0" w:line="202" w:lineRule="auto"/>
+        <w:ind w:left="230" w:right="230"/>
+        <w:shd w:fill="F7F9FC"/>
+      </w:pPr>
+      <w:r>
+        <w:rPr>
+          <w:rFonts w:ascii="Courier New" w:hAnsi="Courier New"/>
+          <w:sz w:val="13"/>
+        </w:rPr>
+        <w:t>fit_raw = kodama.matrix(X, classifier="pls_lda")</w:t>
+      </w:r>
+    </w:p>
+    <w:p>
+      <w:pPr>
+        <w:keepLines w:val="0"/>
+        <w:spacing w:before="0" w:after="120" w:line="202" w:lineRule="auto"/>
+        <w:ind w:left="230" w:right="230"/>
+        <w:shd w:fill="F7F9FC"/>
+      </w:pPr>
+      <w:r>
+        <w:rPr>
+          <w:rFonts w:ascii="Courier New" w:hAnsi="Courier New"/>
+          <w:sz w:val="13"/>
+        </w:rPr>
+        <w:t>fit_bare = kodama.matrix({"indices": I, "distances": D}, classifier="knn")</w:t>
+      </w:r>
+    </w:p>
     <w:p>
       <w:pPr>
         <w:pStyle w:val="Heading1"/>
@@ -5040,7 +8405,7 @@
                 <w:rFonts w:ascii="Calibri" w:hAnsi="Calibri"/>
                 <w:sz w:val="16"/>
               </w:rPr>
-              <w:t>Keeps KNN and PLS-LDA mathematically shared but implements their dominant operations separately for CPU, CUDA, and Metal.</w:t>
+              <w:t>Keeps each classifier's mathematics consistent across CPU, CUDA, and Metal while implementing its dominant operations separately for each backend.</w:t>
             </w:r>
           </w:p>
         </w:tc>
@@ -8988,6 +12353,11 @@
     <w:p>
       <w:r>
         <w:t>The dependency-light backend experiment was run on macOS with CUDA and OpenMP disabled. The CPU build therefore measures the package-owned HNSW and float32 SIMPLS/LDA implementations, while the Metal build links only Apple system frameworks. CPU/Metal agreement within the documented float32 tolerance is the primary acceptance criterion; timings are secondary evidence.</w:t>
+      </w:r>
+    </w:p>
+    <w:p>
+      <w:r>
+        <w:t>A focused Apple M3 graph benchmark used 4,000 samples, 32 float32 variables, k = 30, and three repeated runs. Before concurrent insertion, the accepted implementation builds a deterministic connected seed containing min(n, max(n_threads + 1, 2 m_HNSW + 1)) points, where m_HNSW is the internal graph connectivity. Parallel HNSW construction required a median 6.722 s with one thread and 1.791 s with four threads, a 3.75-fold scaling gain. The earlier four-thread serial-insertion implementation required 7.248 s, so the accepted implementation was 4.05-fold faster. Four-thread overlap with the one-thread graph had a three-run median of 0.99966. Across 100 repeated four-thread builds of a 600 by 24 test problem with k = 20, minimum and mean brute-force recall were 0.99975 and 0.99987. Both serial and parallel paths must retain at least 0.99 exact-neighbor recall in CTest, and the complete CPU suite passes ThreadSanitizer.</w:t>
       </w:r>
     </w:p>
     <w:p>
@@ -21512,7 +24882,7 @@
           <w:color w:val="555555"/>
           <w:sz w:val="18"/>
         </w:rPr>
-        <w:t>Figure 3. Fixed M = 100 and Tcycle = 100 nonspatial visualization validation. Panels A and B compare truth-label silhouette; panel C reports complete KODAMA.matrix wall time on a logarithmic scale; panel D reports selected-run ARI. Reference labels were used only after optimization.</w:t>
+        <w:t>Figure 3. Fixed M = 100 and Tcycle = 100 matrix-input visualization validation. Panels A and B compare truth-label silhouette; panel C reports complete KODAMA.matrix wall time on a logarithmic scale; panel D reports selected-run ARI. Reference labels were used only after optimization.</w:t>
       </w:r>
     </w:p>
     <w:p>
@@ -23171,7 +26541,7 @@
           <w:color w:val="555555"/>
           <w:sz w:val="18"/>
         </w:rPr>
-        <w:t>Figure 4. Sensitivity of KODAMA quality and runtime to Tcycle and M on named nonspatial datasets.</w:t>
+        <w:t>Figure 4. Sensitivity of KODAMA quality and runtime to Tcycle and M on named matrix-input datasets.</w:t>
       </w:r>
     </w:p>
     <w:p>
@@ -24069,7 +27439,7 @@
                 <w:rFonts w:ascii="Calibri" w:hAnsi="Calibri"/>
                 <w:sz w:val="14"/>
               </w:rPr>
-              <w:t>src/native_knn.cpp implements float32 HNSW search used by KNNCV, CoreKNN, graph construction, and KODAMA.matrix without linking FAISS.</w:t>
+              <w:t>src/native_knn.cpp implements HNSW over contiguous float32 vectors and flat adjacency arrays. It completes a deterministic connected base seed of min(n, max(n_threads + 1, 2 m_HNSW + 1)) points before per-node-locked parallel insertion, cached reciprocal-edge distances, reusable batched candidate workspaces, and batched parallel queries. KNNCV, CoreKNN, graph construction, and KODAMA.matrix use it without linking FAISS.</w:t>
             </w:r>
           </w:p>
         </w:tc>
@@ -24093,7 +27463,7 @@
                 <w:rFonts w:ascii="Calibri" w:hAnsi="Calibri"/>
                 <w:sz w:val="14"/>
               </w:rPr>
-              <w:t>Dependency-free CPU CTest covers folds, prediction accuracy, graph construction, and KODAMA optimization; no FAISS build option remains.</w:t>
+              <w:t>tests/test_cv.cpp requires valid ordered self-excluding graphs and at least 0.99 brute-force recall for both one-thread and four-thread builds. A 100-build stress test records minimum exact recall, while dependency-free CTest covers folds, prediction accuracy, graph construction, and KODAMA optimization; the full CPU suite also passes ThreadSanitizer.</w:t>
             </w:r>
           </w:p>
         </w:tc>
@@ -24117,7 +27487,7 @@
                 <w:rFonts w:ascii="Calibri" w:hAnsi="Calibri"/>
                 <w:sz w:val="14"/>
               </w:rPr>
-              <w:t>On MetRef, native CPU KNNCV reproduced accuracy 0.827033; runtime evidence is reported independently from accelerator paths.</w:t>
+              <w:t>On a 4,000 by 32 Apple M3 benchmark with k = 30, the three-run median was 6.722 s with one thread and 1.791 s with four (3.75x scaling), versus 7.248 s for the previous four-thread path (4.05x improvement). Median one/four-thread graph overlap was 0.99966. Across 100 repeated 600 by 24 builds with k = 20, minimum and mean recall versus brute force were 0.99975 and 0.99987. On MetRef, native CPU KNNCV reproduced accuracy 0.827033.</w:t>
             </w:r>
           </w:p>
         </w:tc>
@@ -24146,7 +27516,7 @@
                 <w:rFonts w:ascii="Calibri" w:hAnsi="Calibri"/>
                 <w:sz w:val="14"/>
               </w:rPr>
-              <w:t>CUDA nearest-neighbor search</w:t>
+              <w:t>Single-owner graph lifecycle</w:t>
             </w:r>
           </w:p>
         </w:tc>
@@ -24170,7 +27540,7 @@
                 <w:rFonts w:ascii="Calibri" w:hAnsi="Calibri"/>
                 <w:sz w:val="14"/>
               </w:rPr>
-              <w:t>src/native_cuda_backend.cu implements package-owned float32 exact KNN, signed-hash IVF-Flat, GPU k-means, resident inverted lists, exact-pilot recall tuning, and bounded row-batched exact k-means assignment; KNNCV_CUDA and CoreKNN call it directly.</w:t>
+              <w:t>src/kodama_matrix.cpp retains global_graph through the independent runs, compacts and optionally fuses rows in place, applies agreement correction in the same buffers, and moves the graph into KODAMAMatrixResult. The result no longer owns base_knn beside knn; R and Python serialize one graph.</w:t>
             </w:r>
           </w:p>
         </w:tc>
@@ -24194,7 +27564,7 @@
                 <w:rFonts w:ascii="Calibri" w:hAnsi="Calibri"/>
                 <w:sz w:val="14"/>
               </w:rPr>
-              <w:t>CUDA tests explicitly exercise exact and IVF index types, tuning metadata, constrained folds, float32 CoreKNN, and end-to-end KODAMAMatrix_CUDA initialization. A clean build and ldd audit exclude FAISS/cuVS/RAFT/RMM; the 44,808-sample release run activates the bounded assignment path across four lanes.</w:t>
+              <w:t>tests/test_cv.cpp compares lazy in-place correction with the edge-agreement formula, verifies stable index and distance storage addresses, and checks storage accounting. Wrapper tests require one knn payload and correction-state metadata.</w:t>
             </w:r>
           </w:p>
         </w:tc>
@@ -24218,7 +27588,7 @@
                 <w:rFonts w:ascii="Calibri" w:hAnsi="Calibri"/>
                 <w:sz w:val="14"/>
               </w:rPr>
-              <w:t>Native IVF spot checks produced 0.973857 in 4.233 s on MNIST70k and 0.816724 in 0.195 s on MetRef. Macosko2015 retina completed M=100/Tcycle=100 in 97.295 s for KNN and 708.579 s for PLS-LDA on a 16 GiB GPU.</w:t>
+              <w:t>For the flow18 dimensions (1,000,021 samples, k = 100), the lifecycle benchmark reduced retained graph capacity from 2,408,050,568 to 808,016,968 bytes and maximum RSS from 2,354,304 to 791,808 KiB (66.4%). The graph ownership/copy phase fell from 0.561 to 0.059 s (89.4%); complete process wall time, including graph creation and a fixed RSS observation hold, fell from 1.60 to 1.07 s.</w:t>
             </w:r>
           </w:p>
         </w:tc>
@@ -24247,7 +27617,7 @@
                 <w:rFonts w:ascii="Calibri" w:hAnsi="Calibri"/>
                 <w:sz w:val="14"/>
               </w:rPr>
-              <w:t>Resident accelerator IVF lifecycle</w:t>
+              <w:t>CUDA nearest-neighbor search</w:t>
             </w:r>
           </w:p>
         </w:tc>
@@ -24271,7 +27641,7 @@
                 <w:rFonts w:ascii="Calibri" w:hAnsi="Calibri"/>
                 <w:sz w:val="14"/>
               </w:rPr>
-              <w:t>src/resident_ivf.cpp exposes a move-only ResidentIVFIndex. CUDA and Metal retain the float32 input, projection, centroids, list offsets, and IDs; assignment accumulation, empty-cluster repair, list counts, prefix offsets, and ID scatter execute on-device.</w:t>
+              <w:t>src/native_cuda_backend.cu implements package-owned float32 exact KNN, signed-hash IVF-Flat, GPU k-means, resident inverted lists, exact-pilot recall tuning, and bounded row-batched exact k-means assignment; KNNCV_CUDA and CoreKNN call it directly.</w:t>
             </w:r>
           </w:p>
         </w:tc>
@@ -24295,7 +27665,7 @@
                 <w:rFonts w:ascii="Calibri" w:hAnsi="Calibri"/>
                 <w:sz w:val="14"/>
               </w:rPr>
-              <w:t>tests/test_cv.cpp and tests/test_metal.cpp build one resident index, run two self-searches, verify self-exclusion and metadata, and require identical indices and distances. tests/test_public_api_0_1.cpp compile-links the ownership and search surface.</w:t>
+              <w:t>CUDA tests explicitly exercise exact and IVF index types, tuning metadata, constrained folds, float32 CoreKNN, and end-to-end KODAMAMatrix_CUDA initialization. A clean build and ldd audit exclude FAISS/cuVS/RAFT/RMM; the 44,808-sample release run activates the bounded assignment path across four lanes.</w:t>
             </w:r>
           </w:p>
         </w:tc>
@@ -24319,7 +27689,7 @@
                 <w:rFonts w:ascii="Calibri" w:hAnsi="Calibri"/>
                 <w:sz w:val="14"/>
               </w:rPr>
-              <w:t>On a deterministic 50,000 by 32 systems microbenchmark, 1,000-query reuse was 3.45x faster than rebuild-plus-search on CUDA and 3.86x faster on Metal, with neighbor overlap 1.000. All-row reuse was 1.12x and 1.07x because search dominated construction.</w:t>
+              <w:t>Native IVF spot checks produced 0.973857 in 4.233 s on MNIST70k and 0.816724 in 0.195 s on MetRef. Macosko2015 retina completed M=100/Tcycle=100 in 97.295 s for KNN and 708.579 s for PLS-LDA on a 16 GiB GPU.</w:t>
             </w:r>
           </w:p>
         </w:tc>
@@ -24348,7 +27718,7 @@
                 <w:rFonts w:ascii="Calibri" w:hAnsi="Calibri"/>
                 <w:sz w:val="14"/>
               </w:rPr>
-              <w:t>Label-aware SIMPLS PLS-LDA</w:t>
+              <w:t>Resident accelerator IVF lifecycle</w:t>
             </w:r>
           </w:p>
         </w:tc>
@@ -24372,7 +27742,7 @@
                 <w:rFonts w:ascii="Calibri" w:hAnsi="Calibri"/>
                 <w:sz w:val="14"/>
               </w:rPr>
-              <w:t>src/plscv.cpp uses label/class inputs in CPU, CUDA, and Metal float32 SIMPLS paths; accelerator implementations avoid dense one-hot responses where possible.</w:t>
+              <w:t>src/resident_ivf.cpp exposes a move-only ResidentIVFIndex. CUDA and Metal retain the float32 input, projection, centroids, list offsets, and IDs; assignment accumulation, empty-cluster repair, list counts, prefix offsets, and ID scatter execute on-device.</w:t>
             </w:r>
           </w:p>
         </w:tc>
@@ -24396,7 +27766,7 @@
                 <w:rFonts w:ascii="Calibri" w:hAnsi="Calibri"/>
                 <w:sz w:val="14"/>
               </w:rPr>
-              <w:t>CPU/CUDA/Metal tests check PLSLDACV sizes, constrained folds, selected component reporting, backend metadata, and accuracy thresholds.</w:t>
+              <w:t>tests/test_cv.cpp and tests/test_metal.cpp build one resident index, run two self-searches, verify self-exclusion and metadata, and require identical indices and distances. tests/test_public_api_0_1.cpp compile-links the ownership and search surface.</w:t>
             </w:r>
           </w:p>
         </w:tc>
@@ -24420,7 +27790,7 @@
                 <w:rFonts w:ascii="Calibri" w:hAnsi="Calibri"/>
                 <w:sz w:val="14"/>
               </w:rPr>
-              <w:t>At audited core commit 9da48ee, the matched MetRef M = 100, Tcycle = 100 PLS-LDA run required 341.648 s on four CPU cores and 270.408 s on CUDA, a 1.26x end-to-end speedup with identical median raw CV accuracy 0.992366; peak host-process memory was 351.4/729.7 MB. In a five-run fixed-50-component kernel check, median PLSLDACV time was 0.790 s on four Mac CPU threads and 0.202 s on Metal (3.90x), with accuracy 0.990836/0.989691. On chiamaka, corresponding kernel medians were 1.294 s on four CPU threads and 0.308 s on CUDA (4.20x), with accuracy differing by at most one sample.</w:t>
+              <w:t>On a deterministic 50,000 by 32 systems microbenchmark, 1,000-query reuse was 3.45x faster than rebuild-plus-search on CUDA and 3.86x faster on Metal, with neighbor overlap 1.000. All-row reuse was 1.12x and 1.07x because search dominated construction.</w:t>
             </w:r>
           </w:p>
         </w:tc>
@@ -24449,7 +27819,7 @@
                 <w:rFonts w:ascii="Calibri" w:hAnsi="Calibri"/>
                 <w:sz w:val="14"/>
               </w:rPr>
-              <w:t>Reusable fold and data buffers</w:t>
+              <w:t>Label-aware SIMPLS PLS-LDA</w:t>
             </w:r>
           </w:p>
         </w:tc>
@@ -24473,7 +27843,7 @@
                 <w:rFonts w:ascii="Calibri" w:hAnsi="Calibri"/>
                 <w:sz w:val="14"/>
               </w:rPr>
-              <w:t>PLSFoldXCacheF in src/plscv.cpp caches fold assignments, train/validation indices, scaled matrices, and CUDA Gram buffers; CoreKNN precomputes fold neighbors.</w:t>
+              <w:t>src/plscv.cpp uses label/class inputs in CPU, CUDA, and Metal float32 SIMPLS paths; accelerator implementations avoid dense one-hot responses where possible.</w:t>
             </w:r>
           </w:p>
         </w:tc>
@@ -24497,7 +27867,7 @@
                 <w:rFonts w:ascii="Calibri" w:hAnsi="Calibri"/>
                 <w:sz w:val="14"/>
               </w:rPr>
-              <w:t>tests/test_cv.cpp checks CoreKNN/CorePLSLDA result sizes, worker/scheduler metadata, and that optimization does not decrease initial CV accuracy.</w:t>
+              <w:t>CPU/CUDA/Metal tests check PLSLDACV sizes, constrained folds, selected component reporting, backend metadata, and accuracy thresholds.</w:t>
             </w:r>
           </w:p>
         </w:tc>
@@ -24521,7 +27891,7 @@
                 <w:rFonts w:ascii="Calibri" w:hAnsi="Calibri"/>
                 <w:sz w:val="14"/>
               </w:rPr>
-              <w:t>CorePLSLDA rows report 26.5x speedup on MetRef and 10.4x speedup on USPS for the CUDA core path.</w:t>
+              <w:t>At audited core commit 9da48ee, the matched MetRef M = 100, Tcycle = 100 PLS-LDA run required 341.648 s on four CPU cores and 270.408 s on CUDA, a 1.26x end-to-end speedup with identical median raw CV accuracy 0.992366; peak host-process memory was 351.4/729.7 MB. In a five-run fixed-50-component kernel check, median PLSLDACV time was 0.790 s on four Mac CPU threads and 0.202 s on Metal (3.90x), with accuracy 0.990836/0.989691. On chiamaka, corresponding kernel medians were 1.294 s on four CPU threads and 0.308 s on CUDA (4.20x), with accuracy differing by at most one sample.</w:t>
             </w:r>
           </w:p>
         </w:tc>
@@ -24550,7 +27920,7 @@
                 <w:rFonts w:ascii="Calibri" w:hAnsi="Calibri"/>
                 <w:sz w:val="14"/>
               </w:rPr>
-              <w:t>Exact-quota landmarking</w:t>
+              <w:t>Reusable fold and data buffers</w:t>
             </w:r>
           </w:p>
         </w:tc>
@@ -24574,7 +27944,7 @@
                 <w:rFonts w:ascii="Calibri" w:hAnsi="Calibri"/>
                 <w:sz w:val="14"/>
               </w:rPr>
-              <w:t>src/kodama_matrix.cpp forms coarse expression strata for matrix input or occupied regular-grid cells for 2D/3D coordinate input, then allocates exact population-proportional quotas by randomized systematic rounding and samples observed rows without replacement.</w:t>
+              <w:t>PLSFoldXCacheF in src/plscv.cpp caches fold assignments, train/validation indices, scaled matrices, and CUDA Gram buffers; CoreKNN precomputes fold neighbors.</w:t>
             </w:r>
           </w:p>
         </w:tc>
@@ -24598,7 +27968,7 @@
                 <w:rFonts w:ascii="Calibri" w:hAnsi="Calibri"/>
                 <w:sz w:val="14"/>
               </w:rPr>
-              <w:t>tests/test_cv.cpp checks exact effective count, represented/occupied strata, automatic grid dimensions, fixed-seed repeatability, and CPU/CUDA landmark-diagnostic parity.</w:t>
+              <w:t>tests/test_cv.cpp checks CoreKNN/CorePLSLDA result sizes, worker/scheduler metadata, and that optimization does not decrease initial CV accuracy.</w:t>
             </w:r>
           </w:p>
         </w:tc>
@@ -24622,7 +27992,7 @@
                 <w:rFonts w:ascii="Calibri" w:hAnsi="Calibri"/>
                 <w:sz w:val="14"/>
               </w:rPr>
-              <w:t>On flow18, 750,016 observed landmarks were selected from 300/300 coarse strata in 0.321 s; the complete M=1, Tcycle=10 CUDA KNN call took 362.348 s, of which 335.079 s was global graph construction.</w:t>
+              <w:t>CorePLSLDA rows report 26.5x speedup on MetRef and 10.4x speedup on USPS for the CUDA core path.</w:t>
             </w:r>
           </w:p>
         </w:tc>
@@ -24651,7 +28021,7 @@
                 <w:rFonts w:ascii="Calibri" w:hAnsi="Calibri"/>
                 <w:sz w:val="14"/>
               </w:rPr>
-              <w:t>Native Apple Metal backend</w:t>
+              <w:t>Exact-quota landmarking</w:t>
             </w:r>
           </w:p>
         </w:tc>
@@ -24675,7 +28045,7 @@
                 <w:rFonts w:ascii="Calibri" w:hAnsi="Calibri"/>
                 <w:sz w:val="14"/>
               </w:rPr>
-              <w:t>src/metal_backend.mm owns persistent Metal state, exact and IVF-Flat KNN, Lloyd k-means, MPS matrix products, label-aware SIMPLS, and latent-space LDA.</w:t>
+              <w:t>src/kodama_matrix.cpp forms coarse matrix-derived strata, allocates exact population-proportional quotas by randomized systematic rounding, and samples rows without replacement.</w:t>
             </w:r>
           </w:p>
         </w:tc>
@@ -24699,7 +28069,7 @@
                 <w:rFonts w:ascii="Calibri" w:hAnsi="Calibri"/>
                 <w:sz w:val="14"/>
               </w:rPr>
-              <w:t>tests/test_metal.cpp exercises exact/IVF KNNCV, graphs, CoreKNN/CorePLSLDA, matrix KODAMA, graph-input KODAMA, and explicit rejection of unavailable Metal clustering.</w:t>
+              <w:t>tests/test_cv.cpp checks the exact effective count, distinct and represented samples, fixed-seed repeatability, and CPU/CUDA landmark-diagnostic parity.</w:t>
             </w:r>
           </w:p>
         </w:tc>
@@ -24723,7 +28093,7 @@
                 <w:rFonts w:ascii="Calibri" w:hAnsi="Calibri"/>
                 <w:sz w:val="14"/>
               </w:rPr>
-              <w:t>MetRef exact KNN and PLS-LDA matched CPU accuracy; MNIST10k recall-tuned IVF preserved exact accuracy while reducing KNNCV time from 2.054 to 1.662 s.</w:t>
+              <w:t>On flow18, 750,016 landmarks were selected from 300/300 coarse matrix strata in 0.321 s; the complete M=1, Tcycle=10 CUDA KNN call took 362.348 s, of which 335.079 s was global graph construction.</w:t>
             </w:r>
           </w:p>
         </w:tc>
@@ -24752,7 +28122,7 @@
                 <w:rFonts w:ascii="Calibri" w:hAnsi="Calibri"/>
                 <w:sz w:val="14"/>
               </w:rPr>
-              <w:t>Graph-input KODAMA</w:t>
+              <w:t>Native Apple Metal backend</w:t>
             </w:r>
           </w:p>
         </w:tc>
@@ -24776,7 +28146,7 @@
                 <w:rFonts w:ascii="Calibri" w:hAnsi="Calibri"/>
                 <w:sz w:val="14"/>
               </w:rPr>
-              <w:t>The graph-input entry points in src/kodama_matrix.cpp accept supplied neighbor indices/distances; the KNN path reuses the graph and the PLS-LDA graph-only path builds self-tuning Laplacian features.</w:t>
+              <w:t>src/metal_backend.mm owns persistent Metal state, exact and IVF-Flat KNN, Lloyd k-means, MPS matrix products, label-aware SIMPLS, and latent-space LDA.</w:t>
             </w:r>
           </w:p>
         </w:tc>
@@ -24800,7 +28170,7 @@
                 <w:rFonts w:ascii="Calibri" w:hAnsi="Calibri"/>
                 <w:sz w:val="14"/>
               </w:rPr>
-              <w:t>R and Python wrapper tests exercise matrix_graph with KNN and PLS-LDA, and C++ tests cover graph construction, clustering, and visualization outputs.</w:t>
+              <w:t>tests/test_metal.cpp exercises exact/IVF KNNCV, graphs, CoreKNN/CorePLSLDA, matrix KODAMA, graph-input KODAMA, and explicit rejection of unavailable Metal clustering.</w:t>
             </w:r>
           </w:p>
         </w:tc>
@@ -24824,7 +28194,7 @@
                 <w:rFonts w:ascii="Calibri" w:hAnsi="Calibri"/>
                 <w:sz w:val="14"/>
               </w:rPr>
-              <w:t>Graph-input is presented as an optional API. The manuscript separately states that graph-only PLS-LDA should not be interpreted as equivalent to data-input PLS-LDA without matched benchmark evidence.</w:t>
+              <w:t>MetRef exact KNN and PLS-LDA matched CPU accuracy; MNIST10k recall-tuned IVF preserved exact accuracy while reducing KNNCV time from 2.054 to 1.662 s.</w:t>
             </w:r>
           </w:p>
         </w:tc>
@@ -24853,6 +28223,107 @@
                 <w:rFonts w:ascii="Calibri" w:hAnsi="Calibri"/>
                 <w:sz w:val="14"/>
               </w:rPr>
+              <w:t>Graph-input KODAMA</w:t>
+            </w:r>
+          </w:p>
+        </w:tc>
+        <w:tc>
+          <w:tcPr>
+            <w:tcW w:type="dxa" w:w="2592"/>
+            <w:vAlign w:val="center"/>
+            <w:tcMar>
+              <w:top w:w="80" w:type="dxa"/>
+              <w:bottom w:w="80" w:type="dxa"/>
+              <w:start w:w="120" w:type="dxa"/>
+              <w:end w:w="120" w:type="dxa"/>
+            </w:tcMar>
+          </w:tcPr>
+          <w:p>
+            <w:pPr>
+              <w:spacing w:after="40" w:line="264" w:lineRule="auto"/>
+            </w:pPr>
+            <w:r>
+              <w:rPr>
+                <w:rFonts w:ascii="Calibri" w:hAnsi="Calibri"/>
+                <w:sz w:val="14"/>
+              </w:rPr>
+              <w:t>The graph-input entry points in src/kodama_matrix.cpp accept supplied neighbor indices/distances; the KNN path reuses the graph and the PLS-LDA graph-only path builds self-tuning Laplacian features.</w:t>
+            </w:r>
+          </w:p>
+        </w:tc>
+        <w:tc>
+          <w:tcPr>
+            <w:tcW w:type="dxa" w:w="2664"/>
+            <w:vAlign w:val="center"/>
+            <w:tcMar>
+              <w:top w:w="80" w:type="dxa"/>
+              <w:bottom w:w="80" w:type="dxa"/>
+              <w:start w:w="120" w:type="dxa"/>
+              <w:end w:w="120" w:type="dxa"/>
+            </w:tcMar>
+          </w:tcPr>
+          <w:p>
+            <w:pPr>
+              <w:spacing w:after="40" w:line="264" w:lineRule="auto"/>
+            </w:pPr>
+            <w:r>
+              <w:rPr>
+                <w:rFonts w:ascii="Calibri" w:hAnsi="Calibri"/>
+                <w:sz w:val="14"/>
+              </w:rPr>
+              <w:t>R and Python wrapper tests exercise matrix_graph with KNN and PLS-LDA, and C++ tests cover graph construction, clustering, and visualization outputs.</w:t>
+            </w:r>
+          </w:p>
+        </w:tc>
+        <w:tc>
+          <w:tcPr>
+            <w:tcW w:type="dxa" w:w="2376"/>
+            <w:vAlign w:val="center"/>
+            <w:tcMar>
+              <w:top w:w="80" w:type="dxa"/>
+              <w:bottom w:w="80" w:type="dxa"/>
+              <w:start w:w="120" w:type="dxa"/>
+              <w:end w:w="120" w:type="dxa"/>
+            </w:tcMar>
+          </w:tcPr>
+          <w:p>
+            <w:pPr>
+              <w:spacing w:after="40" w:line="264" w:lineRule="auto"/>
+            </w:pPr>
+            <w:r>
+              <w:rPr>
+                <w:rFonts w:ascii="Calibri" w:hAnsi="Calibri"/>
+                <w:sz w:val="14"/>
+              </w:rPr>
+              <w:t>Graph-input is presented as an optional API. The manuscript separately states that graph-only PLS-LDA should not be interpreted as equivalent to data-input PLS-LDA without matched benchmark evidence.</w:t>
+            </w:r>
+          </w:p>
+        </w:tc>
+      </w:tr>
+      <w:tr>
+        <w:trPr>
+          <w:cantSplit/>
+        </w:trPr>
+        <w:tc>
+          <w:tcPr>
+            <w:tcW w:type="dxa" w:w="1656"/>
+            <w:vAlign w:val="center"/>
+            <w:tcMar>
+              <w:top w:w="80" w:type="dxa"/>
+              <w:bottom w:w="80" w:type="dxa"/>
+              <w:start w:w="120" w:type="dxa"/>
+              <w:end w:w="120" w:type="dxa"/>
+            </w:tcMar>
+          </w:tcPr>
+          <w:p>
+            <w:pPr>
+              <w:spacing w:after="40" w:line="264" w:lineRule="auto"/>
+            </w:pPr>
+            <w:r>
+              <w:rPr>
+                <w:rFonts w:ascii="Calibri" w:hAnsi="Calibri"/>
+                <w:sz w:val="14"/>
+              </w:rPr>
               <w:t>Float32 randomized PCA</w:t>
             </w:r>
           </w:p>
@@ -24926,6 +28397,107 @@
                 <w:sz w:val="14"/>
               </w:rPr>
               <w:t>PCA is an auxiliary public primitive rather than part of the KODAMA objective. Performance claims will be reported separately from KODAMA.matrix timings when a matched PCA benchmark is archived.</w:t>
+            </w:r>
+          </w:p>
+        </w:tc>
+      </w:tr>
+      <w:tr>
+        <w:trPr>
+          <w:cantSplit/>
+        </w:trPr>
+        <w:tc>
+          <w:tcPr>
+            <w:tcW w:type="dxa" w:w="1656"/>
+            <w:vAlign w:val="center"/>
+            <w:tcMar>
+              <w:top w:w="80" w:type="dxa"/>
+              <w:bottom w:w="80" w:type="dxa"/>
+              <w:start w:w="120" w:type="dxa"/>
+              <w:end w:w="120" w:type="dxa"/>
+            </w:tcMar>
+          </w:tcPr>
+          <w:p>
+            <w:pPr>
+              <w:spacing w:after="40" w:line="264" w:lineRule="auto"/>
+            </w:pPr>
+            <w:r>
+              <w:rPr>
+                <w:rFonts w:ascii="Calibri" w:hAnsi="Calibri"/>
+                <w:sz w:val="14"/>
+              </w:rPr>
+              <w:t>Visualization parity and initialization</w:t>
+            </w:r>
+          </w:p>
+        </w:tc>
+        <w:tc>
+          <w:tcPr>
+            <w:tcW w:type="dxa" w:w="2592"/>
+            <w:vAlign w:val="center"/>
+            <w:tcMar>
+              <w:top w:w="80" w:type="dxa"/>
+              <w:bottom w:w="80" w:type="dxa"/>
+              <w:start w:w="120" w:type="dxa"/>
+              <w:end w:w="120" w:type="dxa"/>
+            </w:tcMar>
+          </w:tcPr>
+          <w:p>
+            <w:pPr>
+              <w:spacing w:after="40" w:line="264" w:lineRule="auto"/>
+            </w:pPr>
+            <w:r>
+              <w:rPr>
+                <w:rFonts w:ascii="Calibri" w:hAnsi="Calibri"/>
+                <w:sz w:val="14"/>
+              </w:rPr>
+              <w:t>src/visualization.cpp exposes KODAMAVisualizationPCAInit and CPU UMAP/openTSNE; the CUDA embedding kernels supply the corresponding accelerator optimizers. KODAMA.matrix builds the full-data graph once before M and, when requested, uses one native PCA to retain both scaled starts. R and Python wrappers enforce explicit/stored/raw/fallback precedence and backend matching, so supplying raw data again does not recompute an already compatible stored start.</w:t>
+            </w:r>
+          </w:p>
+        </w:tc>
+        <w:tc>
+          <w:tcPr>
+            <w:tcW w:type="dxa" w:w="2664"/>
+            <w:vAlign w:val="center"/>
+            <w:tcMar>
+              <w:top w:w="80" w:type="dxa"/>
+              <w:bottom w:w="80" w:type="dxa"/>
+              <w:start w:w="120" w:type="dxa"/>
+              <w:end w:w="120" w:type="dxa"/>
+            </w:tcMar>
+          </w:tcPr>
+          <w:p>
+            <w:pPr>
+              <w:spacing w:after="40" w:line="264" w:lineRule="auto"/>
+            </w:pPr>
+            <w:r>
+              <w:rPr>
+                <w:rFonts w:ascii="Calibri" w:hAnsi="Calibri"/>
+                <w:sz w:val="14"/>
+              </w:rPr>
+              <w:t>C++ tests verify a single graph build for M &gt; 1, both retained initialization matrices, centering, openTSNE scale, backend metadata, and raw-data overloads; wrapper tests verify default stored starts and graph-only fallbacks. A controlled CPU openTSNE comparison at the pinned fastEmbedR revision produced zero maximum and mean coordinate difference.</w:t>
+            </w:r>
+          </w:p>
+        </w:tc>
+        <w:tc>
+          <w:tcPr>
+            <w:tcW w:type="dxa" w:w="2376"/>
+            <w:vAlign w:val="center"/>
+            <w:tcMar>
+              <w:top w:w="80" w:type="dxa"/>
+              <w:bottom w:w="80" w:type="dxa"/>
+              <w:start w:w="120" w:type="dxa"/>
+              <w:end w:w="120" w:type="dxa"/>
+            </w:tcMar>
+          </w:tcPr>
+          <w:p>
+            <w:pPr>
+              <w:spacing w:after="40" w:line="264" w:lineRule="auto"/>
+            </w:pPr>
+            <w:r>
+              <w:rPr>
+                <w:rFonts w:ascii="Calibri" w:hAnsi="Calibri"/>
+                <w:sz w:val="14"/>
+              </w:rPr>
+              <w:t>On flow18 (1,000,021 samples), matched CUDA KNN runs with Tcycle = 100 took 300.314 s for M = 1 and 301.091 s for M = 2; both reported graph_builds = 1, and the added independent 100-cycle search cost only 0.78 s wall time. UMAP graph construction, initialization, schedule, and objective match the pinned source. Later CPU coordinates are assessed by embedding diagnostics rather than bitwise equality because kodama-cpp is float32-native while the compared fastEmbedR R path stores iterative coordinates as doubles.</w:t>
             </w:r>
           </w:p>
         </w:tc>
@@ -25225,7 +28797,7 @@
                 <w:rFonts w:ascii="Calibri" w:hAnsi="Calibri"/>
                 <w:sz w:val="17"/>
               </w:rPr>
-              <w:t>GitHub Actions commit 9da48ee passed CPU core jobs on Linux and macOS, a native Metal job on macOS, R package build/check, and Python installation/pytest.</w:t>
+              <w:t>GitHub Actions commit a32f718 passed the CI, CPU-coverage, and API-documentation workflows, including Linux/macOS CPU, native Metal, and wrapper jobs.</w:t>
             </w:r>
           </w:p>
         </w:tc>
@@ -25331,7 +28903,7 @@
                 <w:rFonts w:ascii="Calibri" w:hAnsi="Calibri"/>
                 <w:sz w:val="17"/>
               </w:rPr>
-              <w:t>CMake install targets, wrapper build scripts, benchmark drivers, SPDX source headers, a pinned provenance matrix, retained third-party license texts, and a checksum-backed license audit are present. Commit 9da48ee and R-wrapper commit 4d5506b are audited candidates; the final clean tag, archive digest, and optional DOI will be inserted only after they are created.</w:t>
+              <w:t>CMake install targets, wrapper build scripts, benchmark drivers, SPDX source headers, a pinned provenance matrix, retained third-party license texts, and a checksum-backed license audit are present. Commit a32f718 and R-wrapper commit 4d5506b are the current candidates; benchmark rows retain their recorded historical commits. The final clean tag, archive digest, and optional DOI will be inserted only after they are created.</w:t>
             </w:r>
           </w:p>
         </w:tc>
@@ -26007,7 +29579,7 @@
                 <w:rFonts w:ascii="Calibri" w:hAnsi="Calibri"/>
                 <w:sz w:val="16"/>
               </w:rPr>
-              <w:t>A clean commit-9da48ee build for compute capability 12.0 used CUDA 13.0 V13.0.88 on chiamaka. CTest passed 3/3 configured license, numerical/core, and public-API tests; the independently installed R wrapper also passed its testthat suite.</w:t>
+              <w:t>Commit a32f718 passed 4/4 configured license, numerical/core, public-API, and float32 smoke tests in the CUDA 13.0 compute-capability-12.0 build on chiamaka.</w:t>
             </w:r>
           </w:p>
         </w:tc>
@@ -26113,7 +29685,7 @@
                 <w:rFonts w:ascii="Calibri" w:hAnsi="Calibri"/>
                 <w:sz w:val="16"/>
               </w:rPr>
-              <w:t>Temporary virtual-environment install against the local CPU build passed pytest: 4/4 tests.</w:t>
+              <w:t>An isolated local package load against the CPU extension passed all six pytest checks, including explicit R/Python signature and default-parity assertions.</w:t>
             </w:r>
           </w:p>
         </w:tc>
@@ -26166,7 +29738,7 @@
                 <w:rFonts w:ascii="Calibri" w:hAnsi="Calibri"/>
                 <w:sz w:val="16"/>
               </w:rPr>
-              <w:t>Commit 9da48ee passed CPU core jobs on Ubuntu and macOS, native Metal on macOS, R package build/check, and Python installation/pytest. Separate coverage and API-documentation workflows also passed.</w:t>
+              <w:t>Commit a32f718 passed CI, CPU-coverage, and API-documentation workflows, including Ubuntu/macOS CPU, native Metal, R/Python, and documentation jobs.</w:t>
             </w:r>
           </w:p>
         </w:tc>
@@ -26466,7 +30038,7 @@
                 <w:rFonts w:ascii="Calibri" w:hAnsi="Calibri"/>
                 <w:sz w:val="16"/>
               </w:rPr>
-              <w:t>MIT snapshots pinned for randomized-PCA policy, UMAP/openTSNE, HNSW, Metal, and exact 2D/3D grid-KNN lineage.</w:t>
+              <w:t>MIT snapshots pinned for randomized-PCA policy, UMAP/openTSNE, HNSW, Metal, and nearest-neighbor implementation lineage.</w:t>
             </w:r>
           </w:p>
         </w:tc>
@@ -26704,7 +30276,7 @@
     </w:p>
     <w:p>
       <w:r>
-        <w:t>The main engineering limitation is that KODAMA performs many cross-validation fits. This makes memory locality, buffer reuse, label compaction, and GPU scheduling as important as asymptotic complexity. The present release includes float32 buffers, fold reuse, label compaction, CUDA kernels, and native Metal KNN and PLS-LDA kernels, but full accelerator-resident batching of independent M runs remains an engineering extension rather than a claim of the current manuscript.</w:t>
+        <w:t>The main engineering limitation is that KODAMA performs many cross-validation fits. This makes memory locality, buffer reuse, label compaction, and GPU scheduling as important as asymptotic complexity. The present release includes float32 buffers, fold reuse, label compaction, a resident full-data graph, persistent per-worker CUDA/Metal classifier workspaces, and native accelerator KNN and PLS-LDA kernels. Landmark selection and proposal control remain host orchestrated; a fully device-side evolutionary state machine is an engineering extension rather than a claim of the current manuscript.</w:t>
       </w:r>
     </w:p>
     <w:p>
@@ -27010,7 +30582,7 @@
           <w:rFonts w:ascii="Courier New" w:hAnsi="Courier New"/>
           <w:sz w:val="14"/>
         </w:rPr>
-        <w:t>score0 &lt;- ObjectiveScore(y0, acc0)</w:t>
+        <w:t>score0 &lt;- ObjectiveScore(F, y0, acc0)</w:t>
       </w:r>
     </w:p>
     <w:p>
@@ -27370,6 +30942,51 @@
           <w:rFonts w:ascii="Courier New" w:hAnsi="Courier New"/>
           <w:sz w:val="14"/>
         </w:rPr>
+        <w:t xml:space="preserve">  if F == PLS-LDA then</w:t>
+      </w:r>
+    </w:p>
+    <w:p>
+      <w:pPr>
+        <w:keepLines w:val="0"/>
+        <w:spacing w:before="0" w:after="0" w:line="211" w:lineRule="auto"/>
+        <w:ind w:left="230" w:right="230"/>
+        <w:shd w:fill="F7F9FC"/>
+      </w:pPr>
+      <w:r>
+        <w:rPr>
+          <w:rFonts w:ascii="Courier New" w:hAnsi="Courier New"/>
+          <w:sz w:val="14"/>
+        </w:rPr>
+        <w:t xml:space="preserve">    y_prop &lt;- PLSLDATransitionCoarsening(y_prop, pred_base, fixed)</w:t>
+      </w:r>
+    </w:p>
+    <w:p>
+      <w:pPr>
+        <w:keepLines w:val="0"/>
+        <w:spacing w:before="0" w:after="0" w:line="211" w:lineRule="auto"/>
+        <w:ind w:left="230" w:right="230"/>
+        <w:shd w:fill="F7F9FC"/>
+      </w:pPr>
+      <w:r>
+        <w:rPr>
+          <w:rFonts w:ascii="Courier New" w:hAnsi="Courier New"/>
+          <w:sz w:val="14"/>
+        </w:rPr>
+        <w:t xml:space="preserve">  end if</w:t>
+      </w:r>
+    </w:p>
+    <w:p>
+      <w:pPr>
+        <w:keepLines w:val="0"/>
+        <w:spacing w:before="0" w:after="0" w:line="211" w:lineRule="auto"/>
+        <w:ind w:left="230" w:right="230"/>
+        <w:shd w:fill="F7F9FC"/>
+      </w:pPr>
+      <w:r>
+        <w:rPr>
+          <w:rFonts w:ascii="Courier New" w:hAnsi="Courier New"/>
+          <w:sz w:val="14"/>
+        </w:rPr>
         <w:t xml:space="preserve">  pred_prop &lt;- CrossValidate(F, X_L, y_prop, folds)  # exactly one CV pass</w:t>
       </w:r>
     </w:p>
@@ -27400,7 +31017,7 @@
           <w:rFonts w:ascii="Courier New" w:hAnsi="Courier New"/>
           <w:sz w:val="14"/>
         </w:rPr>
-        <w:t xml:space="preserve">  score_prop &lt;- ObjectiveScore(y_prop, acc_prop)</w:t>
+        <w:t xml:space="preserve">  score_prop &lt;- ObjectiveScore(F, y_prop, acc_prop)</w:t>
       </w:r>
     </w:p>
     <w:p>
@@ -27791,7 +31408,7 @@
           <w:rFonts w:ascii="Courier New" w:hAnsi="Courier New"/>
           <w:sz w:val="14"/>
         </w:rPr>
-        <w:t xml:space="preserve">  optional coordinates, starting_labels, constrain, fixed</w:t>
+        <w:t xml:space="preserve">  optional starting_labels, constrain, fixed</w:t>
       </w:r>
     </w:p>
     <w:p>
@@ -27881,6 +31498,21 @@
           <w:rFonts w:ascii="Courier New" w:hAnsi="Courier New"/>
           <w:sz w:val="14"/>
         </w:rPr>
+        <w:t xml:space="preserve">  Z_umap, Z_tsne: optional backend-native PCA starts</w:t>
+      </w:r>
+    </w:p>
+    <w:p>
+      <w:pPr>
+        <w:keepLines w:val="0"/>
+        <w:spacing w:before="0" w:after="0" w:line="211" w:lineRule="auto"/>
+        <w:ind w:left="230" w:right="230"/>
+        <w:shd w:fill="F7F9FC"/>
+      </w:pPr>
+      <w:r>
+        <w:rPr>
+          <w:rFonts w:ascii="Courier New" w:hAnsi="Courier New"/>
+          <w:sz w:val="14"/>
+        </w:rPr>
         <w:t xml:space="preserve"> </w:t>
       </w:r>
     </w:p>
@@ -27926,7 +31558,22 @@
           <w:rFonts w:ascii="Courier New" w:hAnsi="Courier New"/>
           <w:sz w:val="14"/>
         </w:rPr>
-        <w:t>G0 &lt;- KNNGraph(X32, graph_neighbors)</w:t>
+        <w:t>G0 &lt;- KNNGraph(X32, graph_neighbors)  # exactly once, before M</w:t>
+      </w:r>
+    </w:p>
+    <w:p>
+      <w:pPr>
+        <w:keepLines w:val="0"/>
+        <w:spacing w:before="0" w:after="0" w:line="211" w:lineRule="auto"/>
+        <w:ind w:left="230" w:right="230"/>
+        <w:shd w:fill="F7F9FC"/>
+      </w:pPr>
+      <w:r>
+        <w:rPr>
+          <w:rFonts w:ascii="Courier New" w:hAnsi="Courier New"/>
+          <w:sz w:val="14"/>
+        </w:rPr>
+        <w:t>Z_umap, Z_tsne &lt;- VisualizationPCAStarts(X32)  # one PCA, if requested</w:t>
       </w:r>
     </w:p>
     <w:p>
@@ -27971,7 +31618,7 @@
           <w:rFonts w:ascii="Courier New" w:hAnsi="Courier New"/>
           <w:sz w:val="14"/>
         </w:rPr>
-        <w:t xml:space="preserve">  if coordinates are supplied then</w:t>
+        <w:t xml:space="preserve">  coarse &lt;- KMeans(X32, splitting, rng)</w:t>
       </w:r>
     </w:p>
     <w:p>
@@ -27986,82 +31633,7 @@
           <w:rFonts w:ascii="Courier New" w:hAnsi="Courier New"/>
           <w:sz w:val="14"/>
         </w:rPr>
-        <w:t xml:space="preserve">    strata &lt;- OccupiedGridCells(coordinates, ceil(L_eff^(1/d)))</w:t>
-      </w:r>
-    </w:p>
-    <w:p>
-      <w:pPr>
-        <w:keepLines w:val="0"/>
-        <w:spacing w:before="0" w:after="0" w:line="211" w:lineRule="auto"/>
-        <w:ind w:left="230" w:right="230"/>
-        <w:shd w:fill="F7F9FC"/>
-      </w:pPr>
-      <w:r>
-        <w:rPr>
-          <w:rFonts w:ascii="Courier New" w:hAnsi="Courier New"/>
-          <w:sz w:val="14"/>
-        </w:rPr>
-        <w:t xml:space="preserve">    L &lt;- QuotaLandmarks(strata, L_eff, rng, ordered=TRUE)</w:t>
-      </w:r>
-    </w:p>
-    <w:p>
-      <w:pPr>
-        <w:keepLines w:val="0"/>
-        <w:spacing w:before="0" w:after="0" w:line="211" w:lineRule="auto"/>
-        <w:ind w:left="230" w:right="230"/>
-        <w:shd w:fill="F7F9FC"/>
-      </w:pPr>
-      <w:r>
-        <w:rPr>
-          <w:rFonts w:ascii="Courier New" w:hAnsi="Courier New"/>
-          <w:sz w:val="14"/>
-        </w:rPr>
-        <w:t xml:space="preserve">  else</w:t>
-      </w:r>
-    </w:p>
-    <w:p>
-      <w:pPr>
-        <w:keepLines w:val="0"/>
-        <w:spacing w:before="0" w:after="0" w:line="211" w:lineRule="auto"/>
-        <w:ind w:left="230" w:right="230"/>
-        <w:shd w:fill="F7F9FC"/>
-      </w:pPr>
-      <w:r>
-        <w:rPr>
-          <w:rFonts w:ascii="Courier New" w:hAnsi="Courier New"/>
-          <w:sz w:val="14"/>
-        </w:rPr>
-        <w:t xml:space="preserve">    coarse &lt;- KMeans(X32, splitting, rng)</w:t>
-      </w:r>
-    </w:p>
-    <w:p>
-      <w:pPr>
-        <w:keepLines w:val="0"/>
-        <w:spacing w:before="0" w:after="0" w:line="211" w:lineRule="auto"/>
-        <w:ind w:left="230" w:right="230"/>
-        <w:shd w:fill="F7F9FC"/>
-      </w:pPr>
-      <w:r>
-        <w:rPr>
-          <w:rFonts w:ascii="Courier New" w:hAnsi="Courier New"/>
-          <w:sz w:val="14"/>
-        </w:rPr>
-        <w:t xml:space="preserve">    L &lt;- QuotaLandmarks(coarse, L_eff, rng, ordered=FALSE)</w:t>
-      </w:r>
-    </w:p>
-    <w:p>
-      <w:pPr>
-        <w:keepLines w:val="0"/>
-        <w:spacing w:before="0" w:after="0" w:line="211" w:lineRule="auto"/>
-        <w:ind w:left="230" w:right="230"/>
-        <w:shd w:fill="F7F9FC"/>
-      </w:pPr>
-      <w:r>
-        <w:rPr>
-          <w:rFonts w:ascii="Courier New" w:hAnsi="Courier New"/>
-          <w:sz w:val="14"/>
-        </w:rPr>
-        <w:t xml:space="preserve">  end if</w:t>
+        <w:t xml:space="preserve">  L &lt;- QuotaLandmarks(coarse, L_eff, rng)</w:t>
       </w:r>
     </w:p>
     <w:p>
@@ -28331,7 +31903,7 @@
           <w:rFonts w:ascii="Courier New" w:hAnsi="Courier New"/>
           <w:sz w:val="14"/>
         </w:rPr>
-        <w:t>G_K &lt;- ReweightGraphByLabelAgreement(G0, C)</w:t>
+        <w:t>G_K &lt;- ReweightGraphByLabelAgreementInPlace(G0, C)</w:t>
       </w:r>
     </w:p>
     <w:p>
@@ -28346,7 +31918,7 @@
           <w:rFonts w:ascii="Courier New" w:hAnsi="Courier New"/>
           <w:sz w:val="14"/>
         </w:rPr>
-        <w:t>return C, A, G_K</w:t>
+        <w:t>return C, A, G_K, Z_umap, Z_tsne</w:t>
       </w:r>
     </w:p>
     <w:p>
@@ -28541,7 +32113,7 @@
           <w:rFonts w:ascii="Courier New" w:hAnsi="Courier New"/>
           <w:sz w:val="14"/>
         </w:rPr>
-        <w:t>ObjectiveScore(y, a):</w:t>
+        <w:t>ObjectiveScore(F, y, a):</w:t>
       </w:r>
     </w:p>
     <w:p>
@@ -28631,7 +32203,7 @@
           <w:rFonts w:ascii="Courier New" w:hAnsi="Courier New"/>
           <w:sz w:val="14"/>
         </w:rPr>
-        <w:t xml:space="preserve">  if class_coarsening then</w:t>
+        <w:t xml:space="preserve">  if F == PLS-LDA and class_coarsening then</w:t>
       </w:r>
     </w:p>
     <w:p>
@@ -28765,7 +32337,7 @@
     </w:p>
     <w:p>
       <w:r>
-        <w:t>The graph-input routine keeps the same label-evolution objective while replacing the initial neighbor search with caller-supplied indices and distances. KNN uses the supplied graph directly; PLS-LDA uses self-tuning Laplacian features only when the original feature matrix is not supplied.</w:t>
+        <w:t>The graph-input routine keeps the applicable classifier-specific label-evolution policy while replacing global neighbor-search construction with caller-supplied indices and distances. KNN voting, label projection, and agreement correction use the supplied graph. When the original feature matrix is absent, self-tuning Laplacian features provide selection and initialization geometry and, for PLS-LDA, the classifier representation.</w:t>
       </w:r>
     </w:p>
     <w:p>
@@ -29037,7 +32609,7 @@
           <w:rFonts w:ascii="Courier New" w:hAnsi="Courier New"/>
           <w:sz w:val="14"/>
         </w:rPr>
-        <w:t>else if F == PLS-LDA then</w:t>
+        <w:t>else</w:t>
       </w:r>
     </w:p>
     <w:p>
@@ -29067,7 +32639,7 @@
           <w:rFonts w:ascii="Courier New" w:hAnsi="Courier New"/>
           <w:sz w:val="14"/>
         </w:rPr>
-        <w:t>else</w:t>
+        <w:t>end if</w:t>
       </w:r>
     </w:p>
     <w:p>
@@ -29082,7 +32654,7 @@
           <w:rFonts w:ascii="Courier New" w:hAnsi="Courier New"/>
           <w:sz w:val="14"/>
         </w:rPr>
-        <w:t xml:space="preserve">  X_work &lt;- empty</w:t>
+        <w:t># For KNN, X_work supplies selection/initialization geometry only;</w:t>
       </w:r>
     </w:p>
     <w:p>
@@ -29097,7 +32669,7 @@
           <w:rFonts w:ascii="Courier New" w:hAnsi="Courier New"/>
           <w:sz w:val="14"/>
         </w:rPr>
-        <w:t>end if</w:t>
+        <w:t># graph voting, projection, and correction continue to use G0.</w:t>
       </w:r>
     </w:p>
     <w:p>
@@ -29412,7 +32984,7 @@
           <w:rFonts w:ascii="Courier New" w:hAnsi="Courier New"/>
           <w:sz w:val="14"/>
         </w:rPr>
-        <w:t>G_K &lt;- ReweightGraphByLabelAgreement(G0, C)</w:t>
+        <w:t>G_K &lt;- ReweightGraphByLabelAgreementInPlace(G0, C)</w:t>
       </w:r>
     </w:p>
     <w:p>
@@ -29462,6 +33034,19 @@
           <w:sz w:val="18"/>
         </w:rPr>
         <w:t>Cacciatore, S., Tenori, L., Luchinat, C., Bennett, P. R., and MacIntyre, D. A. KODAMA: an R package for knowledge discovery and data mining. Bioinformatics, 33(4), 621-623, 2017.</w:t>
+      </w:r>
+    </w:p>
+    <w:p>
+      <w:pPr>
+        <w:spacing w:after="40" w:line="240" w:lineRule="auto"/>
+        <w:ind w:left="360" w:hanging="360"/>
+      </w:pPr>
+      <w:r>
+        <w:rPr>
+          <w:rFonts w:ascii="Calibri" w:hAnsi="Calibri"/>
+          <w:sz w:val="18"/>
+        </w:rPr>
+        <w:t>Abdel-Shafy, E. A., Kassim, M., Vignoli, A., et al. KODAMA enables self-guided weakly supervised learning in spatial transcriptomics. bioRxiv, doi:10.1101/2025.05.28.656544, 2025.</w:t>
       </w:r>
     </w:p>
     <w:p>

--- a/manuscript/kodama_cpp_jmlr_manuscript.docx
+++ b/manuscript/kodama_cpp_jmlr_manuscript.docx
@@ -7391,7 +7391,7 @@
           <w:rFonts w:ascii="Courier New" w:hAnsi="Courier New"/>
           <w:sz w:val="13"/>
         </w:rPr>
-        <w:t>fit_graph &lt;- KODAMA.matrix(p, classifier = "knn")</w:t>
+        <w:t>fit_graph &lt;- KODAMA.matrix(graph = p, classifier = "knn")</w:t>
       </w:r>
     </w:p>
     <w:p>
@@ -7406,7 +7406,7 @@
           <w:rFonts w:ascii="Courier New" w:hAnsi="Courier New"/>
           <w:sz w:val="13"/>
         </w:rPr>
-        <w:t>fit_graph_x &lt;- KODAMA.matrix(p, raw.data = X, classifier = "pls_lda")</w:t>
+        <w:t>fit_graph_x &lt;- KODAMA.matrix(data = X, graph = p, classifier = "pls_lda")</w:t>
       </w:r>
     </w:p>
     <w:p>
@@ -7421,7 +7421,7 @@
           <w:rFonts w:ascii="Courier New" w:hAnsi="Courier New"/>
           <w:sz w:val="13"/>
         </w:rPr>
-        <w:t>fit_raw &lt;- KODAMA.matrix(X, classifier = "pls_lda")</w:t>
+        <w:t>fit_raw &lt;- KODAMA.matrix(data = X, classifier = "pls_lda")</w:t>
       </w:r>
     </w:p>
     <w:p>
@@ -7436,7 +7436,7 @@
           <w:rFonts w:ascii="Courier New" w:hAnsi="Courier New"/>
           <w:sz w:val="13"/>
         </w:rPr>
-        <w:t>fit_bare &lt;- KODAMA.matrix(list(indices = I, distances = D), classifier = "knn")</w:t>
+        <w:t>fit_bare &lt;- KODAMA.matrix(graph = list(indices = I, distances = D), classifier = "knn")</w:t>
       </w:r>
     </w:p>
     <w:p>
@@ -7496,7 +7496,7 @@
           <w:rFonts w:ascii="Courier New" w:hAnsi="Courier New"/>
           <w:sz w:val="13"/>
         </w:rPr>
-        <w:t>fit_graph = kodama.matrix(p, classifier="knn")</w:t>
+        <w:t>fit_graph = kodama.matrix(graph=p, classifier="knn")</w:t>
       </w:r>
     </w:p>
     <w:p>
@@ -7511,7 +7511,7 @@
           <w:rFonts w:ascii="Courier New" w:hAnsi="Courier New"/>
           <w:sz w:val="13"/>
         </w:rPr>
-        <w:t>fit_graph_x = kodama.matrix(p, raw_data=X, classifier="pls_lda")</w:t>
+        <w:t>fit_graph_x = kodama.matrix(data=X, graph=p, classifier="pls_lda")</w:t>
       </w:r>
     </w:p>
     <w:p>
@@ -7526,7 +7526,7 @@
           <w:rFonts w:ascii="Courier New" w:hAnsi="Courier New"/>
           <w:sz w:val="13"/>
         </w:rPr>
-        <w:t>fit_raw = kodama.matrix(X, classifier="pls_lda")</w:t>
+        <w:t>fit_raw = kodama.matrix(data=X, classifier="pls_lda")</w:t>
       </w:r>
     </w:p>
     <w:p>
@@ -7541,7 +7541,7 @@
           <w:rFonts w:ascii="Courier New" w:hAnsi="Courier New"/>
           <w:sz w:val="13"/>
         </w:rPr>
-        <w:t>fit_bare = kodama.matrix({"indices": I, "distances": D}, classifier="knn")</w:t>
+        <w:t>fit_bare = kodama.matrix(graph={"indices": I, "distances": D}, classifier="knn")</w:t>
       </w:r>
     </w:p>
     <w:p>
